--- a/notes/Interview Questions.docx
+++ b/notes/Interview Questions.docx
@@ -432,16 +432,7 @@
           <w:sz w:val="24"/>
           <w:szCs w:val="24"/>
         </w:rPr>
-        <w:t xml:space="preserve">A virtual environment is an isolated Python environment created for a specific project. It allows each project to have its own dependencies and package versions without affecting other projects or the system Python installation. I created </w:t>
-      </w:r>
-      <w:proofErr w:type="gramStart"/>
-      <w:r>
-        <w:rPr>
-          <w:rFonts w:ascii="Aptos" w:hAnsi="Aptos"/>
-          <w:sz w:val="24"/>
-          <w:szCs w:val="24"/>
-        </w:rPr>
-        <w:t>a .</w:t>
+        <w:t>A virtual environment is an isolated Python environment created for a specific project. It allows each project to have its own dependencies and package versions without affecting other projects or the system Python installation. I created a .</w:t>
       </w:r>
       <w:proofErr w:type="spellStart"/>
       <w:r>
@@ -453,7 +444,6 @@
         <w:t>venv</w:t>
       </w:r>
       <w:proofErr w:type="spellEnd"/>
-      <w:proofErr w:type="gramEnd"/>
       <w:r>
         <w:rPr>
           <w:rFonts w:ascii="Aptos" w:hAnsi="Aptos"/>
@@ -500,18 +490,7 @@
           <w:sz w:val="24"/>
           <w:szCs w:val="24"/>
         </w:rPr>
-        <w:t xml:space="preserve">7. Why do we </w:t>
-      </w:r>
-      <w:proofErr w:type="gramStart"/>
-      <w:r>
-        <w:rPr>
-          <w:rFonts w:ascii="Aptos" w:hAnsi="Aptos"/>
-          <w:b/>
-          <w:bCs/>
-          <w:sz w:val="24"/>
-          <w:szCs w:val="24"/>
-        </w:rPr>
-        <w:t>use .</w:t>
+        <w:t>7. Why do we use .</w:t>
       </w:r>
       <w:proofErr w:type="spellStart"/>
       <w:r>
@@ -525,7 +504,6 @@
         <w:t>gitignore</w:t>
       </w:r>
       <w:proofErr w:type="spellEnd"/>
-      <w:proofErr w:type="gramEnd"/>
       <w:r>
         <w:rPr>
           <w:rFonts w:ascii="Aptos" w:hAnsi="Aptos"/>
@@ -545,7 +523,6 @@
           <w:szCs w:val="24"/>
         </w:rPr>
       </w:pPr>
-      <w:proofErr w:type="gramStart"/>
       <w:r>
         <w:rPr>
           <w:rFonts w:ascii="Aptos" w:hAnsi="Aptos"/>
@@ -564,7 +541,6 @@
         <w:t>gitignore</w:t>
       </w:r>
       <w:proofErr w:type="spellEnd"/>
-      <w:proofErr w:type="gramEnd"/>
       <w:r>
         <w:rPr>
           <w:rFonts w:ascii="Aptos" w:hAnsi="Aptos"/>
@@ -817,16 +793,7 @@
           <w:sz w:val="24"/>
           <w:szCs w:val="24"/>
         </w:rPr>
-        <w:t>generate_</w:t>
-      </w:r>
-      <w:proofErr w:type="gramStart"/>
-      <w:r>
-        <w:rPr>
-          <w:rFonts w:ascii="Aptos" w:hAnsi="Aptos"/>
-          <w:sz w:val="24"/>
-          <w:szCs w:val="24"/>
-        </w:rPr>
-        <w:t>content</w:t>
+        <w:t>generate_content</w:t>
       </w:r>
       <w:proofErr w:type="spellEnd"/>
       <w:r>
@@ -835,16 +802,7 @@
           <w:sz w:val="24"/>
           <w:szCs w:val="24"/>
         </w:rPr>
-        <w:t>(</w:t>
-      </w:r>
-      <w:proofErr w:type="gramEnd"/>
-      <w:r>
-        <w:rPr>
-          <w:rFonts w:ascii="Aptos" w:hAnsi="Aptos"/>
-          <w:sz w:val="24"/>
-          <w:szCs w:val="24"/>
-        </w:rPr>
-        <w:t>) to send prompts and receive responses in a simpler and more Pythonic way.</w:t>
+        <w:t>() to send prompts and receive responses in a simpler and more Pythonic way.</w:t>
       </w:r>
     </w:p>
     <w:p>
@@ -902,16 +860,7 @@
           <w:sz w:val="24"/>
           <w:szCs w:val="24"/>
         </w:rPr>
-        <w:t>load_</w:t>
-      </w:r>
-      <w:proofErr w:type="gramStart"/>
-      <w:r>
-        <w:rPr>
-          <w:rFonts w:ascii="Aptos" w:hAnsi="Aptos"/>
-          <w:sz w:val="24"/>
-          <w:szCs w:val="24"/>
-        </w:rPr>
-        <w:t>dotenv</w:t>
+        <w:t>load_dotenv</w:t>
       </w:r>
       <w:proofErr w:type="spellEnd"/>
       <w:r>
@@ -920,16 +869,7 @@
           <w:sz w:val="24"/>
           <w:szCs w:val="24"/>
         </w:rPr>
-        <w:t>(</w:t>
-      </w:r>
-      <w:proofErr w:type="gramEnd"/>
-      <w:r>
-        <w:rPr>
-          <w:rFonts w:ascii="Aptos" w:hAnsi="Aptos"/>
-          <w:sz w:val="24"/>
-          <w:szCs w:val="24"/>
-        </w:rPr>
-        <w:t>)</w:t>
+        <w:t>()</w:t>
       </w:r>
       <w:r>
         <w:rPr>
@@ -958,7 +898,6 @@
         <w:t xml:space="preserve"> = </w:t>
       </w:r>
       <w:proofErr w:type="spellStart"/>
-      <w:proofErr w:type="gramStart"/>
       <w:r>
         <w:rPr>
           <w:rFonts w:ascii="Aptos" w:hAnsi="Aptos"/>
@@ -968,7 +907,6 @@
         <w:t>os.getenv</w:t>
       </w:r>
       <w:proofErr w:type="spellEnd"/>
-      <w:proofErr w:type="gramEnd"/>
       <w:r>
         <w:rPr>
           <w:rFonts w:ascii="Aptos" w:hAnsi="Aptos"/>
@@ -993,16 +931,7 @@
           <w:sz w:val="24"/>
           <w:szCs w:val="24"/>
         </w:rPr>
-        <w:t>load_</w:t>
-      </w:r>
-      <w:proofErr w:type="gramStart"/>
-      <w:r>
-        <w:rPr>
-          <w:rFonts w:ascii="Aptos" w:hAnsi="Aptos"/>
-          <w:sz w:val="24"/>
-          <w:szCs w:val="24"/>
-        </w:rPr>
-        <w:t>dotenv</w:t>
+        <w:t>load_dotenv</w:t>
       </w:r>
       <w:proofErr w:type="spellEnd"/>
       <w:r>
@@ -1011,19 +940,9 @@
           <w:sz w:val="24"/>
           <w:szCs w:val="24"/>
         </w:rPr>
-        <w:t>(</w:t>
-      </w:r>
-      <w:proofErr w:type="gramEnd"/>
-      <w:r>
-        <w:rPr>
-          <w:rFonts w:ascii="Aptos" w:hAnsi="Aptos"/>
-          <w:sz w:val="24"/>
-          <w:szCs w:val="24"/>
-        </w:rPr>
-        <w:t xml:space="preserve">) loads the environment variables from the .env file into the application's environment. Then </w:t>
+        <w:t xml:space="preserve">() loads the environment variables from the .env file into the application's environment. Then </w:t>
       </w:r>
       <w:proofErr w:type="spellStart"/>
-      <w:proofErr w:type="gramStart"/>
       <w:r>
         <w:rPr>
           <w:rFonts w:ascii="Aptos" w:hAnsi="Aptos"/>
@@ -1033,7 +952,6 @@
         <w:t>os.getenv</w:t>
       </w:r>
       <w:proofErr w:type="spellEnd"/>
-      <w:proofErr w:type="gramEnd"/>
       <w:r>
         <w:rPr>
           <w:rFonts w:ascii="Aptos" w:hAnsi="Aptos"/>
@@ -1665,6 +1583,41 @@
         </w:rPr>
         <w:t xml:space="preserve"> without modifying the model itself.</w:t>
       </w:r>
+    </w:p>
+    <w:p>
+      <w:pPr>
+        <w:rPr>
+          <w:rFonts w:ascii="Aptos" w:hAnsi="Aptos"/>
+          <w:sz w:val="24"/>
+          <w:szCs w:val="24"/>
+        </w:rPr>
+      </w:pPr>
+    </w:p>
+    <w:p>
+      <w:pPr>
+        <w:rPr>
+          <w:rFonts w:ascii="Aptos" w:hAnsi="Aptos"/>
+          <w:sz w:val="24"/>
+          <w:szCs w:val="24"/>
+        </w:rPr>
+      </w:pPr>
+      <w:r>
+        <w:rPr>
+          <w:rFonts w:ascii="Aptos" w:hAnsi="Aptos"/>
+          <w:sz w:val="24"/>
+          <w:szCs w:val="24"/>
+        </w:rPr>
+        <w:t>DAY 2</w:t>
+      </w:r>
+    </w:p>
+    <w:p>
+      <w:pPr>
+        <w:rPr>
+          <w:rFonts w:ascii="Aptos" w:hAnsi="Aptos"/>
+          <w:sz w:val="24"/>
+          <w:szCs w:val="24"/>
+        </w:rPr>
+      </w:pPr>
     </w:p>
     <w:p>
       <w:pPr>

--- a/notes/Interview Questions.docx
+++ b/notes/Interview Questions.docx
@@ -102,7 +102,7 @@
           <w:szCs w:val="24"/>
         </w:rPr>
         <w:pict w14:anchorId="5EAF3217">
-          <v:rect id="_x0000_i1145" style="width:0;height:1.5pt" o:hralign="center" o:hrstd="t" o:hr="t" fillcolor="#a0a0a0" stroked="f"/>
+          <v:rect id="_x0000_i1025" style="width:0;height:1.5pt" o:hralign="center" o:hrstd="t" o:hr="t" fillcolor="#a0a0a0" stroked="f"/>
         </w:pict>
       </w:r>
     </w:p>
@@ -195,7 +195,7 @@
           <w:szCs w:val="24"/>
         </w:rPr>
         <w:pict w14:anchorId="02218BC7">
-          <v:rect id="_x0000_i1146" style="width:0;height:1.5pt" o:hralign="center" o:hrstd="t" o:hr="t" fillcolor="#a0a0a0" stroked="f"/>
+          <v:rect id="_x0000_i1026" style="width:0;height:1.5pt" o:hralign="center" o:hrstd="t" o:hr="t" fillcolor="#a0a0a0" stroked="f"/>
         </w:pict>
       </w:r>
     </w:p>
@@ -252,7 +252,7 @@
           <w:szCs w:val="24"/>
         </w:rPr>
         <w:pict w14:anchorId="5BFC0897">
-          <v:rect id="_x0000_i1147" style="width:0;height:1.5pt" o:hralign="center" o:hrstd="t" o:hr="t" fillcolor="#a0a0a0" stroked="f"/>
+          <v:rect id="_x0000_i1027" style="width:0;height:1.5pt" o:hralign="center" o:hrstd="t" o:hr="t" fillcolor="#a0a0a0" stroked="f"/>
         </w:pict>
       </w:r>
     </w:p>
@@ -318,7 +318,7 @@
           <w:szCs w:val="24"/>
         </w:rPr>
         <w:pict w14:anchorId="6EE264A4">
-          <v:rect id="_x0000_i1148" style="width:0;height:1.5pt" o:hralign="center" o:hrstd="t" o:hr="t" fillcolor="#a0a0a0" stroked="f"/>
+          <v:rect id="_x0000_i1028" style="width:0;height:1.5pt" o:hralign="center" o:hrstd="t" o:hr="t" fillcolor="#a0a0a0" stroked="f"/>
         </w:pict>
       </w:r>
     </w:p>
@@ -393,7 +393,7 @@
           <w:szCs w:val="24"/>
         </w:rPr>
         <w:pict w14:anchorId="7E3BEBF9">
-          <v:rect id="_x0000_i1149" style="width:0;height:1.5pt" o:hralign="center" o:hrstd="t" o:hr="t" fillcolor="#a0a0a0" stroked="f"/>
+          <v:rect id="_x0000_i1029" style="width:0;height:1.5pt" o:hralign="center" o:hrstd="t" o:hr="t" fillcolor="#a0a0a0" stroked="f"/>
         </w:pict>
       </w:r>
     </w:p>
@@ -432,7 +432,16 @@
           <w:sz w:val="24"/>
           <w:szCs w:val="24"/>
         </w:rPr>
-        <w:t>A virtual environment is an isolated Python environment created for a specific project. It allows each project to have its own dependencies and package versions without affecting other projects or the system Python installation. I created a .</w:t>
+        <w:t xml:space="preserve">A virtual environment is an isolated Python environment created for a specific project. It allows each project to have its own dependencies and package versions without affecting other projects or the system Python installation. I created </w:t>
+      </w:r>
+      <w:proofErr w:type="gramStart"/>
+      <w:r>
+        <w:rPr>
+          <w:rFonts w:ascii="Aptos" w:hAnsi="Aptos"/>
+          <w:sz w:val="24"/>
+          <w:szCs w:val="24"/>
+        </w:rPr>
+        <w:t>a .</w:t>
       </w:r>
       <w:proofErr w:type="spellStart"/>
       <w:r>
@@ -444,6 +453,7 @@
         <w:t>venv</w:t>
       </w:r>
       <w:proofErr w:type="spellEnd"/>
+      <w:proofErr w:type="gramEnd"/>
       <w:r>
         <w:rPr>
           <w:rFonts w:ascii="Aptos" w:hAnsi="Aptos"/>
@@ -468,7 +478,7 @@
           <w:szCs w:val="24"/>
         </w:rPr>
         <w:pict w14:anchorId="5BD8AE29">
-          <v:rect id="_x0000_i1150" style="width:0;height:1.5pt" o:hralign="center" o:hrstd="t" o:hr="t" fillcolor="#a0a0a0" stroked="f"/>
+          <v:rect id="_x0000_i1030" style="width:0;height:1.5pt" o:hralign="center" o:hrstd="t" o:hr="t" fillcolor="#a0a0a0" stroked="f"/>
         </w:pict>
       </w:r>
     </w:p>
@@ -490,7 +500,18 @@
           <w:sz w:val="24"/>
           <w:szCs w:val="24"/>
         </w:rPr>
-        <w:t>7. Why do we use .</w:t>
+        <w:t xml:space="preserve">7. Why do we </w:t>
+      </w:r>
+      <w:proofErr w:type="gramStart"/>
+      <w:r>
+        <w:rPr>
+          <w:rFonts w:ascii="Aptos" w:hAnsi="Aptos"/>
+          <w:b/>
+          <w:bCs/>
+          <w:sz w:val="24"/>
+          <w:szCs w:val="24"/>
+        </w:rPr>
+        <w:t>use .</w:t>
       </w:r>
       <w:proofErr w:type="spellStart"/>
       <w:r>
@@ -504,6 +525,7 @@
         <w:t>gitignore</w:t>
       </w:r>
       <w:proofErr w:type="spellEnd"/>
+      <w:proofErr w:type="gramEnd"/>
       <w:r>
         <w:rPr>
           <w:rFonts w:ascii="Aptos" w:hAnsi="Aptos"/>
@@ -523,6 +545,7 @@
           <w:szCs w:val="24"/>
         </w:rPr>
       </w:pPr>
+      <w:proofErr w:type="gramStart"/>
       <w:r>
         <w:rPr>
           <w:rFonts w:ascii="Aptos" w:hAnsi="Aptos"/>
@@ -541,6 +564,7 @@
         <w:t>gitignore</w:t>
       </w:r>
       <w:proofErr w:type="spellEnd"/>
+      <w:proofErr w:type="gramEnd"/>
       <w:r>
         <w:rPr>
           <w:rFonts w:ascii="Aptos" w:hAnsi="Aptos"/>
@@ -565,7 +589,7 @@
           <w:szCs w:val="24"/>
         </w:rPr>
         <w:pict w14:anchorId="229E3ABB">
-          <v:rect id="_x0000_i1151" style="width:0;height:1.5pt" o:hralign="center" o:hrstd="t" o:hr="t" fillcolor="#a0a0a0" stroked="f"/>
+          <v:rect id="_x0000_i1031" style="width:0;height:1.5pt" o:hralign="center" o:hrstd="t" o:hr="t" fillcolor="#a0a0a0" stroked="f"/>
         </w:pict>
       </w:r>
     </w:p>
@@ -622,7 +646,7 @@
           <w:szCs w:val="24"/>
         </w:rPr>
         <w:pict w14:anchorId="2B3FD7A0">
-          <v:rect id="_x0000_i1152" style="width:0;height:1.5pt" o:hralign="center" o:hrstd="t" o:hr="t" fillcolor="#a0a0a0" stroked="f"/>
+          <v:rect id="_x0000_i1032" style="width:0;height:1.5pt" o:hralign="center" o:hrstd="t" o:hr="t" fillcolor="#a0a0a0" stroked="f"/>
         </w:pict>
       </w:r>
     </w:p>
@@ -679,7 +703,7 @@
           <w:szCs w:val="24"/>
         </w:rPr>
         <w:pict w14:anchorId="4B3FD7BC">
-          <v:rect id="_x0000_i1153" style="width:0;height:1.5pt" o:hralign="center" o:hrstd="t" o:hr="t" fillcolor="#a0a0a0" stroked="f"/>
+          <v:rect id="_x0000_i1033" style="width:0;height:1.5pt" o:hralign="center" o:hrstd="t" o:hr="t" fillcolor="#a0a0a0" stroked="f"/>
         </w:pict>
       </w:r>
     </w:p>
@@ -745,7 +769,7 @@
           <w:szCs w:val="24"/>
         </w:rPr>
         <w:pict w14:anchorId="6B44337E">
-          <v:rect id="_x0000_i1154" style="width:0;height:1.5pt" o:hralign="center" o:hrstd="t" o:hr="t" fillcolor="#a0a0a0" stroked="f"/>
+          <v:rect id="_x0000_i1034" style="width:0;height:1.5pt" o:hralign="center" o:hrstd="t" o:hr="t" fillcolor="#a0a0a0" stroked="f"/>
         </w:pict>
       </w:r>
     </w:p>
@@ -793,7 +817,16 @@
           <w:sz w:val="24"/>
           <w:szCs w:val="24"/>
         </w:rPr>
-        <w:t>generate_content</w:t>
+        <w:t>generate_</w:t>
+      </w:r>
+      <w:proofErr w:type="gramStart"/>
+      <w:r>
+        <w:rPr>
+          <w:rFonts w:ascii="Aptos" w:hAnsi="Aptos"/>
+          <w:sz w:val="24"/>
+          <w:szCs w:val="24"/>
+        </w:rPr>
+        <w:t>content</w:t>
       </w:r>
       <w:proofErr w:type="spellEnd"/>
       <w:r>
@@ -802,7 +835,16 @@
           <w:sz w:val="24"/>
           <w:szCs w:val="24"/>
         </w:rPr>
-        <w:t>() to send prompts and receive responses in a simpler and more Pythonic way.</w:t>
+        <w:t>(</w:t>
+      </w:r>
+      <w:proofErr w:type="gramEnd"/>
+      <w:r>
+        <w:rPr>
+          <w:rFonts w:ascii="Aptos" w:hAnsi="Aptos"/>
+          <w:sz w:val="24"/>
+          <w:szCs w:val="24"/>
+        </w:rPr>
+        <w:t>) to send prompts and receive responses in a simpler and more Pythonic way.</w:t>
       </w:r>
     </w:p>
     <w:p>
@@ -820,7 +862,7 @@
           <w:szCs w:val="24"/>
         </w:rPr>
         <w:pict w14:anchorId="32784DB4">
-          <v:rect id="_x0000_i1155" style="width:0;height:1.5pt" o:hralign="center" o:hrstd="t" o:hr="t" fillcolor="#a0a0a0" stroked="f"/>
+          <v:rect id="_x0000_i1035" style="width:0;height:1.5pt" o:hralign="center" o:hrstd="t" o:hr="t" fillcolor="#a0a0a0" stroked="f"/>
         </w:pict>
       </w:r>
     </w:p>
@@ -860,7 +902,16 @@
           <w:sz w:val="24"/>
           <w:szCs w:val="24"/>
         </w:rPr>
-        <w:t>load_dotenv</w:t>
+        <w:t>load_</w:t>
+      </w:r>
+      <w:proofErr w:type="gramStart"/>
+      <w:r>
+        <w:rPr>
+          <w:rFonts w:ascii="Aptos" w:hAnsi="Aptos"/>
+          <w:sz w:val="24"/>
+          <w:szCs w:val="24"/>
+        </w:rPr>
+        <w:t>dotenv</w:t>
       </w:r>
       <w:proofErr w:type="spellEnd"/>
       <w:r>
@@ -869,7 +920,16 @@
           <w:sz w:val="24"/>
           <w:szCs w:val="24"/>
         </w:rPr>
-        <w:t>()</w:t>
+        <w:t>(</w:t>
+      </w:r>
+      <w:proofErr w:type="gramEnd"/>
+      <w:r>
+        <w:rPr>
+          <w:rFonts w:ascii="Aptos" w:hAnsi="Aptos"/>
+          <w:sz w:val="24"/>
+          <w:szCs w:val="24"/>
+        </w:rPr>
+        <w:t>)</w:t>
       </w:r>
       <w:r>
         <w:rPr>
@@ -898,6 +958,7 @@
         <w:t xml:space="preserve"> = </w:t>
       </w:r>
       <w:proofErr w:type="spellStart"/>
+      <w:proofErr w:type="gramStart"/>
       <w:r>
         <w:rPr>
           <w:rFonts w:ascii="Aptos" w:hAnsi="Aptos"/>
@@ -907,6 +968,7 @@
         <w:t>os.getenv</w:t>
       </w:r>
       <w:proofErr w:type="spellEnd"/>
+      <w:proofErr w:type="gramEnd"/>
       <w:r>
         <w:rPr>
           <w:rFonts w:ascii="Aptos" w:hAnsi="Aptos"/>
@@ -931,7 +993,16 @@
           <w:sz w:val="24"/>
           <w:szCs w:val="24"/>
         </w:rPr>
-        <w:t>load_dotenv</w:t>
+        <w:t>load_</w:t>
+      </w:r>
+      <w:proofErr w:type="gramStart"/>
+      <w:r>
+        <w:rPr>
+          <w:rFonts w:ascii="Aptos" w:hAnsi="Aptos"/>
+          <w:sz w:val="24"/>
+          <w:szCs w:val="24"/>
+        </w:rPr>
+        <w:t>dotenv</w:t>
       </w:r>
       <w:proofErr w:type="spellEnd"/>
       <w:r>
@@ -940,9 +1011,19 @@
           <w:sz w:val="24"/>
           <w:szCs w:val="24"/>
         </w:rPr>
-        <w:t xml:space="preserve">() loads the environment variables from the .env file into the application's environment. Then </w:t>
+        <w:t>(</w:t>
+      </w:r>
+      <w:proofErr w:type="gramEnd"/>
+      <w:r>
+        <w:rPr>
+          <w:rFonts w:ascii="Aptos" w:hAnsi="Aptos"/>
+          <w:sz w:val="24"/>
+          <w:szCs w:val="24"/>
+        </w:rPr>
+        <w:t xml:space="preserve">) loads the environment variables from the .env file into the application's environment. Then </w:t>
       </w:r>
       <w:proofErr w:type="spellStart"/>
+      <w:proofErr w:type="gramStart"/>
       <w:r>
         <w:rPr>
           <w:rFonts w:ascii="Aptos" w:hAnsi="Aptos"/>
@@ -952,6 +1033,7 @@
         <w:t>os.getenv</w:t>
       </w:r>
       <w:proofErr w:type="spellEnd"/>
+      <w:proofErr w:type="gramEnd"/>
       <w:r>
         <w:rPr>
           <w:rFonts w:ascii="Aptos" w:hAnsi="Aptos"/>
@@ -976,7 +1058,7 @@
           <w:szCs w:val="24"/>
         </w:rPr>
         <w:pict w14:anchorId="4C49BFA4">
-          <v:rect id="_x0000_i1156" style="width:0;height:1.5pt" o:hralign="center" o:hrstd="t" o:hr="t" fillcolor="#a0a0a0" stroked="f"/>
+          <v:rect id="_x0000_i1036" style="width:0;height:1.5pt" o:hralign="center" o:hrstd="t" o:hr="t" fillcolor="#a0a0a0" stroked="f"/>
         </w:pict>
       </w:r>
     </w:p>
@@ -1033,7 +1115,7 @@
           <w:szCs w:val="24"/>
         </w:rPr>
         <w:pict w14:anchorId="4449DAD5">
-          <v:rect id="_x0000_i1157" style="width:0;height:1.5pt" o:hralign="center" o:hrstd="t" o:hr="t" fillcolor="#a0a0a0" stroked="f"/>
+          <v:rect id="_x0000_i1037" style="width:0;height:1.5pt" o:hralign="center" o:hrstd="t" o:hr="t" fillcolor="#a0a0a0" stroked="f"/>
         </w:pict>
       </w:r>
     </w:p>
@@ -1108,7 +1190,7 @@
           <w:szCs w:val="24"/>
         </w:rPr>
         <w:pict w14:anchorId="605CF891">
-          <v:rect id="_x0000_i1158" style="width:0;height:1.5pt" o:hralign="center" o:hrstd="t" o:hr="t" fillcolor="#a0a0a0" stroked="f"/>
+          <v:rect id="_x0000_i1038" style="width:0;height:1.5pt" o:hralign="center" o:hrstd="t" o:hr="t" fillcolor="#a0a0a0" stroked="f"/>
         </w:pict>
       </w:r>
     </w:p>
@@ -1202,7 +1284,7 @@
         </w:rPr>
         <w:lastRenderedPageBreak/>
         <w:pict w14:anchorId="69B8AEAF">
-          <v:rect id="_x0000_i1159" style="width:0;height:1.5pt" o:hralign="center" o:hrstd="t" o:hr="t" fillcolor="#a0a0a0" stroked="f"/>
+          <v:rect id="_x0000_i1039" style="width:0;height:1.5pt" o:hralign="center" o:hrstd="t" o:hr="t" fillcolor="#a0a0a0" stroked="f"/>
         </w:pict>
       </w:r>
     </w:p>
@@ -1259,7 +1341,7 @@
           <w:szCs w:val="24"/>
         </w:rPr>
         <w:pict w14:anchorId="6D1271DF">
-          <v:rect id="_x0000_i1160" style="width:0;height:1.5pt" o:hralign="center" o:hrstd="t" o:hr="t" fillcolor="#a0a0a0" stroked="f"/>
+          <v:rect id="_x0000_i1040" style="width:0;height:1.5pt" o:hralign="center" o:hrstd="t" o:hr="t" fillcolor="#a0a0a0" stroked="f"/>
         </w:pict>
       </w:r>
     </w:p>
@@ -1316,7 +1398,7 @@
           <w:szCs w:val="24"/>
         </w:rPr>
         <w:pict w14:anchorId="77A77357">
-          <v:rect id="_x0000_i1161" style="width:0;height:1.5pt" o:hralign="center" o:hrstd="t" o:hr="t" fillcolor="#a0a0a0" stroked="f"/>
+          <v:rect id="_x0000_i1041" style="width:0;height:1.5pt" o:hralign="center" o:hrstd="t" o:hr="t" fillcolor="#a0a0a0" stroked="f"/>
         </w:pict>
       </w:r>
     </w:p>
@@ -1373,7 +1455,7 @@
           <w:szCs w:val="24"/>
         </w:rPr>
         <w:pict w14:anchorId="6E00D035">
-          <v:rect id="_x0000_i1162" style="width:0;height:1.5pt" o:hralign="center" o:hrstd="t" o:hr="t" fillcolor="#a0a0a0" stroked="f"/>
+          <v:rect id="_x0000_i1042" style="width:0;height:1.5pt" o:hralign="center" o:hrstd="t" o:hr="t" fillcolor="#a0a0a0" stroked="f"/>
         </w:pict>
       </w:r>
     </w:p>
@@ -1430,7 +1512,7 @@
           <w:szCs w:val="24"/>
         </w:rPr>
         <w:pict w14:anchorId="304067FB">
-          <v:rect id="_x0000_i1163" style="width:0;height:1.5pt" o:hralign="center" o:hrstd="t" o:hr="t" fillcolor="#a0a0a0" stroked="f"/>
+          <v:rect id="_x0000_i1043" style="width:0;height:1.5pt" o:hralign="center" o:hrstd="t" o:hr="t" fillcolor="#a0a0a0" stroked="f"/>
         </w:pict>
       </w:r>
     </w:p>
@@ -1523,7 +1605,7 @@
           <w:szCs w:val="24"/>
         </w:rPr>
         <w:pict w14:anchorId="31E1E339">
-          <v:rect id="_x0000_i1164" style="width:0;height:1.5pt" o:hralign="center" o:hrstd="t" o:hr="t" fillcolor="#a0a0a0" stroked="f"/>
+          <v:rect id="_x0000_i1044" style="width:0;height:1.5pt" o:hralign="center" o:hrstd="t" o:hr="t" fillcolor="#a0a0a0" stroked="f"/>
         </w:pict>
       </w:r>
     </w:p>
@@ -1597,18 +1679,1635 @@
       <w:pPr>
         <w:rPr>
           <w:rFonts w:ascii="Aptos" w:hAnsi="Aptos"/>
-          <w:sz w:val="24"/>
-          <w:szCs w:val="24"/>
-        </w:rPr>
-      </w:pPr>
-      <w:r>
-        <w:rPr>
-          <w:rFonts w:ascii="Aptos" w:hAnsi="Aptos"/>
+          <w:b/>
+          <w:bCs/>
+          <w:color w:val="0070C0"/>
+          <w:sz w:val="24"/>
+          <w:szCs w:val="24"/>
+        </w:rPr>
+      </w:pPr>
+      <w:r>
+        <w:rPr>
+          <w:rFonts w:ascii="Aptos" w:hAnsi="Aptos"/>
+          <w:b/>
+          <w:bCs/>
+          <w:color w:val="0070C0"/>
           <w:sz w:val="24"/>
           <w:szCs w:val="24"/>
         </w:rPr>
         <w:t>DAY 2</w:t>
       </w:r>
+    </w:p>
+    <w:p>
+      <w:pPr>
+        <w:pStyle w:val="ListParagraph"/>
+        <w:numPr>
+          <w:ilvl w:val="0"/>
+          <w:numId w:val="1"/>
+        </w:numPr>
+        <w:rPr>
+          <w:rFonts w:ascii="Aptos" w:hAnsi="Aptos"/>
+          <w:b/>
+          <w:bCs/>
+          <w:sz w:val="24"/>
+          <w:szCs w:val="24"/>
+        </w:rPr>
+      </w:pPr>
+      <w:r>
+        <w:rPr>
+          <w:rFonts w:ascii="Aptos" w:hAnsi="Aptos"/>
+          <w:b/>
+          <w:bCs/>
+          <w:sz w:val="24"/>
+          <w:szCs w:val="24"/>
+        </w:rPr>
+        <w:t>"I saw in your project that you created an Agent class. Why did you use a class instead of writing a normal function?"</w:t>
+      </w:r>
+    </w:p>
+    <w:p>
+      <w:pPr>
+        <w:rPr>
+          <w:rFonts w:ascii="Aptos" w:hAnsi="Aptos"/>
+          <w:sz w:val="24"/>
+          <w:szCs w:val="24"/>
+        </w:rPr>
+      </w:pPr>
+      <w:r>
+        <w:rPr>
+          <w:rFonts w:ascii="Aptos" w:hAnsi="Aptos"/>
+          <w:sz w:val="24"/>
+          <w:szCs w:val="24"/>
+        </w:rPr>
+        <w:t xml:space="preserve">I used a class because I wanted to represent an AI agent as an object with its own properties and </w:t>
+      </w:r>
+      <w:proofErr w:type="spellStart"/>
+      <w:r>
+        <w:rPr>
+          <w:rFonts w:ascii="Aptos" w:hAnsi="Aptos"/>
+          <w:sz w:val="24"/>
+          <w:szCs w:val="24"/>
+        </w:rPr>
+        <w:t>behavior</w:t>
+      </w:r>
+      <w:proofErr w:type="spellEnd"/>
+      <w:r>
+        <w:rPr>
+          <w:rFonts w:ascii="Aptos" w:hAnsi="Aptos"/>
+          <w:sz w:val="24"/>
+          <w:szCs w:val="24"/>
+        </w:rPr>
+        <w:t xml:space="preserve">. Every agent has attributes like its name and role, and it also has </w:t>
+      </w:r>
+      <w:proofErr w:type="spellStart"/>
+      <w:r>
+        <w:rPr>
+          <w:rFonts w:ascii="Aptos" w:hAnsi="Aptos"/>
+          <w:sz w:val="24"/>
+          <w:szCs w:val="24"/>
+        </w:rPr>
+        <w:t>behaviors</w:t>
+      </w:r>
+      <w:proofErr w:type="spellEnd"/>
+      <w:r>
+        <w:rPr>
+          <w:rFonts w:ascii="Aptos" w:hAnsi="Aptos"/>
+          <w:sz w:val="24"/>
+          <w:szCs w:val="24"/>
+        </w:rPr>
+        <w:t xml:space="preserve"> like responding to messages. If I used only functions, I would have to repeatedly pass the name and role every time. Using a class groups related data and </w:t>
+      </w:r>
+      <w:proofErr w:type="spellStart"/>
+      <w:r>
+        <w:rPr>
+          <w:rFonts w:ascii="Aptos" w:hAnsi="Aptos"/>
+          <w:sz w:val="24"/>
+          <w:szCs w:val="24"/>
+        </w:rPr>
+        <w:t>behavior</w:t>
+      </w:r>
+      <w:proofErr w:type="spellEnd"/>
+      <w:r>
+        <w:rPr>
+          <w:rFonts w:ascii="Aptos" w:hAnsi="Aptos"/>
+          <w:sz w:val="24"/>
+          <w:szCs w:val="24"/>
+        </w:rPr>
+        <w:t xml:space="preserve"> together, making the code more organized, reusable, and scalable. This approach is also commonly used in AI frameworks like </w:t>
+      </w:r>
+      <w:proofErr w:type="spellStart"/>
+      <w:r>
+        <w:rPr>
+          <w:rFonts w:ascii="Aptos" w:hAnsi="Aptos"/>
+          <w:sz w:val="24"/>
+          <w:szCs w:val="24"/>
+        </w:rPr>
+        <w:t>LangChain</w:t>
+      </w:r>
+      <w:proofErr w:type="spellEnd"/>
+      <w:r>
+        <w:rPr>
+          <w:rFonts w:ascii="Aptos" w:hAnsi="Aptos"/>
+          <w:sz w:val="24"/>
+          <w:szCs w:val="24"/>
+        </w:rPr>
+        <w:t xml:space="preserve"> and </w:t>
+      </w:r>
+      <w:proofErr w:type="spellStart"/>
+      <w:r>
+        <w:rPr>
+          <w:rFonts w:ascii="Aptos" w:hAnsi="Aptos"/>
+          <w:sz w:val="24"/>
+          <w:szCs w:val="24"/>
+        </w:rPr>
+        <w:t>LangGraph</w:t>
+      </w:r>
+      <w:proofErr w:type="spellEnd"/>
+      <w:r>
+        <w:rPr>
+          <w:rFonts w:ascii="Aptos" w:hAnsi="Aptos"/>
+          <w:sz w:val="24"/>
+          <w:szCs w:val="24"/>
+        </w:rPr>
+        <w:t>.</w:t>
+      </w:r>
+    </w:p>
+    <w:p>
+      <w:pPr>
+        <w:rPr>
+          <w:rFonts w:ascii="Aptos" w:hAnsi="Aptos"/>
+          <w:sz w:val="24"/>
+          <w:szCs w:val="24"/>
+        </w:rPr>
+      </w:pPr>
+    </w:p>
+    <w:p>
+      <w:pPr>
+        <w:pStyle w:val="ListParagraph"/>
+        <w:numPr>
+          <w:ilvl w:val="0"/>
+          <w:numId w:val="1"/>
+        </w:numPr>
+        <w:rPr>
+          <w:rFonts w:ascii="Aptos" w:hAnsi="Aptos"/>
+          <w:b/>
+          <w:bCs/>
+          <w:sz w:val="24"/>
+          <w:szCs w:val="24"/>
+        </w:rPr>
+      </w:pPr>
+      <w:r>
+        <w:rPr>
+          <w:rFonts w:ascii="Aptos" w:hAnsi="Aptos"/>
+          <w:b/>
+          <w:bCs/>
+          <w:sz w:val="24"/>
+          <w:szCs w:val="24"/>
+        </w:rPr>
+        <w:t>"What exactly is an object?"</w:t>
+      </w:r>
+    </w:p>
+    <w:p>
+      <w:pPr>
+        <w:rPr>
+          <w:rFonts w:ascii="Aptos" w:hAnsi="Aptos"/>
+          <w:sz w:val="24"/>
+          <w:szCs w:val="24"/>
+        </w:rPr>
+      </w:pPr>
+      <w:r>
+        <w:rPr>
+          <w:rFonts w:ascii="Aptos" w:hAnsi="Aptos"/>
+          <w:sz w:val="24"/>
+          <w:szCs w:val="24"/>
+        </w:rPr>
+        <w:t>An object is an instance of a class. A class is like a blueprint, while an object is the actual thing created from that blueprint. For example, my Agent class is the blueprint, and teacher, recruiter, and analyst are different objects created from it. They all share the same structure but contain different values.</w:t>
+      </w:r>
+    </w:p>
+    <w:p>
+      <w:pPr>
+        <w:rPr>
+          <w:rFonts w:ascii="Aptos" w:hAnsi="Aptos"/>
+          <w:sz w:val="24"/>
+          <w:szCs w:val="24"/>
+        </w:rPr>
+      </w:pPr>
+    </w:p>
+    <w:p>
+      <w:pPr>
+        <w:pStyle w:val="ListParagraph"/>
+        <w:numPr>
+          <w:ilvl w:val="0"/>
+          <w:numId w:val="1"/>
+        </w:numPr>
+        <w:rPr>
+          <w:rFonts w:ascii="Aptos" w:hAnsi="Aptos"/>
+          <w:b/>
+          <w:bCs/>
+          <w:sz w:val="24"/>
+          <w:szCs w:val="24"/>
+        </w:rPr>
+      </w:pPr>
+      <w:r>
+        <w:rPr>
+          <w:rFonts w:ascii="Aptos" w:hAnsi="Aptos"/>
+          <w:b/>
+          <w:bCs/>
+          <w:sz w:val="24"/>
+          <w:szCs w:val="24"/>
+        </w:rPr>
+        <w:t>"What is the purpose of __</w:t>
+      </w:r>
+      <w:proofErr w:type="spellStart"/>
+      <w:r>
+        <w:rPr>
+          <w:rFonts w:ascii="Aptos" w:hAnsi="Aptos"/>
+          <w:b/>
+          <w:bCs/>
+          <w:sz w:val="24"/>
+          <w:szCs w:val="24"/>
+        </w:rPr>
+        <w:t>init</w:t>
+      </w:r>
+      <w:proofErr w:type="spellEnd"/>
+      <w:r>
+        <w:rPr>
+          <w:rFonts w:ascii="Aptos" w:hAnsi="Aptos"/>
+          <w:b/>
+          <w:bCs/>
+          <w:sz w:val="24"/>
+          <w:szCs w:val="24"/>
+        </w:rPr>
+        <w:t>_</w:t>
+      </w:r>
+      <w:proofErr w:type="gramStart"/>
+      <w:r>
+        <w:rPr>
+          <w:rFonts w:ascii="Aptos" w:hAnsi="Aptos"/>
+          <w:b/>
+          <w:bCs/>
+          <w:sz w:val="24"/>
+          <w:szCs w:val="24"/>
+        </w:rPr>
+        <w:t>_(</w:t>
+      </w:r>
+      <w:proofErr w:type="gramEnd"/>
+      <w:r>
+        <w:rPr>
+          <w:rFonts w:ascii="Aptos" w:hAnsi="Aptos"/>
+          <w:b/>
+          <w:bCs/>
+          <w:sz w:val="24"/>
+          <w:szCs w:val="24"/>
+        </w:rPr>
+        <w:t>)?"</w:t>
+      </w:r>
+    </w:p>
+    <w:p>
+      <w:pPr>
+        <w:rPr>
+          <w:rFonts w:ascii="Aptos" w:hAnsi="Aptos"/>
+          <w:sz w:val="24"/>
+          <w:szCs w:val="24"/>
+        </w:rPr>
+      </w:pPr>
+      <w:r>
+        <w:rPr>
+          <w:rFonts w:ascii="Aptos" w:hAnsi="Aptos"/>
+          <w:sz w:val="24"/>
+          <w:szCs w:val="24"/>
+        </w:rPr>
+        <w:t>The __</w:t>
+      </w:r>
+      <w:proofErr w:type="spellStart"/>
+      <w:r>
+        <w:rPr>
+          <w:rFonts w:ascii="Aptos" w:hAnsi="Aptos"/>
+          <w:sz w:val="24"/>
+          <w:szCs w:val="24"/>
+        </w:rPr>
+        <w:t>init</w:t>
+      </w:r>
+      <w:proofErr w:type="spellEnd"/>
+      <w:r>
+        <w:rPr>
+          <w:rFonts w:ascii="Aptos" w:hAnsi="Aptos"/>
+          <w:sz w:val="24"/>
+          <w:szCs w:val="24"/>
+        </w:rPr>
+        <w:t>_</w:t>
+      </w:r>
+      <w:proofErr w:type="gramStart"/>
+      <w:r>
+        <w:rPr>
+          <w:rFonts w:ascii="Aptos" w:hAnsi="Aptos"/>
+          <w:sz w:val="24"/>
+          <w:szCs w:val="24"/>
+        </w:rPr>
+        <w:t>_(</w:t>
+      </w:r>
+      <w:proofErr w:type="gramEnd"/>
+      <w:r>
+        <w:rPr>
+          <w:rFonts w:ascii="Aptos" w:hAnsi="Aptos"/>
+          <w:sz w:val="24"/>
+          <w:szCs w:val="24"/>
+        </w:rPr>
+        <w:t>) method is called automatically whenever an object is created. It is used to initialize the object's attributes. In my Agent class, I used it to assign the agent's name and role when creating a new agent. This way, every object starts with the required information.</w:t>
+      </w:r>
+    </w:p>
+    <w:p>
+      <w:pPr>
+        <w:rPr>
+          <w:rFonts w:ascii="Aptos" w:hAnsi="Aptos"/>
+          <w:sz w:val="24"/>
+          <w:szCs w:val="24"/>
+        </w:rPr>
+      </w:pPr>
+    </w:p>
+    <w:p>
+      <w:pPr>
+        <w:pStyle w:val="ListParagraph"/>
+        <w:numPr>
+          <w:ilvl w:val="0"/>
+          <w:numId w:val="1"/>
+        </w:numPr>
+        <w:rPr>
+          <w:rFonts w:ascii="Aptos" w:hAnsi="Aptos"/>
+          <w:b/>
+          <w:bCs/>
+          <w:sz w:val="24"/>
+          <w:szCs w:val="24"/>
+        </w:rPr>
+      </w:pPr>
+      <w:r>
+        <w:rPr>
+          <w:rFonts w:ascii="Aptos" w:hAnsi="Aptos"/>
+          <w:b/>
+          <w:bCs/>
+          <w:sz w:val="24"/>
+          <w:szCs w:val="24"/>
+        </w:rPr>
+        <w:t xml:space="preserve">"What does </w:t>
+      </w:r>
+      <w:proofErr w:type="spellStart"/>
+      <w:r>
+        <w:rPr>
+          <w:rFonts w:ascii="Aptos" w:hAnsi="Aptos"/>
+          <w:b/>
+          <w:bCs/>
+          <w:sz w:val="24"/>
+          <w:szCs w:val="24"/>
+        </w:rPr>
+        <w:t>self mean</w:t>
+      </w:r>
+      <w:proofErr w:type="spellEnd"/>
+      <w:r>
+        <w:rPr>
+          <w:rFonts w:ascii="Aptos" w:hAnsi="Aptos"/>
+          <w:b/>
+          <w:bCs/>
+          <w:sz w:val="24"/>
+          <w:szCs w:val="24"/>
+        </w:rPr>
+        <w:t>?"</w:t>
+      </w:r>
+    </w:p>
+    <w:p>
+      <w:pPr>
+        <w:rPr>
+          <w:rFonts w:ascii="Aptos" w:hAnsi="Aptos"/>
+          <w:sz w:val="24"/>
+          <w:szCs w:val="24"/>
+        </w:rPr>
+      </w:pPr>
+      <w:r>
+        <w:rPr>
+          <w:rFonts w:ascii="Aptos" w:hAnsi="Aptos"/>
+          <w:sz w:val="24"/>
+          <w:szCs w:val="24"/>
+        </w:rPr>
+        <w:t>self refers to the current object that is using the method. It allows each object to access its own attributes and methods. For example, when I create multiple Agent objects, self.name refers to the name of that specific agent, not all agents.</w:t>
+      </w:r>
+    </w:p>
+    <w:p>
+      <w:pPr>
+        <w:rPr>
+          <w:rFonts w:ascii="Aptos" w:hAnsi="Aptos"/>
+          <w:sz w:val="24"/>
+          <w:szCs w:val="24"/>
+        </w:rPr>
+      </w:pPr>
+    </w:p>
+    <w:p>
+      <w:pPr>
+        <w:pStyle w:val="ListParagraph"/>
+        <w:numPr>
+          <w:ilvl w:val="0"/>
+          <w:numId w:val="1"/>
+        </w:numPr>
+        <w:rPr>
+          <w:rFonts w:ascii="Aptos" w:hAnsi="Aptos"/>
+          <w:b/>
+          <w:bCs/>
+          <w:sz w:val="24"/>
+          <w:szCs w:val="24"/>
+        </w:rPr>
+      </w:pPr>
+      <w:r>
+        <w:rPr>
+          <w:rFonts w:ascii="Aptos" w:hAnsi="Aptos"/>
+          <w:b/>
+          <w:bCs/>
+          <w:sz w:val="24"/>
+          <w:szCs w:val="24"/>
+        </w:rPr>
+        <w:t>"Can you explain your Agent class?"</w:t>
+      </w:r>
+    </w:p>
+    <w:p>
+      <w:pPr>
+        <w:rPr>
+          <w:rFonts w:ascii="Aptos" w:hAnsi="Aptos"/>
+          <w:sz w:val="24"/>
+          <w:szCs w:val="24"/>
+        </w:rPr>
+      </w:pPr>
+      <w:r>
+        <w:rPr>
+          <w:rFonts w:ascii="Aptos" w:hAnsi="Aptos"/>
+          <w:sz w:val="24"/>
+          <w:szCs w:val="24"/>
+        </w:rPr>
+        <w:lastRenderedPageBreak/>
+        <w:t xml:space="preserve">I created a simple Agent class with two attributes, name and role, and one method called </w:t>
+      </w:r>
+      <w:proofErr w:type="gramStart"/>
+      <w:r>
+        <w:rPr>
+          <w:rFonts w:ascii="Aptos" w:hAnsi="Aptos"/>
+          <w:sz w:val="24"/>
+          <w:szCs w:val="24"/>
+        </w:rPr>
+        <w:t>respond(</w:t>
+      </w:r>
+      <w:proofErr w:type="gramEnd"/>
+      <w:r>
+        <w:rPr>
+          <w:rFonts w:ascii="Aptos" w:hAnsi="Aptos"/>
+          <w:sz w:val="24"/>
+          <w:szCs w:val="24"/>
+        </w:rPr>
+        <w:t>). The purpose was to understand how AI agents can be represented using object-oriented programming. Although my current respond method only prints a message, later I can replace that logic with an LLM call, turning it into an actual AI agent.</w:t>
+      </w:r>
+    </w:p>
+    <w:p>
+      <w:pPr>
+        <w:rPr>
+          <w:rFonts w:ascii="Aptos" w:hAnsi="Aptos"/>
+          <w:sz w:val="24"/>
+          <w:szCs w:val="24"/>
+        </w:rPr>
+      </w:pPr>
+    </w:p>
+    <w:p>
+      <w:pPr>
+        <w:pStyle w:val="ListParagraph"/>
+        <w:numPr>
+          <w:ilvl w:val="0"/>
+          <w:numId w:val="1"/>
+        </w:numPr>
+        <w:rPr>
+          <w:rFonts w:ascii="Aptos" w:hAnsi="Aptos"/>
+          <w:sz w:val="24"/>
+          <w:szCs w:val="24"/>
+        </w:rPr>
+      </w:pPr>
+      <w:r>
+        <w:rPr>
+          <w:rFonts w:ascii="Aptos" w:hAnsi="Aptos"/>
+          <w:b/>
+          <w:bCs/>
+          <w:sz w:val="24"/>
+          <w:szCs w:val="24"/>
+        </w:rPr>
+        <w:t>"Suppose you want 100 AI agents. Would you create 100 classes?"</w:t>
+      </w:r>
+    </w:p>
+    <w:p>
+      <w:pPr>
+        <w:rPr>
+          <w:rFonts w:ascii="Aptos" w:hAnsi="Aptos"/>
+          <w:sz w:val="24"/>
+          <w:szCs w:val="24"/>
+        </w:rPr>
+      </w:pPr>
+      <w:r>
+        <w:rPr>
+          <w:rFonts w:ascii="Aptos" w:hAnsi="Aptos"/>
+          <w:sz w:val="24"/>
+          <w:szCs w:val="24"/>
+        </w:rPr>
+        <w:t xml:space="preserve">No. I would create one Agent class and then create 100 objects from it. Each object would have different values like name or role, but all of them would share the same </w:t>
+      </w:r>
+      <w:proofErr w:type="spellStart"/>
+      <w:r>
+        <w:rPr>
+          <w:rFonts w:ascii="Aptos" w:hAnsi="Aptos"/>
+          <w:sz w:val="24"/>
+          <w:szCs w:val="24"/>
+        </w:rPr>
+        <w:t>behavior</w:t>
+      </w:r>
+      <w:proofErr w:type="spellEnd"/>
+      <w:r>
+        <w:rPr>
+          <w:rFonts w:ascii="Aptos" w:hAnsi="Aptos"/>
+          <w:sz w:val="24"/>
+          <w:szCs w:val="24"/>
+        </w:rPr>
+        <w:t>. This avoids code duplication and makes the application easier to maintain.</w:t>
+      </w:r>
+    </w:p>
+    <w:p>
+      <w:pPr>
+        <w:rPr>
+          <w:rFonts w:ascii="Aptos" w:hAnsi="Aptos"/>
+          <w:sz w:val="24"/>
+          <w:szCs w:val="24"/>
+        </w:rPr>
+      </w:pPr>
+    </w:p>
+    <w:p>
+      <w:pPr>
+        <w:pStyle w:val="ListParagraph"/>
+        <w:numPr>
+          <w:ilvl w:val="0"/>
+          <w:numId w:val="1"/>
+        </w:numPr>
+        <w:rPr>
+          <w:rFonts w:ascii="Aptos" w:hAnsi="Aptos"/>
+          <w:b/>
+          <w:bCs/>
+          <w:sz w:val="24"/>
+          <w:szCs w:val="24"/>
+        </w:rPr>
+      </w:pPr>
+      <w:r>
+        <w:rPr>
+          <w:rFonts w:ascii="Aptos" w:hAnsi="Aptos"/>
+          <w:b/>
+          <w:bCs/>
+          <w:sz w:val="24"/>
+          <w:szCs w:val="24"/>
+        </w:rPr>
+        <w:t>"I noticed you used methods inside your class. What is a method?"</w:t>
+      </w:r>
+    </w:p>
+    <w:p>
+      <w:pPr>
+        <w:rPr>
+          <w:rFonts w:ascii="Aptos" w:hAnsi="Aptos"/>
+          <w:sz w:val="24"/>
+          <w:szCs w:val="24"/>
+        </w:rPr>
+      </w:pPr>
+      <w:r>
+        <w:rPr>
+          <w:rFonts w:ascii="Aptos" w:hAnsi="Aptos"/>
+          <w:sz w:val="24"/>
+          <w:szCs w:val="24"/>
+        </w:rPr>
+        <w:t xml:space="preserve">A method is simply a function that belongs to a class. It defines the </w:t>
+      </w:r>
+      <w:proofErr w:type="spellStart"/>
+      <w:r>
+        <w:rPr>
+          <w:rFonts w:ascii="Aptos" w:hAnsi="Aptos"/>
+          <w:sz w:val="24"/>
+          <w:szCs w:val="24"/>
+        </w:rPr>
+        <w:t>behavior</w:t>
+      </w:r>
+      <w:proofErr w:type="spellEnd"/>
+      <w:r>
+        <w:rPr>
+          <w:rFonts w:ascii="Aptos" w:hAnsi="Aptos"/>
+          <w:sz w:val="24"/>
+          <w:szCs w:val="24"/>
+        </w:rPr>
+        <w:t xml:space="preserve"> of an object. In my project, </w:t>
+      </w:r>
+      <w:proofErr w:type="gramStart"/>
+      <w:r>
+        <w:rPr>
+          <w:rFonts w:ascii="Aptos" w:hAnsi="Aptos"/>
+          <w:sz w:val="24"/>
+          <w:szCs w:val="24"/>
+        </w:rPr>
+        <w:t>respond(</w:t>
+      </w:r>
+      <w:proofErr w:type="gramEnd"/>
+      <w:r>
+        <w:rPr>
+          <w:rFonts w:ascii="Aptos" w:hAnsi="Aptos"/>
+          <w:sz w:val="24"/>
+          <w:szCs w:val="24"/>
+        </w:rPr>
+        <w:t>) is a method because it describes how an agent should respond when it receives a message.</w:t>
+      </w:r>
+    </w:p>
+    <w:p>
+      <w:pPr>
+        <w:rPr>
+          <w:rFonts w:ascii="Aptos" w:hAnsi="Aptos"/>
+          <w:sz w:val="24"/>
+          <w:szCs w:val="24"/>
+        </w:rPr>
+      </w:pPr>
+    </w:p>
+    <w:p>
+      <w:pPr>
+        <w:pStyle w:val="ListParagraph"/>
+        <w:numPr>
+          <w:ilvl w:val="0"/>
+          <w:numId w:val="1"/>
+        </w:numPr>
+        <w:rPr>
+          <w:rFonts w:ascii="Aptos" w:hAnsi="Aptos"/>
+          <w:b/>
+          <w:bCs/>
+          <w:sz w:val="24"/>
+          <w:szCs w:val="24"/>
+        </w:rPr>
+      </w:pPr>
+      <w:r>
+        <w:rPr>
+          <w:rFonts w:ascii="Aptos" w:hAnsi="Aptos"/>
+          <w:b/>
+          <w:bCs/>
+          <w:sz w:val="24"/>
+          <w:szCs w:val="24"/>
+        </w:rPr>
+        <w:t>"I saw that you used try and except in your chatbot. Why?"</w:t>
+      </w:r>
+    </w:p>
+    <w:p>
+      <w:pPr>
+        <w:rPr>
+          <w:rFonts w:ascii="Aptos" w:hAnsi="Aptos"/>
+          <w:sz w:val="24"/>
+          <w:szCs w:val="24"/>
+        </w:rPr>
+      </w:pPr>
+      <w:r>
+        <w:rPr>
+          <w:rFonts w:ascii="Aptos" w:hAnsi="Aptos"/>
+          <w:sz w:val="24"/>
+          <w:szCs w:val="24"/>
+        </w:rPr>
+        <w:t>AI applications depend on external APIs, so many things can go wrong, such as network issues, invalid API keys, or service errors. Using try and except prevents the program from crashing and allows us to handle errors gracefully while informing the user.</w:t>
+      </w:r>
+    </w:p>
+    <w:p>
+      <w:pPr>
+        <w:rPr>
+          <w:rFonts w:ascii="Aptos" w:hAnsi="Aptos"/>
+          <w:sz w:val="24"/>
+          <w:szCs w:val="24"/>
+        </w:rPr>
+      </w:pPr>
+    </w:p>
+    <w:p>
+      <w:pPr>
+        <w:pStyle w:val="ListParagraph"/>
+        <w:numPr>
+          <w:ilvl w:val="0"/>
+          <w:numId w:val="1"/>
+        </w:numPr>
+        <w:rPr>
+          <w:rFonts w:ascii="Aptos" w:hAnsi="Aptos"/>
+          <w:b/>
+          <w:bCs/>
+          <w:sz w:val="24"/>
+          <w:szCs w:val="24"/>
+        </w:rPr>
+      </w:pPr>
+      <w:r>
+        <w:rPr>
+          <w:rFonts w:ascii="Aptos" w:hAnsi="Aptos"/>
+          <w:b/>
+          <w:bCs/>
+          <w:sz w:val="24"/>
+          <w:szCs w:val="24"/>
+        </w:rPr>
+        <w:t>"What kind of exceptions do you expect in AI applications?"</w:t>
+      </w:r>
+    </w:p>
+    <w:p>
+      <w:pPr>
+        <w:rPr>
+          <w:rFonts w:ascii="Aptos" w:hAnsi="Aptos"/>
+          <w:sz w:val="24"/>
+          <w:szCs w:val="24"/>
+        </w:rPr>
+      </w:pPr>
+      <w:r>
+        <w:rPr>
+          <w:rFonts w:ascii="Aptos" w:hAnsi="Aptos"/>
+          <w:sz w:val="24"/>
+          <w:szCs w:val="24"/>
+        </w:rPr>
+        <w:t>Common exceptions include network failures, authentication errors caused by invalid API keys, rate limit errors when sending too many requests, file reading errors, JSON parsing errors, and user input errors. Handling these exceptions improves the reliability of the application.</w:t>
+      </w:r>
+    </w:p>
+    <w:p>
+      <w:pPr>
+        <w:rPr>
+          <w:rFonts w:ascii="Aptos" w:hAnsi="Aptos"/>
+          <w:sz w:val="24"/>
+          <w:szCs w:val="24"/>
+        </w:rPr>
+      </w:pPr>
+    </w:p>
+    <w:p>
+      <w:pPr>
+        <w:pStyle w:val="ListParagraph"/>
+        <w:numPr>
+          <w:ilvl w:val="0"/>
+          <w:numId w:val="1"/>
+        </w:numPr>
+        <w:rPr>
+          <w:rFonts w:ascii="Aptos" w:hAnsi="Aptos"/>
+          <w:b/>
+          <w:bCs/>
+          <w:sz w:val="24"/>
+          <w:szCs w:val="24"/>
+        </w:rPr>
+      </w:pPr>
+      <w:r>
+        <w:rPr>
+          <w:rFonts w:ascii="Aptos" w:hAnsi="Aptos"/>
+          <w:b/>
+          <w:bCs/>
+          <w:sz w:val="24"/>
+          <w:szCs w:val="24"/>
+        </w:rPr>
+        <w:t>"I saw you created a JSON file. Why is JSON used so much in AI?"</w:t>
+      </w:r>
+    </w:p>
+    <w:p>
+      <w:pPr>
+        <w:rPr>
+          <w:rFonts w:ascii="Aptos" w:hAnsi="Aptos"/>
+          <w:sz w:val="24"/>
+          <w:szCs w:val="24"/>
+        </w:rPr>
+      </w:pPr>
+      <w:r>
+        <w:rPr>
+          <w:rFonts w:ascii="Aptos" w:hAnsi="Aptos"/>
+          <w:sz w:val="24"/>
+          <w:szCs w:val="24"/>
+        </w:rPr>
+        <w:t>JSON is lightweight, easy for humans to read, and easy for programs to process. AI applications frequently exchange structured data using JSON, such as prompts, responses, configuration files, API requests, and outputs. Many AI APIs also return responses in JSON format.</w:t>
+      </w:r>
+    </w:p>
+    <w:p>
+      <w:pPr>
+        <w:rPr>
+          <w:rFonts w:ascii="Aptos" w:hAnsi="Aptos"/>
+          <w:sz w:val="24"/>
+          <w:szCs w:val="24"/>
+        </w:rPr>
+      </w:pPr>
+    </w:p>
+    <w:p>
+      <w:pPr>
+        <w:pStyle w:val="ListParagraph"/>
+        <w:numPr>
+          <w:ilvl w:val="0"/>
+          <w:numId w:val="1"/>
+        </w:numPr>
+        <w:rPr>
+          <w:rFonts w:ascii="Aptos" w:hAnsi="Aptos"/>
+          <w:b/>
+          <w:bCs/>
+          <w:sz w:val="24"/>
+          <w:szCs w:val="24"/>
+        </w:rPr>
+      </w:pPr>
+      <w:r>
+        <w:rPr>
+          <w:rFonts w:ascii="Aptos" w:hAnsi="Aptos"/>
+          <w:b/>
+          <w:bCs/>
+          <w:sz w:val="24"/>
+          <w:szCs w:val="24"/>
+        </w:rPr>
+        <w:t>"What is the difference between a Python dictionary and JSON?"</w:t>
+      </w:r>
+    </w:p>
+    <w:p>
+      <w:pPr>
+        <w:rPr>
+          <w:rFonts w:ascii="Aptos" w:hAnsi="Aptos"/>
+          <w:sz w:val="24"/>
+          <w:szCs w:val="24"/>
+        </w:rPr>
+      </w:pPr>
+      <w:r>
+        <w:rPr>
+          <w:rFonts w:ascii="Aptos" w:hAnsi="Aptos"/>
+          <w:sz w:val="24"/>
+          <w:szCs w:val="24"/>
+        </w:rPr>
+        <w:t xml:space="preserve">A Python dictionary is an in-memory Python data structure, whereas JSON is a text format used for storing or exchanging structured data. We often convert dictionaries </w:t>
+      </w:r>
+      <w:r>
+        <w:rPr>
+          <w:rFonts w:ascii="Aptos" w:hAnsi="Aptos"/>
+          <w:sz w:val="24"/>
+          <w:szCs w:val="24"/>
+        </w:rPr>
+        <w:lastRenderedPageBreak/>
+        <w:t>into JSON when saving data to a file or sending it through an API, and convert JSON back into dictionaries when reading it.</w:t>
+      </w:r>
+    </w:p>
+    <w:p>
+      <w:pPr>
+        <w:rPr>
+          <w:rFonts w:ascii="Aptos" w:hAnsi="Aptos"/>
+          <w:sz w:val="24"/>
+          <w:szCs w:val="24"/>
+        </w:rPr>
+      </w:pPr>
+    </w:p>
+    <w:p>
+      <w:pPr>
+        <w:pStyle w:val="ListParagraph"/>
+        <w:numPr>
+          <w:ilvl w:val="0"/>
+          <w:numId w:val="1"/>
+        </w:numPr>
+        <w:rPr>
+          <w:rFonts w:ascii="Aptos" w:hAnsi="Aptos"/>
+          <w:b/>
+          <w:bCs/>
+          <w:sz w:val="24"/>
+          <w:szCs w:val="24"/>
+        </w:rPr>
+      </w:pPr>
+      <w:r>
+        <w:rPr>
+          <w:rFonts w:ascii="Aptos" w:hAnsi="Aptos"/>
+          <w:b/>
+          <w:bCs/>
+          <w:sz w:val="24"/>
+          <w:szCs w:val="24"/>
+        </w:rPr>
+        <w:t>"What are *</w:t>
+      </w:r>
+      <w:proofErr w:type="spellStart"/>
+      <w:r>
+        <w:rPr>
+          <w:rFonts w:ascii="Aptos" w:hAnsi="Aptos"/>
+          <w:b/>
+          <w:bCs/>
+          <w:sz w:val="24"/>
+          <w:szCs w:val="24"/>
+        </w:rPr>
+        <w:t>args</w:t>
+      </w:r>
+      <w:proofErr w:type="spellEnd"/>
+      <w:r>
+        <w:rPr>
+          <w:rFonts w:ascii="Aptos" w:hAnsi="Aptos"/>
+          <w:b/>
+          <w:bCs/>
+          <w:sz w:val="24"/>
+          <w:szCs w:val="24"/>
+        </w:rPr>
+        <w:t xml:space="preserve"> and **</w:t>
+      </w:r>
+      <w:proofErr w:type="spellStart"/>
+      <w:r>
+        <w:rPr>
+          <w:rFonts w:ascii="Aptos" w:hAnsi="Aptos"/>
+          <w:b/>
+          <w:bCs/>
+          <w:sz w:val="24"/>
+          <w:szCs w:val="24"/>
+        </w:rPr>
+        <w:t>kwargs</w:t>
+      </w:r>
+      <w:proofErr w:type="spellEnd"/>
+      <w:r>
+        <w:rPr>
+          <w:rFonts w:ascii="Aptos" w:hAnsi="Aptos"/>
+          <w:b/>
+          <w:bCs/>
+          <w:sz w:val="24"/>
+          <w:szCs w:val="24"/>
+        </w:rPr>
+        <w:t>?"</w:t>
+      </w:r>
+    </w:p>
+    <w:p>
+      <w:pPr>
+        <w:rPr>
+          <w:rFonts w:ascii="Aptos" w:hAnsi="Aptos"/>
+          <w:sz w:val="24"/>
+          <w:szCs w:val="24"/>
+        </w:rPr>
+      </w:pPr>
+      <w:r>
+        <w:rPr>
+          <w:rFonts w:ascii="Aptos" w:hAnsi="Aptos"/>
+          <w:sz w:val="24"/>
+          <w:szCs w:val="24"/>
+        </w:rPr>
+        <w:t>*</w:t>
+      </w:r>
+      <w:proofErr w:type="spellStart"/>
+      <w:proofErr w:type="gramStart"/>
+      <w:r>
+        <w:rPr>
+          <w:rFonts w:ascii="Aptos" w:hAnsi="Aptos"/>
+          <w:sz w:val="24"/>
+          <w:szCs w:val="24"/>
+        </w:rPr>
+        <w:t>args</w:t>
+      </w:r>
+      <w:proofErr w:type="spellEnd"/>
+      <w:proofErr w:type="gramEnd"/>
+      <w:r>
+        <w:rPr>
+          <w:rFonts w:ascii="Aptos" w:hAnsi="Aptos"/>
+          <w:sz w:val="24"/>
+          <w:szCs w:val="24"/>
+        </w:rPr>
+        <w:t xml:space="preserve"> allows a function to accept any number of positional arguments, while **</w:t>
+      </w:r>
+      <w:proofErr w:type="spellStart"/>
+      <w:r>
+        <w:rPr>
+          <w:rFonts w:ascii="Aptos" w:hAnsi="Aptos"/>
+          <w:sz w:val="24"/>
+          <w:szCs w:val="24"/>
+        </w:rPr>
+        <w:t>kwargs</w:t>
+      </w:r>
+      <w:proofErr w:type="spellEnd"/>
+      <w:r>
+        <w:rPr>
+          <w:rFonts w:ascii="Aptos" w:hAnsi="Aptos"/>
+          <w:sz w:val="24"/>
+          <w:szCs w:val="24"/>
+        </w:rPr>
+        <w:t xml:space="preserve"> allows a function to accept any number of keyword arguments. They make functions more flexible, which is useful in AI frameworks where different optional parameters may be passed.</w:t>
+      </w:r>
+    </w:p>
+    <w:p>
+      <w:pPr>
+        <w:rPr>
+          <w:rFonts w:ascii="Aptos" w:hAnsi="Aptos"/>
+          <w:sz w:val="24"/>
+          <w:szCs w:val="24"/>
+        </w:rPr>
+      </w:pPr>
+    </w:p>
+    <w:p>
+      <w:pPr>
+        <w:pStyle w:val="ListParagraph"/>
+        <w:numPr>
+          <w:ilvl w:val="0"/>
+          <w:numId w:val="1"/>
+        </w:numPr>
+        <w:rPr>
+          <w:rFonts w:ascii="Aptos" w:hAnsi="Aptos"/>
+          <w:b/>
+          <w:bCs/>
+          <w:sz w:val="24"/>
+          <w:szCs w:val="24"/>
+        </w:rPr>
+      </w:pPr>
+      <w:r>
+        <w:rPr>
+          <w:rFonts w:ascii="Aptos" w:hAnsi="Aptos"/>
+          <w:b/>
+          <w:bCs/>
+          <w:sz w:val="24"/>
+          <w:szCs w:val="24"/>
+        </w:rPr>
+        <w:t>"Did you use *</w:t>
+      </w:r>
+      <w:proofErr w:type="spellStart"/>
+      <w:r>
+        <w:rPr>
+          <w:rFonts w:ascii="Aptos" w:hAnsi="Aptos"/>
+          <w:b/>
+          <w:bCs/>
+          <w:sz w:val="24"/>
+          <w:szCs w:val="24"/>
+        </w:rPr>
+        <w:t>args</w:t>
+      </w:r>
+      <w:proofErr w:type="spellEnd"/>
+      <w:r>
+        <w:rPr>
+          <w:rFonts w:ascii="Aptos" w:hAnsi="Aptos"/>
+          <w:b/>
+          <w:bCs/>
+          <w:sz w:val="24"/>
+          <w:szCs w:val="24"/>
+        </w:rPr>
+        <w:t xml:space="preserve"> or **</w:t>
+      </w:r>
+      <w:proofErr w:type="spellStart"/>
+      <w:r>
+        <w:rPr>
+          <w:rFonts w:ascii="Aptos" w:hAnsi="Aptos"/>
+          <w:b/>
+          <w:bCs/>
+          <w:sz w:val="24"/>
+          <w:szCs w:val="24"/>
+        </w:rPr>
+        <w:t>kwargs</w:t>
+      </w:r>
+      <w:proofErr w:type="spellEnd"/>
+      <w:r>
+        <w:rPr>
+          <w:rFonts w:ascii="Aptos" w:hAnsi="Aptos"/>
+          <w:b/>
+          <w:bCs/>
+          <w:sz w:val="24"/>
+          <w:szCs w:val="24"/>
+        </w:rPr>
+        <w:t xml:space="preserve"> in your project?"</w:t>
+      </w:r>
+    </w:p>
+    <w:p>
+      <w:pPr>
+        <w:rPr>
+          <w:rFonts w:ascii="Aptos" w:hAnsi="Aptos"/>
+          <w:sz w:val="24"/>
+          <w:szCs w:val="24"/>
+        </w:rPr>
+      </w:pPr>
+      <w:r>
+        <w:rPr>
+          <w:rFonts w:ascii="Aptos" w:hAnsi="Aptos"/>
+          <w:sz w:val="24"/>
+          <w:szCs w:val="24"/>
+        </w:rPr>
+        <w:t xml:space="preserve">Not directly yet. I learned the concept because many AI libraries such as </w:t>
+      </w:r>
+      <w:proofErr w:type="spellStart"/>
+      <w:r>
+        <w:rPr>
+          <w:rFonts w:ascii="Aptos" w:hAnsi="Aptos"/>
+          <w:sz w:val="24"/>
+          <w:szCs w:val="24"/>
+        </w:rPr>
+        <w:t>LangChain</w:t>
+      </w:r>
+      <w:proofErr w:type="spellEnd"/>
+      <w:r>
+        <w:rPr>
+          <w:rFonts w:ascii="Aptos" w:hAnsi="Aptos"/>
+          <w:sz w:val="24"/>
+          <w:szCs w:val="24"/>
+        </w:rPr>
+        <w:t xml:space="preserve"> and various SDKs use **</w:t>
+      </w:r>
+      <w:proofErr w:type="spellStart"/>
+      <w:r>
+        <w:rPr>
+          <w:rFonts w:ascii="Aptos" w:hAnsi="Aptos"/>
+          <w:sz w:val="24"/>
+          <w:szCs w:val="24"/>
+        </w:rPr>
+        <w:t>kwargs</w:t>
+      </w:r>
+      <w:proofErr w:type="spellEnd"/>
+      <w:r>
+        <w:rPr>
+          <w:rFonts w:ascii="Aptos" w:hAnsi="Aptos"/>
+          <w:sz w:val="24"/>
+          <w:szCs w:val="24"/>
+        </w:rPr>
+        <w:t xml:space="preserve"> to accept optional configuration parameters. Understanding it now will make it easier to work with those libraries later.</w:t>
+      </w:r>
+    </w:p>
+    <w:p>
+      <w:pPr>
+        <w:rPr>
+          <w:rFonts w:ascii="Aptos" w:hAnsi="Aptos"/>
+          <w:sz w:val="24"/>
+          <w:szCs w:val="24"/>
+        </w:rPr>
+      </w:pPr>
+    </w:p>
+    <w:p>
+      <w:pPr>
+        <w:pStyle w:val="ListParagraph"/>
+        <w:numPr>
+          <w:ilvl w:val="0"/>
+          <w:numId w:val="1"/>
+        </w:numPr>
+        <w:rPr>
+          <w:rFonts w:ascii="Aptos" w:hAnsi="Aptos"/>
+          <w:b/>
+          <w:bCs/>
+          <w:sz w:val="24"/>
+          <w:szCs w:val="24"/>
+        </w:rPr>
+      </w:pPr>
+      <w:r>
+        <w:rPr>
+          <w:rFonts w:ascii="Aptos" w:hAnsi="Aptos"/>
+          <w:b/>
+          <w:bCs/>
+          <w:sz w:val="24"/>
+          <w:szCs w:val="24"/>
+        </w:rPr>
+        <w:t>"What are type hints?"</w:t>
+      </w:r>
+    </w:p>
+    <w:p>
+      <w:pPr>
+        <w:rPr>
+          <w:rFonts w:ascii="Aptos" w:hAnsi="Aptos"/>
+          <w:sz w:val="24"/>
+          <w:szCs w:val="24"/>
+        </w:rPr>
+      </w:pPr>
+      <w:r>
+        <w:rPr>
+          <w:rFonts w:ascii="Aptos" w:hAnsi="Aptos"/>
+          <w:sz w:val="24"/>
+          <w:szCs w:val="24"/>
+        </w:rPr>
+        <w:t>Type hints are annotations that indicate the expected data type of function parameters and return values. They improve code readability, help IDEs provide better suggestions, and make it easier for other developers to understand the code. Python does not enforce them at runtime.</w:t>
+      </w:r>
+    </w:p>
+    <w:p>
+      <w:pPr>
+        <w:rPr>
+          <w:rFonts w:ascii="Aptos" w:hAnsi="Aptos"/>
+          <w:sz w:val="24"/>
+          <w:szCs w:val="24"/>
+        </w:rPr>
+      </w:pPr>
+    </w:p>
+    <w:p>
+      <w:pPr>
+        <w:pStyle w:val="ListParagraph"/>
+        <w:numPr>
+          <w:ilvl w:val="0"/>
+          <w:numId w:val="1"/>
+        </w:numPr>
+        <w:rPr>
+          <w:rFonts w:ascii="Aptos" w:hAnsi="Aptos"/>
+          <w:b/>
+          <w:bCs/>
+          <w:sz w:val="24"/>
+          <w:szCs w:val="24"/>
+        </w:rPr>
+      </w:pPr>
+      <w:r>
+        <w:rPr>
+          <w:rFonts w:ascii="Aptos" w:hAnsi="Aptos"/>
+          <w:b/>
+          <w:bCs/>
+          <w:sz w:val="24"/>
+          <w:szCs w:val="24"/>
+        </w:rPr>
+        <w:t>"What improvements would you make to your Agent class?"</w:t>
+      </w:r>
+    </w:p>
+    <w:p>
+      <w:pPr>
+        <w:rPr>
+          <w:rFonts w:ascii="Aptos" w:hAnsi="Aptos"/>
+          <w:sz w:val="24"/>
+          <w:szCs w:val="24"/>
+        </w:rPr>
+      </w:pPr>
+      <w:r>
+        <w:rPr>
+          <w:rFonts w:ascii="Aptos" w:hAnsi="Aptos"/>
+          <w:sz w:val="24"/>
+          <w:szCs w:val="24"/>
+        </w:rPr>
+        <w:t>Right now, my Agent class only prints responses. The next improvement would be to integrate it with the Gemini API so that the respond method generates AI-powered responses. Later, I would add memory, tools, conversation history, and planning capabilities so that it behaves like an intelligent AI agent instead of a simple object.</w:t>
+      </w:r>
+    </w:p>
+    <w:p>
+      <w:pPr>
+        <w:rPr>
+          <w:rFonts w:ascii="Aptos" w:hAnsi="Aptos"/>
+          <w:sz w:val="24"/>
+          <w:szCs w:val="24"/>
+        </w:rPr>
+      </w:pPr>
+    </w:p>
+    <w:p>
+      <w:pPr>
+        <w:pStyle w:val="ListParagraph"/>
+        <w:numPr>
+          <w:ilvl w:val="0"/>
+          <w:numId w:val="1"/>
+        </w:numPr>
+        <w:rPr>
+          <w:rFonts w:ascii="Aptos" w:hAnsi="Aptos"/>
+          <w:b/>
+          <w:bCs/>
+          <w:sz w:val="24"/>
+          <w:szCs w:val="24"/>
+        </w:rPr>
+      </w:pPr>
+      <w:r>
+        <w:rPr>
+          <w:rFonts w:ascii="Aptos" w:hAnsi="Aptos"/>
+          <w:b/>
+          <w:bCs/>
+          <w:sz w:val="24"/>
+          <w:szCs w:val="24"/>
+        </w:rPr>
+        <w:t>"What is the difference between your chatbot from Day 1 and your Agent class from Day 2?"</w:t>
+      </w:r>
+    </w:p>
+    <w:p>
+      <w:pPr>
+        <w:rPr>
+          <w:rFonts w:ascii="Aptos" w:hAnsi="Aptos"/>
+          <w:sz w:val="24"/>
+          <w:szCs w:val="24"/>
+        </w:rPr>
+      </w:pPr>
+      <w:r>
+        <w:rPr>
+          <w:rFonts w:ascii="Aptos" w:hAnsi="Aptos"/>
+          <w:sz w:val="24"/>
+          <w:szCs w:val="24"/>
+        </w:rPr>
+        <w:t xml:space="preserve">The chatbot from Day 1 focused on interacting with an LLM by sending prompts and displaying responses. The Agent class from Day 2 focuses on object-oriented design. It models an AI agent with attributes and </w:t>
+      </w:r>
+      <w:proofErr w:type="spellStart"/>
+      <w:r>
+        <w:rPr>
+          <w:rFonts w:ascii="Aptos" w:hAnsi="Aptos"/>
+          <w:sz w:val="24"/>
+          <w:szCs w:val="24"/>
+        </w:rPr>
+        <w:t>behaviors</w:t>
+      </w:r>
+      <w:proofErr w:type="spellEnd"/>
+      <w:r>
+        <w:rPr>
+          <w:rFonts w:ascii="Aptos" w:hAnsi="Aptos"/>
+          <w:sz w:val="24"/>
+          <w:szCs w:val="24"/>
+        </w:rPr>
+        <w:t>. Currently, it doesn't use an LLM, but in future lessons I will combine the two by making the Agent class internally call the Gemini API.</w:t>
+      </w:r>
+    </w:p>
+    <w:p>
+      <w:pPr>
+        <w:rPr>
+          <w:rFonts w:ascii="Aptos" w:hAnsi="Aptos"/>
+          <w:sz w:val="24"/>
+          <w:szCs w:val="24"/>
+        </w:rPr>
+      </w:pPr>
+      <w:r>
+        <w:rPr>
+          <w:rFonts w:ascii="Aptos" w:hAnsi="Aptos"/>
+          <w:sz w:val="24"/>
+          <w:szCs w:val="24"/>
+        </w:rPr>
+        <w:t>This is exactly how many AI frameworks are structured.</w:t>
+      </w:r>
+    </w:p>
+    <w:p>
+      <w:pPr>
+        <w:rPr>
+          <w:rFonts w:ascii="Aptos" w:hAnsi="Aptos"/>
+          <w:sz w:val="24"/>
+          <w:szCs w:val="24"/>
+        </w:rPr>
+      </w:pPr>
+    </w:p>
+    <w:p>
+      <w:pPr>
+        <w:pStyle w:val="ListParagraph"/>
+        <w:numPr>
+          <w:ilvl w:val="0"/>
+          <w:numId w:val="1"/>
+        </w:numPr>
+        <w:rPr>
+          <w:rFonts w:ascii="Aptos" w:hAnsi="Aptos"/>
+          <w:b/>
+          <w:bCs/>
+          <w:sz w:val="24"/>
+          <w:szCs w:val="24"/>
+        </w:rPr>
+      </w:pPr>
+      <w:r>
+        <w:rPr>
+          <w:rFonts w:ascii="Aptos" w:hAnsi="Aptos"/>
+          <w:b/>
+          <w:bCs/>
+          <w:sz w:val="24"/>
+          <w:szCs w:val="24"/>
+        </w:rPr>
+        <w:lastRenderedPageBreak/>
+        <w:t>"If I ask you to create a Recruiter Agent and a Data Analyst Agent, how would you do it?"</w:t>
+      </w:r>
+    </w:p>
+    <w:p>
+      <w:pPr>
+        <w:rPr>
+          <w:rFonts w:ascii="Aptos" w:hAnsi="Aptos"/>
+          <w:sz w:val="24"/>
+          <w:szCs w:val="24"/>
+        </w:rPr>
+      </w:pPr>
+      <w:r>
+        <w:rPr>
+          <w:rFonts w:ascii="Aptos" w:hAnsi="Aptos"/>
+          <w:sz w:val="24"/>
+          <w:szCs w:val="24"/>
+        </w:rPr>
+        <w:t xml:space="preserve">I would create one generic Agent class and then instantiate multiple objects with different roles. For example, I could create one object with the role "Recruiter" and another with the role "Data Analyst". They would share the same structure but could later use different prompts or </w:t>
+      </w:r>
+      <w:proofErr w:type="spellStart"/>
+      <w:r>
+        <w:rPr>
+          <w:rFonts w:ascii="Aptos" w:hAnsi="Aptos"/>
+          <w:sz w:val="24"/>
+          <w:szCs w:val="24"/>
+        </w:rPr>
+        <w:t>behaviors</w:t>
+      </w:r>
+      <w:proofErr w:type="spellEnd"/>
+      <w:r>
+        <w:rPr>
+          <w:rFonts w:ascii="Aptos" w:hAnsi="Aptos"/>
+          <w:sz w:val="24"/>
+          <w:szCs w:val="24"/>
+        </w:rPr>
+        <w:t xml:space="preserve"> based on their assigned role.</w:t>
+      </w:r>
+    </w:p>
+    <w:p>
+      <w:pPr>
+        <w:rPr>
+          <w:rFonts w:ascii="Aptos" w:hAnsi="Aptos"/>
+          <w:sz w:val="24"/>
+          <w:szCs w:val="24"/>
+        </w:rPr>
+      </w:pPr>
+    </w:p>
+    <w:p>
+      <w:pPr>
+        <w:pStyle w:val="ListParagraph"/>
+        <w:numPr>
+          <w:ilvl w:val="0"/>
+          <w:numId w:val="1"/>
+        </w:numPr>
+        <w:rPr>
+          <w:rFonts w:ascii="Aptos" w:hAnsi="Aptos"/>
+          <w:b/>
+          <w:bCs/>
+          <w:sz w:val="24"/>
+          <w:szCs w:val="24"/>
+        </w:rPr>
+      </w:pPr>
+      <w:r>
+        <w:rPr>
+          <w:rFonts w:ascii="Aptos" w:hAnsi="Aptos"/>
+          <w:b/>
+          <w:bCs/>
+          <w:sz w:val="24"/>
+          <w:szCs w:val="24"/>
+        </w:rPr>
+        <w:t>"What challenge did you face while learning today?"</w:t>
+      </w:r>
+    </w:p>
+    <w:p>
+      <w:pPr>
+        <w:rPr>
+          <w:rFonts w:ascii="Aptos" w:hAnsi="Aptos"/>
+          <w:sz w:val="24"/>
+          <w:szCs w:val="24"/>
+        </w:rPr>
+      </w:pPr>
+      <w:r>
+        <w:rPr>
+          <w:rFonts w:ascii="Aptos" w:hAnsi="Aptos"/>
+          <w:sz w:val="24"/>
+          <w:szCs w:val="24"/>
+        </w:rPr>
+        <w:t xml:space="preserve">Initially, understanding the purpose of classes and the </w:t>
+      </w:r>
+      <w:proofErr w:type="spellStart"/>
+      <w:r>
+        <w:rPr>
+          <w:rFonts w:ascii="Aptos" w:hAnsi="Aptos"/>
+          <w:sz w:val="24"/>
+          <w:szCs w:val="24"/>
+        </w:rPr>
+        <w:t>self keyword</w:t>
+      </w:r>
+      <w:proofErr w:type="spellEnd"/>
+      <w:r>
+        <w:rPr>
+          <w:rFonts w:ascii="Aptos" w:hAnsi="Aptos"/>
+          <w:sz w:val="24"/>
+          <w:szCs w:val="24"/>
+        </w:rPr>
+        <w:t xml:space="preserve"> was a bit confusing because I was used to writing standalone functions. Once I started creating multiple Agent objects and observed how each object maintained its own data while sharing the same methods, the concept became much clearer.</w:t>
+      </w:r>
+    </w:p>
+    <w:p>
+      <w:pPr>
+        <w:rPr>
+          <w:rFonts w:ascii="Aptos" w:hAnsi="Aptos"/>
+          <w:sz w:val="24"/>
+          <w:szCs w:val="24"/>
+        </w:rPr>
+      </w:pPr>
+    </w:p>
+    <w:p>
+      <w:pPr>
+        <w:pStyle w:val="ListParagraph"/>
+        <w:numPr>
+          <w:ilvl w:val="0"/>
+          <w:numId w:val="1"/>
+        </w:numPr>
+        <w:rPr>
+          <w:rFonts w:ascii="Aptos" w:hAnsi="Aptos"/>
+          <w:b/>
+          <w:bCs/>
+          <w:sz w:val="24"/>
+          <w:szCs w:val="24"/>
+        </w:rPr>
+      </w:pPr>
+      <w:r>
+        <w:rPr>
+          <w:rFonts w:ascii="Aptos" w:hAnsi="Aptos"/>
+          <w:b/>
+          <w:bCs/>
+          <w:sz w:val="24"/>
+          <w:szCs w:val="24"/>
+        </w:rPr>
+        <w:t>"Why are classes important in Agentic AI?"</w:t>
+      </w:r>
+    </w:p>
+    <w:p>
+      <w:pPr>
+        <w:rPr>
+          <w:rFonts w:ascii="Aptos" w:hAnsi="Aptos"/>
+          <w:sz w:val="24"/>
+          <w:szCs w:val="24"/>
+        </w:rPr>
+      </w:pPr>
+      <w:r>
+        <w:rPr>
+          <w:rFonts w:ascii="Aptos" w:hAnsi="Aptos"/>
+          <w:sz w:val="24"/>
+          <w:szCs w:val="24"/>
+        </w:rPr>
+        <w:t xml:space="preserve">Classes help us model AI agents as reusable objects that combine data and </w:t>
+      </w:r>
+      <w:proofErr w:type="spellStart"/>
+      <w:r>
+        <w:rPr>
+          <w:rFonts w:ascii="Aptos" w:hAnsi="Aptos"/>
+          <w:sz w:val="24"/>
+          <w:szCs w:val="24"/>
+        </w:rPr>
+        <w:t>behavior</w:t>
+      </w:r>
+      <w:proofErr w:type="spellEnd"/>
+      <w:r>
+        <w:rPr>
+          <w:rFonts w:ascii="Aptos" w:hAnsi="Aptos"/>
+          <w:sz w:val="24"/>
+          <w:szCs w:val="24"/>
+        </w:rPr>
+        <w:t xml:space="preserve">. An AI agent usually has properties such as its name, role, memory, and tools, along with </w:t>
+      </w:r>
+      <w:proofErr w:type="spellStart"/>
+      <w:r>
+        <w:rPr>
+          <w:rFonts w:ascii="Aptos" w:hAnsi="Aptos"/>
+          <w:sz w:val="24"/>
+          <w:szCs w:val="24"/>
+        </w:rPr>
+        <w:t>behaviors</w:t>
+      </w:r>
+      <w:proofErr w:type="spellEnd"/>
+      <w:r>
+        <w:rPr>
+          <w:rFonts w:ascii="Aptos" w:hAnsi="Aptos"/>
+          <w:sz w:val="24"/>
+          <w:szCs w:val="24"/>
+        </w:rPr>
+        <w:t xml:space="preserve"> like planning, reasoning, and responding. Object-oriented programming allows us to organize these components cleanly, which is why frameworks like </w:t>
+      </w:r>
+      <w:proofErr w:type="spellStart"/>
+      <w:r>
+        <w:rPr>
+          <w:rFonts w:ascii="Aptos" w:hAnsi="Aptos"/>
+          <w:sz w:val="24"/>
+          <w:szCs w:val="24"/>
+        </w:rPr>
+        <w:t>LangChain</w:t>
+      </w:r>
+      <w:proofErr w:type="spellEnd"/>
+      <w:r>
+        <w:rPr>
+          <w:rFonts w:ascii="Aptos" w:hAnsi="Aptos"/>
+          <w:sz w:val="24"/>
+          <w:szCs w:val="24"/>
+        </w:rPr>
+        <w:t xml:space="preserve">, </w:t>
+      </w:r>
+      <w:proofErr w:type="spellStart"/>
+      <w:r>
+        <w:rPr>
+          <w:rFonts w:ascii="Aptos" w:hAnsi="Aptos"/>
+          <w:sz w:val="24"/>
+          <w:szCs w:val="24"/>
+        </w:rPr>
+        <w:t>LangGraph</w:t>
+      </w:r>
+      <w:proofErr w:type="spellEnd"/>
+      <w:r>
+        <w:rPr>
+          <w:rFonts w:ascii="Aptos" w:hAnsi="Aptos"/>
+          <w:sz w:val="24"/>
+          <w:szCs w:val="24"/>
+        </w:rPr>
+        <w:t xml:space="preserve">, </w:t>
+      </w:r>
+      <w:proofErr w:type="spellStart"/>
+      <w:r>
+        <w:rPr>
+          <w:rFonts w:ascii="Aptos" w:hAnsi="Aptos"/>
+          <w:sz w:val="24"/>
+          <w:szCs w:val="24"/>
+        </w:rPr>
+        <w:t>CrewAI</w:t>
+      </w:r>
+      <w:proofErr w:type="spellEnd"/>
+      <w:r>
+        <w:rPr>
+          <w:rFonts w:ascii="Aptos" w:hAnsi="Aptos"/>
+          <w:sz w:val="24"/>
+          <w:szCs w:val="24"/>
+        </w:rPr>
+        <w:t xml:space="preserve">, and </w:t>
+      </w:r>
+      <w:proofErr w:type="spellStart"/>
+      <w:r>
+        <w:rPr>
+          <w:rFonts w:ascii="Aptos" w:hAnsi="Aptos"/>
+          <w:sz w:val="24"/>
+          <w:szCs w:val="24"/>
+        </w:rPr>
+        <w:t>AutoGen</w:t>
+      </w:r>
+      <w:proofErr w:type="spellEnd"/>
+      <w:r>
+        <w:rPr>
+          <w:rFonts w:ascii="Aptos" w:hAnsi="Aptos"/>
+          <w:sz w:val="24"/>
+          <w:szCs w:val="24"/>
+        </w:rPr>
+        <w:t xml:space="preserve"> rely heavily on classes.</w:t>
+      </w:r>
+    </w:p>
+    <w:p>
+      <w:pPr>
+        <w:rPr>
+          <w:rFonts w:ascii="Aptos" w:hAnsi="Aptos"/>
+          <w:sz w:val="24"/>
+          <w:szCs w:val="24"/>
+        </w:rPr>
+      </w:pPr>
+    </w:p>
+    <w:p>
+      <w:pPr>
+        <w:rPr>
+          <w:rFonts w:ascii="Aptos" w:hAnsi="Aptos"/>
+          <w:sz w:val="24"/>
+          <w:szCs w:val="24"/>
+        </w:rPr>
+      </w:pPr>
     </w:p>
     <w:p>
       <w:pPr>
@@ -1636,6 +3335,103 @@
     </w:sectPr>
   </w:body>
 </w:document>
+</file>
+
+<file path=word/numbering.xml><?xml version="1.0" encoding="utf-8"?>
+<w:numbering xmlns:wpc="http://schemas.microsoft.com/office/word/2010/wordprocessingCanvas" xmlns:cx="http://schemas.microsoft.com/office/drawing/2014/chartex" xmlns:cx1="http://schemas.microsoft.com/office/drawing/2015/9/8/chartex" xmlns:cx2="http://schemas.microsoft.com/office/drawing/2015/10/21/chartex" xmlns:cx3="http://schemas.microsoft.com/office/drawing/2016/5/9/chartex" xmlns:cx4="http://schemas.microsoft.com/office/drawing/2016/5/10/chartex" xmlns:cx5="http://schemas.microsoft.com/office/drawing/2016/5/11/chartex" xmlns:cx6="http://schemas.microsoft.com/office/drawing/2016/5/12/chartex" xmlns:cx7="http://schemas.microsoft.com/office/drawing/2016/5/13/chartex" xmlns:cx8="http://schemas.microsoft.com/office/drawing/2016/5/14/chartex" xmlns:mc="http://schemas.openxmlformats.org/markup-compatibility/2006" xmlns:aink="http://schemas.microsoft.com/office/drawing/2016/ink" xmlns:am3d="http://schemas.microsoft.com/office/drawing/2017/model3d" xmlns:o="urn:schemas-microsoft-com:office:office" xmlns:oel="http://schemas.microsoft.com/office/2019/extlst" xmlns:r="http://schemas.openxmlformats.org/officeDocument/2006/relationships" xmlns:m="http://schemas.openxmlformats.org/officeDocument/2006/math" xmlns:v="urn:schemas-microsoft-com:vml" xmlns:wp14="http://schemas.microsoft.com/office/word/2010/wordprocessingDrawing" xmlns:wp="http://schemas.openxmlformats.org/drawingml/2006/wordprocessingDrawing" xmlns:w10="urn:schemas-microsoft-com:office:word" xmlns:w="http://schemas.openxmlformats.org/wordprocessingml/2006/main" xmlns:w14="http://schemas.microsoft.com/office/word/2010/wordml" xmlns:w15="http://schemas.microsoft.com/office/word/2012/wordml" xmlns:w16cex="http://schemas.microsoft.com/office/word/2018/wordml/cex" xmlns:w16cid="http://schemas.microsoft.com/office/word/2016/wordml/cid" xmlns:w16="http://schemas.microsoft.com/office/word/2018/wordml" xmlns:w16du="http://schemas.microsoft.com/office/word/2023/wordml/word16du" xmlns:w16sdtdh="http://schemas.microsoft.com/office/word/2020/wordml/sdtdatahash" xmlns:w16sdtfl="http://schemas.microsoft.com/office/word/2024/wordml/sdtformatlock" xmlns:w16se="http://schemas.microsoft.com/office/word/2015/wordml/symex" xmlns:wpg="http://schemas.microsoft.com/office/word/2010/wordprocessingGroup" xmlns:wpi="http://schemas.microsoft.com/office/word/2010/wordprocessingInk" xmlns:wne="http://schemas.microsoft.com/office/word/2006/wordml" xmlns:wps="http://schemas.microsoft.com/office/word/2010/wordprocessingShape" mc:Ignorable="w14 w15 w16se w16cid w16 w16cex w16sdtdh w16sdtfl w16du wp14">
+  <w:abstractNum w:abstractNumId="0" w15:restartNumberingAfterBreak="0">
+    <w:nsid w:val="22652D96"/>
+    <w:multiLevelType w:val="hybridMultilevel"/>
+    <w:tmpl w:val="2FECD802"/>
+    <w:lvl w:ilvl="0" w:tplc="4009000F">
+      <w:start w:val="1"/>
+      <w:numFmt w:val="decimal"/>
+      <w:lvlText w:val="%1."/>
+      <w:lvlJc w:val="left"/>
+      <w:pPr>
+        <w:ind w:left="360" w:hanging="360"/>
+      </w:pPr>
+      <w:rPr>
+        <w:rFonts w:hint="default"/>
+      </w:rPr>
+    </w:lvl>
+    <w:lvl w:ilvl="1" w:tplc="40090019" w:tentative="1">
+      <w:start w:val="1"/>
+      <w:numFmt w:val="lowerLetter"/>
+      <w:lvlText w:val="%2."/>
+      <w:lvlJc w:val="left"/>
+      <w:pPr>
+        <w:ind w:left="1080" w:hanging="360"/>
+      </w:pPr>
+    </w:lvl>
+    <w:lvl w:ilvl="2" w:tplc="4009001B" w:tentative="1">
+      <w:start w:val="1"/>
+      <w:numFmt w:val="lowerRoman"/>
+      <w:lvlText w:val="%3."/>
+      <w:lvlJc w:val="right"/>
+      <w:pPr>
+        <w:ind w:left="1800" w:hanging="180"/>
+      </w:pPr>
+    </w:lvl>
+    <w:lvl w:ilvl="3" w:tplc="4009000F" w:tentative="1">
+      <w:start w:val="1"/>
+      <w:numFmt w:val="decimal"/>
+      <w:lvlText w:val="%4."/>
+      <w:lvlJc w:val="left"/>
+      <w:pPr>
+        <w:ind w:left="2520" w:hanging="360"/>
+      </w:pPr>
+    </w:lvl>
+    <w:lvl w:ilvl="4" w:tplc="40090019" w:tentative="1">
+      <w:start w:val="1"/>
+      <w:numFmt w:val="lowerLetter"/>
+      <w:lvlText w:val="%5."/>
+      <w:lvlJc w:val="left"/>
+      <w:pPr>
+        <w:ind w:left="3240" w:hanging="360"/>
+      </w:pPr>
+    </w:lvl>
+    <w:lvl w:ilvl="5" w:tplc="4009001B" w:tentative="1">
+      <w:start w:val="1"/>
+      <w:numFmt w:val="lowerRoman"/>
+      <w:lvlText w:val="%6."/>
+      <w:lvlJc w:val="right"/>
+      <w:pPr>
+        <w:ind w:left="3960" w:hanging="180"/>
+      </w:pPr>
+    </w:lvl>
+    <w:lvl w:ilvl="6" w:tplc="4009000F" w:tentative="1">
+      <w:start w:val="1"/>
+      <w:numFmt w:val="decimal"/>
+      <w:lvlText w:val="%7."/>
+      <w:lvlJc w:val="left"/>
+      <w:pPr>
+        <w:ind w:left="4680" w:hanging="360"/>
+      </w:pPr>
+    </w:lvl>
+    <w:lvl w:ilvl="7" w:tplc="40090019" w:tentative="1">
+      <w:start w:val="1"/>
+      <w:numFmt w:val="lowerLetter"/>
+      <w:lvlText w:val="%8."/>
+      <w:lvlJc w:val="left"/>
+      <w:pPr>
+        <w:ind w:left="5400" w:hanging="360"/>
+      </w:pPr>
+    </w:lvl>
+    <w:lvl w:ilvl="8" w:tplc="4009001B" w:tentative="1">
+      <w:start w:val="1"/>
+      <w:numFmt w:val="lowerRoman"/>
+      <w:lvlText w:val="%9."/>
+      <w:lvlJc w:val="right"/>
+      <w:pPr>
+        <w:ind w:left="6120" w:hanging="180"/>
+      </w:pPr>
+    </w:lvl>
+  </w:abstractNum>
+  <w:num w:numId="1" w16cid:durableId="1636251925">
+    <w:abstractNumId w:val="0"/>
+  </w:num>
+</w:numbering>
 </file>
 
 <file path=word/styles.xml><?xml version="1.0" encoding="utf-8"?>

--- a/notes/Interview Questions.docx
+++ b/notes/Interview Questions.docx
@@ -3304,19 +3304,1575 @@
       <w:pPr>
         <w:rPr>
           <w:rFonts w:ascii="Aptos" w:hAnsi="Aptos"/>
-          <w:sz w:val="24"/>
-          <w:szCs w:val="24"/>
-        </w:rPr>
-      </w:pPr>
-    </w:p>
-    <w:p>
-      <w:pPr>
-        <w:rPr>
-          <w:rFonts w:ascii="Aptos" w:hAnsi="Aptos"/>
-          <w:sz w:val="24"/>
-          <w:szCs w:val="24"/>
-        </w:rPr>
-      </w:pPr>
+          <w:b/>
+          <w:bCs/>
+          <w:sz w:val="24"/>
+          <w:szCs w:val="24"/>
+        </w:rPr>
+      </w:pPr>
+      <w:r>
+        <w:rPr>
+          <w:rFonts w:ascii="Aptos" w:hAnsi="Aptos"/>
+          <w:b/>
+          <w:bCs/>
+          <w:sz w:val="24"/>
+          <w:szCs w:val="24"/>
+        </w:rPr>
+        <w:t>1. What is a Transformer?</w:t>
+      </w:r>
+    </w:p>
+    <w:p>
+      <w:pPr>
+        <w:rPr>
+          <w:rFonts w:ascii="Aptos" w:hAnsi="Aptos"/>
+          <w:sz w:val="24"/>
+          <w:szCs w:val="24"/>
+        </w:rPr>
+      </w:pPr>
+      <w:r>
+        <w:rPr>
+          <w:rFonts w:ascii="Aptos" w:hAnsi="Aptos"/>
+          <w:sz w:val="24"/>
+          <w:szCs w:val="24"/>
+        </w:rPr>
+        <w:t>A Transformer is a deep learning architecture that forms the foundation of modern Large Language Models like ChatGPT and Gemini. Unlike older models that processed words one by one, Transformers process all the tokens in parallel using an attention mechanism. This helps them understand the relationship between words in a sentence and capture context much more effectively.</w:t>
+      </w:r>
+    </w:p>
+    <w:p>
+      <w:pPr>
+        <w:rPr>
+          <w:rFonts w:ascii="Aptos" w:hAnsi="Aptos"/>
+          <w:sz w:val="24"/>
+          <w:szCs w:val="24"/>
+        </w:rPr>
+      </w:pPr>
+      <w:r>
+        <w:rPr>
+          <w:rFonts w:ascii="Aptos" w:hAnsi="Aptos"/>
+          <w:sz w:val="24"/>
+          <w:szCs w:val="24"/>
+        </w:rPr>
+        <w:t>For example, in the sentence "The cat sat on the mat because it was tired," the Transformer understands that "it" refers to the cat.</w:t>
+      </w:r>
+    </w:p>
+    <w:p>
+      <w:pPr>
+        <w:rPr>
+          <w:rFonts w:ascii="Aptos" w:hAnsi="Aptos"/>
+          <w:sz w:val="24"/>
+          <w:szCs w:val="24"/>
+        </w:rPr>
+      </w:pPr>
+      <w:r>
+        <w:rPr>
+          <w:rFonts w:ascii="Aptos" w:hAnsi="Aptos"/>
+          <w:sz w:val="24"/>
+          <w:szCs w:val="24"/>
+        </w:rPr>
+        <w:pict w14:anchorId="0D68F581">
+          <v:rect id="_x0000_i1153" style="width:0;height:1.5pt" o:hralign="center" o:hrstd="t" o:hr="t" fillcolor="#a0a0a0" stroked="f"/>
+        </w:pict>
+      </w:r>
+    </w:p>
+    <w:p>
+      <w:pPr>
+        <w:rPr>
+          <w:rFonts w:ascii="Aptos" w:hAnsi="Aptos"/>
+          <w:b/>
+          <w:bCs/>
+          <w:sz w:val="24"/>
+          <w:szCs w:val="24"/>
+        </w:rPr>
+      </w:pPr>
+      <w:r>
+        <w:rPr>
+          <w:rFonts w:ascii="Aptos" w:hAnsi="Aptos"/>
+          <w:b/>
+          <w:bCs/>
+          <w:sz w:val="24"/>
+          <w:szCs w:val="24"/>
+        </w:rPr>
+        <w:t>2. What is a Token?</w:t>
+      </w:r>
+    </w:p>
+    <w:p>
+      <w:pPr>
+        <w:rPr>
+          <w:rFonts w:ascii="Aptos" w:hAnsi="Aptos"/>
+          <w:sz w:val="24"/>
+          <w:szCs w:val="24"/>
+        </w:rPr>
+      </w:pPr>
+      <w:r>
+        <w:rPr>
+          <w:rFonts w:ascii="Aptos" w:hAnsi="Aptos"/>
+          <w:sz w:val="24"/>
+          <w:szCs w:val="24"/>
+        </w:rPr>
+        <w:t>A token is the basic unit of text processed by an LLM. Instead of reading complete words, the model breaks text into smaller pieces called tokens. Depending on the tokenizer, a token may be a whole word, part of a word, punctuation, or even a single character. All LLM operations like pricing, context windows, and response length are based on tokens rather than words.</w:t>
+      </w:r>
+    </w:p>
+    <w:p>
+      <w:pPr>
+        <w:rPr>
+          <w:rFonts w:ascii="Aptos" w:hAnsi="Aptos"/>
+          <w:sz w:val="24"/>
+          <w:szCs w:val="24"/>
+        </w:rPr>
+      </w:pPr>
+      <w:r>
+        <w:rPr>
+          <w:rFonts w:ascii="Aptos" w:hAnsi="Aptos"/>
+          <w:b/>
+          <w:bCs/>
+          <w:sz w:val="24"/>
+          <w:szCs w:val="24"/>
+        </w:rPr>
+        <w:t>Interviewer:</w:t>
+      </w:r>
+      <w:r>
+        <w:rPr>
+          <w:rFonts w:ascii="Aptos" w:hAnsi="Aptos"/>
+          <w:sz w:val="24"/>
+          <w:szCs w:val="24"/>
+        </w:rPr>
+        <w:t xml:space="preserve"> Why not use words directly?</w:t>
+      </w:r>
+    </w:p>
+    <w:p>
+      <w:pPr>
+        <w:rPr>
+          <w:rFonts w:ascii="Aptos" w:hAnsi="Aptos"/>
+          <w:sz w:val="24"/>
+          <w:szCs w:val="24"/>
+        </w:rPr>
+      </w:pPr>
+      <w:r>
+        <w:rPr>
+          <w:rFonts w:ascii="Aptos" w:hAnsi="Aptos"/>
+          <w:sz w:val="24"/>
+          <w:szCs w:val="24"/>
+        </w:rPr>
+        <w:lastRenderedPageBreak/>
+        <w:t>Breaking text into tokens allows the model to handle different languages, punctuation, and unfamiliar words more efficiently.</w:t>
+      </w:r>
+    </w:p>
+    <w:p>
+      <w:pPr>
+        <w:rPr>
+          <w:rFonts w:ascii="Aptos" w:hAnsi="Aptos"/>
+          <w:sz w:val="24"/>
+          <w:szCs w:val="24"/>
+        </w:rPr>
+      </w:pPr>
+      <w:r>
+        <w:rPr>
+          <w:rFonts w:ascii="Aptos" w:hAnsi="Aptos"/>
+          <w:sz w:val="24"/>
+          <w:szCs w:val="24"/>
+        </w:rPr>
+        <w:pict w14:anchorId="0E9F18A1">
+          <v:rect id="_x0000_i1154" style="width:0;height:1.5pt" o:hralign="center" o:hrstd="t" o:hr="t" fillcolor="#a0a0a0" stroked="f"/>
+        </w:pict>
+      </w:r>
+    </w:p>
+    <w:p>
+      <w:pPr>
+        <w:rPr>
+          <w:rFonts w:ascii="Aptos" w:hAnsi="Aptos"/>
+          <w:b/>
+          <w:bCs/>
+          <w:sz w:val="24"/>
+          <w:szCs w:val="24"/>
+        </w:rPr>
+      </w:pPr>
+      <w:r>
+        <w:rPr>
+          <w:rFonts w:ascii="Aptos" w:hAnsi="Aptos"/>
+          <w:b/>
+          <w:bCs/>
+          <w:sz w:val="24"/>
+          <w:szCs w:val="24"/>
+        </w:rPr>
+        <w:t>3. Why are Tokens Important?</w:t>
+      </w:r>
+    </w:p>
+    <w:p>
+      <w:pPr>
+        <w:rPr>
+          <w:rFonts w:ascii="Aptos" w:hAnsi="Aptos"/>
+          <w:sz w:val="24"/>
+          <w:szCs w:val="24"/>
+        </w:rPr>
+      </w:pPr>
+      <w:r>
+        <w:rPr>
+          <w:rFonts w:ascii="Aptos" w:hAnsi="Aptos"/>
+          <w:sz w:val="24"/>
+          <w:szCs w:val="24"/>
+        </w:rPr>
+        <w:t>Tokens are important because they determine how much information an LLM can process, how much an API call costs, and how long the generated response can be. Every input prompt and every output response is measured in tokens.</w:t>
+      </w:r>
+    </w:p>
+    <w:p>
+      <w:pPr>
+        <w:rPr>
+          <w:rFonts w:ascii="Aptos" w:hAnsi="Aptos"/>
+          <w:sz w:val="24"/>
+          <w:szCs w:val="24"/>
+        </w:rPr>
+      </w:pPr>
+      <w:r>
+        <w:rPr>
+          <w:rFonts w:ascii="Aptos" w:hAnsi="Aptos"/>
+          <w:sz w:val="24"/>
+          <w:szCs w:val="24"/>
+        </w:rPr>
+        <w:pict w14:anchorId="088085E6">
+          <v:rect id="_x0000_i1155" style="width:0;height:1.5pt" o:hralign="center" o:hrstd="t" o:hr="t" fillcolor="#a0a0a0" stroked="f"/>
+        </w:pict>
+      </w:r>
+    </w:p>
+    <w:p>
+      <w:pPr>
+        <w:rPr>
+          <w:rFonts w:ascii="Aptos" w:hAnsi="Aptos"/>
+          <w:b/>
+          <w:bCs/>
+          <w:sz w:val="24"/>
+          <w:szCs w:val="24"/>
+        </w:rPr>
+      </w:pPr>
+      <w:r>
+        <w:rPr>
+          <w:rFonts w:ascii="Aptos" w:hAnsi="Aptos"/>
+          <w:b/>
+          <w:bCs/>
+          <w:sz w:val="24"/>
+          <w:szCs w:val="24"/>
+        </w:rPr>
+        <w:t>4. What is Tokenization?</w:t>
+      </w:r>
+    </w:p>
+    <w:p>
+      <w:pPr>
+        <w:rPr>
+          <w:rFonts w:ascii="Aptos" w:hAnsi="Aptos"/>
+          <w:sz w:val="24"/>
+          <w:szCs w:val="24"/>
+        </w:rPr>
+      </w:pPr>
+      <w:r>
+        <w:rPr>
+          <w:rFonts w:ascii="Aptos" w:hAnsi="Aptos"/>
+          <w:sz w:val="24"/>
+          <w:szCs w:val="24"/>
+        </w:rPr>
+        <w:t>Tokenization is the process of converting text into tokens before it is processed by the model. After tokenization, each token is converted into a numerical representation that the neural network can understand.</w:t>
+      </w:r>
+    </w:p>
+    <w:p>
+      <w:pPr>
+        <w:rPr>
+          <w:rFonts w:ascii="Aptos" w:hAnsi="Aptos"/>
+          <w:b/>
+          <w:bCs/>
+          <w:sz w:val="24"/>
+          <w:szCs w:val="24"/>
+        </w:rPr>
+      </w:pPr>
+      <w:r>
+        <w:rPr>
+          <w:rFonts w:ascii="Aptos" w:hAnsi="Aptos"/>
+          <w:b/>
+          <w:bCs/>
+          <w:sz w:val="24"/>
+          <w:szCs w:val="24"/>
+        </w:rPr>
+        <w:t>Example</w:t>
+      </w:r>
+    </w:p>
+    <w:p>
+      <w:pPr>
+        <w:rPr>
+          <w:rFonts w:ascii="Aptos" w:hAnsi="Aptos"/>
+          <w:sz w:val="24"/>
+          <w:szCs w:val="24"/>
+        </w:rPr>
+      </w:pPr>
+      <w:r>
+        <w:rPr>
+          <w:rFonts w:ascii="Aptos" w:hAnsi="Aptos"/>
+          <w:sz w:val="24"/>
+          <w:szCs w:val="24"/>
+        </w:rPr>
+        <w:t>Text:</w:t>
+      </w:r>
+    </w:p>
+    <w:p>
+      <w:pPr>
+        <w:rPr>
+          <w:rFonts w:ascii="Aptos" w:hAnsi="Aptos"/>
+          <w:sz w:val="24"/>
+          <w:szCs w:val="24"/>
+        </w:rPr>
+      </w:pPr>
+      <w:r>
+        <w:rPr>
+          <w:rFonts w:ascii="Aptos" w:hAnsi="Aptos"/>
+          <w:sz w:val="24"/>
+          <w:szCs w:val="24"/>
+        </w:rPr>
+        <w:t>Machine Learning</w:t>
+      </w:r>
+    </w:p>
+    <w:p>
+      <w:pPr>
+        <w:rPr>
+          <w:rFonts w:ascii="Aptos" w:hAnsi="Aptos"/>
+          <w:sz w:val="24"/>
+          <w:szCs w:val="24"/>
+        </w:rPr>
+      </w:pPr>
+      <w:r>
+        <w:rPr>
+          <w:rFonts w:ascii="Aptos" w:hAnsi="Aptos"/>
+          <w:sz w:val="24"/>
+          <w:szCs w:val="24"/>
+        </w:rPr>
+        <w:t>↓</w:t>
+      </w:r>
+    </w:p>
+    <w:p>
+      <w:pPr>
+        <w:rPr>
+          <w:rFonts w:ascii="Aptos" w:hAnsi="Aptos"/>
+          <w:sz w:val="24"/>
+          <w:szCs w:val="24"/>
+        </w:rPr>
+      </w:pPr>
+      <w:r>
+        <w:rPr>
+          <w:rFonts w:ascii="Aptos" w:hAnsi="Aptos"/>
+          <w:sz w:val="24"/>
+          <w:szCs w:val="24"/>
+        </w:rPr>
+        <w:t>Tokens</w:t>
+      </w:r>
+    </w:p>
+    <w:p>
+      <w:pPr>
+        <w:rPr>
+          <w:rFonts w:ascii="Aptos" w:hAnsi="Aptos"/>
+          <w:sz w:val="24"/>
+          <w:szCs w:val="24"/>
+        </w:rPr>
+      </w:pPr>
+      <w:r>
+        <w:rPr>
+          <w:rFonts w:ascii="Aptos" w:hAnsi="Aptos"/>
+          <w:sz w:val="24"/>
+          <w:szCs w:val="24"/>
+        </w:rPr>
+        <w:t>↓</w:t>
+      </w:r>
+    </w:p>
+    <w:p>
+      <w:pPr>
+        <w:rPr>
+          <w:rFonts w:ascii="Aptos" w:hAnsi="Aptos"/>
+          <w:sz w:val="24"/>
+          <w:szCs w:val="24"/>
+        </w:rPr>
+      </w:pPr>
+      <w:r>
+        <w:rPr>
+          <w:rFonts w:ascii="Aptos" w:hAnsi="Aptos"/>
+          <w:sz w:val="24"/>
+          <w:szCs w:val="24"/>
+        </w:rPr>
+        <w:t>Machine</w:t>
+      </w:r>
+      <w:r>
+        <w:rPr>
+          <w:rFonts w:ascii="Aptos" w:hAnsi="Aptos"/>
+          <w:sz w:val="24"/>
+          <w:szCs w:val="24"/>
+        </w:rPr>
+        <w:br/>
+        <w:t>Learning</w:t>
+      </w:r>
+    </w:p>
+    <w:p>
+      <w:pPr>
+        <w:rPr>
+          <w:rFonts w:ascii="Aptos" w:hAnsi="Aptos"/>
+          <w:sz w:val="24"/>
+          <w:szCs w:val="24"/>
+        </w:rPr>
+      </w:pPr>
+      <w:r>
+        <w:rPr>
+          <w:rFonts w:ascii="Aptos" w:hAnsi="Aptos"/>
+          <w:sz w:val="24"/>
+          <w:szCs w:val="24"/>
+        </w:rPr>
+        <w:t>↓</w:t>
+      </w:r>
+    </w:p>
+    <w:p>
+      <w:pPr>
+        <w:rPr>
+          <w:rFonts w:ascii="Aptos" w:hAnsi="Aptos"/>
+          <w:sz w:val="24"/>
+          <w:szCs w:val="24"/>
+        </w:rPr>
+      </w:pPr>
+      <w:r>
+        <w:rPr>
+          <w:rFonts w:ascii="Aptos" w:hAnsi="Aptos"/>
+          <w:sz w:val="24"/>
+          <w:szCs w:val="24"/>
+        </w:rPr>
+        <w:t>Numbers</w:t>
+      </w:r>
+    </w:p>
+    <w:p>
+      <w:pPr>
+        <w:rPr>
+          <w:rFonts w:ascii="Aptos" w:hAnsi="Aptos"/>
+          <w:sz w:val="24"/>
+          <w:szCs w:val="24"/>
+        </w:rPr>
+      </w:pPr>
+      <w:r>
+        <w:rPr>
+          <w:rFonts w:ascii="Aptos" w:hAnsi="Aptos"/>
+          <w:sz w:val="24"/>
+          <w:szCs w:val="24"/>
+        </w:rPr>
+        <w:t>↓</w:t>
+      </w:r>
+    </w:p>
+    <w:p>
+      <w:pPr>
+        <w:rPr>
+          <w:rFonts w:ascii="Aptos" w:hAnsi="Aptos"/>
+          <w:sz w:val="24"/>
+          <w:szCs w:val="24"/>
+        </w:rPr>
+      </w:pPr>
+      <w:r>
+        <w:rPr>
+          <w:rFonts w:ascii="Aptos" w:hAnsi="Aptos"/>
+          <w:sz w:val="24"/>
+          <w:szCs w:val="24"/>
+        </w:rPr>
+        <w:t>582</w:t>
+      </w:r>
+      <w:r>
+        <w:rPr>
+          <w:rFonts w:ascii="Aptos" w:hAnsi="Aptos"/>
+          <w:sz w:val="24"/>
+          <w:szCs w:val="24"/>
+        </w:rPr>
+        <w:br/>
+        <w:t>1931</w:t>
+      </w:r>
+    </w:p>
+    <w:p>
+      <w:pPr>
+        <w:rPr>
+          <w:rFonts w:ascii="Aptos" w:hAnsi="Aptos"/>
+          <w:sz w:val="24"/>
+          <w:szCs w:val="24"/>
+        </w:rPr>
+      </w:pPr>
+      <w:r>
+        <w:rPr>
+          <w:rFonts w:ascii="Aptos" w:hAnsi="Aptos"/>
+          <w:sz w:val="24"/>
+          <w:szCs w:val="24"/>
+        </w:rPr>
+        <w:pict w14:anchorId="459D7EE1">
+          <v:rect id="_x0000_i1156" style="width:0;height:1.5pt" o:hralign="center" o:hrstd="t" o:hr="t" fillcolor="#a0a0a0" stroked="f"/>
+        </w:pict>
+      </w:r>
+    </w:p>
+    <w:p>
+      <w:pPr>
+        <w:rPr>
+          <w:rFonts w:ascii="Aptos" w:hAnsi="Aptos"/>
+          <w:b/>
+          <w:bCs/>
+          <w:sz w:val="24"/>
+          <w:szCs w:val="24"/>
+        </w:rPr>
+      </w:pPr>
+      <w:r>
+        <w:rPr>
+          <w:rFonts w:ascii="Aptos" w:hAnsi="Aptos"/>
+          <w:b/>
+          <w:bCs/>
+          <w:sz w:val="24"/>
+          <w:szCs w:val="24"/>
+        </w:rPr>
+        <w:t>5. What is a Context Window?</w:t>
+      </w:r>
+    </w:p>
+    <w:p>
+      <w:pPr>
+        <w:rPr>
+          <w:rFonts w:ascii="Aptos" w:hAnsi="Aptos"/>
+          <w:sz w:val="24"/>
+          <w:szCs w:val="24"/>
+        </w:rPr>
+      </w:pPr>
+      <w:r>
+        <w:rPr>
+          <w:rFonts w:ascii="Aptos" w:hAnsi="Aptos"/>
+          <w:sz w:val="24"/>
+          <w:szCs w:val="24"/>
+        </w:rPr>
+        <w:t>A context window is the maximum number of tokens that an LLM can consider at one time while generating a response. It includes the current prompt, previous conversation history, system instructions, and any additional context provided. If the total exceeds the model's limit, older information may no longer be considered.</w:t>
+      </w:r>
+    </w:p>
+    <w:p>
+      <w:pPr>
+        <w:rPr>
+          <w:rFonts w:ascii="Aptos" w:hAnsi="Aptos"/>
+          <w:sz w:val="24"/>
+          <w:szCs w:val="24"/>
+        </w:rPr>
+      </w:pPr>
+      <w:r>
+        <w:rPr>
+          <w:rFonts w:ascii="Aptos" w:hAnsi="Aptos"/>
+          <w:sz w:val="24"/>
+          <w:szCs w:val="24"/>
+        </w:rPr>
+        <w:pict w14:anchorId="46194BAA">
+          <v:rect id="_x0000_i1157" style="width:0;height:1.5pt" o:hralign="center" o:hrstd="t" o:hr="t" fillcolor="#a0a0a0" stroked="f"/>
+        </w:pict>
+      </w:r>
+    </w:p>
+    <w:p>
+      <w:pPr>
+        <w:rPr>
+          <w:rFonts w:ascii="Aptos" w:hAnsi="Aptos"/>
+          <w:b/>
+          <w:bCs/>
+          <w:sz w:val="24"/>
+          <w:szCs w:val="24"/>
+        </w:rPr>
+      </w:pPr>
+      <w:r>
+        <w:rPr>
+          <w:rFonts w:ascii="Aptos" w:hAnsi="Aptos"/>
+          <w:b/>
+          <w:bCs/>
+          <w:sz w:val="24"/>
+          <w:szCs w:val="24"/>
+        </w:rPr>
+        <w:t>6. Why do LLMs sometimes forget previous conversations?</w:t>
+      </w:r>
+    </w:p>
+    <w:p>
+      <w:pPr>
+        <w:rPr>
+          <w:rFonts w:ascii="Aptos" w:hAnsi="Aptos"/>
+          <w:sz w:val="24"/>
+          <w:szCs w:val="24"/>
+        </w:rPr>
+      </w:pPr>
+      <w:r>
+        <w:rPr>
+          <w:rFonts w:ascii="Aptos" w:hAnsi="Aptos"/>
+          <w:sz w:val="24"/>
+          <w:szCs w:val="24"/>
+        </w:rPr>
+        <w:lastRenderedPageBreak/>
+        <w:t>LLMs don't permanently remember conversations. They only consider the information that fits inside their current context window. If the conversation becomes longer than the context window, some earlier messages may no longer be included in the prompt, so the model may appear to "forget" them.</w:t>
+      </w:r>
+    </w:p>
+    <w:p>
+      <w:pPr>
+        <w:rPr>
+          <w:rFonts w:ascii="Aptos" w:hAnsi="Aptos"/>
+          <w:sz w:val="24"/>
+          <w:szCs w:val="24"/>
+        </w:rPr>
+      </w:pPr>
+      <w:r>
+        <w:rPr>
+          <w:rFonts w:ascii="Aptos" w:hAnsi="Aptos"/>
+          <w:sz w:val="24"/>
+          <w:szCs w:val="24"/>
+        </w:rPr>
+        <w:pict w14:anchorId="53788F00">
+          <v:rect id="_x0000_i1158" style="width:0;height:1.5pt" o:hralign="center" o:hrstd="t" o:hr="t" fillcolor="#a0a0a0" stroked="f"/>
+        </w:pict>
+      </w:r>
+    </w:p>
+    <w:p>
+      <w:pPr>
+        <w:rPr>
+          <w:rFonts w:ascii="Aptos" w:hAnsi="Aptos"/>
+          <w:b/>
+          <w:bCs/>
+          <w:sz w:val="24"/>
+          <w:szCs w:val="24"/>
+        </w:rPr>
+      </w:pPr>
+      <w:r>
+        <w:rPr>
+          <w:rFonts w:ascii="Aptos" w:hAnsi="Aptos"/>
+          <w:b/>
+          <w:bCs/>
+          <w:sz w:val="24"/>
+          <w:szCs w:val="24"/>
+        </w:rPr>
+        <w:t>7. What does the Temperature parameter control?</w:t>
+      </w:r>
+    </w:p>
+    <w:p>
+      <w:pPr>
+        <w:rPr>
+          <w:rFonts w:ascii="Aptos" w:hAnsi="Aptos"/>
+          <w:sz w:val="24"/>
+          <w:szCs w:val="24"/>
+        </w:rPr>
+      </w:pPr>
+      <w:r>
+        <w:rPr>
+          <w:rFonts w:ascii="Aptos" w:hAnsi="Aptos"/>
+          <w:sz w:val="24"/>
+          <w:szCs w:val="24"/>
+        </w:rPr>
+        <w:t>Temperature controls how random or creative the model's responses are. A lower temperature produces more deterministic and factual answers, while a higher temperature generates more diverse and creative responses. For tasks like coding or SQL explanations, a lower temperature is generally preferred because it produces more consistent results.</w:t>
+      </w:r>
+    </w:p>
+    <w:p>
+      <w:pPr>
+        <w:rPr>
+          <w:rFonts w:ascii="Aptos" w:hAnsi="Aptos"/>
+          <w:b/>
+          <w:bCs/>
+          <w:sz w:val="24"/>
+          <w:szCs w:val="24"/>
+        </w:rPr>
+      </w:pPr>
+      <w:r>
+        <w:rPr>
+          <w:rFonts w:ascii="Aptos" w:hAnsi="Aptos"/>
+          <w:b/>
+          <w:bCs/>
+          <w:sz w:val="24"/>
+          <w:szCs w:val="24"/>
+        </w:rPr>
+        <w:t>Real Example</w:t>
+      </w:r>
+    </w:p>
+    <w:p>
+      <w:pPr>
+        <w:rPr>
+          <w:rFonts w:ascii="Aptos" w:hAnsi="Aptos"/>
+          <w:sz w:val="24"/>
+          <w:szCs w:val="24"/>
+        </w:rPr>
+      </w:pPr>
+      <w:r>
+        <w:rPr>
+          <w:rFonts w:ascii="Aptos" w:hAnsi="Aptos"/>
+          <w:b/>
+          <w:bCs/>
+          <w:sz w:val="24"/>
+          <w:szCs w:val="24"/>
+        </w:rPr>
+        <w:t>Temperature = 0.2</w:t>
+      </w:r>
+    </w:p>
+    <w:p>
+      <w:pPr>
+        <w:rPr>
+          <w:rFonts w:ascii="Aptos" w:hAnsi="Aptos"/>
+          <w:sz w:val="24"/>
+          <w:szCs w:val="24"/>
+        </w:rPr>
+      </w:pPr>
+      <w:r>
+        <w:rPr>
+          <w:rFonts w:ascii="Aptos" w:hAnsi="Aptos"/>
+          <w:sz w:val="24"/>
+          <w:szCs w:val="24"/>
+        </w:rPr>
+        <w:t>Gives factual SQL syntax.</w:t>
+      </w:r>
+    </w:p>
+    <w:p>
+      <w:pPr>
+        <w:rPr>
+          <w:rFonts w:ascii="Aptos" w:hAnsi="Aptos"/>
+          <w:sz w:val="24"/>
+          <w:szCs w:val="24"/>
+        </w:rPr>
+      </w:pPr>
+      <w:r>
+        <w:rPr>
+          <w:rFonts w:ascii="Aptos" w:hAnsi="Aptos"/>
+          <w:b/>
+          <w:bCs/>
+          <w:sz w:val="24"/>
+          <w:szCs w:val="24"/>
+        </w:rPr>
+        <w:t>Temperature = 0.9</w:t>
+      </w:r>
+    </w:p>
+    <w:p>
+      <w:pPr>
+        <w:rPr>
+          <w:rFonts w:ascii="Aptos" w:hAnsi="Aptos"/>
+          <w:sz w:val="24"/>
+          <w:szCs w:val="24"/>
+        </w:rPr>
+      </w:pPr>
+      <w:r>
+        <w:rPr>
+          <w:rFonts w:ascii="Aptos" w:hAnsi="Aptos"/>
+          <w:sz w:val="24"/>
+          <w:szCs w:val="24"/>
+        </w:rPr>
+        <w:t>May provide multiple creative explanations and examples.</w:t>
+      </w:r>
+    </w:p>
+    <w:p>
+      <w:pPr>
+        <w:rPr>
+          <w:rFonts w:ascii="Aptos" w:hAnsi="Aptos"/>
+          <w:sz w:val="24"/>
+          <w:szCs w:val="24"/>
+        </w:rPr>
+      </w:pPr>
+      <w:r>
+        <w:rPr>
+          <w:rFonts w:ascii="Aptos" w:hAnsi="Aptos"/>
+          <w:sz w:val="24"/>
+          <w:szCs w:val="24"/>
+        </w:rPr>
+        <w:pict w14:anchorId="5312CF76">
+          <v:rect id="_x0000_i1159" style="width:0;height:1.5pt" o:hralign="center" o:hrstd="t" o:hr="t" fillcolor="#a0a0a0" stroked="f"/>
+        </w:pict>
+      </w:r>
+    </w:p>
+    <w:p>
+      <w:pPr>
+        <w:rPr>
+          <w:rFonts w:ascii="Aptos" w:hAnsi="Aptos"/>
+          <w:b/>
+          <w:bCs/>
+          <w:sz w:val="24"/>
+          <w:szCs w:val="24"/>
+        </w:rPr>
+      </w:pPr>
+      <w:r>
+        <w:rPr>
+          <w:rFonts w:ascii="Aptos" w:hAnsi="Aptos"/>
+          <w:b/>
+          <w:bCs/>
+          <w:sz w:val="24"/>
+          <w:szCs w:val="24"/>
+        </w:rPr>
+        <w:t>8. What is Top-p?</w:t>
+      </w:r>
+    </w:p>
+    <w:p>
+      <w:pPr>
+        <w:rPr>
+          <w:rFonts w:ascii="Aptos" w:hAnsi="Aptos"/>
+          <w:sz w:val="24"/>
+          <w:szCs w:val="24"/>
+        </w:rPr>
+      </w:pPr>
+      <w:r>
+        <w:rPr>
+          <w:rFonts w:ascii="Aptos" w:hAnsi="Aptos"/>
+          <w:sz w:val="24"/>
+          <w:szCs w:val="24"/>
+        </w:rPr>
+        <w:t>Top-p, also called nucleus sampling, controls how many possible next words the model considers before generating a response. Instead of considering every possible word, the model selects from the most probable words whose cumulative probability reaches a specified threshold. It helps balance creativity and response quality.</w:t>
+      </w:r>
+    </w:p>
+    <w:p>
+      <w:pPr>
+        <w:rPr>
+          <w:rFonts w:ascii="Aptos" w:hAnsi="Aptos"/>
+          <w:sz w:val="24"/>
+          <w:szCs w:val="24"/>
+        </w:rPr>
+      </w:pPr>
+      <w:r>
+        <w:rPr>
+          <w:rFonts w:ascii="Aptos" w:hAnsi="Aptos"/>
+          <w:sz w:val="24"/>
+          <w:szCs w:val="24"/>
+        </w:rPr>
+        <w:pict w14:anchorId="13ADC141">
+          <v:rect id="_x0000_i1160" style="width:0;height:1.5pt" o:hralign="center" o:hrstd="t" o:hr="t" fillcolor="#a0a0a0" stroked="f"/>
+        </w:pict>
+      </w:r>
+    </w:p>
+    <w:p>
+      <w:pPr>
+        <w:rPr>
+          <w:rFonts w:ascii="Aptos" w:hAnsi="Aptos"/>
+          <w:b/>
+          <w:bCs/>
+          <w:sz w:val="24"/>
+          <w:szCs w:val="24"/>
+        </w:rPr>
+      </w:pPr>
+      <w:r>
+        <w:rPr>
+          <w:rFonts w:ascii="Aptos" w:hAnsi="Aptos"/>
+          <w:b/>
+          <w:bCs/>
+          <w:sz w:val="24"/>
+          <w:szCs w:val="24"/>
+        </w:rPr>
+        <w:t>9. What is an LLM Hallucination?</w:t>
+      </w:r>
+    </w:p>
+    <w:p>
+      <w:pPr>
+        <w:rPr>
+          <w:rFonts w:ascii="Aptos" w:hAnsi="Aptos"/>
+          <w:sz w:val="24"/>
+          <w:szCs w:val="24"/>
+        </w:rPr>
+      </w:pPr>
+      <w:r>
+        <w:rPr>
+          <w:rFonts w:ascii="Aptos" w:hAnsi="Aptos"/>
+          <w:sz w:val="24"/>
+          <w:szCs w:val="24"/>
+        </w:rPr>
+        <w:t>A hallucination occurs when an LLM generates information that sounds confident but is actually incorrect or fabricated. This happens because LLMs generate text by predicting the next most likely token rather than verifying facts from a trusted source.</w:t>
+      </w:r>
+    </w:p>
+    <w:p>
+      <w:pPr>
+        <w:rPr>
+          <w:rFonts w:ascii="Aptos" w:hAnsi="Aptos"/>
+          <w:sz w:val="24"/>
+          <w:szCs w:val="24"/>
+        </w:rPr>
+      </w:pPr>
+      <w:r>
+        <w:rPr>
+          <w:rFonts w:ascii="Aptos" w:hAnsi="Aptos"/>
+          <w:b/>
+          <w:bCs/>
+          <w:sz w:val="24"/>
+          <w:szCs w:val="24"/>
+        </w:rPr>
+        <w:t>Interviewer:</w:t>
+      </w:r>
+      <w:r>
+        <w:rPr>
+          <w:rFonts w:ascii="Aptos" w:hAnsi="Aptos"/>
+          <w:sz w:val="24"/>
+          <w:szCs w:val="24"/>
+        </w:rPr>
+        <w:t xml:space="preserve"> How can you reduce hallucinations?</w:t>
+      </w:r>
+    </w:p>
+    <w:p>
+      <w:pPr>
+        <w:rPr>
+          <w:rFonts w:ascii="Aptos" w:hAnsi="Aptos"/>
+          <w:sz w:val="24"/>
+          <w:szCs w:val="24"/>
+        </w:rPr>
+      </w:pPr>
+      <w:r>
+        <w:rPr>
+          <w:rFonts w:ascii="Aptos" w:hAnsi="Aptos"/>
+          <w:sz w:val="24"/>
+          <w:szCs w:val="24"/>
+        </w:rPr>
+        <w:t>Hallucinations can be reduced by writing clear prompts, using lower temperatures when appropriate, providing reliable context through techniques like Retrieval-Augmented Generation (RAG), and verifying important information with trusted sources.</w:t>
+      </w:r>
+    </w:p>
+    <w:p>
+      <w:pPr>
+        <w:rPr>
+          <w:rFonts w:ascii="Aptos" w:hAnsi="Aptos"/>
+          <w:sz w:val="24"/>
+          <w:szCs w:val="24"/>
+        </w:rPr>
+      </w:pPr>
+      <w:r>
+        <w:rPr>
+          <w:rFonts w:ascii="Aptos" w:hAnsi="Aptos"/>
+          <w:sz w:val="24"/>
+          <w:szCs w:val="24"/>
+        </w:rPr>
+        <w:pict w14:anchorId="0BDB96DC">
+          <v:rect id="_x0000_i1161" style="width:0;height:1.5pt" o:hralign="center" o:hrstd="t" o:hr="t" fillcolor="#a0a0a0" stroked="f"/>
+        </w:pict>
+      </w:r>
+    </w:p>
+    <w:p>
+      <w:pPr>
+        <w:rPr>
+          <w:rFonts w:ascii="Aptos" w:hAnsi="Aptos"/>
+          <w:b/>
+          <w:bCs/>
+          <w:sz w:val="24"/>
+          <w:szCs w:val="24"/>
+        </w:rPr>
+      </w:pPr>
+      <w:r>
+        <w:rPr>
+          <w:rFonts w:ascii="Aptos" w:hAnsi="Aptos"/>
+          <w:b/>
+          <w:bCs/>
+          <w:sz w:val="24"/>
+          <w:szCs w:val="24"/>
+        </w:rPr>
+        <w:t>10. What is the difference between a System Prompt and a User Prompt?</w:t>
+      </w:r>
+    </w:p>
+    <w:p>
+      <w:pPr>
+        <w:rPr>
+          <w:rFonts w:ascii="Aptos" w:hAnsi="Aptos"/>
+          <w:sz w:val="24"/>
+          <w:szCs w:val="24"/>
+        </w:rPr>
+      </w:pPr>
+      <w:r>
+        <w:rPr>
+          <w:rFonts w:ascii="Aptos" w:hAnsi="Aptos"/>
+          <w:sz w:val="24"/>
+          <w:szCs w:val="24"/>
+        </w:rPr>
+        <w:lastRenderedPageBreak/>
+        <w:t xml:space="preserve">A system prompt defines the role, </w:t>
+      </w:r>
+      <w:proofErr w:type="spellStart"/>
+      <w:r>
+        <w:rPr>
+          <w:rFonts w:ascii="Aptos" w:hAnsi="Aptos"/>
+          <w:sz w:val="24"/>
+          <w:szCs w:val="24"/>
+        </w:rPr>
+        <w:t>behavior</w:t>
+      </w:r>
+      <w:proofErr w:type="spellEnd"/>
+      <w:r>
+        <w:rPr>
+          <w:rFonts w:ascii="Aptos" w:hAnsi="Aptos"/>
+          <w:sz w:val="24"/>
+          <w:szCs w:val="24"/>
+        </w:rPr>
+        <w:t>, and overall instructions for the AI model. It tells the model how it should respond throughout the conversation. A user prompt is the actual question or request entered by the user. In my Data Analyst Assistant project, I combined the system prompt with the user's question before sending it to Gemini so that every response followed the desired style.</w:t>
+      </w:r>
+    </w:p>
+    <w:p>
+      <w:pPr>
+        <w:rPr>
+          <w:rFonts w:ascii="Aptos" w:hAnsi="Aptos"/>
+          <w:b/>
+          <w:bCs/>
+          <w:sz w:val="24"/>
+          <w:szCs w:val="24"/>
+        </w:rPr>
+      </w:pPr>
+      <w:r>
+        <w:rPr>
+          <w:rFonts w:ascii="Aptos" w:hAnsi="Aptos"/>
+          <w:b/>
+          <w:bCs/>
+          <w:sz w:val="24"/>
+          <w:szCs w:val="24"/>
+        </w:rPr>
+        <w:t>Example</w:t>
+      </w:r>
+    </w:p>
+    <w:p>
+      <w:pPr>
+        <w:rPr>
+          <w:rFonts w:ascii="Aptos" w:hAnsi="Aptos"/>
+          <w:sz w:val="24"/>
+          <w:szCs w:val="24"/>
+        </w:rPr>
+      </w:pPr>
+      <w:r>
+        <w:rPr>
+          <w:rFonts w:ascii="Aptos" w:hAnsi="Aptos"/>
+          <w:b/>
+          <w:bCs/>
+          <w:sz w:val="24"/>
+          <w:szCs w:val="24"/>
+        </w:rPr>
+        <w:t>System Prompt</w:t>
+      </w:r>
+    </w:p>
+    <w:p>
+      <w:pPr>
+        <w:rPr>
+          <w:rFonts w:ascii="Aptos" w:hAnsi="Aptos"/>
+          <w:sz w:val="24"/>
+          <w:szCs w:val="24"/>
+        </w:rPr>
+      </w:pPr>
+      <w:r>
+        <w:rPr>
+          <w:rFonts w:ascii="Aptos" w:hAnsi="Aptos"/>
+          <w:sz w:val="24"/>
+          <w:szCs w:val="24"/>
+        </w:rPr>
+        <w:t>You are a Senior Data Analyst.</w:t>
+      </w:r>
+      <w:r>
+        <w:rPr>
+          <w:rFonts w:ascii="Aptos" w:hAnsi="Aptos"/>
+          <w:sz w:val="24"/>
+          <w:szCs w:val="24"/>
+        </w:rPr>
+        <w:br/>
+        <w:t>Explain everything with business examples.</w:t>
+      </w:r>
+    </w:p>
+    <w:p>
+      <w:pPr>
+        <w:rPr>
+          <w:rFonts w:ascii="Aptos" w:hAnsi="Aptos"/>
+          <w:sz w:val="24"/>
+          <w:szCs w:val="24"/>
+        </w:rPr>
+      </w:pPr>
+      <w:r>
+        <w:rPr>
+          <w:rFonts w:ascii="Aptos" w:hAnsi="Aptos"/>
+          <w:b/>
+          <w:bCs/>
+          <w:sz w:val="24"/>
+          <w:szCs w:val="24"/>
+        </w:rPr>
+        <w:t>User Prompt</w:t>
+      </w:r>
+    </w:p>
+    <w:p>
+      <w:pPr>
+        <w:rPr>
+          <w:rFonts w:ascii="Aptos" w:hAnsi="Aptos"/>
+          <w:sz w:val="24"/>
+          <w:szCs w:val="24"/>
+        </w:rPr>
+      </w:pPr>
+      <w:r>
+        <w:rPr>
+          <w:rFonts w:ascii="Aptos" w:hAnsi="Aptos"/>
+          <w:sz w:val="24"/>
+          <w:szCs w:val="24"/>
+        </w:rPr>
+        <w:t>Explain SQL JOIN.</w:t>
+      </w:r>
+    </w:p>
+    <w:p>
+      <w:pPr>
+        <w:rPr>
+          <w:rFonts w:ascii="Aptos" w:hAnsi="Aptos"/>
+          <w:sz w:val="24"/>
+          <w:szCs w:val="24"/>
+        </w:rPr>
+      </w:pPr>
+      <w:r>
+        <w:rPr>
+          <w:rFonts w:ascii="Aptos" w:hAnsi="Aptos"/>
+          <w:sz w:val="24"/>
+          <w:szCs w:val="24"/>
+        </w:rPr>
+        <w:pict w14:anchorId="02372AE6">
+          <v:rect id="_x0000_i1162" style="width:0;height:1.5pt" o:hralign="center" o:hrstd="t" o:hr="t" fillcolor="#a0a0a0" stroked="f"/>
+        </w:pict>
+      </w:r>
+    </w:p>
+    <w:p>
+      <w:pPr>
+        <w:rPr>
+          <w:rFonts w:ascii="Aptos" w:hAnsi="Aptos"/>
+          <w:b/>
+          <w:bCs/>
+          <w:sz w:val="24"/>
+          <w:szCs w:val="24"/>
+        </w:rPr>
+      </w:pPr>
+      <w:r>
+        <w:rPr>
+          <w:rFonts w:ascii="Aptos" w:hAnsi="Aptos"/>
+          <w:b/>
+          <w:bCs/>
+          <w:sz w:val="24"/>
+          <w:szCs w:val="24"/>
+        </w:rPr>
+        <w:t>11. Explain how your Data Analyst Assistant works.</w:t>
+      </w:r>
+    </w:p>
+    <w:p>
+      <w:pPr>
+        <w:rPr>
+          <w:rFonts w:ascii="Aptos" w:hAnsi="Aptos"/>
+          <w:sz w:val="24"/>
+          <w:szCs w:val="24"/>
+        </w:rPr>
+      </w:pPr>
+      <w:r>
+        <w:rPr>
+          <w:rFonts w:ascii="Aptos" w:hAnsi="Aptos"/>
+          <w:sz w:val="24"/>
+          <w:szCs w:val="24"/>
+        </w:rPr>
+        <w:t>My application first loads the Gemini API key from a .env file, creates a Gemini client, and defines a system prompt describing the assistant's role. Whenever the user asks a question, my program combines the system prompt with the user's input into a single prompt and sends it to Gemini using the Google GenAI SDK. Gemini generates a response based on both the instructions and the question, and my program displays the answer in the terminal.</w:t>
+      </w:r>
+    </w:p>
+    <w:p>
+      <w:pPr>
+        <w:rPr>
+          <w:rFonts w:ascii="Aptos" w:hAnsi="Aptos"/>
+          <w:sz w:val="24"/>
+          <w:szCs w:val="24"/>
+        </w:rPr>
+      </w:pPr>
+      <w:r>
+        <w:rPr>
+          <w:rFonts w:ascii="Aptos" w:hAnsi="Aptos"/>
+          <w:sz w:val="24"/>
+          <w:szCs w:val="24"/>
+        </w:rPr>
+        <w:pict w14:anchorId="19757D25">
+          <v:rect id="_x0000_i1163" style="width:0;height:1.5pt" o:hralign="center" o:hrstd="t" o:hr="t" fillcolor="#a0a0a0" stroked="f"/>
+        </w:pict>
+      </w:r>
+    </w:p>
+    <w:p>
+      <w:pPr>
+        <w:rPr>
+          <w:rFonts w:ascii="Aptos" w:hAnsi="Aptos"/>
+          <w:b/>
+          <w:bCs/>
+          <w:sz w:val="24"/>
+          <w:szCs w:val="24"/>
+        </w:rPr>
+      </w:pPr>
+      <w:r>
+        <w:rPr>
+          <w:rFonts w:ascii="Aptos" w:hAnsi="Aptos"/>
+          <w:b/>
+          <w:bCs/>
+          <w:sz w:val="24"/>
+          <w:szCs w:val="24"/>
+        </w:rPr>
+        <w:t>12. Why did adding a System Prompt improve your chatbot?</w:t>
+      </w:r>
+    </w:p>
+    <w:p>
+      <w:pPr>
+        <w:rPr>
+          <w:rFonts w:ascii="Aptos" w:hAnsi="Aptos"/>
+          <w:sz w:val="24"/>
+          <w:szCs w:val="24"/>
+        </w:rPr>
+      </w:pPr>
+      <w:r>
+        <w:rPr>
+          <w:rFonts w:ascii="Aptos" w:hAnsi="Aptos"/>
+          <w:sz w:val="24"/>
+          <w:szCs w:val="24"/>
+        </w:rPr>
+        <w:t xml:space="preserve">Without a system prompt, Gemini only receives the user's question and responds using its default </w:t>
+      </w:r>
+      <w:proofErr w:type="spellStart"/>
+      <w:r>
+        <w:rPr>
+          <w:rFonts w:ascii="Aptos" w:hAnsi="Aptos"/>
+          <w:sz w:val="24"/>
+          <w:szCs w:val="24"/>
+        </w:rPr>
+        <w:t>behavior</w:t>
+      </w:r>
+      <w:proofErr w:type="spellEnd"/>
+      <w:r>
+        <w:rPr>
+          <w:rFonts w:ascii="Aptos" w:hAnsi="Aptos"/>
+          <w:sz w:val="24"/>
+          <w:szCs w:val="24"/>
+        </w:rPr>
+        <w:t>. By adding a system prompt, I guide the model to respond in a specific style. In my project, I instructed it to behave like an experienced Data Analyst, explain concepts in simple language, provide business examples, include SQL queries where relevant, and finish with interview tips. This made the responses much more consistent and useful.</w:t>
+      </w:r>
+    </w:p>
+    <w:p>
+      <w:pPr>
+        <w:rPr>
+          <w:rFonts w:ascii="Aptos" w:hAnsi="Aptos"/>
+          <w:sz w:val="24"/>
+          <w:szCs w:val="24"/>
+        </w:rPr>
+      </w:pPr>
+      <w:r>
+        <w:rPr>
+          <w:rFonts w:ascii="Aptos" w:hAnsi="Aptos"/>
+          <w:sz w:val="24"/>
+          <w:szCs w:val="24"/>
+        </w:rPr>
+        <w:pict w14:anchorId="4B4EA1C6">
+          <v:rect id="_x0000_i1164" style="width:0;height:1.5pt" o:hralign="center" o:hrstd="t" o:hr="t" fillcolor="#a0a0a0" stroked="f"/>
+        </w:pict>
+      </w:r>
+    </w:p>
+    <w:p>
+      <w:pPr>
+        <w:rPr>
+          <w:rFonts w:ascii="Aptos" w:hAnsi="Aptos"/>
+          <w:b/>
+          <w:bCs/>
+          <w:sz w:val="24"/>
+          <w:szCs w:val="24"/>
+        </w:rPr>
+      </w:pPr>
+      <w:r>
+        <w:rPr>
+          <w:rFonts w:ascii="Aptos" w:hAnsi="Aptos"/>
+          <w:b/>
+          <w:bCs/>
+          <w:sz w:val="24"/>
+          <w:szCs w:val="24"/>
+        </w:rPr>
+        <w:t>13. Does the System Prompt change the AI model?</w:t>
+      </w:r>
+    </w:p>
+    <w:p>
+      <w:pPr>
+        <w:rPr>
+          <w:rFonts w:ascii="Aptos" w:hAnsi="Aptos"/>
+          <w:sz w:val="24"/>
+          <w:szCs w:val="24"/>
+        </w:rPr>
+      </w:pPr>
+      <w:r>
+        <w:rPr>
+          <w:rFonts w:ascii="Aptos" w:hAnsi="Aptos"/>
+          <w:sz w:val="24"/>
+          <w:szCs w:val="24"/>
+        </w:rPr>
+        <w:t>No. The underlying model remains exactly the same. The system prompt only changes the instructions given to the model, which influences how it generates responses. It's similar to assigning different roles to the same person.</w:t>
+      </w:r>
+    </w:p>
+    <w:p>
+      <w:pPr>
+        <w:rPr>
+          <w:rFonts w:ascii="Aptos" w:hAnsi="Aptos"/>
+          <w:sz w:val="24"/>
+          <w:szCs w:val="24"/>
+        </w:rPr>
+      </w:pPr>
+      <w:r>
+        <w:rPr>
+          <w:rFonts w:ascii="Aptos" w:hAnsi="Aptos"/>
+          <w:sz w:val="24"/>
+          <w:szCs w:val="24"/>
+        </w:rPr>
+        <w:pict w14:anchorId="22A115A7">
+          <v:rect id="_x0000_i1165" style="width:0;height:1.5pt" o:hralign="center" o:hrstd="t" o:hr="t" fillcolor="#a0a0a0" stroked="f"/>
+        </w:pict>
+      </w:r>
+    </w:p>
+    <w:p>
+      <w:pPr>
+        <w:rPr>
+          <w:rFonts w:ascii="Aptos" w:hAnsi="Aptos"/>
+          <w:b/>
+          <w:bCs/>
+          <w:sz w:val="24"/>
+          <w:szCs w:val="24"/>
+        </w:rPr>
+      </w:pPr>
+      <w:r>
+        <w:rPr>
+          <w:rFonts w:ascii="Aptos" w:hAnsi="Aptos"/>
+          <w:b/>
+          <w:bCs/>
+          <w:sz w:val="24"/>
+          <w:szCs w:val="24"/>
+        </w:rPr>
+        <w:t>14. What happens internally when you ask Gemini a question?</w:t>
+      </w:r>
+    </w:p>
+    <w:p>
+      <w:pPr>
+        <w:rPr>
+          <w:rFonts w:ascii="Aptos" w:hAnsi="Aptos"/>
+          <w:sz w:val="24"/>
+          <w:szCs w:val="24"/>
+        </w:rPr>
+      </w:pPr>
+      <w:r>
+        <w:rPr>
+          <w:rFonts w:ascii="Aptos" w:hAnsi="Aptos"/>
+          <w:sz w:val="24"/>
+          <w:szCs w:val="24"/>
+        </w:rPr>
+        <w:lastRenderedPageBreak/>
+        <w:t>When I enter a question, my Python application combines it with the system prompt and sends it to the Gemini API. The text is tokenized, converted into numerical representations, and processed by the Transformer model. The model predicts the next token repeatedly until it generates a complete response, which is then returned through the API and displayed by my application.</w:t>
+      </w:r>
+    </w:p>
+    <w:p>
+      <w:pPr>
+        <w:rPr>
+          <w:rFonts w:ascii="Aptos" w:hAnsi="Aptos"/>
+          <w:sz w:val="24"/>
+          <w:szCs w:val="24"/>
+        </w:rPr>
+      </w:pPr>
+      <w:r>
+        <w:rPr>
+          <w:rFonts w:ascii="Aptos" w:hAnsi="Aptos"/>
+          <w:sz w:val="24"/>
+          <w:szCs w:val="24"/>
+        </w:rPr>
+        <w:pict w14:anchorId="18C870A7">
+          <v:rect id="_x0000_i1166" style="width:0;height:1.5pt" o:hralign="center" o:hrstd="t" o:hr="t" fillcolor="#a0a0a0" stroked="f"/>
+        </w:pict>
+      </w:r>
+    </w:p>
+    <w:p>
+      <w:pPr>
+        <w:rPr>
+          <w:rFonts w:ascii="Aptos" w:hAnsi="Aptos"/>
+          <w:b/>
+          <w:bCs/>
+          <w:sz w:val="24"/>
+          <w:szCs w:val="24"/>
+        </w:rPr>
+      </w:pPr>
+      <w:r>
+        <w:rPr>
+          <w:rFonts w:ascii="Aptos" w:hAnsi="Aptos"/>
+          <w:b/>
+          <w:bCs/>
+          <w:sz w:val="24"/>
+          <w:szCs w:val="24"/>
+        </w:rPr>
+        <w:t>15. If you wanted the same chatbot to become a Python Mentor instead of a Data Analyst, what would you change?</w:t>
+      </w:r>
+    </w:p>
+    <w:p>
+      <w:pPr>
+        <w:rPr>
+          <w:rFonts w:ascii="Aptos" w:hAnsi="Aptos"/>
+          <w:sz w:val="24"/>
+          <w:szCs w:val="24"/>
+        </w:rPr>
+      </w:pPr>
+      <w:r>
+        <w:rPr>
+          <w:rFonts w:ascii="Aptos" w:hAnsi="Aptos"/>
+          <w:sz w:val="24"/>
+          <w:szCs w:val="24"/>
+        </w:rPr>
+        <w:t xml:space="preserve">I wouldn't change the underlying code or the AI model. I would simply modify the system prompt to instruct the model to behave like an experienced Python mentor. This demonstrates how prompt engineering can significantly change the </w:t>
+      </w:r>
+      <w:proofErr w:type="spellStart"/>
+      <w:r>
+        <w:rPr>
+          <w:rFonts w:ascii="Aptos" w:hAnsi="Aptos"/>
+          <w:sz w:val="24"/>
+          <w:szCs w:val="24"/>
+        </w:rPr>
+        <w:t>behavior</w:t>
+      </w:r>
+      <w:proofErr w:type="spellEnd"/>
+      <w:r>
+        <w:rPr>
+          <w:rFonts w:ascii="Aptos" w:hAnsi="Aptos"/>
+          <w:sz w:val="24"/>
+          <w:szCs w:val="24"/>
+        </w:rPr>
+        <w:t xml:space="preserve"> of the same LLM.</w:t>
+      </w:r>
+    </w:p>
+    <w:p>
+      <w:pPr>
+        <w:rPr>
+          <w:rFonts w:ascii="Aptos" w:hAnsi="Aptos"/>
+          <w:sz w:val="24"/>
+          <w:szCs w:val="24"/>
+        </w:rPr>
+      </w:pPr>
+      <w:r>
+        <w:rPr>
+          <w:rFonts w:ascii="Aptos" w:hAnsi="Aptos"/>
+          <w:sz w:val="24"/>
+          <w:szCs w:val="24"/>
+        </w:rPr>
+        <w:pict w14:anchorId="5C9666FF">
+          <v:rect id="_x0000_i1167" style="width:0;height:1.5pt" o:hralign="center" o:hrstd="t" o:hr="t" fillcolor="#a0a0a0" stroked="f"/>
+        </w:pict>
+      </w:r>
+    </w:p>
+    <w:p>
+      <w:pPr>
+        <w:rPr>
+          <w:rFonts w:ascii="Aptos" w:hAnsi="Aptos"/>
+          <w:b/>
+          <w:bCs/>
+          <w:sz w:val="24"/>
+          <w:szCs w:val="24"/>
+        </w:rPr>
+      </w:pPr>
+      <w:r>
+        <w:rPr>
+          <w:rFonts w:ascii="Aptos" w:hAnsi="Aptos"/>
+          <w:b/>
+          <w:bCs/>
+          <w:sz w:val="24"/>
+          <w:szCs w:val="24"/>
+        </w:rPr>
+        <w:t>Q. Why do APIs charge based on tokens instead of words?</w:t>
+      </w:r>
+    </w:p>
+    <w:p>
+      <w:pPr>
+        <w:rPr>
+          <w:rFonts w:ascii="Aptos" w:hAnsi="Aptos"/>
+          <w:sz w:val="24"/>
+          <w:szCs w:val="24"/>
+        </w:rPr>
+      </w:pPr>
+      <w:r>
+        <w:rPr>
+          <w:rFonts w:ascii="Aptos" w:hAnsi="Aptos"/>
+          <w:sz w:val="24"/>
+          <w:szCs w:val="24"/>
+        </w:rPr>
+        <w:t>Because LLMs internally process text as tokens, not words. Computational cost depends on the number of tokens processed.</w:t>
+      </w:r>
+    </w:p>
+    <w:p>
+      <w:pPr>
+        <w:rPr>
+          <w:rFonts w:ascii="Aptos" w:hAnsi="Aptos"/>
+          <w:sz w:val="24"/>
+          <w:szCs w:val="24"/>
+        </w:rPr>
+      </w:pPr>
+      <w:r>
+        <w:rPr>
+          <w:rFonts w:ascii="Aptos" w:hAnsi="Aptos"/>
+          <w:sz w:val="24"/>
+          <w:szCs w:val="24"/>
+        </w:rPr>
+        <w:pict w14:anchorId="6758D584">
+          <v:rect id="_x0000_i1169" style="width:0;height:1.5pt" o:hralign="center" o:hrstd="t" o:hr="t" fillcolor="#a0a0a0" stroked="f"/>
+        </w:pict>
+      </w:r>
+    </w:p>
+    <w:p>
+      <w:pPr>
+        <w:rPr>
+          <w:rFonts w:ascii="Aptos" w:hAnsi="Aptos"/>
+          <w:b/>
+          <w:bCs/>
+          <w:sz w:val="24"/>
+          <w:szCs w:val="24"/>
+        </w:rPr>
+      </w:pPr>
+      <w:r>
+        <w:rPr>
+          <w:rFonts w:ascii="Aptos" w:hAnsi="Aptos"/>
+          <w:b/>
+          <w:bCs/>
+          <w:sz w:val="24"/>
+          <w:szCs w:val="24"/>
+        </w:rPr>
+        <w:t>Q. Which consumes more tokens: input or output?</w:t>
+      </w:r>
+    </w:p>
+    <w:p>
+      <w:pPr>
+        <w:rPr>
+          <w:rFonts w:ascii="Aptos" w:hAnsi="Aptos"/>
+          <w:sz w:val="24"/>
+          <w:szCs w:val="24"/>
+        </w:rPr>
+      </w:pPr>
+      <w:r>
+        <w:rPr>
+          <w:rFonts w:ascii="Aptos" w:hAnsi="Aptos"/>
+          <w:sz w:val="24"/>
+          <w:szCs w:val="24"/>
+        </w:rPr>
+        <w:t>Both. The input prompt consumes input tokens, and the generated response consumes output tokens. Most API providers count and bill both separately.</w:t>
+      </w:r>
+    </w:p>
+    <w:p>
+      <w:pPr>
+        <w:rPr>
+          <w:rFonts w:ascii="Aptos" w:hAnsi="Aptos"/>
+          <w:sz w:val="24"/>
+          <w:szCs w:val="24"/>
+        </w:rPr>
+      </w:pPr>
+      <w:r>
+        <w:rPr>
+          <w:rFonts w:ascii="Aptos" w:hAnsi="Aptos"/>
+          <w:sz w:val="24"/>
+          <w:szCs w:val="24"/>
+        </w:rPr>
+        <w:pict w14:anchorId="56040DCE">
+          <v:rect id="_x0000_i1170" style="width:0;height:1.5pt" o:hralign="center" o:hrstd="t" o:hr="t" fillcolor="#a0a0a0" stroked="f"/>
+        </w:pict>
+      </w:r>
+    </w:p>
+    <w:p>
+      <w:pPr>
+        <w:rPr>
+          <w:rFonts w:ascii="Aptos" w:hAnsi="Aptos"/>
+          <w:b/>
+          <w:bCs/>
+          <w:sz w:val="24"/>
+          <w:szCs w:val="24"/>
+        </w:rPr>
+      </w:pPr>
+      <w:r>
+        <w:rPr>
+          <w:rFonts w:ascii="Aptos" w:hAnsi="Aptos"/>
+          <w:b/>
+          <w:bCs/>
+          <w:sz w:val="24"/>
+          <w:szCs w:val="24"/>
+        </w:rPr>
+        <w:t>Q. Can increasing the context window improve an LLM?</w:t>
+      </w:r>
+    </w:p>
+    <w:p>
+      <w:pPr>
+        <w:rPr>
+          <w:rFonts w:ascii="Aptos" w:hAnsi="Aptos"/>
+          <w:sz w:val="24"/>
+          <w:szCs w:val="24"/>
+        </w:rPr>
+      </w:pPr>
+      <w:r>
+        <w:rPr>
+          <w:rFonts w:ascii="Aptos" w:hAnsi="Aptos"/>
+          <w:sz w:val="24"/>
+          <w:szCs w:val="24"/>
+        </w:rPr>
+        <w:t>Yes. A larger context window allows the model to consider more information at once, making it better at handling long conversations, large documents, and complex reasoning tasks. However, it can also increase computation time and cost.</w:t>
+      </w:r>
     </w:p>
     <w:p>
       <w:pPr>

--- a/notes/Interview Questions.docx
+++ b/notes/Interview Questions.docx
@@ -357,25 +357,7 @@
           <w:sz w:val="24"/>
           <w:szCs w:val="24"/>
         </w:rPr>
-        <w:t>I used a .env file to securely store my Gemini API key instead of hardcoding it in my Python code. This keeps sensitive information separate from the source code and prevents accidentally exposing API keys when pushing the project to GitHub. I used the python-</w:t>
-      </w:r>
-      <w:proofErr w:type="spellStart"/>
-      <w:r>
-        <w:rPr>
-          <w:rFonts w:ascii="Aptos" w:hAnsi="Aptos"/>
-          <w:sz w:val="24"/>
-          <w:szCs w:val="24"/>
-        </w:rPr>
-        <w:t>dotenv</w:t>
-      </w:r>
-      <w:proofErr w:type="spellEnd"/>
-      <w:r>
-        <w:rPr>
-          <w:rFonts w:ascii="Aptos" w:hAnsi="Aptos"/>
-          <w:sz w:val="24"/>
-          <w:szCs w:val="24"/>
-        </w:rPr>
-        <w:t xml:space="preserve"> library to load the environment variables into my application.</w:t>
+        <w:t>I used a .env file to securely store my Gemini API key instead of hardcoding it in my Python code. This keeps sensitive information separate from the source code and prevents accidentally exposing API keys when pushing the project to GitHub. I used the python-dotenv library to load the environment variables into my application.</w:t>
       </w:r>
     </w:p>
     <w:p>
@@ -432,35 +414,7 @@
           <w:sz w:val="24"/>
           <w:szCs w:val="24"/>
         </w:rPr>
-        <w:t xml:space="preserve">A virtual environment is an isolated Python environment created for a specific project. It allows each project to have its own dependencies and package versions without affecting other projects or the system Python installation. I created </w:t>
-      </w:r>
-      <w:proofErr w:type="gramStart"/>
-      <w:r>
-        <w:rPr>
-          <w:rFonts w:ascii="Aptos" w:hAnsi="Aptos"/>
-          <w:sz w:val="24"/>
-          <w:szCs w:val="24"/>
-        </w:rPr>
-        <w:t>a .</w:t>
-      </w:r>
-      <w:proofErr w:type="spellStart"/>
-      <w:r>
-        <w:rPr>
-          <w:rFonts w:ascii="Aptos" w:hAnsi="Aptos"/>
-          <w:sz w:val="24"/>
-          <w:szCs w:val="24"/>
-        </w:rPr>
-        <w:t>venv</w:t>
-      </w:r>
-      <w:proofErr w:type="spellEnd"/>
-      <w:proofErr w:type="gramEnd"/>
-      <w:r>
-        <w:rPr>
-          <w:rFonts w:ascii="Aptos" w:hAnsi="Aptos"/>
-          <w:sz w:val="24"/>
-          <w:szCs w:val="24"/>
-        </w:rPr>
-        <w:t xml:space="preserve"> folder for my project and activated it before installing the required libraries.</w:t>
+        <w:t>A virtual environment is an isolated Python environment created for a specific project. It allows each project to have its own dependencies and package versions without affecting other projects or the system Python installation. I created a .venv folder for my project and activated it before installing the required libraries.</w:t>
       </w:r>
     </w:p>
     <w:p>
@@ -500,78 +454,24 @@
           <w:sz w:val="24"/>
           <w:szCs w:val="24"/>
         </w:rPr>
-        <w:t xml:space="preserve">7. Why do we </w:t>
-      </w:r>
-      <w:proofErr w:type="gramStart"/>
-      <w:r>
-        <w:rPr>
-          <w:rFonts w:ascii="Aptos" w:hAnsi="Aptos"/>
-          <w:b/>
-          <w:bCs/>
-          <w:sz w:val="24"/>
-          <w:szCs w:val="24"/>
-        </w:rPr>
-        <w:t>use .</w:t>
-      </w:r>
-      <w:proofErr w:type="spellStart"/>
-      <w:r>
-        <w:rPr>
-          <w:rFonts w:ascii="Aptos" w:hAnsi="Aptos"/>
-          <w:b/>
-          <w:bCs/>
-          <w:sz w:val="24"/>
-          <w:szCs w:val="24"/>
-        </w:rPr>
-        <w:t>gitignore</w:t>
-      </w:r>
-      <w:proofErr w:type="spellEnd"/>
-      <w:proofErr w:type="gramEnd"/>
-      <w:r>
-        <w:rPr>
-          <w:rFonts w:ascii="Aptos" w:hAnsi="Aptos"/>
-          <w:b/>
-          <w:bCs/>
-          <w:sz w:val="24"/>
-          <w:szCs w:val="24"/>
-        </w:rPr>
-        <w:t>?</w:t>
-      </w:r>
-    </w:p>
-    <w:p>
-      <w:pPr>
-        <w:rPr>
-          <w:rFonts w:ascii="Aptos" w:hAnsi="Aptos"/>
-          <w:sz w:val="24"/>
-          <w:szCs w:val="24"/>
-        </w:rPr>
-      </w:pPr>
-      <w:proofErr w:type="gramStart"/>
-      <w:r>
-        <w:rPr>
-          <w:rFonts w:ascii="Aptos" w:hAnsi="Aptos"/>
-          <w:sz w:val="24"/>
-          <w:szCs w:val="24"/>
-        </w:rPr>
-        <w:t>The .</w:t>
-      </w:r>
-      <w:proofErr w:type="spellStart"/>
-      <w:r>
-        <w:rPr>
-          <w:rFonts w:ascii="Aptos" w:hAnsi="Aptos"/>
-          <w:sz w:val="24"/>
-          <w:szCs w:val="24"/>
-        </w:rPr>
-        <w:t>gitignore</w:t>
-      </w:r>
-      <w:proofErr w:type="spellEnd"/>
-      <w:proofErr w:type="gramEnd"/>
-      <w:r>
-        <w:rPr>
-          <w:rFonts w:ascii="Aptos" w:hAnsi="Aptos"/>
-          <w:sz w:val="24"/>
-          <w:szCs w:val="24"/>
-        </w:rPr>
-        <w:t xml:space="preserve"> file tells Git which files and folders should not be tracked. In my project, I ignored the virtual environment, the .env file containing my API key, Python cache files, and VS Code settings. This keeps the repository clean and prevents sensitive information from being uploaded to GitHub.</w:t>
+        <w:t>7. Why do we use .gitignore?</w:t>
+      </w:r>
+    </w:p>
+    <w:p>
+      <w:pPr>
+        <w:rPr>
+          <w:rFonts w:ascii="Aptos" w:hAnsi="Aptos"/>
+          <w:sz w:val="24"/>
+          <w:szCs w:val="24"/>
+        </w:rPr>
+      </w:pPr>
+      <w:r>
+        <w:rPr>
+          <w:rFonts w:ascii="Aptos" w:hAnsi="Aptos"/>
+          <w:sz w:val="24"/>
+          <w:szCs w:val="24"/>
+        </w:rPr>
+        <w:t>The .gitignore file tells Git which files and folders should not be tracked. In my project, I ignored the virtual environment, the .env file containing my API key, Python cache files, and VS Code settings. This keeps the repository clean and prevents sensitive information from being uploaded to GitHub.</w:t>
       </w:r>
     </w:p>
     <w:p>
@@ -808,43 +708,7 @@
           <w:sz w:val="24"/>
           <w:szCs w:val="24"/>
         </w:rPr>
-        <w:t xml:space="preserve">The Google GenAI SDK provides a Python interface for interacting with Gemini models. Instead of manually making HTTP requests, it offers methods like </w:t>
-      </w:r>
-      <w:proofErr w:type="spellStart"/>
-      <w:r>
-        <w:rPr>
-          <w:rFonts w:ascii="Aptos" w:hAnsi="Aptos"/>
-          <w:sz w:val="24"/>
-          <w:szCs w:val="24"/>
-        </w:rPr>
-        <w:t>generate_</w:t>
-      </w:r>
-      <w:proofErr w:type="gramStart"/>
-      <w:r>
-        <w:rPr>
-          <w:rFonts w:ascii="Aptos" w:hAnsi="Aptos"/>
-          <w:sz w:val="24"/>
-          <w:szCs w:val="24"/>
-        </w:rPr>
-        <w:t>content</w:t>
-      </w:r>
-      <w:proofErr w:type="spellEnd"/>
-      <w:r>
-        <w:rPr>
-          <w:rFonts w:ascii="Aptos" w:hAnsi="Aptos"/>
-          <w:sz w:val="24"/>
-          <w:szCs w:val="24"/>
-        </w:rPr>
-        <w:t>(</w:t>
-      </w:r>
-      <w:proofErr w:type="gramEnd"/>
-      <w:r>
-        <w:rPr>
-          <w:rFonts w:ascii="Aptos" w:hAnsi="Aptos"/>
-          <w:sz w:val="24"/>
-          <w:szCs w:val="24"/>
-        </w:rPr>
-        <w:t>) to send prompts and receive responses in a simpler and more Pythonic way.</w:t>
+        <w:t>The Google GenAI SDK provides a Python interface for interacting with Gemini models. Instead of manually making HTTP requests, it offers methods like generate_content() to send prompts and receive responses in a simpler and more Pythonic way.</w:t>
       </w:r>
     </w:p>
     <w:p>
@@ -895,41 +759,13 @@
           <w:szCs w:val="24"/>
         </w:rPr>
       </w:pPr>
-      <w:proofErr w:type="spellStart"/>
-      <w:r>
-        <w:rPr>
-          <w:rFonts w:ascii="Aptos" w:hAnsi="Aptos"/>
-          <w:sz w:val="24"/>
-          <w:szCs w:val="24"/>
-        </w:rPr>
-        <w:t>load_</w:t>
-      </w:r>
-      <w:proofErr w:type="gramStart"/>
-      <w:r>
-        <w:rPr>
-          <w:rFonts w:ascii="Aptos" w:hAnsi="Aptos"/>
-          <w:sz w:val="24"/>
-          <w:szCs w:val="24"/>
-        </w:rPr>
-        <w:t>dotenv</w:t>
-      </w:r>
-      <w:proofErr w:type="spellEnd"/>
-      <w:r>
-        <w:rPr>
-          <w:rFonts w:ascii="Aptos" w:hAnsi="Aptos"/>
-          <w:sz w:val="24"/>
-          <w:szCs w:val="24"/>
-        </w:rPr>
-        <w:t>(</w:t>
-      </w:r>
-      <w:proofErr w:type="gramEnd"/>
-      <w:r>
-        <w:rPr>
-          <w:rFonts w:ascii="Aptos" w:hAnsi="Aptos"/>
-          <w:sz w:val="24"/>
-          <w:szCs w:val="24"/>
-        </w:rPr>
-        <w:t>)</w:t>
+      <w:r>
+        <w:rPr>
+          <w:rFonts w:ascii="Aptos" w:hAnsi="Aptos"/>
+          <w:sz w:val="24"/>
+          <w:szCs w:val="24"/>
+        </w:rPr>
+        <w:t>load_dotenv()</w:t>
       </w:r>
       <w:r>
         <w:rPr>
@@ -938,109 +774,24 @@
           <w:szCs w:val="24"/>
         </w:rPr>
         <w:br/>
-      </w:r>
-      <w:proofErr w:type="spellStart"/>
-      <w:r>
-        <w:rPr>
-          <w:rFonts w:ascii="Aptos" w:hAnsi="Aptos"/>
-          <w:sz w:val="24"/>
-          <w:szCs w:val="24"/>
-        </w:rPr>
-        <w:t>api_key</w:t>
-      </w:r>
-      <w:proofErr w:type="spellEnd"/>
-      <w:r>
-        <w:rPr>
-          <w:rFonts w:ascii="Aptos" w:hAnsi="Aptos"/>
-          <w:sz w:val="24"/>
-          <w:szCs w:val="24"/>
-        </w:rPr>
-        <w:t xml:space="preserve"> = </w:t>
-      </w:r>
-      <w:proofErr w:type="spellStart"/>
-      <w:proofErr w:type="gramStart"/>
-      <w:r>
-        <w:rPr>
-          <w:rFonts w:ascii="Aptos" w:hAnsi="Aptos"/>
-          <w:sz w:val="24"/>
-          <w:szCs w:val="24"/>
-        </w:rPr>
-        <w:t>os.getenv</w:t>
-      </w:r>
-      <w:proofErr w:type="spellEnd"/>
-      <w:proofErr w:type="gramEnd"/>
-      <w:r>
-        <w:rPr>
-          <w:rFonts w:ascii="Aptos" w:hAnsi="Aptos"/>
-          <w:sz w:val="24"/>
-          <w:szCs w:val="24"/>
-        </w:rPr>
-        <w:t>("GENAI_API_KEY")</w:t>
-      </w:r>
-    </w:p>
-    <w:p>
-      <w:pPr>
-        <w:rPr>
-          <w:rFonts w:ascii="Aptos" w:hAnsi="Aptos"/>
-          <w:sz w:val="24"/>
-          <w:szCs w:val="24"/>
-        </w:rPr>
-      </w:pPr>
-      <w:proofErr w:type="spellStart"/>
-      <w:r>
-        <w:rPr>
-          <w:rFonts w:ascii="Aptos" w:hAnsi="Aptos"/>
-          <w:sz w:val="24"/>
-          <w:szCs w:val="24"/>
-        </w:rPr>
-        <w:t>load_</w:t>
-      </w:r>
-      <w:proofErr w:type="gramStart"/>
-      <w:r>
-        <w:rPr>
-          <w:rFonts w:ascii="Aptos" w:hAnsi="Aptos"/>
-          <w:sz w:val="24"/>
-          <w:szCs w:val="24"/>
-        </w:rPr>
-        <w:t>dotenv</w:t>
-      </w:r>
-      <w:proofErr w:type="spellEnd"/>
-      <w:r>
-        <w:rPr>
-          <w:rFonts w:ascii="Aptos" w:hAnsi="Aptos"/>
-          <w:sz w:val="24"/>
-          <w:szCs w:val="24"/>
-        </w:rPr>
-        <w:t>(</w:t>
-      </w:r>
-      <w:proofErr w:type="gramEnd"/>
-      <w:r>
-        <w:rPr>
-          <w:rFonts w:ascii="Aptos" w:hAnsi="Aptos"/>
-          <w:sz w:val="24"/>
-          <w:szCs w:val="24"/>
-        </w:rPr>
-        <w:t xml:space="preserve">) loads the environment variables from the .env file into the application's environment. Then </w:t>
-      </w:r>
-      <w:proofErr w:type="spellStart"/>
-      <w:proofErr w:type="gramStart"/>
-      <w:r>
-        <w:rPr>
-          <w:rFonts w:ascii="Aptos" w:hAnsi="Aptos"/>
-          <w:sz w:val="24"/>
-          <w:szCs w:val="24"/>
-        </w:rPr>
-        <w:t>os.getenv</w:t>
-      </w:r>
-      <w:proofErr w:type="spellEnd"/>
-      <w:proofErr w:type="gramEnd"/>
-      <w:r>
-        <w:rPr>
-          <w:rFonts w:ascii="Aptos" w:hAnsi="Aptos"/>
-          <w:sz w:val="24"/>
-          <w:szCs w:val="24"/>
-        </w:rPr>
-        <w:t>("GENAI_API_KEY") retrieves the value of the API key so that it can be used to authenticate requests to the Gemini API without exposing the key in the source code.</w:t>
+        <w:t>api_key = os.getenv("GENAI_API_KEY")</w:t>
+      </w:r>
+    </w:p>
+    <w:p>
+      <w:pPr>
+        <w:rPr>
+          <w:rFonts w:ascii="Aptos" w:hAnsi="Aptos"/>
+          <w:sz w:val="24"/>
+          <w:szCs w:val="24"/>
+        </w:rPr>
+      </w:pPr>
+      <w:r>
+        <w:rPr>
+          <w:rFonts w:ascii="Aptos" w:hAnsi="Aptos"/>
+          <w:sz w:val="24"/>
+          <w:szCs w:val="24"/>
+        </w:rPr>
+        <w:t>load_dotenv() loads the environment variables from the .env file into the application's environment. Then os.getenv("GENAI_API_KEY") retrieves the value of the API key so that it can be used to authenticate requests to the Gemini API without exposing the key in the source code.</w:t>
       </w:r>
     </w:p>
     <w:p>
@@ -1154,25 +905,7 @@
           <w:sz w:val="24"/>
           <w:szCs w:val="24"/>
         </w:rPr>
-        <w:t>That happened because I accidentally placed the print(</w:t>
-      </w:r>
-      <w:proofErr w:type="spellStart"/>
-      <w:r>
-        <w:rPr>
-          <w:rFonts w:ascii="Aptos" w:hAnsi="Aptos"/>
-          <w:sz w:val="24"/>
-          <w:szCs w:val="24"/>
-        </w:rPr>
-        <w:t>response.text</w:t>
-      </w:r>
-      <w:proofErr w:type="spellEnd"/>
-      <w:r>
-        <w:rPr>
-          <w:rFonts w:ascii="Aptos" w:hAnsi="Aptos"/>
-          <w:sz w:val="24"/>
-          <w:szCs w:val="24"/>
-        </w:rPr>
-        <w:t>) statement outside the while loop. As a result, the chatbot generated responses but didn't display them until the loop ended. After reviewing the code, I realized the issue was incorrect indentation. Moving the print statements inside the loop fixed the problem. It reinforced the importance of indentation in Python.</w:t>
+        <w:t>That happened because I accidentally placed the print(response.text) statement outside the while loop. As a result, the chatbot generated responses but didn't display them until the loop ended. After reviewing the code, I realized the issue was incorrect indentation. Moving the print statements inside the loop fixed the problem. It reinforced the importance of indentation in Python.</w:t>
       </w:r>
     </w:p>
     <w:p>
@@ -1229,43 +962,7 @@
           <w:sz w:val="24"/>
           <w:szCs w:val="24"/>
         </w:rPr>
-        <w:t xml:space="preserve">I would refactor the code into functions to improve readability and maintainability. I would also add proper exception handling for API failures, maintain conversation history so the chatbot remembers previous messages, and eventually integrate frameworks like </w:t>
-      </w:r>
-      <w:proofErr w:type="spellStart"/>
-      <w:r>
-        <w:rPr>
-          <w:rFonts w:ascii="Aptos" w:hAnsi="Aptos"/>
-          <w:sz w:val="24"/>
-          <w:szCs w:val="24"/>
-        </w:rPr>
-        <w:t>LangChain</w:t>
-      </w:r>
-      <w:proofErr w:type="spellEnd"/>
-      <w:r>
-        <w:rPr>
-          <w:rFonts w:ascii="Aptos" w:hAnsi="Aptos"/>
-          <w:sz w:val="24"/>
-          <w:szCs w:val="24"/>
-        </w:rPr>
-        <w:t xml:space="preserve"> and </w:t>
-      </w:r>
-      <w:proofErr w:type="spellStart"/>
-      <w:r>
-        <w:rPr>
-          <w:rFonts w:ascii="Aptos" w:hAnsi="Aptos"/>
-          <w:sz w:val="24"/>
-          <w:szCs w:val="24"/>
-        </w:rPr>
-        <w:t>LangGraph</w:t>
-      </w:r>
-      <w:proofErr w:type="spellEnd"/>
-      <w:r>
-        <w:rPr>
-          <w:rFonts w:ascii="Aptos" w:hAnsi="Aptos"/>
-          <w:sz w:val="24"/>
-          <w:szCs w:val="24"/>
-        </w:rPr>
-        <w:t xml:space="preserve"> to build more advanced AI agents.</w:t>
+        <w:t>I would refactor the code into functions to improve readability and maintainability. I would also add proper exception handling for API failures, maintain conversation history so the chatbot remembers previous messages, and eventually integrate frameworks like LangChain and LangGraph to build more advanced AI agents.</w:t>
       </w:r>
     </w:p>
     <w:p>
@@ -1551,43 +1248,7 @@
           <w:sz w:val="24"/>
           <w:szCs w:val="24"/>
         </w:rPr>
-        <w:t xml:space="preserve">Agentic AI systems rely heavily on instructions to guide the </w:t>
-      </w:r>
-      <w:proofErr w:type="spellStart"/>
-      <w:r>
-        <w:rPr>
-          <w:rFonts w:ascii="Aptos" w:hAnsi="Aptos"/>
-          <w:sz w:val="24"/>
-          <w:szCs w:val="24"/>
-        </w:rPr>
-        <w:t>behavior</w:t>
-      </w:r>
-      <w:proofErr w:type="spellEnd"/>
-      <w:r>
-        <w:rPr>
-          <w:rFonts w:ascii="Aptos" w:hAnsi="Aptos"/>
-          <w:sz w:val="24"/>
-          <w:szCs w:val="24"/>
-        </w:rPr>
-        <w:t xml:space="preserve"> of AI models. Well-designed prompts help ensure that agents perform tasks consistently, follow constraints, and generate high-quality responses. My Data Analyst Assistant demonstrated this by changing the model's </w:t>
-      </w:r>
-      <w:proofErr w:type="spellStart"/>
-      <w:r>
-        <w:rPr>
-          <w:rFonts w:ascii="Aptos" w:hAnsi="Aptos"/>
-          <w:sz w:val="24"/>
-          <w:szCs w:val="24"/>
-        </w:rPr>
-        <w:t>behavior</w:t>
-      </w:r>
-      <w:proofErr w:type="spellEnd"/>
-      <w:r>
-        <w:rPr>
-          <w:rFonts w:ascii="Aptos" w:hAnsi="Aptos"/>
-          <w:sz w:val="24"/>
-          <w:szCs w:val="24"/>
-        </w:rPr>
-        <w:t xml:space="preserve"> through prompt design without changing the underlying AI model.</w:t>
+        <w:t>Agentic AI systems rely heavily on instructions to guide the behavior of AI models. Well-designed prompts help ensure that agents perform tasks consistently, follow constraints, and generate high-quality responses. My Data Analyst Assistant demonstrated this by changing the model's behavior through prompt design without changing the underlying AI model.</w:t>
       </w:r>
     </w:p>
     <w:p>
@@ -1645,25 +1306,7 @@
           <w:szCs w:val="24"/>
         </w:rPr>
         <w:lastRenderedPageBreak/>
-        <w:t xml:space="preserve">My biggest learning was that building an AI application involves much more than calling an LLM. I learned that a complete AI application requires Python programming, project organization, secure API key management, virtual environments, dependency management, Git, API communication, and prompt engineering. I also realized that changing the instructions sent to the model can completely change its </w:t>
-      </w:r>
-      <w:proofErr w:type="spellStart"/>
-      <w:r>
-        <w:rPr>
-          <w:rFonts w:ascii="Aptos" w:hAnsi="Aptos"/>
-          <w:sz w:val="24"/>
-          <w:szCs w:val="24"/>
-        </w:rPr>
-        <w:t>behavior</w:t>
-      </w:r>
-      <w:proofErr w:type="spellEnd"/>
-      <w:r>
-        <w:rPr>
-          <w:rFonts w:ascii="Aptos" w:hAnsi="Aptos"/>
-          <w:sz w:val="24"/>
-          <w:szCs w:val="24"/>
-        </w:rPr>
-        <w:t xml:space="preserve"> without modifying the model itself.</w:t>
+        <w:t>My biggest learning was that building an AI application involves much more than calling an LLM. I learned that a complete AI application requires Python programming, project organization, secure API key management, virtual environments, dependency management, Git, API communication, and prompt engineering. I also realized that changing the instructions sent to the model can completely change its behavior without modifying the model itself.</w:t>
       </w:r>
     </w:p>
     <w:p>
@@ -1738,97 +1381,7 @@
           <w:sz w:val="24"/>
           <w:szCs w:val="24"/>
         </w:rPr>
-        <w:t xml:space="preserve">I used a class because I wanted to represent an AI agent as an object with its own properties and </w:t>
-      </w:r>
-      <w:proofErr w:type="spellStart"/>
-      <w:r>
-        <w:rPr>
-          <w:rFonts w:ascii="Aptos" w:hAnsi="Aptos"/>
-          <w:sz w:val="24"/>
-          <w:szCs w:val="24"/>
-        </w:rPr>
-        <w:t>behavior</w:t>
-      </w:r>
-      <w:proofErr w:type="spellEnd"/>
-      <w:r>
-        <w:rPr>
-          <w:rFonts w:ascii="Aptos" w:hAnsi="Aptos"/>
-          <w:sz w:val="24"/>
-          <w:szCs w:val="24"/>
-        </w:rPr>
-        <w:t xml:space="preserve">. Every agent has attributes like its name and role, and it also has </w:t>
-      </w:r>
-      <w:proofErr w:type="spellStart"/>
-      <w:r>
-        <w:rPr>
-          <w:rFonts w:ascii="Aptos" w:hAnsi="Aptos"/>
-          <w:sz w:val="24"/>
-          <w:szCs w:val="24"/>
-        </w:rPr>
-        <w:t>behaviors</w:t>
-      </w:r>
-      <w:proofErr w:type="spellEnd"/>
-      <w:r>
-        <w:rPr>
-          <w:rFonts w:ascii="Aptos" w:hAnsi="Aptos"/>
-          <w:sz w:val="24"/>
-          <w:szCs w:val="24"/>
-        </w:rPr>
-        <w:t xml:space="preserve"> like responding to messages. If I used only functions, I would have to repeatedly pass the name and role every time. Using a class groups related data and </w:t>
-      </w:r>
-      <w:proofErr w:type="spellStart"/>
-      <w:r>
-        <w:rPr>
-          <w:rFonts w:ascii="Aptos" w:hAnsi="Aptos"/>
-          <w:sz w:val="24"/>
-          <w:szCs w:val="24"/>
-        </w:rPr>
-        <w:t>behavior</w:t>
-      </w:r>
-      <w:proofErr w:type="spellEnd"/>
-      <w:r>
-        <w:rPr>
-          <w:rFonts w:ascii="Aptos" w:hAnsi="Aptos"/>
-          <w:sz w:val="24"/>
-          <w:szCs w:val="24"/>
-        </w:rPr>
-        <w:t xml:space="preserve"> together, making the code more organized, reusable, and scalable. This approach is also commonly used in AI frameworks like </w:t>
-      </w:r>
-      <w:proofErr w:type="spellStart"/>
-      <w:r>
-        <w:rPr>
-          <w:rFonts w:ascii="Aptos" w:hAnsi="Aptos"/>
-          <w:sz w:val="24"/>
-          <w:szCs w:val="24"/>
-        </w:rPr>
-        <w:t>LangChain</w:t>
-      </w:r>
-      <w:proofErr w:type="spellEnd"/>
-      <w:r>
-        <w:rPr>
-          <w:rFonts w:ascii="Aptos" w:hAnsi="Aptos"/>
-          <w:sz w:val="24"/>
-          <w:szCs w:val="24"/>
-        </w:rPr>
-        <w:t xml:space="preserve"> and </w:t>
-      </w:r>
-      <w:proofErr w:type="spellStart"/>
-      <w:r>
-        <w:rPr>
-          <w:rFonts w:ascii="Aptos" w:hAnsi="Aptos"/>
-          <w:sz w:val="24"/>
-          <w:szCs w:val="24"/>
-        </w:rPr>
-        <w:t>LangGraph</w:t>
-      </w:r>
-      <w:proofErr w:type="spellEnd"/>
-      <w:r>
-        <w:rPr>
-          <w:rFonts w:ascii="Aptos" w:hAnsi="Aptos"/>
-          <w:sz w:val="24"/>
-          <w:szCs w:val="24"/>
-        </w:rPr>
-        <w:t>.</w:t>
+        <w:t>I used a class because I wanted to represent an AI agent as an object with its own properties and behavior. Every agent has attributes like its name and role, and it also has behaviors like responding to messages. If I used only functions, I would have to repeatedly pass the name and role every time. Using a class groups related data and behavior together, making the code more organized, reusable, and scalable. This approach is also commonly used in AI frameworks like LangChain and LangGraph.</w:t>
       </w:r>
     </w:p>
     <w:p>
@@ -1915,104 +1468,24 @@
           <w:sz w:val="24"/>
           <w:szCs w:val="24"/>
         </w:rPr>
-        <w:t>"What is the purpose of __</w:t>
-      </w:r>
-      <w:proofErr w:type="spellStart"/>
-      <w:r>
-        <w:rPr>
-          <w:rFonts w:ascii="Aptos" w:hAnsi="Aptos"/>
-          <w:b/>
-          <w:bCs/>
-          <w:sz w:val="24"/>
-          <w:szCs w:val="24"/>
-        </w:rPr>
-        <w:t>init</w:t>
-      </w:r>
-      <w:proofErr w:type="spellEnd"/>
-      <w:r>
-        <w:rPr>
-          <w:rFonts w:ascii="Aptos" w:hAnsi="Aptos"/>
-          <w:b/>
-          <w:bCs/>
-          <w:sz w:val="24"/>
-          <w:szCs w:val="24"/>
-        </w:rPr>
-        <w:t>_</w:t>
-      </w:r>
-      <w:proofErr w:type="gramStart"/>
-      <w:r>
-        <w:rPr>
-          <w:rFonts w:ascii="Aptos" w:hAnsi="Aptos"/>
-          <w:b/>
-          <w:bCs/>
-          <w:sz w:val="24"/>
-          <w:szCs w:val="24"/>
-        </w:rPr>
-        <w:t>_(</w:t>
-      </w:r>
-      <w:proofErr w:type="gramEnd"/>
-      <w:r>
-        <w:rPr>
-          <w:rFonts w:ascii="Aptos" w:hAnsi="Aptos"/>
-          <w:b/>
-          <w:bCs/>
-          <w:sz w:val="24"/>
-          <w:szCs w:val="24"/>
-        </w:rPr>
-        <w:t>)?"</w:t>
-      </w:r>
-    </w:p>
-    <w:p>
-      <w:pPr>
-        <w:rPr>
-          <w:rFonts w:ascii="Aptos" w:hAnsi="Aptos"/>
-          <w:sz w:val="24"/>
-          <w:szCs w:val="24"/>
-        </w:rPr>
-      </w:pPr>
-      <w:r>
-        <w:rPr>
-          <w:rFonts w:ascii="Aptos" w:hAnsi="Aptos"/>
-          <w:sz w:val="24"/>
-          <w:szCs w:val="24"/>
-        </w:rPr>
-        <w:t>The __</w:t>
-      </w:r>
-      <w:proofErr w:type="spellStart"/>
-      <w:r>
-        <w:rPr>
-          <w:rFonts w:ascii="Aptos" w:hAnsi="Aptos"/>
-          <w:sz w:val="24"/>
-          <w:szCs w:val="24"/>
-        </w:rPr>
-        <w:t>init</w:t>
-      </w:r>
-      <w:proofErr w:type="spellEnd"/>
-      <w:r>
-        <w:rPr>
-          <w:rFonts w:ascii="Aptos" w:hAnsi="Aptos"/>
-          <w:sz w:val="24"/>
-          <w:szCs w:val="24"/>
-        </w:rPr>
-        <w:t>_</w:t>
-      </w:r>
-      <w:proofErr w:type="gramStart"/>
-      <w:r>
-        <w:rPr>
-          <w:rFonts w:ascii="Aptos" w:hAnsi="Aptos"/>
-          <w:sz w:val="24"/>
-          <w:szCs w:val="24"/>
-        </w:rPr>
-        <w:t>_(</w:t>
-      </w:r>
-      <w:proofErr w:type="gramEnd"/>
-      <w:r>
-        <w:rPr>
-          <w:rFonts w:ascii="Aptos" w:hAnsi="Aptos"/>
-          <w:sz w:val="24"/>
-          <w:szCs w:val="24"/>
-        </w:rPr>
-        <w:t>) method is called automatically whenever an object is created. It is used to initialize the object's attributes. In my Agent class, I used it to assign the agent's name and role when creating a new agent. This way, every object starts with the required information.</w:t>
+        <w:t>"What is the purpose of __init__()?"</w:t>
+      </w:r>
+    </w:p>
+    <w:p>
+      <w:pPr>
+        <w:rPr>
+          <w:rFonts w:ascii="Aptos" w:hAnsi="Aptos"/>
+          <w:sz w:val="24"/>
+          <w:szCs w:val="24"/>
+        </w:rPr>
+      </w:pPr>
+      <w:r>
+        <w:rPr>
+          <w:rFonts w:ascii="Aptos" w:hAnsi="Aptos"/>
+          <w:sz w:val="24"/>
+          <w:szCs w:val="24"/>
+        </w:rPr>
+        <w:t>The __init__() method is called automatically whenever an object is created. It is used to initialize the object's attributes. In my Agent class, I used it to assign the agent's name and role when creating a new agent. This way, every object starts with the required information.</w:t>
       </w:r>
     </w:p>
     <w:p>
@@ -2047,29 +1520,7 @@
           <w:sz w:val="24"/>
           <w:szCs w:val="24"/>
         </w:rPr>
-        <w:t xml:space="preserve">"What does </w:t>
-      </w:r>
-      <w:proofErr w:type="spellStart"/>
-      <w:r>
-        <w:rPr>
-          <w:rFonts w:ascii="Aptos" w:hAnsi="Aptos"/>
-          <w:b/>
-          <w:bCs/>
-          <w:sz w:val="24"/>
-          <w:szCs w:val="24"/>
-        </w:rPr>
-        <w:t>self mean</w:t>
-      </w:r>
-      <w:proofErr w:type="spellEnd"/>
-      <w:r>
-        <w:rPr>
-          <w:rFonts w:ascii="Aptos" w:hAnsi="Aptos"/>
-          <w:b/>
-          <w:bCs/>
-          <w:sz w:val="24"/>
-          <w:szCs w:val="24"/>
-        </w:rPr>
-        <w:t>?"</w:t>
+        <w:t>"What does self mean?"</w:t>
       </w:r>
     </w:p>
     <w:p>
@@ -2139,25 +1590,7 @@
           <w:szCs w:val="24"/>
         </w:rPr>
         <w:lastRenderedPageBreak/>
-        <w:t xml:space="preserve">I created a simple Agent class with two attributes, name and role, and one method called </w:t>
-      </w:r>
-      <w:proofErr w:type="gramStart"/>
-      <w:r>
-        <w:rPr>
-          <w:rFonts w:ascii="Aptos" w:hAnsi="Aptos"/>
-          <w:sz w:val="24"/>
-          <w:szCs w:val="24"/>
-        </w:rPr>
-        <w:t>respond(</w:t>
-      </w:r>
-      <w:proofErr w:type="gramEnd"/>
-      <w:r>
-        <w:rPr>
-          <w:rFonts w:ascii="Aptos" w:hAnsi="Aptos"/>
-          <w:sz w:val="24"/>
-          <w:szCs w:val="24"/>
-        </w:rPr>
-        <w:t>). The purpose was to understand how AI agents can be represented using object-oriented programming. Although my current respond method only prints a message, later I can replace that logic with an LLM call, turning it into an actual AI agent.</w:t>
+        <w:t>I created a simple Agent class with two attributes, name and role, and one method called respond(). The purpose was to understand how AI agents can be represented using object-oriented programming. Although my current respond method only prints a message, later I can replace that logic with an LLM call, turning it into an actual AI agent.</w:t>
       </w:r>
     </w:p>
     <w:p>
@@ -2207,25 +1640,7 @@
           <w:sz w:val="24"/>
           <w:szCs w:val="24"/>
         </w:rPr>
-        <w:t xml:space="preserve">No. I would create one Agent class and then create 100 objects from it. Each object would have different values like name or role, but all of them would share the same </w:t>
-      </w:r>
-      <w:proofErr w:type="spellStart"/>
-      <w:r>
-        <w:rPr>
-          <w:rFonts w:ascii="Aptos" w:hAnsi="Aptos"/>
-          <w:sz w:val="24"/>
-          <w:szCs w:val="24"/>
-        </w:rPr>
-        <w:t>behavior</w:t>
-      </w:r>
-      <w:proofErr w:type="spellEnd"/>
-      <w:r>
-        <w:rPr>
-          <w:rFonts w:ascii="Aptos" w:hAnsi="Aptos"/>
-          <w:sz w:val="24"/>
-          <w:szCs w:val="24"/>
-        </w:rPr>
-        <w:t>. This avoids code duplication and makes the application easier to maintain.</w:t>
+        <w:t>No. I would create one Agent class and then create 100 objects from it. Each object would have different values like name or role, but all of them would share the same behavior. This avoids code duplication and makes the application easier to maintain.</w:t>
       </w:r>
     </w:p>
     <w:p>
@@ -2277,43 +1692,7 @@
           <w:sz w:val="24"/>
           <w:szCs w:val="24"/>
         </w:rPr>
-        <w:t xml:space="preserve">A method is simply a function that belongs to a class. It defines the </w:t>
-      </w:r>
-      <w:proofErr w:type="spellStart"/>
-      <w:r>
-        <w:rPr>
-          <w:rFonts w:ascii="Aptos" w:hAnsi="Aptos"/>
-          <w:sz w:val="24"/>
-          <w:szCs w:val="24"/>
-        </w:rPr>
-        <w:t>behavior</w:t>
-      </w:r>
-      <w:proofErr w:type="spellEnd"/>
-      <w:r>
-        <w:rPr>
-          <w:rFonts w:ascii="Aptos" w:hAnsi="Aptos"/>
-          <w:sz w:val="24"/>
-          <w:szCs w:val="24"/>
-        </w:rPr>
-        <w:t xml:space="preserve"> of an object. In my project, </w:t>
-      </w:r>
-      <w:proofErr w:type="gramStart"/>
-      <w:r>
-        <w:rPr>
-          <w:rFonts w:ascii="Aptos" w:hAnsi="Aptos"/>
-          <w:sz w:val="24"/>
-          <w:szCs w:val="24"/>
-        </w:rPr>
-        <w:t>respond(</w:t>
-      </w:r>
-      <w:proofErr w:type="gramEnd"/>
-      <w:r>
-        <w:rPr>
-          <w:rFonts w:ascii="Aptos" w:hAnsi="Aptos"/>
-          <w:sz w:val="24"/>
-          <w:szCs w:val="24"/>
-        </w:rPr>
-        <w:t>) is a method because it describes how an agent should respond when it receives a message.</w:t>
+        <w:t>A method is simply a function that belongs to a class. It defines the behavior of an object. In my project, respond() is a method because it describes how an agent should respond when it receives a message.</w:t>
       </w:r>
     </w:p>
     <w:p>
@@ -2565,106 +1944,24 @@
           <w:sz w:val="24"/>
           <w:szCs w:val="24"/>
         </w:rPr>
-        <w:t>"What are *</w:t>
-      </w:r>
-      <w:proofErr w:type="spellStart"/>
-      <w:r>
-        <w:rPr>
-          <w:rFonts w:ascii="Aptos" w:hAnsi="Aptos"/>
-          <w:b/>
-          <w:bCs/>
-          <w:sz w:val="24"/>
-          <w:szCs w:val="24"/>
-        </w:rPr>
-        <w:t>args</w:t>
-      </w:r>
-      <w:proofErr w:type="spellEnd"/>
-      <w:r>
-        <w:rPr>
-          <w:rFonts w:ascii="Aptos" w:hAnsi="Aptos"/>
-          <w:b/>
-          <w:bCs/>
-          <w:sz w:val="24"/>
-          <w:szCs w:val="24"/>
-        </w:rPr>
-        <w:t xml:space="preserve"> and **</w:t>
-      </w:r>
-      <w:proofErr w:type="spellStart"/>
-      <w:r>
-        <w:rPr>
-          <w:rFonts w:ascii="Aptos" w:hAnsi="Aptos"/>
-          <w:b/>
-          <w:bCs/>
-          <w:sz w:val="24"/>
-          <w:szCs w:val="24"/>
-        </w:rPr>
-        <w:t>kwargs</w:t>
-      </w:r>
-      <w:proofErr w:type="spellEnd"/>
-      <w:r>
-        <w:rPr>
-          <w:rFonts w:ascii="Aptos" w:hAnsi="Aptos"/>
-          <w:b/>
-          <w:bCs/>
-          <w:sz w:val="24"/>
-          <w:szCs w:val="24"/>
-        </w:rPr>
-        <w:t>?"</w:t>
-      </w:r>
-    </w:p>
-    <w:p>
-      <w:pPr>
-        <w:rPr>
-          <w:rFonts w:ascii="Aptos" w:hAnsi="Aptos"/>
-          <w:sz w:val="24"/>
-          <w:szCs w:val="24"/>
-        </w:rPr>
-      </w:pPr>
-      <w:r>
-        <w:rPr>
-          <w:rFonts w:ascii="Aptos" w:hAnsi="Aptos"/>
-          <w:sz w:val="24"/>
-          <w:szCs w:val="24"/>
-        </w:rPr>
-        <w:t>*</w:t>
-      </w:r>
-      <w:proofErr w:type="spellStart"/>
-      <w:proofErr w:type="gramStart"/>
-      <w:r>
-        <w:rPr>
-          <w:rFonts w:ascii="Aptos" w:hAnsi="Aptos"/>
-          <w:sz w:val="24"/>
-          <w:szCs w:val="24"/>
-        </w:rPr>
-        <w:t>args</w:t>
-      </w:r>
-      <w:proofErr w:type="spellEnd"/>
-      <w:proofErr w:type="gramEnd"/>
-      <w:r>
-        <w:rPr>
-          <w:rFonts w:ascii="Aptos" w:hAnsi="Aptos"/>
-          <w:sz w:val="24"/>
-          <w:szCs w:val="24"/>
-        </w:rPr>
-        <w:t xml:space="preserve"> allows a function to accept any number of positional arguments, while **</w:t>
-      </w:r>
-      <w:proofErr w:type="spellStart"/>
-      <w:r>
-        <w:rPr>
-          <w:rFonts w:ascii="Aptos" w:hAnsi="Aptos"/>
-          <w:sz w:val="24"/>
-          <w:szCs w:val="24"/>
-        </w:rPr>
-        <w:t>kwargs</w:t>
-      </w:r>
-      <w:proofErr w:type="spellEnd"/>
-      <w:r>
-        <w:rPr>
-          <w:rFonts w:ascii="Aptos" w:hAnsi="Aptos"/>
-          <w:sz w:val="24"/>
-          <w:szCs w:val="24"/>
-        </w:rPr>
-        <w:t xml:space="preserve"> allows a function to accept any number of keyword arguments. They make functions more flexible, which is useful in AI frameworks where different optional parameters may be passed.</w:t>
+        <w:t>"What are *args and **kwargs?"</w:t>
+      </w:r>
+    </w:p>
+    <w:p>
+      <w:pPr>
+        <w:rPr>
+          <w:rFonts w:ascii="Aptos" w:hAnsi="Aptos"/>
+          <w:sz w:val="24"/>
+          <w:szCs w:val="24"/>
+        </w:rPr>
+      </w:pPr>
+      <w:r>
+        <w:rPr>
+          <w:rFonts w:ascii="Aptos" w:hAnsi="Aptos"/>
+          <w:sz w:val="24"/>
+          <w:szCs w:val="24"/>
+        </w:rPr>
+        <w:t>*args allows a function to accept any number of positional arguments, while **kwargs allows a function to accept any number of keyword arguments. They make functions more flexible, which is useful in AI frameworks where different optional parameters may be passed.</w:t>
       </w:r>
     </w:p>
     <w:p>
@@ -2699,104 +1996,24 @@
           <w:sz w:val="24"/>
           <w:szCs w:val="24"/>
         </w:rPr>
-        <w:t>"Did you use *</w:t>
-      </w:r>
-      <w:proofErr w:type="spellStart"/>
-      <w:r>
-        <w:rPr>
-          <w:rFonts w:ascii="Aptos" w:hAnsi="Aptos"/>
-          <w:b/>
-          <w:bCs/>
-          <w:sz w:val="24"/>
-          <w:szCs w:val="24"/>
-        </w:rPr>
-        <w:t>args</w:t>
-      </w:r>
-      <w:proofErr w:type="spellEnd"/>
-      <w:r>
-        <w:rPr>
-          <w:rFonts w:ascii="Aptos" w:hAnsi="Aptos"/>
-          <w:b/>
-          <w:bCs/>
-          <w:sz w:val="24"/>
-          <w:szCs w:val="24"/>
-        </w:rPr>
-        <w:t xml:space="preserve"> or **</w:t>
-      </w:r>
-      <w:proofErr w:type="spellStart"/>
-      <w:r>
-        <w:rPr>
-          <w:rFonts w:ascii="Aptos" w:hAnsi="Aptos"/>
-          <w:b/>
-          <w:bCs/>
-          <w:sz w:val="24"/>
-          <w:szCs w:val="24"/>
-        </w:rPr>
-        <w:t>kwargs</w:t>
-      </w:r>
-      <w:proofErr w:type="spellEnd"/>
-      <w:r>
-        <w:rPr>
-          <w:rFonts w:ascii="Aptos" w:hAnsi="Aptos"/>
-          <w:b/>
-          <w:bCs/>
-          <w:sz w:val="24"/>
-          <w:szCs w:val="24"/>
-        </w:rPr>
-        <w:t xml:space="preserve"> in your project?"</w:t>
-      </w:r>
-    </w:p>
-    <w:p>
-      <w:pPr>
-        <w:rPr>
-          <w:rFonts w:ascii="Aptos" w:hAnsi="Aptos"/>
-          <w:sz w:val="24"/>
-          <w:szCs w:val="24"/>
-        </w:rPr>
-      </w:pPr>
-      <w:r>
-        <w:rPr>
-          <w:rFonts w:ascii="Aptos" w:hAnsi="Aptos"/>
-          <w:sz w:val="24"/>
-          <w:szCs w:val="24"/>
-        </w:rPr>
-        <w:t xml:space="preserve">Not directly yet. I learned the concept because many AI libraries such as </w:t>
-      </w:r>
-      <w:proofErr w:type="spellStart"/>
-      <w:r>
-        <w:rPr>
-          <w:rFonts w:ascii="Aptos" w:hAnsi="Aptos"/>
-          <w:sz w:val="24"/>
-          <w:szCs w:val="24"/>
-        </w:rPr>
-        <w:t>LangChain</w:t>
-      </w:r>
-      <w:proofErr w:type="spellEnd"/>
-      <w:r>
-        <w:rPr>
-          <w:rFonts w:ascii="Aptos" w:hAnsi="Aptos"/>
-          <w:sz w:val="24"/>
-          <w:szCs w:val="24"/>
-        </w:rPr>
-        <w:t xml:space="preserve"> and various SDKs use **</w:t>
-      </w:r>
-      <w:proofErr w:type="spellStart"/>
-      <w:r>
-        <w:rPr>
-          <w:rFonts w:ascii="Aptos" w:hAnsi="Aptos"/>
-          <w:sz w:val="24"/>
-          <w:szCs w:val="24"/>
-        </w:rPr>
-        <w:t>kwargs</w:t>
-      </w:r>
-      <w:proofErr w:type="spellEnd"/>
-      <w:r>
-        <w:rPr>
-          <w:rFonts w:ascii="Aptos" w:hAnsi="Aptos"/>
-          <w:sz w:val="24"/>
-          <w:szCs w:val="24"/>
-        </w:rPr>
-        <w:t xml:space="preserve"> to accept optional configuration parameters. Understanding it now will make it easier to work with those libraries later.</w:t>
+        <w:t>"Did you use *args or **kwargs in your project?"</w:t>
+      </w:r>
+    </w:p>
+    <w:p>
+      <w:pPr>
+        <w:rPr>
+          <w:rFonts w:ascii="Aptos" w:hAnsi="Aptos"/>
+          <w:sz w:val="24"/>
+          <w:szCs w:val="24"/>
+        </w:rPr>
+      </w:pPr>
+      <w:r>
+        <w:rPr>
+          <w:rFonts w:ascii="Aptos" w:hAnsi="Aptos"/>
+          <w:sz w:val="24"/>
+          <w:szCs w:val="24"/>
+        </w:rPr>
+        <w:t>Not directly yet. I learned the concept because many AI libraries such as LangChain and various SDKs use **kwargs to accept optional configuration parameters. Understanding it now will make it easier to work with those libraries later.</w:t>
       </w:r>
     </w:p>
     <w:p>
@@ -2952,25 +2169,7 @@
           <w:sz w:val="24"/>
           <w:szCs w:val="24"/>
         </w:rPr>
-        <w:t xml:space="preserve">The chatbot from Day 1 focused on interacting with an LLM by sending prompts and displaying responses. The Agent class from Day 2 focuses on object-oriented design. It models an AI agent with attributes and </w:t>
-      </w:r>
-      <w:proofErr w:type="spellStart"/>
-      <w:r>
-        <w:rPr>
-          <w:rFonts w:ascii="Aptos" w:hAnsi="Aptos"/>
-          <w:sz w:val="24"/>
-          <w:szCs w:val="24"/>
-        </w:rPr>
-        <w:t>behaviors</w:t>
-      </w:r>
-      <w:proofErr w:type="spellEnd"/>
-      <w:r>
-        <w:rPr>
-          <w:rFonts w:ascii="Aptos" w:hAnsi="Aptos"/>
-          <w:sz w:val="24"/>
-          <w:szCs w:val="24"/>
-        </w:rPr>
-        <w:t>. Currently, it doesn't use an LLM, but in future lessons I will combine the two by making the Agent class internally call the Gemini API.</w:t>
+        <w:t>The chatbot from Day 1 focused on interacting with an LLM by sending prompts and displaying responses. The Agent class from Day 2 focuses on object-oriented design. It models an AI agent with attributes and behaviors. Currently, it doesn't use an LLM, but in future lessons I will combine the two by making the Agent class internally call the Gemini API.</w:t>
       </w:r>
     </w:p>
     <w:p>
@@ -3040,25 +2239,7 @@
           <w:sz w:val="24"/>
           <w:szCs w:val="24"/>
         </w:rPr>
-        <w:t xml:space="preserve">I would create one generic Agent class and then instantiate multiple objects with different roles. For example, I could create one object with the role "Recruiter" and another with the role "Data Analyst". They would share the same structure but could later use different prompts or </w:t>
-      </w:r>
-      <w:proofErr w:type="spellStart"/>
-      <w:r>
-        <w:rPr>
-          <w:rFonts w:ascii="Aptos" w:hAnsi="Aptos"/>
-          <w:sz w:val="24"/>
-          <w:szCs w:val="24"/>
-        </w:rPr>
-        <w:t>behaviors</w:t>
-      </w:r>
-      <w:proofErr w:type="spellEnd"/>
-      <w:r>
-        <w:rPr>
-          <w:rFonts w:ascii="Aptos" w:hAnsi="Aptos"/>
-          <w:sz w:val="24"/>
-          <w:szCs w:val="24"/>
-        </w:rPr>
-        <w:t xml:space="preserve"> based on their assigned role.</w:t>
+        <w:t>I would create one generic Agent class and then instantiate multiple objects with different roles. For example, I could create one object with the role "Recruiter" and another with the role "Data Analyst". They would share the same structure but could later use different prompts or behaviors based on their assigned role.</w:t>
       </w:r>
     </w:p>
     <w:p>
@@ -3110,25 +2291,7 @@
           <w:sz w:val="24"/>
           <w:szCs w:val="24"/>
         </w:rPr>
-        <w:t xml:space="preserve">Initially, understanding the purpose of classes and the </w:t>
-      </w:r>
-      <w:proofErr w:type="spellStart"/>
-      <w:r>
-        <w:rPr>
-          <w:rFonts w:ascii="Aptos" w:hAnsi="Aptos"/>
-          <w:sz w:val="24"/>
-          <w:szCs w:val="24"/>
-        </w:rPr>
-        <w:t>self keyword</w:t>
-      </w:r>
-      <w:proofErr w:type="spellEnd"/>
-      <w:r>
-        <w:rPr>
-          <w:rFonts w:ascii="Aptos" w:hAnsi="Aptos"/>
-          <w:sz w:val="24"/>
-          <w:szCs w:val="24"/>
-        </w:rPr>
-        <w:t xml:space="preserve"> was a bit confusing because I was used to writing standalone functions. Once I started creating multiple Agent objects and observed how each object maintained its own data while sharing the same methods, the concept became much clearer.</w:t>
+        <w:t>Initially, understanding the purpose of classes and the self keyword was a bit confusing because I was used to writing standalone functions. Once I started creating multiple Agent objects and observed how each object maintained its own data while sharing the same methods, the concept became much clearer.</w:t>
       </w:r>
     </w:p>
     <w:p>
@@ -3180,115 +2343,7 @@
           <w:sz w:val="24"/>
           <w:szCs w:val="24"/>
         </w:rPr>
-        <w:t xml:space="preserve">Classes help us model AI agents as reusable objects that combine data and </w:t>
-      </w:r>
-      <w:proofErr w:type="spellStart"/>
-      <w:r>
-        <w:rPr>
-          <w:rFonts w:ascii="Aptos" w:hAnsi="Aptos"/>
-          <w:sz w:val="24"/>
-          <w:szCs w:val="24"/>
-        </w:rPr>
-        <w:t>behavior</w:t>
-      </w:r>
-      <w:proofErr w:type="spellEnd"/>
-      <w:r>
-        <w:rPr>
-          <w:rFonts w:ascii="Aptos" w:hAnsi="Aptos"/>
-          <w:sz w:val="24"/>
-          <w:szCs w:val="24"/>
-        </w:rPr>
-        <w:t xml:space="preserve">. An AI agent usually has properties such as its name, role, memory, and tools, along with </w:t>
-      </w:r>
-      <w:proofErr w:type="spellStart"/>
-      <w:r>
-        <w:rPr>
-          <w:rFonts w:ascii="Aptos" w:hAnsi="Aptos"/>
-          <w:sz w:val="24"/>
-          <w:szCs w:val="24"/>
-        </w:rPr>
-        <w:t>behaviors</w:t>
-      </w:r>
-      <w:proofErr w:type="spellEnd"/>
-      <w:r>
-        <w:rPr>
-          <w:rFonts w:ascii="Aptos" w:hAnsi="Aptos"/>
-          <w:sz w:val="24"/>
-          <w:szCs w:val="24"/>
-        </w:rPr>
-        <w:t xml:space="preserve"> like planning, reasoning, and responding. Object-oriented programming allows us to organize these components cleanly, which is why frameworks like </w:t>
-      </w:r>
-      <w:proofErr w:type="spellStart"/>
-      <w:r>
-        <w:rPr>
-          <w:rFonts w:ascii="Aptos" w:hAnsi="Aptos"/>
-          <w:sz w:val="24"/>
-          <w:szCs w:val="24"/>
-        </w:rPr>
-        <w:t>LangChain</w:t>
-      </w:r>
-      <w:proofErr w:type="spellEnd"/>
-      <w:r>
-        <w:rPr>
-          <w:rFonts w:ascii="Aptos" w:hAnsi="Aptos"/>
-          <w:sz w:val="24"/>
-          <w:szCs w:val="24"/>
-        </w:rPr>
-        <w:t xml:space="preserve">, </w:t>
-      </w:r>
-      <w:proofErr w:type="spellStart"/>
-      <w:r>
-        <w:rPr>
-          <w:rFonts w:ascii="Aptos" w:hAnsi="Aptos"/>
-          <w:sz w:val="24"/>
-          <w:szCs w:val="24"/>
-        </w:rPr>
-        <w:t>LangGraph</w:t>
-      </w:r>
-      <w:proofErr w:type="spellEnd"/>
-      <w:r>
-        <w:rPr>
-          <w:rFonts w:ascii="Aptos" w:hAnsi="Aptos"/>
-          <w:sz w:val="24"/>
-          <w:szCs w:val="24"/>
-        </w:rPr>
-        <w:t xml:space="preserve">, </w:t>
-      </w:r>
-      <w:proofErr w:type="spellStart"/>
-      <w:r>
-        <w:rPr>
-          <w:rFonts w:ascii="Aptos" w:hAnsi="Aptos"/>
-          <w:sz w:val="24"/>
-          <w:szCs w:val="24"/>
-        </w:rPr>
-        <w:t>CrewAI</w:t>
-      </w:r>
-      <w:proofErr w:type="spellEnd"/>
-      <w:r>
-        <w:rPr>
-          <w:rFonts w:ascii="Aptos" w:hAnsi="Aptos"/>
-          <w:sz w:val="24"/>
-          <w:szCs w:val="24"/>
-        </w:rPr>
-        <w:t xml:space="preserve">, and </w:t>
-      </w:r>
-      <w:proofErr w:type="spellStart"/>
-      <w:r>
-        <w:rPr>
-          <w:rFonts w:ascii="Aptos" w:hAnsi="Aptos"/>
-          <w:sz w:val="24"/>
-          <w:szCs w:val="24"/>
-        </w:rPr>
-        <w:t>AutoGen</w:t>
-      </w:r>
-      <w:proofErr w:type="spellEnd"/>
-      <w:r>
-        <w:rPr>
-          <w:rFonts w:ascii="Aptos" w:hAnsi="Aptos"/>
-          <w:sz w:val="24"/>
-          <w:szCs w:val="24"/>
-        </w:rPr>
-        <w:t xml:space="preserve"> rely heavily on classes.</w:t>
+        <w:t>Classes help us model AI agents as reusable objects that combine data and behavior. An AI agent usually has properties such as its name, role, memory, and tools, along with behaviors like planning, reasoning, and responding. Object-oriented programming allows us to organize these components cleanly, which is why frameworks like LangChain, LangGraph, CrewAI, and AutoGen rely heavily on classes.</w:t>
       </w:r>
     </w:p>
     <w:p>
@@ -3370,7 +2425,7 @@
           <w:szCs w:val="24"/>
         </w:rPr>
         <w:pict w14:anchorId="0D68F581">
-          <v:rect id="_x0000_i1153" style="width:0;height:1.5pt" o:hralign="center" o:hrstd="t" o:hr="t" fillcolor="#a0a0a0" stroked="f"/>
+          <v:rect id="_x0000_i1045" style="width:0;height:1.5pt" o:hralign="center" o:hrstd="t" o:hr="t" fillcolor="#a0a0a0" stroked="f"/>
         </w:pict>
       </w:r>
     </w:p>
@@ -3472,7 +2527,7 @@
           <w:szCs w:val="24"/>
         </w:rPr>
         <w:pict w14:anchorId="0E9F18A1">
-          <v:rect id="_x0000_i1154" style="width:0;height:1.5pt" o:hralign="center" o:hrstd="t" o:hr="t" fillcolor="#a0a0a0" stroked="f"/>
+          <v:rect id="_x0000_i1046" style="width:0;height:1.5pt" o:hralign="center" o:hrstd="t" o:hr="t" fillcolor="#a0a0a0" stroked="f"/>
         </w:pict>
       </w:r>
     </w:p>
@@ -3529,7 +2584,7 @@
           <w:szCs w:val="24"/>
         </w:rPr>
         <w:pict w14:anchorId="088085E6">
-          <v:rect id="_x0000_i1155" style="width:0;height:1.5pt" o:hralign="center" o:hrstd="t" o:hr="t" fillcolor="#a0a0a0" stroked="f"/>
+          <v:rect id="_x0000_i1047" style="width:0;height:1.5pt" o:hralign="center" o:hrstd="t" o:hr="t" fillcolor="#a0a0a0" stroked="f"/>
         </w:pict>
       </w:r>
     </w:p>
@@ -3795,7 +2850,7 @@
           <w:szCs w:val="24"/>
         </w:rPr>
         <w:pict w14:anchorId="459D7EE1">
-          <v:rect id="_x0000_i1156" style="width:0;height:1.5pt" o:hralign="center" o:hrstd="t" o:hr="t" fillcolor="#a0a0a0" stroked="f"/>
+          <v:rect id="_x0000_i1048" style="width:0;height:1.5pt" o:hralign="center" o:hrstd="t" o:hr="t" fillcolor="#a0a0a0" stroked="f"/>
         </w:pict>
       </w:r>
     </w:p>
@@ -3852,7 +2907,7 @@
           <w:szCs w:val="24"/>
         </w:rPr>
         <w:pict w14:anchorId="46194BAA">
-          <v:rect id="_x0000_i1157" style="width:0;height:1.5pt" o:hralign="center" o:hrstd="t" o:hr="t" fillcolor="#a0a0a0" stroked="f"/>
+          <v:rect id="_x0000_i1049" style="width:0;height:1.5pt" o:hralign="center" o:hrstd="t" o:hr="t" fillcolor="#a0a0a0" stroked="f"/>
         </w:pict>
       </w:r>
     </w:p>
@@ -3910,7 +2965,7 @@
           <w:szCs w:val="24"/>
         </w:rPr>
         <w:pict w14:anchorId="53788F00">
-          <v:rect id="_x0000_i1158" style="width:0;height:1.5pt" o:hralign="center" o:hrstd="t" o:hr="t" fillcolor="#a0a0a0" stroked="f"/>
+          <v:rect id="_x0000_i1050" style="width:0;height:1.5pt" o:hralign="center" o:hrstd="t" o:hr="t" fillcolor="#a0a0a0" stroked="f"/>
         </w:pict>
       </w:r>
     </w:p>
@@ -4060,7 +3115,7 @@
           <w:szCs w:val="24"/>
         </w:rPr>
         <w:pict w14:anchorId="5312CF76">
-          <v:rect id="_x0000_i1159" style="width:0;height:1.5pt" o:hralign="center" o:hrstd="t" o:hr="t" fillcolor="#a0a0a0" stroked="f"/>
+          <v:rect id="_x0000_i1051" style="width:0;height:1.5pt" o:hralign="center" o:hrstd="t" o:hr="t" fillcolor="#a0a0a0" stroked="f"/>
         </w:pict>
       </w:r>
     </w:p>
@@ -4117,7 +3172,7 @@
           <w:szCs w:val="24"/>
         </w:rPr>
         <w:pict w14:anchorId="13ADC141">
-          <v:rect id="_x0000_i1160" style="width:0;height:1.5pt" o:hralign="center" o:hrstd="t" o:hr="t" fillcolor="#a0a0a0" stroked="f"/>
+          <v:rect id="_x0000_i1052" style="width:0;height:1.5pt" o:hralign="center" o:hrstd="t" o:hr="t" fillcolor="#a0a0a0" stroked="f"/>
         </w:pict>
       </w:r>
     </w:p>
@@ -4218,7 +3273,7 @@
           <w:szCs w:val="24"/>
         </w:rPr>
         <w:pict w14:anchorId="0BDB96DC">
-          <v:rect id="_x0000_i1161" style="width:0;height:1.5pt" o:hralign="center" o:hrstd="t" o:hr="t" fillcolor="#a0a0a0" stroked="f"/>
+          <v:rect id="_x0000_i1053" style="width:0;height:1.5pt" o:hralign="center" o:hrstd="t" o:hr="t" fillcolor="#a0a0a0" stroked="f"/>
         </w:pict>
       </w:r>
     </w:p>
@@ -4258,25 +3313,7 @@
           <w:szCs w:val="24"/>
         </w:rPr>
         <w:lastRenderedPageBreak/>
-        <w:t xml:space="preserve">A system prompt defines the role, </w:t>
-      </w:r>
-      <w:proofErr w:type="spellStart"/>
-      <w:r>
-        <w:rPr>
-          <w:rFonts w:ascii="Aptos" w:hAnsi="Aptos"/>
-          <w:sz w:val="24"/>
-          <w:szCs w:val="24"/>
-        </w:rPr>
-        <w:t>behavior</w:t>
-      </w:r>
-      <w:proofErr w:type="spellEnd"/>
-      <w:r>
-        <w:rPr>
-          <w:rFonts w:ascii="Aptos" w:hAnsi="Aptos"/>
-          <w:sz w:val="24"/>
-          <w:szCs w:val="24"/>
-        </w:rPr>
-        <w:t>, and overall instructions for the AI model. It tells the model how it should respond throughout the conversation. A user prompt is the actual question or request entered by the user. In my Data Analyst Assistant project, I combined the system prompt with the user's question before sending it to Gemini so that every response followed the desired style.</w:t>
+        <w:t>A system prompt defines the role, behavior, and overall instructions for the AI model. It tells the model how it should respond throughout the conversation. A user prompt is the actual question or request entered by the user. In my Data Analyst Assistant project, I combined the system prompt with the user's question before sending it to Gemini so that every response followed the desired style.</w:t>
       </w:r>
     </w:p>
     <w:p>
@@ -4396,7 +3433,7 @@
           <w:szCs w:val="24"/>
         </w:rPr>
         <w:pict w14:anchorId="02372AE6">
-          <v:rect id="_x0000_i1162" style="width:0;height:1.5pt" o:hralign="center" o:hrstd="t" o:hr="t" fillcolor="#a0a0a0" stroked="f"/>
+          <v:rect id="_x0000_i1054" style="width:0;height:1.5pt" o:hralign="center" o:hrstd="t" o:hr="t" fillcolor="#a0a0a0" stroked="f"/>
         </w:pict>
       </w:r>
     </w:p>
@@ -4453,7 +3490,7 @@
           <w:szCs w:val="24"/>
         </w:rPr>
         <w:pict w14:anchorId="19757D25">
-          <v:rect id="_x0000_i1163" style="width:0;height:1.5pt" o:hralign="center" o:hrstd="t" o:hr="t" fillcolor="#a0a0a0" stroked="f"/>
+          <v:rect id="_x0000_i1055" style="width:0;height:1.5pt" o:hralign="center" o:hrstd="t" o:hr="t" fillcolor="#a0a0a0" stroked="f"/>
         </w:pict>
       </w:r>
     </w:p>
@@ -4492,25 +3529,7 @@
           <w:sz w:val="24"/>
           <w:szCs w:val="24"/>
         </w:rPr>
-        <w:t xml:space="preserve">Without a system prompt, Gemini only receives the user's question and responds using its default </w:t>
-      </w:r>
-      <w:proofErr w:type="spellStart"/>
-      <w:r>
-        <w:rPr>
-          <w:rFonts w:ascii="Aptos" w:hAnsi="Aptos"/>
-          <w:sz w:val="24"/>
-          <w:szCs w:val="24"/>
-        </w:rPr>
-        <w:t>behavior</w:t>
-      </w:r>
-      <w:proofErr w:type="spellEnd"/>
-      <w:r>
-        <w:rPr>
-          <w:rFonts w:ascii="Aptos" w:hAnsi="Aptos"/>
-          <w:sz w:val="24"/>
-          <w:szCs w:val="24"/>
-        </w:rPr>
-        <w:t>. By adding a system prompt, I guide the model to respond in a specific style. In my project, I instructed it to behave like an experienced Data Analyst, explain concepts in simple language, provide business examples, include SQL queries where relevant, and finish with interview tips. This made the responses much more consistent and useful.</w:t>
+        <w:t>Without a system prompt, Gemini only receives the user's question and responds using its default behavior. By adding a system prompt, I guide the model to respond in a specific style. In my project, I instructed it to behave like an experienced Data Analyst, explain concepts in simple language, provide business examples, include SQL queries where relevant, and finish with interview tips. This made the responses much more consistent and useful.</w:t>
       </w:r>
     </w:p>
     <w:p>
@@ -4528,7 +3547,7 @@
           <w:szCs w:val="24"/>
         </w:rPr>
         <w:pict w14:anchorId="4B4EA1C6">
-          <v:rect id="_x0000_i1164" style="width:0;height:1.5pt" o:hralign="center" o:hrstd="t" o:hr="t" fillcolor="#a0a0a0" stroked="f"/>
+          <v:rect id="_x0000_i1056" style="width:0;height:1.5pt" o:hralign="center" o:hrstd="t" o:hr="t" fillcolor="#a0a0a0" stroked="f"/>
         </w:pict>
       </w:r>
     </w:p>
@@ -4585,7 +3604,7 @@
           <w:szCs w:val="24"/>
         </w:rPr>
         <w:pict w14:anchorId="22A115A7">
-          <v:rect id="_x0000_i1165" style="width:0;height:1.5pt" o:hralign="center" o:hrstd="t" o:hr="t" fillcolor="#a0a0a0" stroked="f"/>
+          <v:rect id="_x0000_i1057" style="width:0;height:1.5pt" o:hralign="center" o:hrstd="t" o:hr="t" fillcolor="#a0a0a0" stroked="f"/>
         </w:pict>
       </w:r>
     </w:p>
@@ -4643,7 +3662,7 @@
           <w:szCs w:val="24"/>
         </w:rPr>
         <w:pict w14:anchorId="18C870A7">
-          <v:rect id="_x0000_i1166" style="width:0;height:1.5pt" o:hralign="center" o:hrstd="t" o:hr="t" fillcolor="#a0a0a0" stroked="f"/>
+          <v:rect id="_x0000_i1058" style="width:0;height:1.5pt" o:hralign="center" o:hrstd="t" o:hr="t" fillcolor="#a0a0a0" stroked="f"/>
         </w:pict>
       </w:r>
     </w:p>
@@ -4682,25 +3701,7 @@
           <w:sz w:val="24"/>
           <w:szCs w:val="24"/>
         </w:rPr>
-        <w:t xml:space="preserve">I wouldn't change the underlying code or the AI model. I would simply modify the system prompt to instruct the model to behave like an experienced Python mentor. This demonstrates how prompt engineering can significantly change the </w:t>
-      </w:r>
-      <w:proofErr w:type="spellStart"/>
-      <w:r>
-        <w:rPr>
-          <w:rFonts w:ascii="Aptos" w:hAnsi="Aptos"/>
-          <w:sz w:val="24"/>
-          <w:szCs w:val="24"/>
-        </w:rPr>
-        <w:t>behavior</w:t>
-      </w:r>
-      <w:proofErr w:type="spellEnd"/>
-      <w:r>
-        <w:rPr>
-          <w:rFonts w:ascii="Aptos" w:hAnsi="Aptos"/>
-          <w:sz w:val="24"/>
-          <w:szCs w:val="24"/>
-        </w:rPr>
-        <w:t xml:space="preserve"> of the same LLM.</w:t>
+        <w:t>I wouldn't change the underlying code or the AI model. I would simply modify the system prompt to instruct the model to behave like an experienced Python mentor. This demonstrates how prompt engineering can significantly change the behavior of the same LLM.</w:t>
       </w:r>
     </w:p>
     <w:p>
@@ -4718,7 +3719,7 @@
           <w:szCs w:val="24"/>
         </w:rPr>
         <w:pict w14:anchorId="5C9666FF">
-          <v:rect id="_x0000_i1167" style="width:0;height:1.5pt" o:hralign="center" o:hrstd="t" o:hr="t" fillcolor="#a0a0a0" stroked="f"/>
+          <v:rect id="_x0000_i1059" style="width:0;height:1.5pt" o:hralign="center" o:hrstd="t" o:hr="t" fillcolor="#a0a0a0" stroked="f"/>
         </w:pict>
       </w:r>
     </w:p>
@@ -4775,7 +3776,7 @@
           <w:szCs w:val="24"/>
         </w:rPr>
         <w:pict w14:anchorId="6758D584">
-          <v:rect id="_x0000_i1169" style="width:0;height:1.5pt" o:hralign="center" o:hrstd="t" o:hr="t" fillcolor="#a0a0a0" stroked="f"/>
+          <v:rect id="_x0000_i1060" style="width:0;height:1.5pt" o:hralign="center" o:hrstd="t" o:hr="t" fillcolor="#a0a0a0" stroked="f"/>
         </w:pict>
       </w:r>
     </w:p>
@@ -4832,7 +3833,7 @@
           <w:szCs w:val="24"/>
         </w:rPr>
         <w:pict w14:anchorId="56040DCE">
-          <v:rect id="_x0000_i1170" style="width:0;height:1.5pt" o:hralign="center" o:hrstd="t" o:hr="t" fillcolor="#a0a0a0" stroked="f"/>
+          <v:rect id="_x0000_i1061" style="width:0;height:1.5pt" o:hralign="center" o:hrstd="t" o:hr="t" fillcolor="#a0a0a0" stroked="f"/>
         </w:pict>
       </w:r>
     </w:p>
@@ -4872,6 +3873,1531 @@
           <w:szCs w:val="24"/>
         </w:rPr>
         <w:t>Yes. A larger context window allows the model to consider more information at once, making it better at handling long conversations, large documents, and complex reasoning tasks. However, it can also increase computation time and cost.</w:t>
+      </w:r>
+    </w:p>
+    <w:p>
+      <w:pPr>
+        <w:rPr>
+          <w:rFonts w:ascii="Aptos" w:hAnsi="Aptos"/>
+          <w:sz w:val="24"/>
+          <w:szCs w:val="24"/>
+        </w:rPr>
+      </w:pPr>
+    </w:p>
+    <w:p>
+      <w:pPr>
+        <w:rPr>
+          <w:rFonts w:ascii="Aptos" w:hAnsi="Aptos"/>
+          <w:b/>
+          <w:bCs/>
+          <w:sz w:val="24"/>
+          <w:szCs w:val="24"/>
+        </w:rPr>
+      </w:pPr>
+      <w:r>
+        <w:rPr>
+          <w:rFonts w:ascii="Aptos" w:hAnsi="Aptos"/>
+          <w:b/>
+          <w:bCs/>
+          <w:sz w:val="24"/>
+          <w:szCs w:val="24"/>
+        </w:rPr>
+        <w:t>Q1. What is Prompt Engineering?</w:t>
+      </w:r>
+    </w:p>
+    <w:p>
+      <w:pPr>
+        <w:rPr>
+          <w:rFonts w:ascii="Aptos" w:hAnsi="Aptos"/>
+          <w:sz w:val="24"/>
+          <w:szCs w:val="24"/>
+        </w:rPr>
+      </w:pPr>
+      <w:r>
+        <w:rPr>
+          <w:rFonts w:ascii="Aptos" w:hAnsi="Aptos"/>
+          <w:sz w:val="24"/>
+          <w:szCs w:val="24"/>
+        </w:rPr>
+        <w:t>Prompt Engineering is the process of designing effective instructions for a Large Language Model so that it produces accurate, relevant, and consistent responses. Instead of changing the AI model itself, we improve the quality of the output by improving the prompt. During my project, I used prompt engineering to make Gemini behave like different professionals such as a Teacher, Recruiter, Data Analyst, and Software Engineer.</w:t>
+      </w:r>
+    </w:p>
+    <w:p>
+      <w:pPr>
+        <w:rPr>
+          <w:rFonts w:ascii="Aptos" w:hAnsi="Aptos"/>
+          <w:sz w:val="24"/>
+          <w:szCs w:val="24"/>
+        </w:rPr>
+      </w:pPr>
+      <w:r>
+        <w:rPr>
+          <w:rFonts w:ascii="Aptos" w:hAnsi="Aptos"/>
+          <w:sz w:val="24"/>
+          <w:szCs w:val="24"/>
+        </w:rPr>
+        <w:pict w14:anchorId="4244F191">
+          <v:rect id="_x0000_i1224" style="width:0;height:1.5pt" o:hralign="center" o:hrstd="t" o:hr="t" fillcolor="#a0a0a0" stroked="f"/>
+        </w:pict>
+      </w:r>
+    </w:p>
+    <w:p>
+      <w:pPr>
+        <w:rPr>
+          <w:rFonts w:ascii="Aptos" w:hAnsi="Aptos"/>
+          <w:b/>
+          <w:bCs/>
+          <w:sz w:val="24"/>
+          <w:szCs w:val="24"/>
+        </w:rPr>
+      </w:pPr>
+      <w:r>
+        <w:rPr>
+          <w:rFonts w:ascii="Aptos" w:hAnsi="Aptos"/>
+          <w:b/>
+          <w:bCs/>
+          <w:sz w:val="24"/>
+          <w:szCs w:val="24"/>
+        </w:rPr>
+        <w:t>Q2. Why is Prompt Engineering important?</w:t>
+      </w:r>
+    </w:p>
+    <w:p>
+      <w:pPr>
+        <w:rPr>
+          <w:rFonts w:ascii="Aptos" w:hAnsi="Aptos"/>
+          <w:sz w:val="24"/>
+          <w:szCs w:val="24"/>
+        </w:rPr>
+      </w:pPr>
+      <w:r>
+        <w:rPr>
+          <w:rFonts w:ascii="Aptos" w:hAnsi="Aptos"/>
+          <w:sz w:val="24"/>
+          <w:szCs w:val="24"/>
+        </w:rPr>
+        <w:lastRenderedPageBreak/>
+        <w:t>Prompt Engineering is important because the same LLM can generate completely different responses depending on the instructions it receives. Well-designed prompts improve accuracy, consistency, formatting, and the overall usefulness of the responses. It is one of the core skills required while building AI applications and agents.</w:t>
+      </w:r>
+    </w:p>
+    <w:p>
+      <w:pPr>
+        <w:rPr>
+          <w:rFonts w:ascii="Aptos" w:hAnsi="Aptos"/>
+          <w:sz w:val="24"/>
+          <w:szCs w:val="24"/>
+        </w:rPr>
+      </w:pPr>
+      <w:r>
+        <w:rPr>
+          <w:rFonts w:ascii="Aptos" w:hAnsi="Aptos"/>
+          <w:sz w:val="24"/>
+          <w:szCs w:val="24"/>
+        </w:rPr>
+        <w:pict w14:anchorId="69F40DF5">
+          <v:rect id="_x0000_i1225" style="width:0;height:1.5pt" o:hralign="center" o:hrstd="t" o:hr="t" fillcolor="#a0a0a0" stroked="f"/>
+        </w:pict>
+      </w:r>
+    </w:p>
+    <w:p>
+      <w:pPr>
+        <w:rPr>
+          <w:rFonts w:ascii="Aptos" w:hAnsi="Aptos"/>
+          <w:b/>
+          <w:bCs/>
+          <w:sz w:val="24"/>
+          <w:szCs w:val="24"/>
+        </w:rPr>
+      </w:pPr>
+      <w:r>
+        <w:rPr>
+          <w:rFonts w:ascii="Aptos" w:hAnsi="Aptos"/>
+          <w:b/>
+          <w:bCs/>
+          <w:sz w:val="24"/>
+          <w:szCs w:val="24"/>
+        </w:rPr>
+        <w:t>Q3. What is Zero-shot Prompting?</w:t>
+      </w:r>
+    </w:p>
+    <w:p>
+      <w:pPr>
+        <w:rPr>
+          <w:rFonts w:ascii="Aptos" w:hAnsi="Aptos"/>
+          <w:sz w:val="24"/>
+          <w:szCs w:val="24"/>
+        </w:rPr>
+      </w:pPr>
+      <w:r>
+        <w:rPr>
+          <w:rFonts w:ascii="Aptos" w:hAnsi="Aptos"/>
+          <w:sz w:val="24"/>
+          <w:szCs w:val="24"/>
+        </w:rPr>
+        <w:t>Zero-shot prompting means asking the model to perform a task without providing any examples. The model relies entirely on its pre-trained knowledge to generate the response.</w:t>
+      </w:r>
+    </w:p>
+    <w:p>
+      <w:pPr>
+        <w:rPr>
+          <w:rFonts w:ascii="Aptos" w:hAnsi="Aptos"/>
+          <w:b/>
+          <w:bCs/>
+          <w:sz w:val="24"/>
+          <w:szCs w:val="24"/>
+        </w:rPr>
+      </w:pPr>
+      <w:r>
+        <w:rPr>
+          <w:rFonts w:ascii="Aptos" w:hAnsi="Aptos"/>
+          <w:b/>
+          <w:bCs/>
+          <w:sz w:val="24"/>
+          <w:szCs w:val="24"/>
+        </w:rPr>
+        <w:t>Example</w:t>
+      </w:r>
+    </w:p>
+    <w:p>
+      <w:pPr>
+        <w:rPr>
+          <w:rFonts w:ascii="Aptos" w:hAnsi="Aptos"/>
+          <w:sz w:val="24"/>
+          <w:szCs w:val="24"/>
+        </w:rPr>
+      </w:pPr>
+      <w:r>
+        <w:rPr>
+          <w:rFonts w:ascii="Aptos" w:hAnsi="Aptos"/>
+          <w:sz w:val="24"/>
+          <w:szCs w:val="24"/>
+        </w:rPr>
+        <w:t>Explain SQL JOIN.</w:t>
+      </w:r>
+    </w:p>
+    <w:p>
+      <w:pPr>
+        <w:rPr>
+          <w:rFonts w:ascii="Aptos" w:hAnsi="Aptos"/>
+          <w:sz w:val="24"/>
+          <w:szCs w:val="24"/>
+        </w:rPr>
+      </w:pPr>
+      <w:r>
+        <w:rPr>
+          <w:rFonts w:ascii="Aptos" w:hAnsi="Aptos"/>
+          <w:sz w:val="24"/>
+          <w:szCs w:val="24"/>
+        </w:rPr>
+        <w:pict w14:anchorId="52C85861">
+          <v:rect id="_x0000_i1226" style="width:0;height:1.5pt" o:hralign="center" o:hrstd="t" o:hr="t" fillcolor="#a0a0a0" stroked="f"/>
+        </w:pict>
+      </w:r>
+    </w:p>
+    <w:p>
+      <w:pPr>
+        <w:rPr>
+          <w:rFonts w:ascii="Aptos" w:hAnsi="Aptos"/>
+          <w:b/>
+          <w:bCs/>
+          <w:sz w:val="24"/>
+          <w:szCs w:val="24"/>
+        </w:rPr>
+      </w:pPr>
+      <w:r>
+        <w:rPr>
+          <w:rFonts w:ascii="Aptos" w:hAnsi="Aptos"/>
+          <w:b/>
+          <w:bCs/>
+          <w:sz w:val="24"/>
+          <w:szCs w:val="24"/>
+        </w:rPr>
+        <w:t>Q4. What is One-shot Prompting?</w:t>
+      </w:r>
+    </w:p>
+    <w:p>
+      <w:pPr>
+        <w:rPr>
+          <w:rFonts w:ascii="Aptos" w:hAnsi="Aptos"/>
+          <w:sz w:val="24"/>
+          <w:szCs w:val="24"/>
+        </w:rPr>
+      </w:pPr>
+      <w:r>
+        <w:rPr>
+          <w:rFonts w:ascii="Aptos" w:hAnsi="Aptos"/>
+          <w:sz w:val="24"/>
+          <w:szCs w:val="24"/>
+        </w:rPr>
+        <w:t>One-shot prompting means giving the model one example before asking it to solve a similar task. The example helps the model understand the expected format or style of the answer.</w:t>
+      </w:r>
+    </w:p>
+    <w:p>
+      <w:pPr>
+        <w:rPr>
+          <w:rFonts w:ascii="Aptos" w:hAnsi="Aptos"/>
+          <w:sz w:val="24"/>
+          <w:szCs w:val="24"/>
+        </w:rPr>
+      </w:pPr>
+      <w:r>
+        <w:rPr>
+          <w:rFonts w:ascii="Aptos" w:hAnsi="Aptos"/>
+          <w:sz w:val="24"/>
+          <w:szCs w:val="24"/>
+        </w:rPr>
+        <w:pict w14:anchorId="6AF35C0D">
+          <v:rect id="_x0000_i1227" style="width:0;height:1.5pt" o:hralign="center" o:hrstd="t" o:hr="t" fillcolor="#a0a0a0" stroked="f"/>
+        </w:pict>
+      </w:r>
+    </w:p>
+    <w:p>
+      <w:pPr>
+        <w:rPr>
+          <w:rFonts w:ascii="Aptos" w:hAnsi="Aptos"/>
+          <w:b/>
+          <w:bCs/>
+          <w:sz w:val="24"/>
+          <w:szCs w:val="24"/>
+        </w:rPr>
+      </w:pPr>
+      <w:r>
+        <w:rPr>
+          <w:rFonts w:ascii="Aptos" w:hAnsi="Aptos"/>
+          <w:b/>
+          <w:bCs/>
+          <w:sz w:val="24"/>
+          <w:szCs w:val="24"/>
+        </w:rPr>
+        <w:t>Q5. What is Few-shot Prompting?</w:t>
+      </w:r>
+    </w:p>
+    <w:p>
+      <w:pPr>
+        <w:rPr>
+          <w:rFonts w:ascii="Aptos" w:hAnsi="Aptos"/>
+          <w:sz w:val="24"/>
+          <w:szCs w:val="24"/>
+        </w:rPr>
+      </w:pPr>
+      <w:r>
+        <w:rPr>
+          <w:rFonts w:ascii="Aptos" w:hAnsi="Aptos"/>
+          <w:sz w:val="24"/>
+          <w:szCs w:val="24"/>
+        </w:rPr>
+        <w:t>Few-shot prompting provides multiple examples before asking the model to perform a task. This helps the model learn the expected pattern and usually produces more consistent results than zero-shot prompting.</w:t>
+      </w:r>
+    </w:p>
+    <w:p>
+      <w:pPr>
+        <w:rPr>
+          <w:rFonts w:ascii="Aptos" w:hAnsi="Aptos"/>
+          <w:sz w:val="24"/>
+          <w:szCs w:val="24"/>
+        </w:rPr>
+      </w:pPr>
+      <w:r>
+        <w:rPr>
+          <w:rFonts w:ascii="Aptos" w:hAnsi="Aptos"/>
+          <w:sz w:val="24"/>
+          <w:szCs w:val="24"/>
+        </w:rPr>
+        <w:pict w14:anchorId="151F3E42">
+          <v:rect id="_x0000_i1228" style="width:0;height:1.5pt" o:hralign="center" o:hrstd="t" o:hr="t" fillcolor="#a0a0a0" stroked="f"/>
+        </w:pict>
+      </w:r>
+    </w:p>
+    <w:p>
+      <w:pPr>
+        <w:rPr>
+          <w:rFonts w:ascii="Aptos" w:hAnsi="Aptos"/>
+          <w:b/>
+          <w:bCs/>
+          <w:sz w:val="24"/>
+          <w:szCs w:val="24"/>
+        </w:rPr>
+      </w:pPr>
+      <w:r>
+        <w:rPr>
+          <w:rFonts w:ascii="Aptos" w:hAnsi="Aptos"/>
+          <w:b/>
+          <w:bCs/>
+          <w:sz w:val="24"/>
+          <w:szCs w:val="24"/>
+        </w:rPr>
+        <w:t>Q6. What is Role Prompting?</w:t>
+      </w:r>
+    </w:p>
+    <w:p>
+      <w:pPr>
+        <w:rPr>
+          <w:rFonts w:ascii="Aptos" w:hAnsi="Aptos"/>
+          <w:sz w:val="24"/>
+          <w:szCs w:val="24"/>
+        </w:rPr>
+      </w:pPr>
+      <w:r>
+        <w:rPr>
+          <w:rFonts w:ascii="Aptos" w:hAnsi="Aptos"/>
+          <w:sz w:val="24"/>
+          <w:szCs w:val="24"/>
+        </w:rPr>
+        <w:t>Role prompting means assigning a specific identity or role to the AI model before asking a question. Instead of simply asking a question, we first tell the model who it should act as. In my project, I created prompts where Gemini behaved like a Teacher, HR Recruiter, Senior Data Analyst, and Senior Software Engineer.</w:t>
+      </w:r>
+    </w:p>
+    <w:p>
+      <w:pPr>
+        <w:rPr>
+          <w:rFonts w:ascii="Aptos" w:hAnsi="Aptos"/>
+          <w:sz w:val="24"/>
+          <w:szCs w:val="24"/>
+        </w:rPr>
+      </w:pPr>
+      <w:r>
+        <w:rPr>
+          <w:rFonts w:ascii="Aptos" w:hAnsi="Aptos"/>
+          <w:sz w:val="24"/>
+          <w:szCs w:val="24"/>
+        </w:rPr>
+        <w:pict w14:anchorId="6AA4343A">
+          <v:rect id="_x0000_i1229" style="width:0;height:1.5pt" o:hralign="center" o:hrstd="t" o:hr="t" fillcolor="#a0a0a0" stroked="f"/>
+        </w:pict>
+      </w:r>
+    </w:p>
+    <w:p>
+      <w:pPr>
+        <w:rPr>
+          <w:rFonts w:ascii="Aptos" w:hAnsi="Aptos"/>
+          <w:b/>
+          <w:bCs/>
+          <w:sz w:val="24"/>
+          <w:szCs w:val="24"/>
+        </w:rPr>
+      </w:pPr>
+      <w:r>
+        <w:rPr>
+          <w:rFonts w:ascii="Aptos" w:hAnsi="Aptos"/>
+          <w:b/>
+          <w:bCs/>
+          <w:sz w:val="24"/>
+          <w:szCs w:val="24"/>
+        </w:rPr>
+        <w:t>Q7. What is Step-by-Step Prompting?</w:t>
+      </w:r>
+    </w:p>
+    <w:p>
+      <w:pPr>
+        <w:rPr>
+          <w:rFonts w:ascii="Aptos" w:hAnsi="Aptos"/>
+          <w:sz w:val="24"/>
+          <w:szCs w:val="24"/>
+        </w:rPr>
+      </w:pPr>
+      <w:r>
+        <w:rPr>
+          <w:rFonts w:ascii="Aptos" w:hAnsi="Aptos"/>
+          <w:sz w:val="24"/>
+          <w:szCs w:val="24"/>
+        </w:rPr>
+        <w:t>Step-by-step prompting asks the model to solve a problem in a logical sequence instead of directly giving the final answer. This often produces more structured and reliable responses, especially for coding, mathematics, SQL, and reasoning tasks.</w:t>
+      </w:r>
+    </w:p>
+    <w:p>
+      <w:pPr>
+        <w:rPr>
+          <w:rFonts w:ascii="Aptos" w:hAnsi="Aptos"/>
+          <w:sz w:val="24"/>
+          <w:szCs w:val="24"/>
+        </w:rPr>
+      </w:pPr>
+      <w:r>
+        <w:rPr>
+          <w:rFonts w:ascii="Aptos" w:hAnsi="Aptos"/>
+          <w:sz w:val="24"/>
+          <w:szCs w:val="24"/>
+        </w:rPr>
+        <w:pict w14:anchorId="38749580">
+          <v:rect id="_x0000_i1230" style="width:0;height:1.5pt" o:hralign="center" o:hrstd="t" o:hr="t" fillcolor="#a0a0a0" stroked="f"/>
+        </w:pict>
+      </w:r>
+    </w:p>
+    <w:p>
+      <w:pPr>
+        <w:rPr>
+          <w:rFonts w:ascii="Aptos" w:hAnsi="Aptos"/>
+          <w:b/>
+          <w:bCs/>
+          <w:sz w:val="24"/>
+          <w:szCs w:val="24"/>
+        </w:rPr>
+      </w:pPr>
+      <w:r>
+        <w:rPr>
+          <w:rFonts w:ascii="Aptos" w:hAnsi="Aptos"/>
+          <w:b/>
+          <w:bCs/>
+          <w:sz w:val="24"/>
+          <w:szCs w:val="24"/>
+        </w:rPr>
+        <w:t>Q8. Why do we ask the model to return JSON?</w:t>
+      </w:r>
+    </w:p>
+    <w:p>
+      <w:pPr>
+        <w:rPr>
+          <w:rFonts w:ascii="Aptos" w:hAnsi="Aptos"/>
+          <w:sz w:val="24"/>
+          <w:szCs w:val="24"/>
+        </w:rPr>
+      </w:pPr>
+      <w:r>
+        <w:rPr>
+          <w:rFonts w:ascii="Aptos" w:hAnsi="Aptos"/>
+          <w:sz w:val="24"/>
+          <w:szCs w:val="24"/>
+        </w:rPr>
+        <w:lastRenderedPageBreak/>
+        <w:t>JSON is a structured format that is easy for applications to process programmatically. If an AI response is returned in JSON, software can easily extract specific fields without manually parsing plain text. This is especially useful when building AI applications and APIs.</w:t>
+      </w:r>
+    </w:p>
+    <w:p>
+      <w:pPr>
+        <w:rPr>
+          <w:rFonts w:ascii="Aptos" w:hAnsi="Aptos"/>
+          <w:sz w:val="24"/>
+          <w:szCs w:val="24"/>
+        </w:rPr>
+      </w:pPr>
+      <w:r>
+        <w:rPr>
+          <w:rFonts w:ascii="Aptos" w:hAnsi="Aptos"/>
+          <w:sz w:val="24"/>
+          <w:szCs w:val="24"/>
+        </w:rPr>
+        <w:pict w14:anchorId="6B980FB6">
+          <v:rect id="_x0000_i1231" style="width:0;height:1.5pt" o:hralign="center" o:hrstd="t" o:hr="t" fillcolor="#a0a0a0" stroked="f"/>
+        </w:pict>
+      </w:r>
+    </w:p>
+    <w:p>
+      <w:pPr>
+        <w:rPr>
+          <w:rFonts w:ascii="Aptos" w:hAnsi="Aptos"/>
+          <w:b/>
+          <w:bCs/>
+          <w:sz w:val="24"/>
+          <w:szCs w:val="24"/>
+        </w:rPr>
+      </w:pPr>
+      <w:r>
+        <w:rPr>
+          <w:rFonts w:ascii="Aptos" w:hAnsi="Aptos"/>
+          <w:b/>
+          <w:bCs/>
+          <w:sz w:val="24"/>
+          <w:szCs w:val="24"/>
+        </w:rPr>
+        <w:t>Q9. What are Output Constraints?</w:t>
+      </w:r>
+    </w:p>
+    <w:p>
+      <w:pPr>
+        <w:rPr>
+          <w:rFonts w:ascii="Aptos" w:hAnsi="Aptos"/>
+          <w:sz w:val="24"/>
+          <w:szCs w:val="24"/>
+        </w:rPr>
+      </w:pPr>
+      <w:r>
+        <w:rPr>
+          <w:rFonts w:ascii="Aptos" w:hAnsi="Aptos"/>
+          <w:sz w:val="24"/>
+          <w:szCs w:val="24"/>
+        </w:rPr>
+        <w:t>Output constraints are additional instructions that control how the model should respond. For example, we can ask the model to answer in exactly 100 words, use bullet points, return only Python code, or generate output in Markdown or JSON. These constraints make the responses more suitable for specific use cases.</w:t>
+      </w:r>
+    </w:p>
+    <w:p>
+      <w:pPr>
+        <w:rPr>
+          <w:rFonts w:ascii="Aptos" w:hAnsi="Aptos"/>
+          <w:sz w:val="24"/>
+          <w:szCs w:val="24"/>
+        </w:rPr>
+      </w:pPr>
+      <w:r>
+        <w:rPr>
+          <w:rFonts w:ascii="Aptos" w:hAnsi="Aptos"/>
+          <w:sz w:val="24"/>
+          <w:szCs w:val="24"/>
+        </w:rPr>
+        <w:pict w14:anchorId="439FAC82">
+          <v:rect id="_x0000_i1232" style="width:0;height:1.5pt" o:hralign="center" o:hrstd="t" o:hr="t" fillcolor="#a0a0a0" stroked="f"/>
+        </w:pict>
+      </w:r>
+    </w:p>
+    <w:p>
+      <w:pPr>
+        <w:rPr>
+          <w:rFonts w:ascii="Aptos" w:hAnsi="Aptos"/>
+          <w:b/>
+          <w:bCs/>
+          <w:sz w:val="24"/>
+          <w:szCs w:val="24"/>
+        </w:rPr>
+      </w:pPr>
+      <w:r>
+        <w:rPr>
+          <w:rFonts w:ascii="Aptos" w:hAnsi="Aptos"/>
+          <w:b/>
+          <w:bCs/>
+          <w:sz w:val="24"/>
+          <w:szCs w:val="24"/>
+        </w:rPr>
+        <w:t>Q10. Which prompting technique did you use in your project?</w:t>
+      </w:r>
+    </w:p>
+    <w:p>
+      <w:pPr>
+        <w:rPr>
+          <w:rFonts w:ascii="Aptos" w:hAnsi="Aptos"/>
+          <w:sz w:val="24"/>
+          <w:szCs w:val="24"/>
+        </w:rPr>
+      </w:pPr>
+      <w:r>
+        <w:rPr>
+          <w:rFonts w:ascii="Aptos" w:hAnsi="Aptos"/>
+          <w:sz w:val="24"/>
+          <w:szCs w:val="24"/>
+        </w:rPr>
+        <w:t>In my project, I mainly used Role Prompting. I created different system prompts for Teacher, HR Recruiter, Senior Data Analyst, and Senior Software Engineer. Based on the user's selected role, my application dynamically chose the appropriate system prompt before sending the request to Gemini.</w:t>
+      </w:r>
+    </w:p>
+    <w:p>
+      <w:pPr>
+        <w:rPr>
+          <w:rFonts w:ascii="Aptos" w:hAnsi="Aptos"/>
+          <w:sz w:val="24"/>
+          <w:szCs w:val="24"/>
+        </w:rPr>
+      </w:pPr>
+      <w:r>
+        <w:rPr>
+          <w:rFonts w:ascii="Aptos" w:hAnsi="Aptos"/>
+          <w:sz w:val="24"/>
+          <w:szCs w:val="24"/>
+        </w:rPr>
+        <w:pict w14:anchorId="5FA9C693">
+          <v:rect id="_x0000_i1233" style="width:0;height:1.5pt" o:hralign="center" o:hrstd="t" o:hr="t" fillcolor="#a0a0a0" stroked="f"/>
+        </w:pict>
+      </w:r>
+    </w:p>
+    <w:p>
+      <w:pPr>
+        <w:rPr>
+          <w:rFonts w:ascii="Aptos" w:hAnsi="Aptos"/>
+          <w:b/>
+          <w:bCs/>
+          <w:sz w:val="24"/>
+          <w:szCs w:val="24"/>
+        </w:rPr>
+      </w:pPr>
+      <w:r>
+        <w:rPr>
+          <w:rFonts w:ascii="Aptos" w:hAnsi="Aptos"/>
+          <w:b/>
+          <w:bCs/>
+          <w:sz w:val="24"/>
+          <w:szCs w:val="24"/>
+        </w:rPr>
+        <w:t>Q11. Can Prompt Engineering improve an LLM without retraining it?</w:t>
+      </w:r>
+    </w:p>
+    <w:p>
+      <w:pPr>
+        <w:rPr>
+          <w:rFonts w:ascii="Aptos" w:hAnsi="Aptos"/>
+          <w:sz w:val="24"/>
+          <w:szCs w:val="24"/>
+        </w:rPr>
+      </w:pPr>
+      <w:r>
+        <w:rPr>
+          <w:rFonts w:ascii="Aptos" w:hAnsi="Aptos"/>
+          <w:sz w:val="24"/>
+          <w:szCs w:val="24"/>
+        </w:rPr>
+        <w:t>Yes. Prompt Engineering improves the quality and behavior of an LLM without modifying or retraining the underlying model. By providing better instructions, examples, or output constraints, we can guide the model to produce more useful responses.</w:t>
+      </w:r>
+    </w:p>
+    <w:p>
+      <w:pPr>
+        <w:rPr>
+          <w:rFonts w:ascii="Aptos" w:hAnsi="Aptos"/>
+          <w:sz w:val="24"/>
+          <w:szCs w:val="24"/>
+        </w:rPr>
+      </w:pPr>
+      <w:r>
+        <w:rPr>
+          <w:rFonts w:ascii="Aptos" w:hAnsi="Aptos"/>
+          <w:sz w:val="24"/>
+          <w:szCs w:val="24"/>
+        </w:rPr>
+        <w:pict w14:anchorId="0F33DCF5">
+          <v:rect id="_x0000_i1234" style="width:0;height:1.5pt" o:hralign="center" o:hrstd="t" o:hr="t" fillcolor="#a0a0a0" stroked="f"/>
+        </w:pict>
+      </w:r>
+    </w:p>
+    <w:p>
+      <w:pPr>
+        <w:rPr>
+          <w:rFonts w:ascii="Aptos" w:hAnsi="Aptos"/>
+          <w:b/>
+          <w:bCs/>
+          <w:sz w:val="24"/>
+          <w:szCs w:val="24"/>
+        </w:rPr>
+      </w:pPr>
+      <w:r>
+        <w:rPr>
+          <w:rFonts w:ascii="Aptos" w:hAnsi="Aptos"/>
+          <w:b/>
+          <w:bCs/>
+          <w:sz w:val="24"/>
+          <w:szCs w:val="24"/>
+        </w:rPr>
+        <w:t>Q1. Tell me about your AI Prompt Playground project.</w:t>
+      </w:r>
+    </w:p>
+    <w:p>
+      <w:pPr>
+        <w:rPr>
+          <w:rFonts w:ascii="Aptos" w:hAnsi="Aptos"/>
+          <w:sz w:val="24"/>
+          <w:szCs w:val="24"/>
+        </w:rPr>
+      </w:pPr>
+      <w:r>
+        <w:rPr>
+          <w:rFonts w:ascii="Aptos" w:hAnsi="Aptos"/>
+          <w:sz w:val="24"/>
+          <w:szCs w:val="24"/>
+        </w:rPr>
+        <w:t>I built an AI Prompt Playground using Python and the Gemini API. The application allows users to select different AI roles such as Teacher, HR Recruiter, Senior Data Analyst, and Senior Software Engineer. Based on the selected role, the application dynamically generates the appropriate system prompt, combines it with the user's question, sends it to Gemini, and displays a customized response. This project demonstrates prompt engineering, modular programming, API integration, environment variable management, and exception handling.</w:t>
+      </w:r>
+    </w:p>
+    <w:p>
+      <w:pPr>
+        <w:rPr>
+          <w:rFonts w:ascii="Aptos" w:hAnsi="Aptos"/>
+          <w:sz w:val="24"/>
+          <w:szCs w:val="24"/>
+        </w:rPr>
+      </w:pPr>
+      <w:r>
+        <w:rPr>
+          <w:rFonts w:ascii="Aptos" w:hAnsi="Aptos"/>
+          <w:sz w:val="24"/>
+          <w:szCs w:val="24"/>
+        </w:rPr>
+        <w:pict w14:anchorId="2FC00CEB">
+          <v:rect id="_x0000_i1237" style="width:0;height:1.5pt" o:hralign="center" o:hrstd="t" o:hr="t" fillcolor="#a0a0a0" stroked="f"/>
+        </w:pict>
+      </w:r>
+    </w:p>
+    <w:p>
+      <w:pPr>
+        <w:rPr>
+          <w:rFonts w:ascii="Aptos" w:hAnsi="Aptos"/>
+          <w:b/>
+          <w:bCs/>
+          <w:sz w:val="24"/>
+          <w:szCs w:val="24"/>
+        </w:rPr>
+      </w:pPr>
+      <w:r>
+        <w:rPr>
+          <w:rFonts w:ascii="Aptos" w:hAnsi="Aptos"/>
+          <w:b/>
+          <w:bCs/>
+          <w:sz w:val="24"/>
+          <w:szCs w:val="24"/>
+        </w:rPr>
+        <w:t>Q2. What is Dynamic Prompt Selection?</w:t>
+      </w:r>
+    </w:p>
+    <w:p>
+      <w:pPr>
+        <w:rPr>
+          <w:rFonts w:ascii="Aptos" w:hAnsi="Aptos"/>
+          <w:sz w:val="24"/>
+          <w:szCs w:val="24"/>
+        </w:rPr>
+      </w:pPr>
+      <w:r>
+        <w:rPr>
+          <w:rFonts w:ascii="Aptos" w:hAnsi="Aptos"/>
+          <w:sz w:val="24"/>
+          <w:szCs w:val="24"/>
+        </w:rPr>
+        <w:t>Dynamic Prompt Selection means choosing different system prompts at runtime based on the user's selection instead of hardcoding a single prompt. In my project, I stored all role-specific prompts in a dictionary and selected the appropriate prompt using the user's input.</w:t>
+      </w:r>
+    </w:p>
+    <w:p>
+      <w:pPr>
+        <w:rPr>
+          <w:rFonts w:ascii="Aptos" w:hAnsi="Aptos"/>
+          <w:sz w:val="24"/>
+          <w:szCs w:val="24"/>
+        </w:rPr>
+      </w:pPr>
+      <w:r>
+        <w:rPr>
+          <w:rFonts w:ascii="Aptos" w:hAnsi="Aptos"/>
+          <w:sz w:val="24"/>
+          <w:szCs w:val="24"/>
+        </w:rPr>
+        <w:lastRenderedPageBreak/>
+        <w:pict w14:anchorId="75BC66D7">
+          <v:rect id="_x0000_i1238" style="width:0;height:1.5pt" o:hralign="center" o:hrstd="t" o:hr="t" fillcolor="#a0a0a0" stroked="f"/>
+        </w:pict>
+      </w:r>
+    </w:p>
+    <w:p>
+      <w:pPr>
+        <w:rPr>
+          <w:rFonts w:ascii="Aptos" w:hAnsi="Aptos"/>
+          <w:b/>
+          <w:bCs/>
+          <w:sz w:val="24"/>
+          <w:szCs w:val="24"/>
+        </w:rPr>
+      </w:pPr>
+      <w:r>
+        <w:rPr>
+          <w:rFonts w:ascii="Aptos" w:hAnsi="Aptos"/>
+          <w:b/>
+          <w:bCs/>
+          <w:sz w:val="24"/>
+          <w:szCs w:val="24"/>
+        </w:rPr>
+        <w:t>Q3. Why did you create a separate roles.py file?</w:t>
+      </w:r>
+    </w:p>
+    <w:p>
+      <w:pPr>
+        <w:rPr>
+          <w:rFonts w:ascii="Aptos" w:hAnsi="Aptos"/>
+          <w:sz w:val="24"/>
+          <w:szCs w:val="24"/>
+        </w:rPr>
+      </w:pPr>
+      <w:r>
+        <w:rPr>
+          <w:rFonts w:ascii="Aptos" w:hAnsi="Aptos"/>
+          <w:sz w:val="24"/>
+          <w:szCs w:val="24"/>
+        </w:rPr>
+        <w:t>I created a separate roles.py file to keep the project modular and maintainable. Instead of writing all prompts inside the main application, I stored them in a dedicated file. This makes it easier to add new AI roles or modify existing prompts without changing the application logic.</w:t>
+      </w:r>
+    </w:p>
+    <w:p>
+      <w:pPr>
+        <w:rPr>
+          <w:rFonts w:ascii="Aptos" w:hAnsi="Aptos"/>
+          <w:sz w:val="24"/>
+          <w:szCs w:val="24"/>
+        </w:rPr>
+      </w:pPr>
+      <w:r>
+        <w:rPr>
+          <w:rFonts w:ascii="Aptos" w:hAnsi="Aptos"/>
+          <w:sz w:val="24"/>
+          <w:szCs w:val="24"/>
+        </w:rPr>
+        <w:pict w14:anchorId="57C22D48">
+          <v:rect id="_x0000_i1239" style="width:0;height:1.5pt" o:hralign="center" o:hrstd="t" o:hr="t" fillcolor="#a0a0a0" stroked="f"/>
+        </w:pict>
+      </w:r>
+    </w:p>
+    <w:p>
+      <w:pPr>
+        <w:rPr>
+          <w:rFonts w:ascii="Aptos" w:hAnsi="Aptos"/>
+          <w:b/>
+          <w:bCs/>
+          <w:sz w:val="24"/>
+          <w:szCs w:val="24"/>
+        </w:rPr>
+      </w:pPr>
+      <w:r>
+        <w:rPr>
+          <w:rFonts w:ascii="Aptos" w:hAnsi="Aptos"/>
+          <w:b/>
+          <w:bCs/>
+          <w:sz w:val="24"/>
+          <w:szCs w:val="24"/>
+        </w:rPr>
+        <w:t>Q4. Why did you use a dictionary?</w:t>
+      </w:r>
+    </w:p>
+    <w:p>
+      <w:pPr>
+        <w:rPr>
+          <w:rFonts w:ascii="Aptos" w:hAnsi="Aptos"/>
+          <w:sz w:val="24"/>
+          <w:szCs w:val="24"/>
+        </w:rPr>
+      </w:pPr>
+      <w:r>
+        <w:rPr>
+          <w:rFonts w:ascii="Aptos" w:hAnsi="Aptos"/>
+          <w:sz w:val="24"/>
+          <w:szCs w:val="24"/>
+        </w:rPr>
+        <w:t>I used a dictionary because it provides a simple way to map the user's choice to the corresponding system prompt. Instead of writing multiple if-else statements, I can directly access the required prompt using the selected key, making the code cleaner and easier to maintain.</w:t>
+      </w:r>
+    </w:p>
+    <w:p>
+      <w:pPr>
+        <w:rPr>
+          <w:rFonts w:ascii="Aptos" w:hAnsi="Aptos"/>
+          <w:sz w:val="24"/>
+          <w:szCs w:val="24"/>
+        </w:rPr>
+      </w:pPr>
+      <w:r>
+        <w:rPr>
+          <w:rFonts w:ascii="Aptos" w:hAnsi="Aptos"/>
+          <w:sz w:val="24"/>
+          <w:szCs w:val="24"/>
+        </w:rPr>
+        <w:pict w14:anchorId="4F5001A4">
+          <v:rect id="_x0000_i1240" style="width:0;height:1.5pt" o:hralign="center" o:hrstd="t" o:hr="t" fillcolor="#a0a0a0" stroked="f"/>
+        </w:pict>
+      </w:r>
+    </w:p>
+    <w:p>
+      <w:pPr>
+        <w:rPr>
+          <w:rFonts w:ascii="Aptos" w:hAnsi="Aptos"/>
+          <w:b/>
+          <w:bCs/>
+          <w:sz w:val="24"/>
+          <w:szCs w:val="24"/>
+        </w:rPr>
+      </w:pPr>
+      <w:r>
+        <w:rPr>
+          <w:rFonts w:ascii="Aptos" w:hAnsi="Aptos"/>
+          <w:b/>
+          <w:bCs/>
+          <w:sz w:val="24"/>
+          <w:szCs w:val="24"/>
+        </w:rPr>
+        <w:t>Q5. Explain the flow of your application.</w:t>
+      </w:r>
+    </w:p>
+    <w:p>
+      <w:pPr>
+        <w:rPr>
+          <w:rFonts w:ascii="Aptos" w:hAnsi="Aptos"/>
+          <w:sz w:val="24"/>
+          <w:szCs w:val="24"/>
+        </w:rPr>
+      </w:pPr>
+      <w:r>
+        <w:rPr>
+          <w:rFonts w:ascii="Aptos" w:hAnsi="Aptos"/>
+          <w:sz w:val="24"/>
+          <w:szCs w:val="24"/>
+        </w:rPr>
+        <w:t>The application first loads the API key from the .env file and creates a Gemini client. It then displays a list of AI roles and waits for the user's selection. After validating the choice, it asks the user for a question, retrieves the corresponding system prompt from the role dictionary, combines it with the user's question, sends the final prompt to Gemini, receives the response, displays it, and repeats the process until the user exits.</w:t>
+      </w:r>
+    </w:p>
+    <w:p>
+      <w:pPr>
+        <w:rPr>
+          <w:rFonts w:ascii="Aptos" w:hAnsi="Aptos"/>
+          <w:sz w:val="24"/>
+          <w:szCs w:val="24"/>
+        </w:rPr>
+      </w:pPr>
+      <w:r>
+        <w:rPr>
+          <w:rFonts w:ascii="Aptos" w:hAnsi="Aptos"/>
+          <w:sz w:val="24"/>
+          <w:szCs w:val="24"/>
+        </w:rPr>
+        <w:pict w14:anchorId="4B5BCC4A">
+          <v:rect id="_x0000_i1241" style="width:0;height:1.5pt" o:hralign="center" o:hrstd="t" o:hr="t" fillcolor="#a0a0a0" stroked="f"/>
+        </w:pict>
+      </w:r>
+    </w:p>
+    <w:p>
+      <w:pPr>
+        <w:rPr>
+          <w:rFonts w:ascii="Aptos" w:hAnsi="Aptos"/>
+          <w:b/>
+          <w:bCs/>
+          <w:sz w:val="24"/>
+          <w:szCs w:val="24"/>
+        </w:rPr>
+      </w:pPr>
+      <w:r>
+        <w:rPr>
+          <w:rFonts w:ascii="Aptos" w:hAnsi="Aptos"/>
+          <w:b/>
+          <w:bCs/>
+          <w:sz w:val="24"/>
+          <w:szCs w:val="24"/>
+        </w:rPr>
+        <w:t>Q6. Why did you use while True?</w:t>
+      </w:r>
+    </w:p>
+    <w:p>
+      <w:pPr>
+        <w:rPr>
+          <w:rFonts w:ascii="Aptos" w:hAnsi="Aptos"/>
+          <w:sz w:val="24"/>
+          <w:szCs w:val="24"/>
+        </w:rPr>
+      </w:pPr>
+      <w:r>
+        <w:rPr>
+          <w:rFonts w:ascii="Aptos" w:hAnsi="Aptos"/>
+          <w:sz w:val="24"/>
+          <w:szCs w:val="24"/>
+        </w:rPr>
+        <w:t>Initially, my application processed only one question before terminating. I improved it by adding a while True loop so users can continue asking multiple questions without restarting the program. This makes the application behave more like a real chatbot.</w:t>
+      </w:r>
+    </w:p>
+    <w:p>
+      <w:pPr>
+        <w:rPr>
+          <w:rFonts w:ascii="Aptos" w:hAnsi="Aptos"/>
+          <w:sz w:val="24"/>
+          <w:szCs w:val="24"/>
+        </w:rPr>
+      </w:pPr>
+      <w:r>
+        <w:rPr>
+          <w:rFonts w:ascii="Aptos" w:hAnsi="Aptos"/>
+          <w:sz w:val="24"/>
+          <w:szCs w:val="24"/>
+        </w:rPr>
+        <w:pict w14:anchorId="1BB91950">
+          <v:rect id="_x0000_i1242" style="width:0;height:1.5pt" o:hralign="center" o:hrstd="t" o:hr="t" fillcolor="#a0a0a0" stroked="f"/>
+        </w:pict>
+      </w:r>
+    </w:p>
+    <w:p>
+      <w:pPr>
+        <w:rPr>
+          <w:rFonts w:ascii="Aptos" w:hAnsi="Aptos"/>
+          <w:b/>
+          <w:bCs/>
+          <w:sz w:val="24"/>
+          <w:szCs w:val="24"/>
+        </w:rPr>
+      </w:pPr>
+      <w:r>
+        <w:rPr>
+          <w:rFonts w:ascii="Aptos" w:hAnsi="Aptos"/>
+          <w:b/>
+          <w:bCs/>
+          <w:sz w:val="24"/>
+          <w:szCs w:val="24"/>
+        </w:rPr>
+        <w:t>Q7. Why did you replace exit() with continue?</w:t>
+      </w:r>
+    </w:p>
+    <w:p>
+      <w:pPr>
+        <w:rPr>
+          <w:rFonts w:ascii="Aptos" w:hAnsi="Aptos"/>
+          <w:sz w:val="24"/>
+          <w:szCs w:val="24"/>
+        </w:rPr>
+      </w:pPr>
+      <w:r>
+        <w:rPr>
+          <w:rFonts w:ascii="Aptos" w:hAnsi="Aptos"/>
+          <w:sz w:val="24"/>
+          <w:szCs w:val="24"/>
+        </w:rPr>
+        <w:t>Initially, an invalid role selection immediately terminated the application using exit(). I realized that this was not user-friendly. By replacing it with continue, the application displays the menu again and allows the user to make another selection without restarting the program.</w:t>
+      </w:r>
+    </w:p>
+    <w:p>
+      <w:pPr>
+        <w:rPr>
+          <w:rFonts w:ascii="Aptos" w:hAnsi="Aptos"/>
+          <w:sz w:val="24"/>
+          <w:szCs w:val="24"/>
+        </w:rPr>
+      </w:pPr>
+      <w:r>
+        <w:rPr>
+          <w:rFonts w:ascii="Aptos" w:hAnsi="Aptos"/>
+          <w:sz w:val="24"/>
+          <w:szCs w:val="24"/>
+        </w:rPr>
+        <w:pict w14:anchorId="270CD127">
+          <v:rect id="_x0000_i1243" style="width:0;height:1.5pt" o:hralign="center" o:hrstd="t" o:hr="t" fillcolor="#a0a0a0" stroked="f"/>
+        </w:pict>
+      </w:r>
+    </w:p>
+    <w:p>
+      <w:pPr>
+        <w:rPr>
+          <w:rFonts w:ascii="Aptos" w:hAnsi="Aptos"/>
+          <w:b/>
+          <w:bCs/>
+          <w:sz w:val="24"/>
+          <w:szCs w:val="24"/>
+        </w:rPr>
+      </w:pPr>
+      <w:r>
+        <w:rPr>
+          <w:rFonts w:ascii="Aptos" w:hAnsi="Aptos"/>
+          <w:b/>
+          <w:bCs/>
+          <w:sz w:val="24"/>
+          <w:szCs w:val="24"/>
+        </w:rPr>
+        <w:t>Q8. Why did you use try and except?</w:t>
+      </w:r>
+    </w:p>
+    <w:p>
+      <w:pPr>
+        <w:rPr>
+          <w:rFonts w:ascii="Aptos" w:hAnsi="Aptos"/>
+          <w:sz w:val="24"/>
+          <w:szCs w:val="24"/>
+        </w:rPr>
+      </w:pPr>
+      <w:r>
+        <w:rPr>
+          <w:rFonts w:ascii="Aptos" w:hAnsi="Aptos"/>
+          <w:sz w:val="24"/>
+          <w:szCs w:val="24"/>
+        </w:rPr>
+        <w:t>Since the application communicates with an external API, several issues such as network failures, invalid API keys, or server errors can occur. Using try and except prevents the application from crashing and allows it to handle errors gracefully.</w:t>
+      </w:r>
+    </w:p>
+    <w:p>
+      <w:pPr>
+        <w:rPr>
+          <w:rFonts w:ascii="Aptos" w:hAnsi="Aptos"/>
+          <w:sz w:val="24"/>
+          <w:szCs w:val="24"/>
+        </w:rPr>
+      </w:pPr>
+      <w:r>
+        <w:rPr>
+          <w:rFonts w:ascii="Aptos" w:hAnsi="Aptos"/>
+          <w:sz w:val="24"/>
+          <w:szCs w:val="24"/>
+        </w:rPr>
+        <w:lastRenderedPageBreak/>
+        <w:pict w14:anchorId="31C09CC3">
+          <v:rect id="_x0000_i1244" style="width:0;height:1.5pt" o:hralign="center" o:hrstd="t" o:hr="t" fillcolor="#a0a0a0" stroked="f"/>
+        </w:pict>
+      </w:r>
+    </w:p>
+    <w:p>
+      <w:pPr>
+        <w:rPr>
+          <w:rFonts w:ascii="Aptos" w:hAnsi="Aptos"/>
+          <w:b/>
+          <w:bCs/>
+          <w:sz w:val="24"/>
+          <w:szCs w:val="24"/>
+        </w:rPr>
+      </w:pPr>
+      <w:r>
+        <w:rPr>
+          <w:rFonts w:ascii="Aptos" w:hAnsi="Aptos"/>
+          <w:b/>
+          <w:bCs/>
+          <w:sz w:val="24"/>
+          <w:szCs w:val="24"/>
+        </w:rPr>
+        <w:t>Q9. Why did you use .env?</w:t>
+      </w:r>
+    </w:p>
+    <w:p>
+      <w:pPr>
+        <w:rPr>
+          <w:rFonts w:ascii="Aptos" w:hAnsi="Aptos"/>
+          <w:sz w:val="24"/>
+          <w:szCs w:val="24"/>
+        </w:rPr>
+      </w:pPr>
+      <w:r>
+        <w:rPr>
+          <w:rFonts w:ascii="Aptos" w:hAnsi="Aptos"/>
+          <w:sz w:val="24"/>
+          <w:szCs w:val="24"/>
+        </w:rPr>
+        <w:t>I stored the Gemini API key inside a .env file instead of hardcoding it. This improves security and prevents sensitive credentials from being accidentally uploaded to GitHub. I loaded the key using the python-dotenv package.</w:t>
+      </w:r>
+    </w:p>
+    <w:p>
+      <w:pPr>
+        <w:rPr>
+          <w:rFonts w:ascii="Aptos" w:hAnsi="Aptos"/>
+          <w:sz w:val="24"/>
+          <w:szCs w:val="24"/>
+        </w:rPr>
+      </w:pPr>
+      <w:r>
+        <w:rPr>
+          <w:rFonts w:ascii="Aptos" w:hAnsi="Aptos"/>
+          <w:sz w:val="24"/>
+          <w:szCs w:val="24"/>
+        </w:rPr>
+        <w:pict w14:anchorId="454AA547">
+          <v:rect id="_x0000_i1245" style="width:0;height:1.5pt" o:hralign="center" o:hrstd="t" o:hr="t" fillcolor="#a0a0a0" stroked="f"/>
+        </w:pict>
+      </w:r>
+    </w:p>
+    <w:p>
+      <w:pPr>
+        <w:rPr>
+          <w:rFonts w:ascii="Aptos" w:hAnsi="Aptos"/>
+          <w:b/>
+          <w:bCs/>
+          <w:sz w:val="24"/>
+          <w:szCs w:val="24"/>
+        </w:rPr>
+      </w:pPr>
+      <w:r>
+        <w:rPr>
+          <w:rFonts w:ascii="Aptos" w:hAnsi="Aptos"/>
+          <w:b/>
+          <w:bCs/>
+          <w:sz w:val="24"/>
+          <w:szCs w:val="24"/>
+        </w:rPr>
+        <w:t>Q10. What improvements did you make compared to your first chatbot?</w:t>
+      </w:r>
+    </w:p>
+    <w:p>
+      <w:pPr>
+        <w:rPr>
+          <w:rFonts w:ascii="Aptos" w:hAnsi="Aptos"/>
+          <w:sz w:val="24"/>
+          <w:szCs w:val="24"/>
+        </w:rPr>
+      </w:pPr>
+      <w:r>
+        <w:rPr>
+          <w:rFonts w:ascii="Aptos" w:hAnsi="Aptos"/>
+          <w:sz w:val="24"/>
+          <w:szCs w:val="24"/>
+        </w:rPr>
+        <w:t>My first chatbot accepted one question and used a single hardcoded prompt. In the improved version, I added multiple AI roles, dynamic prompt selection, continuous interaction using a loop, input validation, better exception handling, modular code using roles.py, and a more user-friendly interface.</w:t>
+      </w:r>
+    </w:p>
+    <w:p>
+      <w:pPr>
+        <w:rPr>
+          <w:rFonts w:ascii="Aptos" w:hAnsi="Aptos"/>
+          <w:sz w:val="24"/>
+          <w:szCs w:val="24"/>
+        </w:rPr>
+      </w:pPr>
+      <w:r>
+        <w:rPr>
+          <w:rFonts w:ascii="Aptos" w:hAnsi="Aptos"/>
+          <w:sz w:val="24"/>
+          <w:szCs w:val="24"/>
+        </w:rPr>
+        <w:pict w14:anchorId="5BB376B9">
+          <v:rect id="_x0000_i1246" style="width:0;height:1.5pt" o:hralign="center" o:hrstd="t" o:hr="t" fillcolor="#a0a0a0" stroked="f"/>
+        </w:pict>
+      </w:r>
+    </w:p>
+    <w:p>
+      <w:pPr>
+        <w:rPr>
+          <w:rFonts w:ascii="Aptos" w:hAnsi="Aptos"/>
+          <w:b/>
+          <w:bCs/>
+          <w:sz w:val="24"/>
+          <w:szCs w:val="24"/>
+        </w:rPr>
+      </w:pPr>
+      <w:r>
+        <w:rPr>
+          <w:rFonts w:ascii="Aptos" w:hAnsi="Aptos"/>
+          <w:b/>
+          <w:bCs/>
+          <w:sz w:val="24"/>
+          <w:szCs w:val="24"/>
+        </w:rPr>
+        <w:t>Q11. If you wanted to add a Doctor role, what changes would you make?</w:t>
+      </w:r>
+    </w:p>
+    <w:p>
+      <w:pPr>
+        <w:rPr>
+          <w:rFonts w:ascii="Aptos" w:hAnsi="Aptos"/>
+          <w:sz w:val="24"/>
+          <w:szCs w:val="24"/>
+        </w:rPr>
+      </w:pPr>
+      <w:r>
+        <w:rPr>
+          <w:rFonts w:ascii="Aptos" w:hAnsi="Aptos"/>
+          <w:sz w:val="24"/>
+          <w:szCs w:val="24"/>
+        </w:rPr>
+        <w:t>Since the prompts are stored separately in the roles.py dictionary, I would simply add another role entry with the Doctor system prompt and include the new option in the menu. The rest of the application would work without major modifications because it already supports dynamic prompt selection.</w:t>
+      </w:r>
+    </w:p>
+    <w:p>
+      <w:pPr>
+        <w:rPr>
+          <w:rFonts w:ascii="Aptos" w:hAnsi="Aptos"/>
+          <w:sz w:val="24"/>
+          <w:szCs w:val="24"/>
+        </w:rPr>
+      </w:pPr>
+      <w:r>
+        <w:rPr>
+          <w:rFonts w:ascii="Aptos" w:hAnsi="Aptos"/>
+          <w:sz w:val="24"/>
+          <w:szCs w:val="24"/>
+        </w:rPr>
+        <w:pict w14:anchorId="0EDE808F">
+          <v:rect id="_x0000_i1247" style="width:0;height:1.5pt" o:hralign="center" o:hrstd="t" o:hr="t" fillcolor="#a0a0a0" stroked="f"/>
+        </w:pict>
+      </w:r>
+    </w:p>
+    <w:p>
+      <w:pPr>
+        <w:rPr>
+          <w:rFonts w:ascii="Aptos" w:hAnsi="Aptos"/>
+          <w:b/>
+          <w:bCs/>
+          <w:sz w:val="24"/>
+          <w:szCs w:val="24"/>
+        </w:rPr>
+      </w:pPr>
+      <w:r>
+        <w:rPr>
+          <w:rFonts w:ascii="Aptos" w:hAnsi="Aptos"/>
+          <w:b/>
+          <w:bCs/>
+          <w:sz w:val="24"/>
+          <w:szCs w:val="24"/>
+        </w:rPr>
+        <w:t xml:space="preserve">Q. </w:t>
+      </w:r>
+      <w:r>
+        <w:rPr>
+          <w:rFonts w:ascii="Aptos" w:hAnsi="Aptos"/>
+          <w:b/>
+          <w:bCs/>
+          <w:sz w:val="24"/>
+          <w:szCs w:val="24"/>
+        </w:rPr>
+        <w:t>"What was your biggest learning from building the AI Prompt Playground?"</w:t>
+      </w:r>
+    </w:p>
+    <w:p>
+      <w:pPr>
+        <w:rPr>
+          <w:rFonts w:ascii="Aptos" w:hAnsi="Aptos"/>
+          <w:sz w:val="24"/>
+          <w:szCs w:val="24"/>
+        </w:rPr>
+      </w:pPr>
+      <w:r>
+        <w:rPr>
+          <w:rFonts w:ascii="Aptos" w:hAnsi="Aptos"/>
+          <w:sz w:val="24"/>
+          <w:szCs w:val="24"/>
+        </w:rPr>
+        <w:t>My biggest learning was understanding that the same LLM can behave like completely different assistants simply by changing the system prompt. I also learned the importance of organizing prompts separately from application logic, validating user input, handling API errors, and designing applications that are modular and easy to extend. This project showed me that Prompt Engineering is not just about writing better prompts—it's also about designing software that can dynamically generate and manage those prompts.</w:t>
+      </w:r>
+    </w:p>
+    <w:p>
+      <w:pPr>
+        <w:rPr>
+          <w:rFonts w:ascii="Aptos" w:hAnsi="Aptos"/>
+          <w:sz w:val="24"/>
+          <w:szCs w:val="24"/>
+        </w:rPr>
+      </w:pPr>
+      <w:r>
+        <w:rPr>
+          <w:rFonts w:ascii="Aptos" w:hAnsi="Aptos"/>
+          <w:sz w:val="24"/>
+          <w:szCs w:val="24"/>
+        </w:rPr>
+        <w:pict w14:anchorId="08F6B044">
+          <v:rect id="_x0000_i1248" style="width:0;height:1.5pt" o:hralign="center" o:hrstd="t" o:hr="t" fillcolor="#a0a0a0" stroked="f"/>
+        </w:pict>
+      </w:r>
+    </w:p>
+    <w:p>
+      <w:pPr>
+        <w:rPr>
+          <w:rFonts w:ascii="Aptos" w:hAnsi="Aptos"/>
+          <w:b/>
+          <w:bCs/>
+          <w:sz w:val="24"/>
+          <w:szCs w:val="24"/>
+        </w:rPr>
+      </w:pPr>
+      <w:r>
+        <w:rPr>
+          <w:rFonts w:ascii="Aptos" w:hAnsi="Aptos"/>
+          <w:b/>
+          <w:bCs/>
+          <w:sz w:val="24"/>
+          <w:szCs w:val="24"/>
+        </w:rPr>
+        <w:t>Q. Can Prompt Engineering replace fine-tuning?</w:t>
+      </w:r>
+    </w:p>
+    <w:p>
+      <w:pPr>
+        <w:rPr>
+          <w:rFonts w:ascii="Aptos" w:hAnsi="Aptos"/>
+          <w:sz w:val="24"/>
+          <w:szCs w:val="24"/>
+        </w:rPr>
+      </w:pPr>
+      <w:r>
+        <w:rPr>
+          <w:rFonts w:ascii="Aptos" w:hAnsi="Aptos"/>
+          <w:sz w:val="24"/>
+          <w:szCs w:val="24"/>
+        </w:rPr>
+        <w:t>No. Prompt Engineering guides the model using instructions without changing its parameters, whereas fine-tuning updates the model itself using additional training data. Prompt Engineering is faster and more flexible for many applications, while fine-tuning is useful when a model needs specialized behavior that prompting alone cannot achieve.</w:t>
+      </w:r>
+    </w:p>
+    <w:p>
+      <w:pPr>
+        <w:rPr>
+          <w:rFonts w:ascii="Aptos" w:hAnsi="Aptos"/>
+          <w:sz w:val="24"/>
+          <w:szCs w:val="24"/>
+        </w:rPr>
+      </w:pPr>
+      <w:r>
+        <w:rPr>
+          <w:rFonts w:ascii="Aptos" w:hAnsi="Aptos"/>
+          <w:sz w:val="24"/>
+          <w:szCs w:val="24"/>
+        </w:rPr>
+        <w:pict w14:anchorId="7AD4CAA9">
+          <v:rect id="_x0000_i1249" style="width:0;height:1.5pt" o:hralign="center" o:hrstd="t" o:hr="t" fillcolor="#a0a0a0" stroked="f"/>
+        </w:pict>
+      </w:r>
+    </w:p>
+    <w:p>
+      <w:pPr>
+        <w:rPr>
+          <w:rFonts w:ascii="Aptos" w:hAnsi="Aptos"/>
+          <w:b/>
+          <w:bCs/>
+          <w:sz w:val="24"/>
+          <w:szCs w:val="24"/>
+        </w:rPr>
+      </w:pPr>
+      <w:r>
+        <w:rPr>
+          <w:rFonts w:ascii="Aptos" w:hAnsi="Aptos"/>
+          <w:b/>
+          <w:bCs/>
+          <w:sz w:val="24"/>
+          <w:szCs w:val="24"/>
+        </w:rPr>
+        <w:t>Q. Why is your Prompt Playground useful?</w:t>
+      </w:r>
+    </w:p>
+    <w:p>
+      <w:pPr>
+        <w:rPr>
+          <w:rFonts w:ascii="Aptos" w:hAnsi="Aptos"/>
+          <w:sz w:val="24"/>
+          <w:szCs w:val="24"/>
+        </w:rPr>
+      </w:pPr>
+      <w:r>
+        <w:rPr>
+          <w:rFonts w:ascii="Aptos" w:hAnsi="Aptos"/>
+          <w:sz w:val="24"/>
+          <w:szCs w:val="24"/>
+        </w:rPr>
+        <w:lastRenderedPageBreak/>
+        <w:t>It demonstrates that a single LLM can support multiple use cases by dynamically changing prompts. This reduces development effort because we don't need separate AI models for different tasks. The application is also modular, making it easy to add new roles in the future.</w:t>
+      </w:r>
+    </w:p>
+    <w:p>
+      <w:pPr>
+        <w:rPr>
+          <w:rFonts w:ascii="Aptos" w:hAnsi="Aptos"/>
+          <w:sz w:val="24"/>
+          <w:szCs w:val="24"/>
+        </w:rPr>
+      </w:pPr>
+      <w:r>
+        <w:rPr>
+          <w:rFonts w:ascii="Aptos" w:hAnsi="Aptos"/>
+          <w:sz w:val="24"/>
+          <w:szCs w:val="24"/>
+        </w:rPr>
+        <w:pict w14:anchorId="506FAACE">
+          <v:rect id="_x0000_i1250" style="width:0;height:1.5pt" o:hralign="center" o:hrstd="t" o:hr="t" fillcolor="#a0a0a0" stroked="f"/>
+        </w:pict>
+      </w:r>
+    </w:p>
+    <w:p>
+      <w:pPr>
+        <w:rPr>
+          <w:rFonts w:ascii="Aptos" w:hAnsi="Aptos"/>
+          <w:b/>
+          <w:bCs/>
+          <w:sz w:val="24"/>
+          <w:szCs w:val="24"/>
+        </w:rPr>
+      </w:pPr>
+      <w:r>
+        <w:rPr>
+          <w:rFonts w:ascii="Aptos" w:hAnsi="Aptos"/>
+          <w:b/>
+          <w:bCs/>
+          <w:sz w:val="24"/>
+          <w:szCs w:val="24"/>
+        </w:rPr>
+        <w:t>Q. How does this project prepare you for Agentic AI?</w:t>
+      </w:r>
+    </w:p>
+    <w:p>
+      <w:pPr>
+        <w:rPr>
+          <w:rFonts w:ascii="Aptos" w:hAnsi="Aptos"/>
+          <w:sz w:val="24"/>
+          <w:szCs w:val="24"/>
+        </w:rPr>
+      </w:pPr>
+      <w:r>
+        <w:rPr>
+          <w:rFonts w:ascii="Aptos" w:hAnsi="Aptos"/>
+          <w:sz w:val="24"/>
+          <w:szCs w:val="24"/>
+        </w:rPr>
+        <w:t>Agentic AI systems rely on specialized agents performing different tasks. My Prompt Playground introduces the idea of assigning different roles and behaviors through prompts. Later, these roles can evolve into independent AI agents with memory, tools, and decision-making capabilities using frameworks like LangChain and LangGraph.</w:t>
       </w:r>
     </w:p>
     <w:p>

--- a/notes/Interview Questions.docx
+++ b/notes/Interview Questions.docx
@@ -357,7 +357,25 @@
           <w:sz w:val="24"/>
           <w:szCs w:val="24"/>
         </w:rPr>
-        <w:t>I used a .env file to securely store my Gemini API key instead of hardcoding it in my Python code. This keeps sensitive information separate from the source code and prevents accidentally exposing API keys when pushing the project to GitHub. I used the python-dotenv library to load the environment variables into my application.</w:t>
+        <w:t>I used a .env file to securely store my Gemini API key instead of hardcoding it in my Python code. This keeps sensitive information separate from the source code and prevents accidentally exposing API keys when pushing the project to GitHub. I used the python-</w:t>
+      </w:r>
+      <w:proofErr w:type="spellStart"/>
+      <w:r>
+        <w:rPr>
+          <w:rFonts w:ascii="Aptos" w:hAnsi="Aptos"/>
+          <w:sz w:val="24"/>
+          <w:szCs w:val="24"/>
+        </w:rPr>
+        <w:t>dotenv</w:t>
+      </w:r>
+      <w:proofErr w:type="spellEnd"/>
+      <w:r>
+        <w:rPr>
+          <w:rFonts w:ascii="Aptos" w:hAnsi="Aptos"/>
+          <w:sz w:val="24"/>
+          <w:szCs w:val="24"/>
+        </w:rPr>
+        <w:t xml:space="preserve"> library to load the environment variables into my application.</w:t>
       </w:r>
     </w:p>
     <w:p>
@@ -414,7 +432,35 @@
           <w:sz w:val="24"/>
           <w:szCs w:val="24"/>
         </w:rPr>
-        <w:t>A virtual environment is an isolated Python environment created for a specific project. It allows each project to have its own dependencies and package versions without affecting other projects or the system Python installation. I created a .venv folder for my project and activated it before installing the required libraries.</w:t>
+        <w:t xml:space="preserve">A virtual environment is an isolated Python environment created for a specific project. It allows each project to have its own dependencies and package versions without affecting other projects or the system Python installation. I created </w:t>
+      </w:r>
+      <w:proofErr w:type="gramStart"/>
+      <w:r>
+        <w:rPr>
+          <w:rFonts w:ascii="Aptos" w:hAnsi="Aptos"/>
+          <w:sz w:val="24"/>
+          <w:szCs w:val="24"/>
+        </w:rPr>
+        <w:t>a .</w:t>
+      </w:r>
+      <w:proofErr w:type="spellStart"/>
+      <w:r>
+        <w:rPr>
+          <w:rFonts w:ascii="Aptos" w:hAnsi="Aptos"/>
+          <w:sz w:val="24"/>
+          <w:szCs w:val="24"/>
+        </w:rPr>
+        <w:t>venv</w:t>
+      </w:r>
+      <w:proofErr w:type="spellEnd"/>
+      <w:proofErr w:type="gramEnd"/>
+      <w:r>
+        <w:rPr>
+          <w:rFonts w:ascii="Aptos" w:hAnsi="Aptos"/>
+          <w:sz w:val="24"/>
+          <w:szCs w:val="24"/>
+        </w:rPr>
+        <w:t xml:space="preserve"> folder for my project and activated it before installing the required libraries.</w:t>
       </w:r>
     </w:p>
     <w:p>
@@ -454,24 +500,78 @@
           <w:sz w:val="24"/>
           <w:szCs w:val="24"/>
         </w:rPr>
-        <w:t>7. Why do we use .gitignore?</w:t>
-      </w:r>
-    </w:p>
-    <w:p>
-      <w:pPr>
-        <w:rPr>
-          <w:rFonts w:ascii="Aptos" w:hAnsi="Aptos"/>
-          <w:sz w:val="24"/>
-          <w:szCs w:val="24"/>
-        </w:rPr>
-      </w:pPr>
-      <w:r>
-        <w:rPr>
-          <w:rFonts w:ascii="Aptos" w:hAnsi="Aptos"/>
-          <w:sz w:val="24"/>
-          <w:szCs w:val="24"/>
-        </w:rPr>
-        <w:t>The .gitignore file tells Git which files and folders should not be tracked. In my project, I ignored the virtual environment, the .env file containing my API key, Python cache files, and VS Code settings. This keeps the repository clean and prevents sensitive information from being uploaded to GitHub.</w:t>
+        <w:t xml:space="preserve">7. Why do we </w:t>
+      </w:r>
+      <w:proofErr w:type="gramStart"/>
+      <w:r>
+        <w:rPr>
+          <w:rFonts w:ascii="Aptos" w:hAnsi="Aptos"/>
+          <w:b/>
+          <w:bCs/>
+          <w:sz w:val="24"/>
+          <w:szCs w:val="24"/>
+        </w:rPr>
+        <w:t>use .</w:t>
+      </w:r>
+      <w:proofErr w:type="spellStart"/>
+      <w:r>
+        <w:rPr>
+          <w:rFonts w:ascii="Aptos" w:hAnsi="Aptos"/>
+          <w:b/>
+          <w:bCs/>
+          <w:sz w:val="24"/>
+          <w:szCs w:val="24"/>
+        </w:rPr>
+        <w:t>gitignore</w:t>
+      </w:r>
+      <w:proofErr w:type="spellEnd"/>
+      <w:proofErr w:type="gramEnd"/>
+      <w:r>
+        <w:rPr>
+          <w:rFonts w:ascii="Aptos" w:hAnsi="Aptos"/>
+          <w:b/>
+          <w:bCs/>
+          <w:sz w:val="24"/>
+          <w:szCs w:val="24"/>
+        </w:rPr>
+        <w:t>?</w:t>
+      </w:r>
+    </w:p>
+    <w:p>
+      <w:pPr>
+        <w:rPr>
+          <w:rFonts w:ascii="Aptos" w:hAnsi="Aptos"/>
+          <w:sz w:val="24"/>
+          <w:szCs w:val="24"/>
+        </w:rPr>
+      </w:pPr>
+      <w:proofErr w:type="gramStart"/>
+      <w:r>
+        <w:rPr>
+          <w:rFonts w:ascii="Aptos" w:hAnsi="Aptos"/>
+          <w:sz w:val="24"/>
+          <w:szCs w:val="24"/>
+        </w:rPr>
+        <w:t>The .</w:t>
+      </w:r>
+      <w:proofErr w:type="spellStart"/>
+      <w:r>
+        <w:rPr>
+          <w:rFonts w:ascii="Aptos" w:hAnsi="Aptos"/>
+          <w:sz w:val="24"/>
+          <w:szCs w:val="24"/>
+        </w:rPr>
+        <w:t>gitignore</w:t>
+      </w:r>
+      <w:proofErr w:type="spellEnd"/>
+      <w:proofErr w:type="gramEnd"/>
+      <w:r>
+        <w:rPr>
+          <w:rFonts w:ascii="Aptos" w:hAnsi="Aptos"/>
+          <w:sz w:val="24"/>
+          <w:szCs w:val="24"/>
+        </w:rPr>
+        <w:t xml:space="preserve"> file tells Git which files and folders should not be tracked. In my project, I ignored the virtual environment, the .env file containing my API key, Python cache files, and VS Code settings. This keeps the repository clean and prevents sensitive information from being uploaded to GitHub.</w:t>
       </w:r>
     </w:p>
     <w:p>
@@ -708,7 +808,43 @@
           <w:sz w:val="24"/>
           <w:szCs w:val="24"/>
         </w:rPr>
-        <w:t>The Google GenAI SDK provides a Python interface for interacting with Gemini models. Instead of manually making HTTP requests, it offers methods like generate_content() to send prompts and receive responses in a simpler and more Pythonic way.</w:t>
+        <w:t xml:space="preserve">The Google GenAI SDK provides a Python interface for interacting with Gemini models. Instead of manually making HTTP requests, it offers methods like </w:t>
+      </w:r>
+      <w:proofErr w:type="spellStart"/>
+      <w:r>
+        <w:rPr>
+          <w:rFonts w:ascii="Aptos" w:hAnsi="Aptos"/>
+          <w:sz w:val="24"/>
+          <w:szCs w:val="24"/>
+        </w:rPr>
+        <w:t>generate_</w:t>
+      </w:r>
+      <w:proofErr w:type="gramStart"/>
+      <w:r>
+        <w:rPr>
+          <w:rFonts w:ascii="Aptos" w:hAnsi="Aptos"/>
+          <w:sz w:val="24"/>
+          <w:szCs w:val="24"/>
+        </w:rPr>
+        <w:t>content</w:t>
+      </w:r>
+      <w:proofErr w:type="spellEnd"/>
+      <w:r>
+        <w:rPr>
+          <w:rFonts w:ascii="Aptos" w:hAnsi="Aptos"/>
+          <w:sz w:val="24"/>
+          <w:szCs w:val="24"/>
+        </w:rPr>
+        <w:t>(</w:t>
+      </w:r>
+      <w:proofErr w:type="gramEnd"/>
+      <w:r>
+        <w:rPr>
+          <w:rFonts w:ascii="Aptos" w:hAnsi="Aptos"/>
+          <w:sz w:val="24"/>
+          <w:szCs w:val="24"/>
+        </w:rPr>
+        <w:t>) to send prompts and receive responses in a simpler and more Pythonic way.</w:t>
       </w:r>
     </w:p>
     <w:p>
@@ -759,13 +895,41 @@
           <w:szCs w:val="24"/>
         </w:rPr>
       </w:pPr>
-      <w:r>
-        <w:rPr>
-          <w:rFonts w:ascii="Aptos" w:hAnsi="Aptos"/>
-          <w:sz w:val="24"/>
-          <w:szCs w:val="24"/>
-        </w:rPr>
-        <w:t>load_dotenv()</w:t>
+      <w:proofErr w:type="spellStart"/>
+      <w:r>
+        <w:rPr>
+          <w:rFonts w:ascii="Aptos" w:hAnsi="Aptos"/>
+          <w:sz w:val="24"/>
+          <w:szCs w:val="24"/>
+        </w:rPr>
+        <w:t>load_</w:t>
+      </w:r>
+      <w:proofErr w:type="gramStart"/>
+      <w:r>
+        <w:rPr>
+          <w:rFonts w:ascii="Aptos" w:hAnsi="Aptos"/>
+          <w:sz w:val="24"/>
+          <w:szCs w:val="24"/>
+        </w:rPr>
+        <w:t>dotenv</w:t>
+      </w:r>
+      <w:proofErr w:type="spellEnd"/>
+      <w:r>
+        <w:rPr>
+          <w:rFonts w:ascii="Aptos" w:hAnsi="Aptos"/>
+          <w:sz w:val="24"/>
+          <w:szCs w:val="24"/>
+        </w:rPr>
+        <w:t>(</w:t>
+      </w:r>
+      <w:proofErr w:type="gramEnd"/>
+      <w:r>
+        <w:rPr>
+          <w:rFonts w:ascii="Aptos" w:hAnsi="Aptos"/>
+          <w:sz w:val="24"/>
+          <w:szCs w:val="24"/>
+        </w:rPr>
+        <w:t>)</w:t>
       </w:r>
       <w:r>
         <w:rPr>
@@ -774,24 +938,109 @@
           <w:szCs w:val="24"/>
         </w:rPr>
         <w:br/>
-        <w:t>api_key = os.getenv("GENAI_API_KEY")</w:t>
-      </w:r>
-    </w:p>
-    <w:p>
-      <w:pPr>
-        <w:rPr>
-          <w:rFonts w:ascii="Aptos" w:hAnsi="Aptos"/>
-          <w:sz w:val="24"/>
-          <w:szCs w:val="24"/>
-        </w:rPr>
-      </w:pPr>
-      <w:r>
-        <w:rPr>
-          <w:rFonts w:ascii="Aptos" w:hAnsi="Aptos"/>
-          <w:sz w:val="24"/>
-          <w:szCs w:val="24"/>
-        </w:rPr>
-        <w:t>load_dotenv() loads the environment variables from the .env file into the application's environment. Then os.getenv("GENAI_API_KEY") retrieves the value of the API key so that it can be used to authenticate requests to the Gemini API without exposing the key in the source code.</w:t>
+      </w:r>
+      <w:proofErr w:type="spellStart"/>
+      <w:r>
+        <w:rPr>
+          <w:rFonts w:ascii="Aptos" w:hAnsi="Aptos"/>
+          <w:sz w:val="24"/>
+          <w:szCs w:val="24"/>
+        </w:rPr>
+        <w:t>api_key</w:t>
+      </w:r>
+      <w:proofErr w:type="spellEnd"/>
+      <w:r>
+        <w:rPr>
+          <w:rFonts w:ascii="Aptos" w:hAnsi="Aptos"/>
+          <w:sz w:val="24"/>
+          <w:szCs w:val="24"/>
+        </w:rPr>
+        <w:t xml:space="preserve"> = </w:t>
+      </w:r>
+      <w:proofErr w:type="spellStart"/>
+      <w:proofErr w:type="gramStart"/>
+      <w:r>
+        <w:rPr>
+          <w:rFonts w:ascii="Aptos" w:hAnsi="Aptos"/>
+          <w:sz w:val="24"/>
+          <w:szCs w:val="24"/>
+        </w:rPr>
+        <w:t>os.getenv</w:t>
+      </w:r>
+      <w:proofErr w:type="spellEnd"/>
+      <w:proofErr w:type="gramEnd"/>
+      <w:r>
+        <w:rPr>
+          <w:rFonts w:ascii="Aptos" w:hAnsi="Aptos"/>
+          <w:sz w:val="24"/>
+          <w:szCs w:val="24"/>
+        </w:rPr>
+        <w:t>("GENAI_API_KEY")</w:t>
+      </w:r>
+    </w:p>
+    <w:p>
+      <w:pPr>
+        <w:rPr>
+          <w:rFonts w:ascii="Aptos" w:hAnsi="Aptos"/>
+          <w:sz w:val="24"/>
+          <w:szCs w:val="24"/>
+        </w:rPr>
+      </w:pPr>
+      <w:proofErr w:type="spellStart"/>
+      <w:r>
+        <w:rPr>
+          <w:rFonts w:ascii="Aptos" w:hAnsi="Aptos"/>
+          <w:sz w:val="24"/>
+          <w:szCs w:val="24"/>
+        </w:rPr>
+        <w:t>load_</w:t>
+      </w:r>
+      <w:proofErr w:type="gramStart"/>
+      <w:r>
+        <w:rPr>
+          <w:rFonts w:ascii="Aptos" w:hAnsi="Aptos"/>
+          <w:sz w:val="24"/>
+          <w:szCs w:val="24"/>
+        </w:rPr>
+        <w:t>dotenv</w:t>
+      </w:r>
+      <w:proofErr w:type="spellEnd"/>
+      <w:r>
+        <w:rPr>
+          <w:rFonts w:ascii="Aptos" w:hAnsi="Aptos"/>
+          <w:sz w:val="24"/>
+          <w:szCs w:val="24"/>
+        </w:rPr>
+        <w:t>(</w:t>
+      </w:r>
+      <w:proofErr w:type="gramEnd"/>
+      <w:r>
+        <w:rPr>
+          <w:rFonts w:ascii="Aptos" w:hAnsi="Aptos"/>
+          <w:sz w:val="24"/>
+          <w:szCs w:val="24"/>
+        </w:rPr>
+        <w:t xml:space="preserve">) loads the environment variables from the .env file into the application's environment. Then </w:t>
+      </w:r>
+      <w:proofErr w:type="spellStart"/>
+      <w:proofErr w:type="gramStart"/>
+      <w:r>
+        <w:rPr>
+          <w:rFonts w:ascii="Aptos" w:hAnsi="Aptos"/>
+          <w:sz w:val="24"/>
+          <w:szCs w:val="24"/>
+        </w:rPr>
+        <w:t>os.getenv</w:t>
+      </w:r>
+      <w:proofErr w:type="spellEnd"/>
+      <w:proofErr w:type="gramEnd"/>
+      <w:r>
+        <w:rPr>
+          <w:rFonts w:ascii="Aptos" w:hAnsi="Aptos"/>
+          <w:sz w:val="24"/>
+          <w:szCs w:val="24"/>
+        </w:rPr>
+        <w:t>("GENAI_API_KEY") retrieves the value of the API key so that it can be used to authenticate requests to the Gemini API without exposing the key in the source code.</w:t>
       </w:r>
     </w:p>
     <w:p>
@@ -905,7 +1154,25 @@
           <w:sz w:val="24"/>
           <w:szCs w:val="24"/>
         </w:rPr>
-        <w:t>That happened because I accidentally placed the print(response.text) statement outside the while loop. As a result, the chatbot generated responses but didn't display them until the loop ended. After reviewing the code, I realized the issue was incorrect indentation. Moving the print statements inside the loop fixed the problem. It reinforced the importance of indentation in Python.</w:t>
+        <w:t>That happened because I accidentally placed the print(</w:t>
+      </w:r>
+      <w:proofErr w:type="spellStart"/>
+      <w:r>
+        <w:rPr>
+          <w:rFonts w:ascii="Aptos" w:hAnsi="Aptos"/>
+          <w:sz w:val="24"/>
+          <w:szCs w:val="24"/>
+        </w:rPr>
+        <w:t>response.text</w:t>
+      </w:r>
+      <w:proofErr w:type="spellEnd"/>
+      <w:r>
+        <w:rPr>
+          <w:rFonts w:ascii="Aptos" w:hAnsi="Aptos"/>
+          <w:sz w:val="24"/>
+          <w:szCs w:val="24"/>
+        </w:rPr>
+        <w:t>) statement outside the while loop. As a result, the chatbot generated responses but didn't display them until the loop ended. After reviewing the code, I realized the issue was incorrect indentation. Moving the print statements inside the loop fixed the problem. It reinforced the importance of indentation in Python.</w:t>
       </w:r>
     </w:p>
     <w:p>
@@ -962,7 +1229,43 @@
           <w:sz w:val="24"/>
           <w:szCs w:val="24"/>
         </w:rPr>
-        <w:t>I would refactor the code into functions to improve readability and maintainability. I would also add proper exception handling for API failures, maintain conversation history so the chatbot remembers previous messages, and eventually integrate frameworks like LangChain and LangGraph to build more advanced AI agents.</w:t>
+        <w:t xml:space="preserve">I would refactor the code into functions to improve readability and maintainability. I would also add proper exception handling for API failures, maintain conversation history so the chatbot remembers previous messages, and eventually integrate frameworks like </w:t>
+      </w:r>
+      <w:proofErr w:type="spellStart"/>
+      <w:r>
+        <w:rPr>
+          <w:rFonts w:ascii="Aptos" w:hAnsi="Aptos"/>
+          <w:sz w:val="24"/>
+          <w:szCs w:val="24"/>
+        </w:rPr>
+        <w:t>LangChain</w:t>
+      </w:r>
+      <w:proofErr w:type="spellEnd"/>
+      <w:r>
+        <w:rPr>
+          <w:rFonts w:ascii="Aptos" w:hAnsi="Aptos"/>
+          <w:sz w:val="24"/>
+          <w:szCs w:val="24"/>
+        </w:rPr>
+        <w:t xml:space="preserve"> and </w:t>
+      </w:r>
+      <w:proofErr w:type="spellStart"/>
+      <w:r>
+        <w:rPr>
+          <w:rFonts w:ascii="Aptos" w:hAnsi="Aptos"/>
+          <w:sz w:val="24"/>
+          <w:szCs w:val="24"/>
+        </w:rPr>
+        <w:t>LangGraph</w:t>
+      </w:r>
+      <w:proofErr w:type="spellEnd"/>
+      <w:r>
+        <w:rPr>
+          <w:rFonts w:ascii="Aptos" w:hAnsi="Aptos"/>
+          <w:sz w:val="24"/>
+          <w:szCs w:val="24"/>
+        </w:rPr>
+        <w:t xml:space="preserve"> to build more advanced AI agents.</w:t>
       </w:r>
     </w:p>
     <w:p>
@@ -1248,7 +1551,43 @@
           <w:sz w:val="24"/>
           <w:szCs w:val="24"/>
         </w:rPr>
-        <w:t>Agentic AI systems rely heavily on instructions to guide the behavior of AI models. Well-designed prompts help ensure that agents perform tasks consistently, follow constraints, and generate high-quality responses. My Data Analyst Assistant demonstrated this by changing the model's behavior through prompt design without changing the underlying AI model.</w:t>
+        <w:t xml:space="preserve">Agentic AI systems rely heavily on instructions to guide the </w:t>
+      </w:r>
+      <w:proofErr w:type="spellStart"/>
+      <w:r>
+        <w:rPr>
+          <w:rFonts w:ascii="Aptos" w:hAnsi="Aptos"/>
+          <w:sz w:val="24"/>
+          <w:szCs w:val="24"/>
+        </w:rPr>
+        <w:t>behavior</w:t>
+      </w:r>
+      <w:proofErr w:type="spellEnd"/>
+      <w:r>
+        <w:rPr>
+          <w:rFonts w:ascii="Aptos" w:hAnsi="Aptos"/>
+          <w:sz w:val="24"/>
+          <w:szCs w:val="24"/>
+        </w:rPr>
+        <w:t xml:space="preserve"> of AI models. Well-designed prompts help ensure that agents perform tasks consistently, follow constraints, and generate high-quality responses. My Data Analyst Assistant demonstrated this by changing the model's </w:t>
+      </w:r>
+      <w:proofErr w:type="spellStart"/>
+      <w:r>
+        <w:rPr>
+          <w:rFonts w:ascii="Aptos" w:hAnsi="Aptos"/>
+          <w:sz w:val="24"/>
+          <w:szCs w:val="24"/>
+        </w:rPr>
+        <w:t>behavior</w:t>
+      </w:r>
+      <w:proofErr w:type="spellEnd"/>
+      <w:r>
+        <w:rPr>
+          <w:rFonts w:ascii="Aptos" w:hAnsi="Aptos"/>
+          <w:sz w:val="24"/>
+          <w:szCs w:val="24"/>
+        </w:rPr>
+        <w:t xml:space="preserve"> through prompt design without changing the underlying AI model.</w:t>
       </w:r>
     </w:p>
     <w:p>
@@ -1306,7 +1645,25 @@
           <w:szCs w:val="24"/>
         </w:rPr>
         <w:lastRenderedPageBreak/>
-        <w:t>My biggest learning was that building an AI application involves much more than calling an LLM. I learned that a complete AI application requires Python programming, project organization, secure API key management, virtual environments, dependency management, Git, API communication, and prompt engineering. I also realized that changing the instructions sent to the model can completely change its behavior without modifying the model itself.</w:t>
+        <w:t xml:space="preserve">My biggest learning was that building an AI application involves much more than calling an LLM. I learned that a complete AI application requires Python programming, project organization, secure API key management, virtual environments, dependency management, Git, API communication, and prompt engineering. I also realized that changing the instructions sent to the model can completely change its </w:t>
+      </w:r>
+      <w:proofErr w:type="spellStart"/>
+      <w:r>
+        <w:rPr>
+          <w:rFonts w:ascii="Aptos" w:hAnsi="Aptos"/>
+          <w:sz w:val="24"/>
+          <w:szCs w:val="24"/>
+        </w:rPr>
+        <w:t>behavior</w:t>
+      </w:r>
+      <w:proofErr w:type="spellEnd"/>
+      <w:r>
+        <w:rPr>
+          <w:rFonts w:ascii="Aptos" w:hAnsi="Aptos"/>
+          <w:sz w:val="24"/>
+          <w:szCs w:val="24"/>
+        </w:rPr>
+        <w:t xml:space="preserve"> without modifying the model itself.</w:t>
       </w:r>
     </w:p>
     <w:p>
@@ -1381,7 +1738,97 @@
           <w:sz w:val="24"/>
           <w:szCs w:val="24"/>
         </w:rPr>
-        <w:t>I used a class because I wanted to represent an AI agent as an object with its own properties and behavior. Every agent has attributes like its name and role, and it also has behaviors like responding to messages. If I used only functions, I would have to repeatedly pass the name and role every time. Using a class groups related data and behavior together, making the code more organized, reusable, and scalable. This approach is also commonly used in AI frameworks like LangChain and LangGraph.</w:t>
+        <w:t xml:space="preserve">I used a class because I wanted to represent an AI agent as an object with its own properties and </w:t>
+      </w:r>
+      <w:proofErr w:type="spellStart"/>
+      <w:r>
+        <w:rPr>
+          <w:rFonts w:ascii="Aptos" w:hAnsi="Aptos"/>
+          <w:sz w:val="24"/>
+          <w:szCs w:val="24"/>
+        </w:rPr>
+        <w:t>behavior</w:t>
+      </w:r>
+      <w:proofErr w:type="spellEnd"/>
+      <w:r>
+        <w:rPr>
+          <w:rFonts w:ascii="Aptos" w:hAnsi="Aptos"/>
+          <w:sz w:val="24"/>
+          <w:szCs w:val="24"/>
+        </w:rPr>
+        <w:t xml:space="preserve">. Every agent has attributes like its name and role, and it also has </w:t>
+      </w:r>
+      <w:proofErr w:type="spellStart"/>
+      <w:r>
+        <w:rPr>
+          <w:rFonts w:ascii="Aptos" w:hAnsi="Aptos"/>
+          <w:sz w:val="24"/>
+          <w:szCs w:val="24"/>
+        </w:rPr>
+        <w:t>behaviors</w:t>
+      </w:r>
+      <w:proofErr w:type="spellEnd"/>
+      <w:r>
+        <w:rPr>
+          <w:rFonts w:ascii="Aptos" w:hAnsi="Aptos"/>
+          <w:sz w:val="24"/>
+          <w:szCs w:val="24"/>
+        </w:rPr>
+        <w:t xml:space="preserve"> like responding to messages. If I used only functions, I would have to repeatedly pass the name and role every time. Using a class groups related data and </w:t>
+      </w:r>
+      <w:proofErr w:type="spellStart"/>
+      <w:r>
+        <w:rPr>
+          <w:rFonts w:ascii="Aptos" w:hAnsi="Aptos"/>
+          <w:sz w:val="24"/>
+          <w:szCs w:val="24"/>
+        </w:rPr>
+        <w:t>behavior</w:t>
+      </w:r>
+      <w:proofErr w:type="spellEnd"/>
+      <w:r>
+        <w:rPr>
+          <w:rFonts w:ascii="Aptos" w:hAnsi="Aptos"/>
+          <w:sz w:val="24"/>
+          <w:szCs w:val="24"/>
+        </w:rPr>
+        <w:t xml:space="preserve"> together, making the code more organized, reusable, and scalable. This approach is also commonly used in AI frameworks like </w:t>
+      </w:r>
+      <w:proofErr w:type="spellStart"/>
+      <w:r>
+        <w:rPr>
+          <w:rFonts w:ascii="Aptos" w:hAnsi="Aptos"/>
+          <w:sz w:val="24"/>
+          <w:szCs w:val="24"/>
+        </w:rPr>
+        <w:t>LangChain</w:t>
+      </w:r>
+      <w:proofErr w:type="spellEnd"/>
+      <w:r>
+        <w:rPr>
+          <w:rFonts w:ascii="Aptos" w:hAnsi="Aptos"/>
+          <w:sz w:val="24"/>
+          <w:szCs w:val="24"/>
+        </w:rPr>
+        <w:t xml:space="preserve"> and </w:t>
+      </w:r>
+      <w:proofErr w:type="spellStart"/>
+      <w:r>
+        <w:rPr>
+          <w:rFonts w:ascii="Aptos" w:hAnsi="Aptos"/>
+          <w:sz w:val="24"/>
+          <w:szCs w:val="24"/>
+        </w:rPr>
+        <w:t>LangGraph</w:t>
+      </w:r>
+      <w:proofErr w:type="spellEnd"/>
+      <w:r>
+        <w:rPr>
+          <w:rFonts w:ascii="Aptos" w:hAnsi="Aptos"/>
+          <w:sz w:val="24"/>
+          <w:szCs w:val="24"/>
+        </w:rPr>
+        <w:t>.</w:t>
       </w:r>
     </w:p>
     <w:p>
@@ -1468,24 +1915,104 @@
           <w:sz w:val="24"/>
           <w:szCs w:val="24"/>
         </w:rPr>
-        <w:t>"What is the purpose of __init__()?"</w:t>
-      </w:r>
-    </w:p>
-    <w:p>
-      <w:pPr>
-        <w:rPr>
-          <w:rFonts w:ascii="Aptos" w:hAnsi="Aptos"/>
-          <w:sz w:val="24"/>
-          <w:szCs w:val="24"/>
-        </w:rPr>
-      </w:pPr>
-      <w:r>
-        <w:rPr>
-          <w:rFonts w:ascii="Aptos" w:hAnsi="Aptos"/>
-          <w:sz w:val="24"/>
-          <w:szCs w:val="24"/>
-        </w:rPr>
-        <w:t>The __init__() method is called automatically whenever an object is created. It is used to initialize the object's attributes. In my Agent class, I used it to assign the agent's name and role when creating a new agent. This way, every object starts with the required information.</w:t>
+        <w:t>"What is the purpose of __</w:t>
+      </w:r>
+      <w:proofErr w:type="spellStart"/>
+      <w:r>
+        <w:rPr>
+          <w:rFonts w:ascii="Aptos" w:hAnsi="Aptos"/>
+          <w:b/>
+          <w:bCs/>
+          <w:sz w:val="24"/>
+          <w:szCs w:val="24"/>
+        </w:rPr>
+        <w:t>init</w:t>
+      </w:r>
+      <w:proofErr w:type="spellEnd"/>
+      <w:r>
+        <w:rPr>
+          <w:rFonts w:ascii="Aptos" w:hAnsi="Aptos"/>
+          <w:b/>
+          <w:bCs/>
+          <w:sz w:val="24"/>
+          <w:szCs w:val="24"/>
+        </w:rPr>
+        <w:t>_</w:t>
+      </w:r>
+      <w:proofErr w:type="gramStart"/>
+      <w:r>
+        <w:rPr>
+          <w:rFonts w:ascii="Aptos" w:hAnsi="Aptos"/>
+          <w:b/>
+          <w:bCs/>
+          <w:sz w:val="24"/>
+          <w:szCs w:val="24"/>
+        </w:rPr>
+        <w:t>_(</w:t>
+      </w:r>
+      <w:proofErr w:type="gramEnd"/>
+      <w:r>
+        <w:rPr>
+          <w:rFonts w:ascii="Aptos" w:hAnsi="Aptos"/>
+          <w:b/>
+          <w:bCs/>
+          <w:sz w:val="24"/>
+          <w:szCs w:val="24"/>
+        </w:rPr>
+        <w:t>)?"</w:t>
+      </w:r>
+    </w:p>
+    <w:p>
+      <w:pPr>
+        <w:rPr>
+          <w:rFonts w:ascii="Aptos" w:hAnsi="Aptos"/>
+          <w:sz w:val="24"/>
+          <w:szCs w:val="24"/>
+        </w:rPr>
+      </w:pPr>
+      <w:r>
+        <w:rPr>
+          <w:rFonts w:ascii="Aptos" w:hAnsi="Aptos"/>
+          <w:sz w:val="24"/>
+          <w:szCs w:val="24"/>
+        </w:rPr>
+        <w:t>The __</w:t>
+      </w:r>
+      <w:proofErr w:type="spellStart"/>
+      <w:r>
+        <w:rPr>
+          <w:rFonts w:ascii="Aptos" w:hAnsi="Aptos"/>
+          <w:sz w:val="24"/>
+          <w:szCs w:val="24"/>
+        </w:rPr>
+        <w:t>init</w:t>
+      </w:r>
+      <w:proofErr w:type="spellEnd"/>
+      <w:r>
+        <w:rPr>
+          <w:rFonts w:ascii="Aptos" w:hAnsi="Aptos"/>
+          <w:sz w:val="24"/>
+          <w:szCs w:val="24"/>
+        </w:rPr>
+        <w:t>_</w:t>
+      </w:r>
+      <w:proofErr w:type="gramStart"/>
+      <w:r>
+        <w:rPr>
+          <w:rFonts w:ascii="Aptos" w:hAnsi="Aptos"/>
+          <w:sz w:val="24"/>
+          <w:szCs w:val="24"/>
+        </w:rPr>
+        <w:t>_(</w:t>
+      </w:r>
+      <w:proofErr w:type="gramEnd"/>
+      <w:r>
+        <w:rPr>
+          <w:rFonts w:ascii="Aptos" w:hAnsi="Aptos"/>
+          <w:sz w:val="24"/>
+          <w:szCs w:val="24"/>
+        </w:rPr>
+        <w:t>) method is called automatically whenever an object is created. It is used to initialize the object's attributes. In my Agent class, I used it to assign the agent's name and role when creating a new agent. This way, every object starts with the required information.</w:t>
       </w:r>
     </w:p>
     <w:p>
@@ -1520,7 +2047,29 @@
           <w:sz w:val="24"/>
           <w:szCs w:val="24"/>
         </w:rPr>
-        <w:t>"What does self mean?"</w:t>
+        <w:t xml:space="preserve">"What does </w:t>
+      </w:r>
+      <w:proofErr w:type="spellStart"/>
+      <w:r>
+        <w:rPr>
+          <w:rFonts w:ascii="Aptos" w:hAnsi="Aptos"/>
+          <w:b/>
+          <w:bCs/>
+          <w:sz w:val="24"/>
+          <w:szCs w:val="24"/>
+        </w:rPr>
+        <w:t>self mean</w:t>
+      </w:r>
+      <w:proofErr w:type="spellEnd"/>
+      <w:r>
+        <w:rPr>
+          <w:rFonts w:ascii="Aptos" w:hAnsi="Aptos"/>
+          <w:b/>
+          <w:bCs/>
+          <w:sz w:val="24"/>
+          <w:szCs w:val="24"/>
+        </w:rPr>
+        <w:t>?"</w:t>
       </w:r>
     </w:p>
     <w:p>
@@ -1590,7 +2139,25 @@
           <w:szCs w:val="24"/>
         </w:rPr>
         <w:lastRenderedPageBreak/>
-        <w:t>I created a simple Agent class with two attributes, name and role, and one method called respond(). The purpose was to understand how AI agents can be represented using object-oriented programming. Although my current respond method only prints a message, later I can replace that logic with an LLM call, turning it into an actual AI agent.</w:t>
+        <w:t xml:space="preserve">I created a simple Agent class with two attributes, name and role, and one method called </w:t>
+      </w:r>
+      <w:proofErr w:type="gramStart"/>
+      <w:r>
+        <w:rPr>
+          <w:rFonts w:ascii="Aptos" w:hAnsi="Aptos"/>
+          <w:sz w:val="24"/>
+          <w:szCs w:val="24"/>
+        </w:rPr>
+        <w:t>respond(</w:t>
+      </w:r>
+      <w:proofErr w:type="gramEnd"/>
+      <w:r>
+        <w:rPr>
+          <w:rFonts w:ascii="Aptos" w:hAnsi="Aptos"/>
+          <w:sz w:val="24"/>
+          <w:szCs w:val="24"/>
+        </w:rPr>
+        <w:t>). The purpose was to understand how AI agents can be represented using object-oriented programming. Although my current respond method only prints a message, later I can replace that logic with an LLM call, turning it into an actual AI agent.</w:t>
       </w:r>
     </w:p>
     <w:p>
@@ -1640,7 +2207,25 @@
           <w:sz w:val="24"/>
           <w:szCs w:val="24"/>
         </w:rPr>
-        <w:t>No. I would create one Agent class and then create 100 objects from it. Each object would have different values like name or role, but all of them would share the same behavior. This avoids code duplication and makes the application easier to maintain.</w:t>
+        <w:t xml:space="preserve">No. I would create one Agent class and then create 100 objects from it. Each object would have different values like name or role, but all of them would share the same </w:t>
+      </w:r>
+      <w:proofErr w:type="spellStart"/>
+      <w:r>
+        <w:rPr>
+          <w:rFonts w:ascii="Aptos" w:hAnsi="Aptos"/>
+          <w:sz w:val="24"/>
+          <w:szCs w:val="24"/>
+        </w:rPr>
+        <w:t>behavior</w:t>
+      </w:r>
+      <w:proofErr w:type="spellEnd"/>
+      <w:r>
+        <w:rPr>
+          <w:rFonts w:ascii="Aptos" w:hAnsi="Aptos"/>
+          <w:sz w:val="24"/>
+          <w:szCs w:val="24"/>
+        </w:rPr>
+        <w:t>. This avoids code duplication and makes the application easier to maintain.</w:t>
       </w:r>
     </w:p>
     <w:p>
@@ -1692,7 +2277,43 @@
           <w:sz w:val="24"/>
           <w:szCs w:val="24"/>
         </w:rPr>
-        <w:t>A method is simply a function that belongs to a class. It defines the behavior of an object. In my project, respond() is a method because it describes how an agent should respond when it receives a message.</w:t>
+        <w:t xml:space="preserve">A method is simply a function that belongs to a class. It defines the </w:t>
+      </w:r>
+      <w:proofErr w:type="spellStart"/>
+      <w:r>
+        <w:rPr>
+          <w:rFonts w:ascii="Aptos" w:hAnsi="Aptos"/>
+          <w:sz w:val="24"/>
+          <w:szCs w:val="24"/>
+        </w:rPr>
+        <w:t>behavior</w:t>
+      </w:r>
+      <w:proofErr w:type="spellEnd"/>
+      <w:r>
+        <w:rPr>
+          <w:rFonts w:ascii="Aptos" w:hAnsi="Aptos"/>
+          <w:sz w:val="24"/>
+          <w:szCs w:val="24"/>
+        </w:rPr>
+        <w:t xml:space="preserve"> of an object. In my project, </w:t>
+      </w:r>
+      <w:proofErr w:type="gramStart"/>
+      <w:r>
+        <w:rPr>
+          <w:rFonts w:ascii="Aptos" w:hAnsi="Aptos"/>
+          <w:sz w:val="24"/>
+          <w:szCs w:val="24"/>
+        </w:rPr>
+        <w:t>respond(</w:t>
+      </w:r>
+      <w:proofErr w:type="gramEnd"/>
+      <w:r>
+        <w:rPr>
+          <w:rFonts w:ascii="Aptos" w:hAnsi="Aptos"/>
+          <w:sz w:val="24"/>
+          <w:szCs w:val="24"/>
+        </w:rPr>
+        <w:t>) is a method because it describes how an agent should respond when it receives a message.</w:t>
       </w:r>
     </w:p>
     <w:p>
@@ -1944,24 +2565,106 @@
           <w:sz w:val="24"/>
           <w:szCs w:val="24"/>
         </w:rPr>
-        <w:t>"What are *args and **kwargs?"</w:t>
-      </w:r>
-    </w:p>
-    <w:p>
-      <w:pPr>
-        <w:rPr>
-          <w:rFonts w:ascii="Aptos" w:hAnsi="Aptos"/>
-          <w:sz w:val="24"/>
-          <w:szCs w:val="24"/>
-        </w:rPr>
-      </w:pPr>
-      <w:r>
-        <w:rPr>
-          <w:rFonts w:ascii="Aptos" w:hAnsi="Aptos"/>
-          <w:sz w:val="24"/>
-          <w:szCs w:val="24"/>
-        </w:rPr>
-        <w:t>*args allows a function to accept any number of positional arguments, while **kwargs allows a function to accept any number of keyword arguments. They make functions more flexible, which is useful in AI frameworks where different optional parameters may be passed.</w:t>
+        <w:t>"What are *</w:t>
+      </w:r>
+      <w:proofErr w:type="spellStart"/>
+      <w:r>
+        <w:rPr>
+          <w:rFonts w:ascii="Aptos" w:hAnsi="Aptos"/>
+          <w:b/>
+          <w:bCs/>
+          <w:sz w:val="24"/>
+          <w:szCs w:val="24"/>
+        </w:rPr>
+        <w:t>args</w:t>
+      </w:r>
+      <w:proofErr w:type="spellEnd"/>
+      <w:r>
+        <w:rPr>
+          <w:rFonts w:ascii="Aptos" w:hAnsi="Aptos"/>
+          <w:b/>
+          <w:bCs/>
+          <w:sz w:val="24"/>
+          <w:szCs w:val="24"/>
+        </w:rPr>
+        <w:t xml:space="preserve"> and **</w:t>
+      </w:r>
+      <w:proofErr w:type="spellStart"/>
+      <w:r>
+        <w:rPr>
+          <w:rFonts w:ascii="Aptos" w:hAnsi="Aptos"/>
+          <w:b/>
+          <w:bCs/>
+          <w:sz w:val="24"/>
+          <w:szCs w:val="24"/>
+        </w:rPr>
+        <w:t>kwargs</w:t>
+      </w:r>
+      <w:proofErr w:type="spellEnd"/>
+      <w:r>
+        <w:rPr>
+          <w:rFonts w:ascii="Aptos" w:hAnsi="Aptos"/>
+          <w:b/>
+          <w:bCs/>
+          <w:sz w:val="24"/>
+          <w:szCs w:val="24"/>
+        </w:rPr>
+        <w:t>?"</w:t>
+      </w:r>
+    </w:p>
+    <w:p>
+      <w:pPr>
+        <w:rPr>
+          <w:rFonts w:ascii="Aptos" w:hAnsi="Aptos"/>
+          <w:sz w:val="24"/>
+          <w:szCs w:val="24"/>
+        </w:rPr>
+      </w:pPr>
+      <w:r>
+        <w:rPr>
+          <w:rFonts w:ascii="Aptos" w:hAnsi="Aptos"/>
+          <w:sz w:val="24"/>
+          <w:szCs w:val="24"/>
+        </w:rPr>
+        <w:t>*</w:t>
+      </w:r>
+      <w:proofErr w:type="spellStart"/>
+      <w:proofErr w:type="gramStart"/>
+      <w:r>
+        <w:rPr>
+          <w:rFonts w:ascii="Aptos" w:hAnsi="Aptos"/>
+          <w:sz w:val="24"/>
+          <w:szCs w:val="24"/>
+        </w:rPr>
+        <w:t>args</w:t>
+      </w:r>
+      <w:proofErr w:type="spellEnd"/>
+      <w:proofErr w:type="gramEnd"/>
+      <w:r>
+        <w:rPr>
+          <w:rFonts w:ascii="Aptos" w:hAnsi="Aptos"/>
+          <w:sz w:val="24"/>
+          <w:szCs w:val="24"/>
+        </w:rPr>
+        <w:t xml:space="preserve"> allows a function to accept any number of positional arguments, while **</w:t>
+      </w:r>
+      <w:proofErr w:type="spellStart"/>
+      <w:r>
+        <w:rPr>
+          <w:rFonts w:ascii="Aptos" w:hAnsi="Aptos"/>
+          <w:sz w:val="24"/>
+          <w:szCs w:val="24"/>
+        </w:rPr>
+        <w:t>kwargs</w:t>
+      </w:r>
+      <w:proofErr w:type="spellEnd"/>
+      <w:r>
+        <w:rPr>
+          <w:rFonts w:ascii="Aptos" w:hAnsi="Aptos"/>
+          <w:sz w:val="24"/>
+          <w:szCs w:val="24"/>
+        </w:rPr>
+        <w:t xml:space="preserve"> allows a function to accept any number of keyword arguments. They make functions more flexible, which is useful in AI frameworks where different optional parameters may be passed.</w:t>
       </w:r>
     </w:p>
     <w:p>
@@ -1996,24 +2699,104 @@
           <w:sz w:val="24"/>
           <w:szCs w:val="24"/>
         </w:rPr>
-        <w:t>"Did you use *args or **kwargs in your project?"</w:t>
-      </w:r>
-    </w:p>
-    <w:p>
-      <w:pPr>
-        <w:rPr>
-          <w:rFonts w:ascii="Aptos" w:hAnsi="Aptos"/>
-          <w:sz w:val="24"/>
-          <w:szCs w:val="24"/>
-        </w:rPr>
-      </w:pPr>
-      <w:r>
-        <w:rPr>
-          <w:rFonts w:ascii="Aptos" w:hAnsi="Aptos"/>
-          <w:sz w:val="24"/>
-          <w:szCs w:val="24"/>
-        </w:rPr>
-        <w:t>Not directly yet. I learned the concept because many AI libraries such as LangChain and various SDKs use **kwargs to accept optional configuration parameters. Understanding it now will make it easier to work with those libraries later.</w:t>
+        <w:t>"Did you use *</w:t>
+      </w:r>
+      <w:proofErr w:type="spellStart"/>
+      <w:r>
+        <w:rPr>
+          <w:rFonts w:ascii="Aptos" w:hAnsi="Aptos"/>
+          <w:b/>
+          <w:bCs/>
+          <w:sz w:val="24"/>
+          <w:szCs w:val="24"/>
+        </w:rPr>
+        <w:t>args</w:t>
+      </w:r>
+      <w:proofErr w:type="spellEnd"/>
+      <w:r>
+        <w:rPr>
+          <w:rFonts w:ascii="Aptos" w:hAnsi="Aptos"/>
+          <w:b/>
+          <w:bCs/>
+          <w:sz w:val="24"/>
+          <w:szCs w:val="24"/>
+        </w:rPr>
+        <w:t xml:space="preserve"> or **</w:t>
+      </w:r>
+      <w:proofErr w:type="spellStart"/>
+      <w:r>
+        <w:rPr>
+          <w:rFonts w:ascii="Aptos" w:hAnsi="Aptos"/>
+          <w:b/>
+          <w:bCs/>
+          <w:sz w:val="24"/>
+          <w:szCs w:val="24"/>
+        </w:rPr>
+        <w:t>kwargs</w:t>
+      </w:r>
+      <w:proofErr w:type="spellEnd"/>
+      <w:r>
+        <w:rPr>
+          <w:rFonts w:ascii="Aptos" w:hAnsi="Aptos"/>
+          <w:b/>
+          <w:bCs/>
+          <w:sz w:val="24"/>
+          <w:szCs w:val="24"/>
+        </w:rPr>
+        <w:t xml:space="preserve"> in your project?"</w:t>
+      </w:r>
+    </w:p>
+    <w:p>
+      <w:pPr>
+        <w:rPr>
+          <w:rFonts w:ascii="Aptos" w:hAnsi="Aptos"/>
+          <w:sz w:val="24"/>
+          <w:szCs w:val="24"/>
+        </w:rPr>
+      </w:pPr>
+      <w:r>
+        <w:rPr>
+          <w:rFonts w:ascii="Aptos" w:hAnsi="Aptos"/>
+          <w:sz w:val="24"/>
+          <w:szCs w:val="24"/>
+        </w:rPr>
+        <w:t xml:space="preserve">Not directly yet. I learned the concept because many AI libraries such as </w:t>
+      </w:r>
+      <w:proofErr w:type="spellStart"/>
+      <w:r>
+        <w:rPr>
+          <w:rFonts w:ascii="Aptos" w:hAnsi="Aptos"/>
+          <w:sz w:val="24"/>
+          <w:szCs w:val="24"/>
+        </w:rPr>
+        <w:t>LangChain</w:t>
+      </w:r>
+      <w:proofErr w:type="spellEnd"/>
+      <w:r>
+        <w:rPr>
+          <w:rFonts w:ascii="Aptos" w:hAnsi="Aptos"/>
+          <w:sz w:val="24"/>
+          <w:szCs w:val="24"/>
+        </w:rPr>
+        <w:t xml:space="preserve"> and various SDKs use **</w:t>
+      </w:r>
+      <w:proofErr w:type="spellStart"/>
+      <w:r>
+        <w:rPr>
+          <w:rFonts w:ascii="Aptos" w:hAnsi="Aptos"/>
+          <w:sz w:val="24"/>
+          <w:szCs w:val="24"/>
+        </w:rPr>
+        <w:t>kwargs</w:t>
+      </w:r>
+      <w:proofErr w:type="spellEnd"/>
+      <w:r>
+        <w:rPr>
+          <w:rFonts w:ascii="Aptos" w:hAnsi="Aptos"/>
+          <w:sz w:val="24"/>
+          <w:szCs w:val="24"/>
+        </w:rPr>
+        <w:t xml:space="preserve"> to accept optional configuration parameters. Understanding it now will make it easier to work with those libraries later.</w:t>
       </w:r>
     </w:p>
     <w:p>
@@ -2169,7 +2952,25 @@
           <w:sz w:val="24"/>
           <w:szCs w:val="24"/>
         </w:rPr>
-        <w:t>The chatbot from Day 1 focused on interacting with an LLM by sending prompts and displaying responses. The Agent class from Day 2 focuses on object-oriented design. It models an AI agent with attributes and behaviors. Currently, it doesn't use an LLM, but in future lessons I will combine the two by making the Agent class internally call the Gemini API.</w:t>
+        <w:t xml:space="preserve">The chatbot from Day 1 focused on interacting with an LLM by sending prompts and displaying responses. The Agent class from Day 2 focuses on object-oriented design. It models an AI agent with attributes and </w:t>
+      </w:r>
+      <w:proofErr w:type="spellStart"/>
+      <w:r>
+        <w:rPr>
+          <w:rFonts w:ascii="Aptos" w:hAnsi="Aptos"/>
+          <w:sz w:val="24"/>
+          <w:szCs w:val="24"/>
+        </w:rPr>
+        <w:t>behaviors</w:t>
+      </w:r>
+      <w:proofErr w:type="spellEnd"/>
+      <w:r>
+        <w:rPr>
+          <w:rFonts w:ascii="Aptos" w:hAnsi="Aptos"/>
+          <w:sz w:val="24"/>
+          <w:szCs w:val="24"/>
+        </w:rPr>
+        <w:t>. Currently, it doesn't use an LLM, but in future lessons I will combine the two by making the Agent class internally call the Gemini API.</w:t>
       </w:r>
     </w:p>
     <w:p>
@@ -2239,7 +3040,25 @@
           <w:sz w:val="24"/>
           <w:szCs w:val="24"/>
         </w:rPr>
-        <w:t>I would create one generic Agent class and then instantiate multiple objects with different roles. For example, I could create one object with the role "Recruiter" and another with the role "Data Analyst". They would share the same structure but could later use different prompts or behaviors based on their assigned role.</w:t>
+        <w:t xml:space="preserve">I would create one generic Agent class and then instantiate multiple objects with different roles. For example, I could create one object with the role "Recruiter" and another with the role "Data Analyst". They would share the same structure but could later use different prompts or </w:t>
+      </w:r>
+      <w:proofErr w:type="spellStart"/>
+      <w:r>
+        <w:rPr>
+          <w:rFonts w:ascii="Aptos" w:hAnsi="Aptos"/>
+          <w:sz w:val="24"/>
+          <w:szCs w:val="24"/>
+        </w:rPr>
+        <w:t>behaviors</w:t>
+      </w:r>
+      <w:proofErr w:type="spellEnd"/>
+      <w:r>
+        <w:rPr>
+          <w:rFonts w:ascii="Aptos" w:hAnsi="Aptos"/>
+          <w:sz w:val="24"/>
+          <w:szCs w:val="24"/>
+        </w:rPr>
+        <w:t xml:space="preserve"> based on their assigned role.</w:t>
       </w:r>
     </w:p>
     <w:p>
@@ -2291,7 +3110,25 @@
           <w:sz w:val="24"/>
           <w:szCs w:val="24"/>
         </w:rPr>
-        <w:t>Initially, understanding the purpose of classes and the self keyword was a bit confusing because I was used to writing standalone functions. Once I started creating multiple Agent objects and observed how each object maintained its own data while sharing the same methods, the concept became much clearer.</w:t>
+        <w:t xml:space="preserve">Initially, understanding the purpose of classes and the </w:t>
+      </w:r>
+      <w:proofErr w:type="spellStart"/>
+      <w:r>
+        <w:rPr>
+          <w:rFonts w:ascii="Aptos" w:hAnsi="Aptos"/>
+          <w:sz w:val="24"/>
+          <w:szCs w:val="24"/>
+        </w:rPr>
+        <w:t>self keyword</w:t>
+      </w:r>
+      <w:proofErr w:type="spellEnd"/>
+      <w:r>
+        <w:rPr>
+          <w:rFonts w:ascii="Aptos" w:hAnsi="Aptos"/>
+          <w:sz w:val="24"/>
+          <w:szCs w:val="24"/>
+        </w:rPr>
+        <w:t xml:space="preserve"> was a bit confusing because I was used to writing standalone functions. Once I started creating multiple Agent objects and observed how each object maintained its own data while sharing the same methods, the concept became much clearer.</w:t>
       </w:r>
     </w:p>
     <w:p>
@@ -2343,7 +3180,115 @@
           <w:sz w:val="24"/>
           <w:szCs w:val="24"/>
         </w:rPr>
-        <w:t>Classes help us model AI agents as reusable objects that combine data and behavior. An AI agent usually has properties such as its name, role, memory, and tools, along with behaviors like planning, reasoning, and responding. Object-oriented programming allows us to organize these components cleanly, which is why frameworks like LangChain, LangGraph, CrewAI, and AutoGen rely heavily on classes.</w:t>
+        <w:t xml:space="preserve">Classes help us model AI agents as reusable objects that combine data and </w:t>
+      </w:r>
+      <w:proofErr w:type="spellStart"/>
+      <w:r>
+        <w:rPr>
+          <w:rFonts w:ascii="Aptos" w:hAnsi="Aptos"/>
+          <w:sz w:val="24"/>
+          <w:szCs w:val="24"/>
+        </w:rPr>
+        <w:t>behavior</w:t>
+      </w:r>
+      <w:proofErr w:type="spellEnd"/>
+      <w:r>
+        <w:rPr>
+          <w:rFonts w:ascii="Aptos" w:hAnsi="Aptos"/>
+          <w:sz w:val="24"/>
+          <w:szCs w:val="24"/>
+        </w:rPr>
+        <w:t xml:space="preserve">. An AI agent usually has properties such as its name, role, memory, and tools, along with </w:t>
+      </w:r>
+      <w:proofErr w:type="spellStart"/>
+      <w:r>
+        <w:rPr>
+          <w:rFonts w:ascii="Aptos" w:hAnsi="Aptos"/>
+          <w:sz w:val="24"/>
+          <w:szCs w:val="24"/>
+        </w:rPr>
+        <w:t>behaviors</w:t>
+      </w:r>
+      <w:proofErr w:type="spellEnd"/>
+      <w:r>
+        <w:rPr>
+          <w:rFonts w:ascii="Aptos" w:hAnsi="Aptos"/>
+          <w:sz w:val="24"/>
+          <w:szCs w:val="24"/>
+        </w:rPr>
+        <w:t xml:space="preserve"> like planning, reasoning, and responding. Object-oriented programming allows us to organize these components cleanly, which is why frameworks like </w:t>
+      </w:r>
+      <w:proofErr w:type="spellStart"/>
+      <w:r>
+        <w:rPr>
+          <w:rFonts w:ascii="Aptos" w:hAnsi="Aptos"/>
+          <w:sz w:val="24"/>
+          <w:szCs w:val="24"/>
+        </w:rPr>
+        <w:t>LangChain</w:t>
+      </w:r>
+      <w:proofErr w:type="spellEnd"/>
+      <w:r>
+        <w:rPr>
+          <w:rFonts w:ascii="Aptos" w:hAnsi="Aptos"/>
+          <w:sz w:val="24"/>
+          <w:szCs w:val="24"/>
+        </w:rPr>
+        <w:t xml:space="preserve">, </w:t>
+      </w:r>
+      <w:proofErr w:type="spellStart"/>
+      <w:r>
+        <w:rPr>
+          <w:rFonts w:ascii="Aptos" w:hAnsi="Aptos"/>
+          <w:sz w:val="24"/>
+          <w:szCs w:val="24"/>
+        </w:rPr>
+        <w:t>LangGraph</w:t>
+      </w:r>
+      <w:proofErr w:type="spellEnd"/>
+      <w:r>
+        <w:rPr>
+          <w:rFonts w:ascii="Aptos" w:hAnsi="Aptos"/>
+          <w:sz w:val="24"/>
+          <w:szCs w:val="24"/>
+        </w:rPr>
+        <w:t xml:space="preserve">, </w:t>
+      </w:r>
+      <w:proofErr w:type="spellStart"/>
+      <w:r>
+        <w:rPr>
+          <w:rFonts w:ascii="Aptos" w:hAnsi="Aptos"/>
+          <w:sz w:val="24"/>
+          <w:szCs w:val="24"/>
+        </w:rPr>
+        <w:t>CrewAI</w:t>
+      </w:r>
+      <w:proofErr w:type="spellEnd"/>
+      <w:r>
+        <w:rPr>
+          <w:rFonts w:ascii="Aptos" w:hAnsi="Aptos"/>
+          <w:sz w:val="24"/>
+          <w:szCs w:val="24"/>
+        </w:rPr>
+        <w:t xml:space="preserve">, and </w:t>
+      </w:r>
+      <w:proofErr w:type="spellStart"/>
+      <w:r>
+        <w:rPr>
+          <w:rFonts w:ascii="Aptos" w:hAnsi="Aptos"/>
+          <w:sz w:val="24"/>
+          <w:szCs w:val="24"/>
+        </w:rPr>
+        <w:t>AutoGen</w:t>
+      </w:r>
+      <w:proofErr w:type="spellEnd"/>
+      <w:r>
+        <w:rPr>
+          <w:rFonts w:ascii="Aptos" w:hAnsi="Aptos"/>
+          <w:sz w:val="24"/>
+          <w:szCs w:val="24"/>
+        </w:rPr>
+        <w:t xml:space="preserve"> rely heavily on classes.</w:t>
       </w:r>
     </w:p>
     <w:p>
@@ -3313,7 +4258,25 @@
           <w:szCs w:val="24"/>
         </w:rPr>
         <w:lastRenderedPageBreak/>
-        <w:t>A system prompt defines the role, behavior, and overall instructions for the AI model. It tells the model how it should respond throughout the conversation. A user prompt is the actual question or request entered by the user. In my Data Analyst Assistant project, I combined the system prompt with the user's question before sending it to Gemini so that every response followed the desired style.</w:t>
+        <w:t xml:space="preserve">A system prompt defines the role, </w:t>
+      </w:r>
+      <w:proofErr w:type="spellStart"/>
+      <w:r>
+        <w:rPr>
+          <w:rFonts w:ascii="Aptos" w:hAnsi="Aptos"/>
+          <w:sz w:val="24"/>
+          <w:szCs w:val="24"/>
+        </w:rPr>
+        <w:t>behavior</w:t>
+      </w:r>
+      <w:proofErr w:type="spellEnd"/>
+      <w:r>
+        <w:rPr>
+          <w:rFonts w:ascii="Aptos" w:hAnsi="Aptos"/>
+          <w:sz w:val="24"/>
+          <w:szCs w:val="24"/>
+        </w:rPr>
+        <w:t>, and overall instructions for the AI model. It tells the model how it should respond throughout the conversation. A user prompt is the actual question or request entered by the user. In my Data Analyst Assistant project, I combined the system prompt with the user's question before sending it to Gemini so that every response followed the desired style.</w:t>
       </w:r>
     </w:p>
     <w:p>
@@ -3529,7 +4492,25 @@
           <w:sz w:val="24"/>
           <w:szCs w:val="24"/>
         </w:rPr>
-        <w:t>Without a system prompt, Gemini only receives the user's question and responds using its default behavior. By adding a system prompt, I guide the model to respond in a specific style. In my project, I instructed it to behave like an experienced Data Analyst, explain concepts in simple language, provide business examples, include SQL queries where relevant, and finish with interview tips. This made the responses much more consistent and useful.</w:t>
+        <w:t xml:space="preserve">Without a system prompt, Gemini only receives the user's question and responds using its default </w:t>
+      </w:r>
+      <w:proofErr w:type="spellStart"/>
+      <w:r>
+        <w:rPr>
+          <w:rFonts w:ascii="Aptos" w:hAnsi="Aptos"/>
+          <w:sz w:val="24"/>
+          <w:szCs w:val="24"/>
+        </w:rPr>
+        <w:t>behavior</w:t>
+      </w:r>
+      <w:proofErr w:type="spellEnd"/>
+      <w:r>
+        <w:rPr>
+          <w:rFonts w:ascii="Aptos" w:hAnsi="Aptos"/>
+          <w:sz w:val="24"/>
+          <w:szCs w:val="24"/>
+        </w:rPr>
+        <w:t>. By adding a system prompt, I guide the model to respond in a specific style. In my project, I instructed it to behave like an experienced Data Analyst, explain concepts in simple language, provide business examples, include SQL queries where relevant, and finish with interview tips. This made the responses much more consistent and useful.</w:t>
       </w:r>
     </w:p>
     <w:p>
@@ -3701,7 +4682,25 @@
           <w:sz w:val="24"/>
           <w:szCs w:val="24"/>
         </w:rPr>
-        <w:t>I wouldn't change the underlying code or the AI model. I would simply modify the system prompt to instruct the model to behave like an experienced Python mentor. This demonstrates how prompt engineering can significantly change the behavior of the same LLM.</w:t>
+        <w:t xml:space="preserve">I wouldn't change the underlying code or the AI model. I would simply modify the system prompt to instruct the model to behave like an experienced Python mentor. This demonstrates how prompt engineering can significantly change the </w:t>
+      </w:r>
+      <w:proofErr w:type="spellStart"/>
+      <w:r>
+        <w:rPr>
+          <w:rFonts w:ascii="Aptos" w:hAnsi="Aptos"/>
+          <w:sz w:val="24"/>
+          <w:szCs w:val="24"/>
+        </w:rPr>
+        <w:t>behavior</w:t>
+      </w:r>
+      <w:proofErr w:type="spellEnd"/>
+      <w:r>
+        <w:rPr>
+          <w:rFonts w:ascii="Aptos" w:hAnsi="Aptos"/>
+          <w:sz w:val="24"/>
+          <w:szCs w:val="24"/>
+        </w:rPr>
+        <w:t xml:space="preserve"> of the same LLM.</w:t>
       </w:r>
     </w:p>
     <w:p>
@@ -3937,7 +4936,7 @@
           <w:szCs w:val="24"/>
         </w:rPr>
         <w:pict w14:anchorId="4244F191">
-          <v:rect id="_x0000_i1224" style="width:0;height:1.5pt" o:hralign="center" o:hrstd="t" o:hr="t" fillcolor="#a0a0a0" stroked="f"/>
+          <v:rect id="_x0000_i1062" style="width:0;height:1.5pt" o:hralign="center" o:hrstd="t" o:hr="t" fillcolor="#a0a0a0" stroked="f"/>
         </w:pict>
       </w:r>
     </w:p>
@@ -3995,7 +4994,7 @@
           <w:szCs w:val="24"/>
         </w:rPr>
         <w:pict w14:anchorId="69F40DF5">
-          <v:rect id="_x0000_i1225" style="width:0;height:1.5pt" o:hralign="center" o:hrstd="t" o:hr="t" fillcolor="#a0a0a0" stroked="f"/>
+          <v:rect id="_x0000_i1063" style="width:0;height:1.5pt" o:hralign="center" o:hrstd="t" o:hr="t" fillcolor="#a0a0a0" stroked="f"/>
         </w:pict>
       </w:r>
     </w:p>
@@ -4090,7 +5089,7 @@
           <w:szCs w:val="24"/>
         </w:rPr>
         <w:pict w14:anchorId="52C85861">
-          <v:rect id="_x0000_i1226" style="width:0;height:1.5pt" o:hralign="center" o:hrstd="t" o:hr="t" fillcolor="#a0a0a0" stroked="f"/>
+          <v:rect id="_x0000_i1064" style="width:0;height:1.5pt" o:hralign="center" o:hrstd="t" o:hr="t" fillcolor="#a0a0a0" stroked="f"/>
         </w:pict>
       </w:r>
     </w:p>
@@ -4147,7 +5146,7 @@
           <w:szCs w:val="24"/>
         </w:rPr>
         <w:pict w14:anchorId="6AF35C0D">
-          <v:rect id="_x0000_i1227" style="width:0;height:1.5pt" o:hralign="center" o:hrstd="t" o:hr="t" fillcolor="#a0a0a0" stroked="f"/>
+          <v:rect id="_x0000_i1065" style="width:0;height:1.5pt" o:hralign="center" o:hrstd="t" o:hr="t" fillcolor="#a0a0a0" stroked="f"/>
         </w:pict>
       </w:r>
     </w:p>
@@ -4204,7 +5203,7 @@
           <w:szCs w:val="24"/>
         </w:rPr>
         <w:pict w14:anchorId="151F3E42">
-          <v:rect id="_x0000_i1228" style="width:0;height:1.5pt" o:hralign="center" o:hrstd="t" o:hr="t" fillcolor="#a0a0a0" stroked="f"/>
+          <v:rect id="_x0000_i1066" style="width:0;height:1.5pt" o:hralign="center" o:hrstd="t" o:hr="t" fillcolor="#a0a0a0" stroked="f"/>
         </w:pict>
       </w:r>
     </w:p>
@@ -4261,7 +5260,7 @@
           <w:szCs w:val="24"/>
         </w:rPr>
         <w:pict w14:anchorId="6AA4343A">
-          <v:rect id="_x0000_i1229" style="width:0;height:1.5pt" o:hralign="center" o:hrstd="t" o:hr="t" fillcolor="#a0a0a0" stroked="f"/>
+          <v:rect id="_x0000_i1067" style="width:0;height:1.5pt" o:hralign="center" o:hrstd="t" o:hr="t" fillcolor="#a0a0a0" stroked="f"/>
         </w:pict>
       </w:r>
     </w:p>
@@ -4318,7 +5317,7 @@
           <w:szCs w:val="24"/>
         </w:rPr>
         <w:pict w14:anchorId="38749580">
-          <v:rect id="_x0000_i1230" style="width:0;height:1.5pt" o:hralign="center" o:hrstd="t" o:hr="t" fillcolor="#a0a0a0" stroked="f"/>
+          <v:rect id="_x0000_i1068" style="width:0;height:1.5pt" o:hralign="center" o:hrstd="t" o:hr="t" fillcolor="#a0a0a0" stroked="f"/>
         </w:pict>
       </w:r>
     </w:p>
@@ -4376,7 +5375,7 @@
           <w:szCs w:val="24"/>
         </w:rPr>
         <w:pict w14:anchorId="6B980FB6">
-          <v:rect id="_x0000_i1231" style="width:0;height:1.5pt" o:hralign="center" o:hrstd="t" o:hr="t" fillcolor="#a0a0a0" stroked="f"/>
+          <v:rect id="_x0000_i1069" style="width:0;height:1.5pt" o:hralign="center" o:hrstd="t" o:hr="t" fillcolor="#a0a0a0" stroked="f"/>
         </w:pict>
       </w:r>
     </w:p>
@@ -4433,7 +5432,7 @@
           <w:szCs w:val="24"/>
         </w:rPr>
         <w:pict w14:anchorId="439FAC82">
-          <v:rect id="_x0000_i1232" style="width:0;height:1.5pt" o:hralign="center" o:hrstd="t" o:hr="t" fillcolor="#a0a0a0" stroked="f"/>
+          <v:rect id="_x0000_i1070" style="width:0;height:1.5pt" o:hralign="center" o:hrstd="t" o:hr="t" fillcolor="#a0a0a0" stroked="f"/>
         </w:pict>
       </w:r>
     </w:p>
@@ -4490,7 +5489,7 @@
           <w:szCs w:val="24"/>
         </w:rPr>
         <w:pict w14:anchorId="5FA9C693">
-          <v:rect id="_x0000_i1233" style="width:0;height:1.5pt" o:hralign="center" o:hrstd="t" o:hr="t" fillcolor="#a0a0a0" stroked="f"/>
+          <v:rect id="_x0000_i1071" style="width:0;height:1.5pt" o:hralign="center" o:hrstd="t" o:hr="t" fillcolor="#a0a0a0" stroked="f"/>
         </w:pict>
       </w:r>
     </w:p>
@@ -4529,7 +5528,25 @@
           <w:sz w:val="24"/>
           <w:szCs w:val="24"/>
         </w:rPr>
-        <w:t>Yes. Prompt Engineering improves the quality and behavior of an LLM without modifying or retraining the underlying model. By providing better instructions, examples, or output constraints, we can guide the model to produce more useful responses.</w:t>
+        <w:t xml:space="preserve">Yes. Prompt Engineering improves the quality and </w:t>
+      </w:r>
+      <w:proofErr w:type="spellStart"/>
+      <w:r>
+        <w:rPr>
+          <w:rFonts w:ascii="Aptos" w:hAnsi="Aptos"/>
+          <w:sz w:val="24"/>
+          <w:szCs w:val="24"/>
+        </w:rPr>
+        <w:t>behavior</w:t>
+      </w:r>
+      <w:proofErr w:type="spellEnd"/>
+      <w:r>
+        <w:rPr>
+          <w:rFonts w:ascii="Aptos" w:hAnsi="Aptos"/>
+          <w:sz w:val="24"/>
+          <w:szCs w:val="24"/>
+        </w:rPr>
+        <w:t xml:space="preserve"> of an LLM without modifying or retraining the underlying model. By providing better instructions, examples, or output constraints, we can guide the model to produce more useful responses.</w:t>
       </w:r>
     </w:p>
     <w:p>
@@ -4547,7 +5564,7 @@
           <w:szCs w:val="24"/>
         </w:rPr>
         <w:pict w14:anchorId="0F33DCF5">
-          <v:rect id="_x0000_i1234" style="width:0;height:1.5pt" o:hralign="center" o:hrstd="t" o:hr="t" fillcolor="#a0a0a0" stroked="f"/>
+          <v:rect id="_x0000_i1072" style="width:0;height:1.5pt" o:hralign="center" o:hrstd="t" o:hr="t" fillcolor="#a0a0a0" stroked="f"/>
         </w:pict>
       </w:r>
     </w:p>
@@ -4604,7 +5621,7 @@
           <w:szCs w:val="24"/>
         </w:rPr>
         <w:pict w14:anchorId="2FC00CEB">
-          <v:rect id="_x0000_i1237" style="width:0;height:1.5pt" o:hralign="center" o:hrstd="t" o:hr="t" fillcolor="#a0a0a0" stroked="f"/>
+          <v:rect id="_x0000_i1073" style="width:0;height:1.5pt" o:hralign="center" o:hrstd="t" o:hr="t" fillcolor="#a0a0a0" stroked="f"/>
         </w:pict>
       </w:r>
     </w:p>
@@ -4662,7 +5679,7 @@
         </w:rPr>
         <w:lastRenderedPageBreak/>
         <w:pict w14:anchorId="75BC66D7">
-          <v:rect id="_x0000_i1238" style="width:0;height:1.5pt" o:hralign="center" o:hrstd="t" o:hr="t" fillcolor="#a0a0a0" stroked="f"/>
+          <v:rect id="_x0000_i1074" style="width:0;height:1.5pt" o:hralign="center" o:hrstd="t" o:hr="t" fillcolor="#a0a0a0" stroked="f"/>
         </w:pict>
       </w:r>
     </w:p>
@@ -4719,7 +5736,7 @@
           <w:szCs w:val="24"/>
         </w:rPr>
         <w:pict w14:anchorId="57C22D48">
-          <v:rect id="_x0000_i1239" style="width:0;height:1.5pt" o:hralign="center" o:hrstd="t" o:hr="t" fillcolor="#a0a0a0" stroked="f"/>
+          <v:rect id="_x0000_i1075" style="width:0;height:1.5pt" o:hralign="center" o:hrstd="t" o:hr="t" fillcolor="#a0a0a0" stroked="f"/>
         </w:pict>
       </w:r>
     </w:p>
@@ -4776,7 +5793,7 @@
           <w:szCs w:val="24"/>
         </w:rPr>
         <w:pict w14:anchorId="4F5001A4">
-          <v:rect id="_x0000_i1240" style="width:0;height:1.5pt" o:hralign="center" o:hrstd="t" o:hr="t" fillcolor="#a0a0a0" stroked="f"/>
+          <v:rect id="_x0000_i1076" style="width:0;height:1.5pt" o:hralign="center" o:hrstd="t" o:hr="t" fillcolor="#a0a0a0" stroked="f"/>
         </w:pict>
       </w:r>
     </w:p>
@@ -4833,7 +5850,7 @@
           <w:szCs w:val="24"/>
         </w:rPr>
         <w:pict w14:anchorId="4B5BCC4A">
-          <v:rect id="_x0000_i1241" style="width:0;height:1.5pt" o:hralign="center" o:hrstd="t" o:hr="t" fillcolor="#a0a0a0" stroked="f"/>
+          <v:rect id="_x0000_i1077" style="width:0;height:1.5pt" o:hralign="center" o:hrstd="t" o:hr="t" fillcolor="#a0a0a0" stroked="f"/>
         </w:pict>
       </w:r>
     </w:p>
@@ -4890,7 +5907,7 @@
           <w:szCs w:val="24"/>
         </w:rPr>
         <w:pict w14:anchorId="1BB91950">
-          <v:rect id="_x0000_i1242" style="width:0;height:1.5pt" o:hralign="center" o:hrstd="t" o:hr="t" fillcolor="#a0a0a0" stroked="f"/>
+          <v:rect id="_x0000_i1078" style="width:0;height:1.5pt" o:hralign="center" o:hrstd="t" o:hr="t" fillcolor="#a0a0a0" stroked="f"/>
         </w:pict>
       </w:r>
     </w:p>
@@ -4912,24 +5929,64 @@
           <w:sz w:val="24"/>
           <w:szCs w:val="24"/>
         </w:rPr>
-        <w:t>Q7. Why did you replace exit() with continue?</w:t>
-      </w:r>
-    </w:p>
-    <w:p>
-      <w:pPr>
-        <w:rPr>
-          <w:rFonts w:ascii="Aptos" w:hAnsi="Aptos"/>
-          <w:sz w:val="24"/>
-          <w:szCs w:val="24"/>
-        </w:rPr>
-      </w:pPr>
-      <w:r>
-        <w:rPr>
-          <w:rFonts w:ascii="Aptos" w:hAnsi="Aptos"/>
-          <w:sz w:val="24"/>
-          <w:szCs w:val="24"/>
-        </w:rPr>
-        <w:t>Initially, an invalid role selection immediately terminated the application using exit(). I realized that this was not user-friendly. By replacing it with continue, the application displays the menu again and allows the user to make another selection without restarting the program.</w:t>
+        <w:t xml:space="preserve">Q7. Why did you replace </w:t>
+      </w:r>
+      <w:proofErr w:type="gramStart"/>
+      <w:r>
+        <w:rPr>
+          <w:rFonts w:ascii="Aptos" w:hAnsi="Aptos"/>
+          <w:b/>
+          <w:bCs/>
+          <w:sz w:val="24"/>
+          <w:szCs w:val="24"/>
+        </w:rPr>
+        <w:t>exit(</w:t>
+      </w:r>
+      <w:proofErr w:type="gramEnd"/>
+      <w:r>
+        <w:rPr>
+          <w:rFonts w:ascii="Aptos" w:hAnsi="Aptos"/>
+          <w:b/>
+          <w:bCs/>
+          <w:sz w:val="24"/>
+          <w:szCs w:val="24"/>
+        </w:rPr>
+        <w:t>) with continue?</w:t>
+      </w:r>
+    </w:p>
+    <w:p>
+      <w:pPr>
+        <w:rPr>
+          <w:rFonts w:ascii="Aptos" w:hAnsi="Aptos"/>
+          <w:sz w:val="24"/>
+          <w:szCs w:val="24"/>
+        </w:rPr>
+      </w:pPr>
+      <w:r>
+        <w:rPr>
+          <w:rFonts w:ascii="Aptos" w:hAnsi="Aptos"/>
+          <w:sz w:val="24"/>
+          <w:szCs w:val="24"/>
+        </w:rPr>
+        <w:t xml:space="preserve">Initially, an invalid role selection immediately terminated the application using </w:t>
+      </w:r>
+      <w:proofErr w:type="gramStart"/>
+      <w:r>
+        <w:rPr>
+          <w:rFonts w:ascii="Aptos" w:hAnsi="Aptos"/>
+          <w:sz w:val="24"/>
+          <w:szCs w:val="24"/>
+        </w:rPr>
+        <w:t>exit(</w:t>
+      </w:r>
+      <w:proofErr w:type="gramEnd"/>
+      <w:r>
+        <w:rPr>
+          <w:rFonts w:ascii="Aptos" w:hAnsi="Aptos"/>
+          <w:sz w:val="24"/>
+          <w:szCs w:val="24"/>
+        </w:rPr>
+        <w:t>). I realized that this was not user-friendly. By replacing it with continue, the application displays the menu again and allows the user to make another selection without restarting the program.</w:t>
       </w:r>
     </w:p>
     <w:p>
@@ -4947,7 +6004,7 @@
           <w:szCs w:val="24"/>
         </w:rPr>
         <w:pict w14:anchorId="270CD127">
-          <v:rect id="_x0000_i1243" style="width:0;height:1.5pt" o:hralign="center" o:hrstd="t" o:hr="t" fillcolor="#a0a0a0" stroked="f"/>
+          <v:rect id="_x0000_i1079" style="width:0;height:1.5pt" o:hralign="center" o:hrstd="t" o:hr="t" fillcolor="#a0a0a0" stroked="f"/>
         </w:pict>
       </w:r>
     </w:p>
@@ -5005,7 +6062,7 @@
         </w:rPr>
         <w:lastRenderedPageBreak/>
         <w:pict w14:anchorId="31C09CC3">
-          <v:rect id="_x0000_i1244" style="width:0;height:1.5pt" o:hralign="center" o:hrstd="t" o:hr="t" fillcolor="#a0a0a0" stroked="f"/>
+          <v:rect id="_x0000_i1080" style="width:0;height:1.5pt" o:hralign="center" o:hrstd="t" o:hr="t" fillcolor="#a0a0a0" stroked="f"/>
         </w:pict>
       </w:r>
     </w:p>
@@ -5027,24 +6084,64 @@
           <w:sz w:val="24"/>
           <w:szCs w:val="24"/>
         </w:rPr>
-        <w:t>Q9. Why did you use .env?</w:t>
-      </w:r>
-    </w:p>
-    <w:p>
-      <w:pPr>
-        <w:rPr>
-          <w:rFonts w:ascii="Aptos" w:hAnsi="Aptos"/>
-          <w:sz w:val="24"/>
-          <w:szCs w:val="24"/>
-        </w:rPr>
-      </w:pPr>
-      <w:r>
-        <w:rPr>
-          <w:rFonts w:ascii="Aptos" w:hAnsi="Aptos"/>
-          <w:sz w:val="24"/>
-          <w:szCs w:val="24"/>
-        </w:rPr>
-        <w:t>I stored the Gemini API key inside a .env file instead of hardcoding it. This improves security and prevents sensitive credentials from being accidentally uploaded to GitHub. I loaded the key using the python-dotenv package.</w:t>
+        <w:t xml:space="preserve">Q9. Why did you </w:t>
+      </w:r>
+      <w:proofErr w:type="gramStart"/>
+      <w:r>
+        <w:rPr>
+          <w:rFonts w:ascii="Aptos" w:hAnsi="Aptos"/>
+          <w:b/>
+          <w:bCs/>
+          <w:sz w:val="24"/>
+          <w:szCs w:val="24"/>
+        </w:rPr>
+        <w:t>use .env</w:t>
+      </w:r>
+      <w:proofErr w:type="gramEnd"/>
+      <w:r>
+        <w:rPr>
+          <w:rFonts w:ascii="Aptos" w:hAnsi="Aptos"/>
+          <w:b/>
+          <w:bCs/>
+          <w:sz w:val="24"/>
+          <w:szCs w:val="24"/>
+        </w:rPr>
+        <w:t>?</w:t>
+      </w:r>
+    </w:p>
+    <w:p>
+      <w:pPr>
+        <w:rPr>
+          <w:rFonts w:ascii="Aptos" w:hAnsi="Aptos"/>
+          <w:sz w:val="24"/>
+          <w:szCs w:val="24"/>
+        </w:rPr>
+      </w:pPr>
+      <w:r>
+        <w:rPr>
+          <w:rFonts w:ascii="Aptos" w:hAnsi="Aptos"/>
+          <w:sz w:val="24"/>
+          <w:szCs w:val="24"/>
+        </w:rPr>
+        <w:t>I stored the Gemini API key inside a .env file instead of hardcoding it. This improves security and prevents sensitive credentials from being accidentally uploaded to GitHub. I loaded the key using the python-</w:t>
+      </w:r>
+      <w:proofErr w:type="spellStart"/>
+      <w:r>
+        <w:rPr>
+          <w:rFonts w:ascii="Aptos" w:hAnsi="Aptos"/>
+          <w:sz w:val="24"/>
+          <w:szCs w:val="24"/>
+        </w:rPr>
+        <w:t>dotenv</w:t>
+      </w:r>
+      <w:proofErr w:type="spellEnd"/>
+      <w:r>
+        <w:rPr>
+          <w:rFonts w:ascii="Aptos" w:hAnsi="Aptos"/>
+          <w:sz w:val="24"/>
+          <w:szCs w:val="24"/>
+        </w:rPr>
+        <w:t xml:space="preserve"> package.</w:t>
       </w:r>
     </w:p>
     <w:p>
@@ -5062,7 +6159,7 @@
           <w:szCs w:val="24"/>
         </w:rPr>
         <w:pict w14:anchorId="454AA547">
-          <v:rect id="_x0000_i1245" style="width:0;height:1.5pt" o:hralign="center" o:hrstd="t" o:hr="t" fillcolor="#a0a0a0" stroked="f"/>
+          <v:rect id="_x0000_i1081" style="width:0;height:1.5pt" o:hralign="center" o:hrstd="t" o:hr="t" fillcolor="#a0a0a0" stroked="f"/>
         </w:pict>
       </w:r>
     </w:p>
@@ -5119,7 +6216,7 @@
           <w:szCs w:val="24"/>
         </w:rPr>
         <w:pict w14:anchorId="5BB376B9">
-          <v:rect id="_x0000_i1246" style="width:0;height:1.5pt" o:hralign="center" o:hrstd="t" o:hr="t" fillcolor="#a0a0a0" stroked="f"/>
+          <v:rect id="_x0000_i1082" style="width:0;height:1.5pt" o:hralign="center" o:hrstd="t" o:hr="t" fillcolor="#a0a0a0" stroked="f"/>
         </w:pict>
       </w:r>
     </w:p>
@@ -5141,7 +6238,29 @@
           <w:sz w:val="24"/>
           <w:szCs w:val="24"/>
         </w:rPr>
-        <w:t>Q11. If you wanted to add a Doctor role, what changes would you make?</w:t>
+        <w:t xml:space="preserve">Q11. If you wanted to add a </w:t>
+      </w:r>
+      <w:proofErr w:type="gramStart"/>
+      <w:r>
+        <w:rPr>
+          <w:rFonts w:ascii="Aptos" w:hAnsi="Aptos"/>
+          <w:b/>
+          <w:bCs/>
+          <w:sz w:val="24"/>
+          <w:szCs w:val="24"/>
+        </w:rPr>
+        <w:t>Doctor</w:t>
+      </w:r>
+      <w:proofErr w:type="gramEnd"/>
+      <w:r>
+        <w:rPr>
+          <w:rFonts w:ascii="Aptos" w:hAnsi="Aptos"/>
+          <w:b/>
+          <w:bCs/>
+          <w:sz w:val="24"/>
+          <w:szCs w:val="24"/>
+        </w:rPr>
+        <w:t xml:space="preserve"> role, what changes would you make?</w:t>
       </w:r>
     </w:p>
     <w:p>
@@ -5176,7 +6295,7 @@
           <w:szCs w:val="24"/>
         </w:rPr>
         <w:pict w14:anchorId="0EDE808F">
-          <v:rect id="_x0000_i1247" style="width:0;height:1.5pt" o:hralign="center" o:hrstd="t" o:hr="t" fillcolor="#a0a0a0" stroked="f"/>
+          <v:rect id="_x0000_i1083" style="width:0;height:1.5pt" o:hralign="center" o:hrstd="t" o:hr="t" fillcolor="#a0a0a0" stroked="f"/>
         </w:pict>
       </w:r>
     </w:p>
@@ -5198,17 +6317,7 @@
           <w:sz w:val="24"/>
           <w:szCs w:val="24"/>
         </w:rPr>
-        <w:t xml:space="preserve">Q. </w:t>
-      </w:r>
-      <w:r>
-        <w:rPr>
-          <w:rFonts w:ascii="Aptos" w:hAnsi="Aptos"/>
-          <w:b/>
-          <w:bCs/>
-          <w:sz w:val="24"/>
-          <w:szCs w:val="24"/>
-        </w:rPr>
-        <w:t>"What was your biggest learning from building the AI Prompt Playground?"</w:t>
+        <w:t>Q. "What was your biggest learning from building the AI Prompt Playground?"</w:t>
       </w:r>
     </w:p>
     <w:p>
@@ -5243,7 +6352,7 @@
           <w:szCs w:val="24"/>
         </w:rPr>
         <w:pict w14:anchorId="08F6B044">
-          <v:rect id="_x0000_i1248" style="width:0;height:1.5pt" o:hralign="center" o:hrstd="t" o:hr="t" fillcolor="#a0a0a0" stroked="f"/>
+          <v:rect id="_x0000_i1084" style="width:0;height:1.5pt" o:hralign="center" o:hrstd="t" o:hr="t" fillcolor="#a0a0a0" stroked="f"/>
         </w:pict>
       </w:r>
     </w:p>
@@ -5282,7 +6391,25 @@
           <w:sz w:val="24"/>
           <w:szCs w:val="24"/>
         </w:rPr>
-        <w:t>No. Prompt Engineering guides the model using instructions without changing its parameters, whereas fine-tuning updates the model itself using additional training data. Prompt Engineering is faster and more flexible for many applications, while fine-tuning is useful when a model needs specialized behavior that prompting alone cannot achieve.</w:t>
+        <w:t xml:space="preserve">No. Prompt Engineering guides the model using instructions without changing its parameters, whereas fine-tuning updates the model itself using additional training data. Prompt Engineering is faster and more flexible for many applications, while fine-tuning is useful when a model needs specialized </w:t>
+      </w:r>
+      <w:proofErr w:type="spellStart"/>
+      <w:r>
+        <w:rPr>
+          <w:rFonts w:ascii="Aptos" w:hAnsi="Aptos"/>
+          <w:sz w:val="24"/>
+          <w:szCs w:val="24"/>
+        </w:rPr>
+        <w:t>behavior</w:t>
+      </w:r>
+      <w:proofErr w:type="spellEnd"/>
+      <w:r>
+        <w:rPr>
+          <w:rFonts w:ascii="Aptos" w:hAnsi="Aptos"/>
+          <w:sz w:val="24"/>
+          <w:szCs w:val="24"/>
+        </w:rPr>
+        <w:t xml:space="preserve"> that prompting alone cannot achieve.</w:t>
       </w:r>
     </w:p>
     <w:p>
@@ -5300,7 +6427,7 @@
           <w:szCs w:val="24"/>
         </w:rPr>
         <w:pict w14:anchorId="7AD4CAA9">
-          <v:rect id="_x0000_i1249" style="width:0;height:1.5pt" o:hralign="center" o:hrstd="t" o:hr="t" fillcolor="#a0a0a0" stroked="f"/>
+          <v:rect id="_x0000_i1085" style="width:0;height:1.5pt" o:hralign="center" o:hrstd="t" o:hr="t" fillcolor="#a0a0a0" stroked="f"/>
         </w:pict>
       </w:r>
     </w:p>
@@ -5358,7 +6485,7 @@
           <w:szCs w:val="24"/>
         </w:rPr>
         <w:pict w14:anchorId="506FAACE">
-          <v:rect id="_x0000_i1250" style="width:0;height:1.5pt" o:hralign="center" o:hrstd="t" o:hr="t" fillcolor="#a0a0a0" stroked="f"/>
+          <v:rect id="_x0000_i1086" style="width:0;height:1.5pt" o:hralign="center" o:hrstd="t" o:hr="t" fillcolor="#a0a0a0" stroked="f"/>
         </w:pict>
       </w:r>
     </w:p>
@@ -5397,17 +6524,1718 @@
           <w:sz w:val="24"/>
           <w:szCs w:val="24"/>
         </w:rPr>
-        <w:t>Agentic AI systems rely on specialized agents performing different tasks. My Prompt Playground introduces the idea of assigning different roles and behaviors through prompts. Later, these roles can evolve into independent AI agents with memory, tools, and decision-making capabilities using frameworks like LangChain and LangGraph.</w:t>
-      </w:r>
-    </w:p>
-    <w:p>
-      <w:pPr>
-        <w:rPr>
-          <w:rFonts w:ascii="Aptos" w:hAnsi="Aptos"/>
-          <w:sz w:val="24"/>
-          <w:szCs w:val="24"/>
-        </w:rPr>
-      </w:pPr>
+        <w:t xml:space="preserve">Agentic AI systems rely on specialized agents performing different tasks. My Prompt Playground introduces the idea of assigning different roles and </w:t>
+      </w:r>
+      <w:proofErr w:type="spellStart"/>
+      <w:r>
+        <w:rPr>
+          <w:rFonts w:ascii="Aptos" w:hAnsi="Aptos"/>
+          <w:sz w:val="24"/>
+          <w:szCs w:val="24"/>
+        </w:rPr>
+        <w:t>behaviors</w:t>
+      </w:r>
+      <w:proofErr w:type="spellEnd"/>
+      <w:r>
+        <w:rPr>
+          <w:rFonts w:ascii="Aptos" w:hAnsi="Aptos"/>
+          <w:sz w:val="24"/>
+          <w:szCs w:val="24"/>
+        </w:rPr>
+        <w:t xml:space="preserve"> through prompts. Later, these roles can evolve into independent AI agents with memory, tools, and decision-making capabilities using frameworks like </w:t>
+      </w:r>
+      <w:proofErr w:type="spellStart"/>
+      <w:r>
+        <w:rPr>
+          <w:rFonts w:ascii="Aptos" w:hAnsi="Aptos"/>
+          <w:sz w:val="24"/>
+          <w:szCs w:val="24"/>
+        </w:rPr>
+        <w:t>LangChain</w:t>
+      </w:r>
+      <w:proofErr w:type="spellEnd"/>
+      <w:r>
+        <w:rPr>
+          <w:rFonts w:ascii="Aptos" w:hAnsi="Aptos"/>
+          <w:sz w:val="24"/>
+          <w:szCs w:val="24"/>
+        </w:rPr>
+        <w:t xml:space="preserve"> and </w:t>
+      </w:r>
+      <w:proofErr w:type="spellStart"/>
+      <w:r>
+        <w:rPr>
+          <w:rFonts w:ascii="Aptos" w:hAnsi="Aptos"/>
+          <w:sz w:val="24"/>
+          <w:szCs w:val="24"/>
+        </w:rPr>
+        <w:t>LangGraph</w:t>
+      </w:r>
+      <w:proofErr w:type="spellEnd"/>
+      <w:r>
+        <w:rPr>
+          <w:rFonts w:ascii="Aptos" w:hAnsi="Aptos"/>
+          <w:sz w:val="24"/>
+          <w:szCs w:val="24"/>
+        </w:rPr>
+        <w:t>.</w:t>
+      </w:r>
+    </w:p>
+    <w:p>
+      <w:pPr>
+        <w:rPr>
+          <w:rFonts w:ascii="Aptos" w:hAnsi="Aptos"/>
+          <w:sz w:val="24"/>
+          <w:szCs w:val="24"/>
+        </w:rPr>
+      </w:pPr>
+    </w:p>
+    <w:p>
+      <w:pPr>
+        <w:rPr>
+          <w:rFonts w:ascii="Aptos" w:hAnsi="Aptos"/>
+          <w:b/>
+          <w:bCs/>
+          <w:color w:val="4472C4" w:themeColor="accent1"/>
+          <w:sz w:val="24"/>
+          <w:szCs w:val="24"/>
+        </w:rPr>
+      </w:pPr>
+      <w:r>
+        <w:rPr>
+          <w:rFonts w:ascii="Aptos" w:hAnsi="Aptos"/>
+          <w:b/>
+          <w:bCs/>
+          <w:color w:val="4472C4" w:themeColor="accent1"/>
+          <w:sz w:val="24"/>
+          <w:szCs w:val="24"/>
+        </w:rPr>
+        <w:t>Day 3</w:t>
+      </w:r>
+    </w:p>
+    <w:p>
+      <w:pPr>
+        <w:rPr>
+          <w:rFonts w:ascii="Aptos" w:hAnsi="Aptos"/>
+          <w:b/>
+          <w:bCs/>
+          <w:sz w:val="24"/>
+          <w:szCs w:val="24"/>
+        </w:rPr>
+      </w:pPr>
+      <w:r>
+        <w:rPr>
+          <w:rFonts w:ascii="Aptos" w:hAnsi="Aptos"/>
+          <w:b/>
+          <w:bCs/>
+          <w:sz w:val="24"/>
+          <w:szCs w:val="24"/>
+        </w:rPr>
+        <w:t>1. What is an LLM?</w:t>
+      </w:r>
+    </w:p>
+    <w:p>
+      <w:pPr>
+        <w:rPr>
+          <w:rFonts w:ascii="Aptos" w:hAnsi="Aptos"/>
+          <w:sz w:val="24"/>
+          <w:szCs w:val="24"/>
+        </w:rPr>
+      </w:pPr>
+      <w:r>
+        <w:rPr>
+          <w:rFonts w:ascii="Aptos" w:hAnsi="Aptos"/>
+          <w:sz w:val="24"/>
+          <w:szCs w:val="24"/>
+        </w:rPr>
+        <w:t>A Large Language Model, or LLM, is an AI model trained on massive amounts of text data to understand and generate human-like language. It predicts the next most likely token based on the input it receives. LLMs can perform tasks like answering questions, writing code, summarizing text, translating languages, and generating content. However, they primarily generate text and do not directly interact with external systems.</w:t>
+      </w:r>
+    </w:p>
+    <w:p>
+      <w:pPr>
+        <w:rPr>
+          <w:rFonts w:ascii="Aptos" w:hAnsi="Aptos"/>
+          <w:b/>
+          <w:bCs/>
+          <w:sz w:val="24"/>
+          <w:szCs w:val="24"/>
+        </w:rPr>
+      </w:pPr>
+      <w:r>
+        <w:rPr>
+          <w:rFonts w:ascii="Segoe UI Emoji" w:hAnsi="Segoe UI Emoji" w:cs="Segoe UI Emoji"/>
+          <w:b/>
+          <w:bCs/>
+          <w:sz w:val="24"/>
+          <w:szCs w:val="24"/>
+        </w:rPr>
+        <w:t>⭐</w:t>
+      </w:r>
+      <w:r>
+        <w:rPr>
+          <w:rFonts w:ascii="Aptos" w:hAnsi="Aptos"/>
+          <w:b/>
+          <w:bCs/>
+          <w:sz w:val="24"/>
+          <w:szCs w:val="24"/>
+        </w:rPr>
+        <w:t xml:space="preserve"> One-line Answer</w:t>
+      </w:r>
+    </w:p>
+    <w:p>
+      <w:pPr>
+        <w:rPr>
+          <w:rFonts w:ascii="Aptos" w:hAnsi="Aptos"/>
+          <w:sz w:val="24"/>
+          <w:szCs w:val="24"/>
+        </w:rPr>
+      </w:pPr>
+      <w:r>
+        <w:rPr>
+          <w:rFonts w:ascii="Aptos" w:hAnsi="Aptos"/>
+          <w:sz w:val="24"/>
+          <w:szCs w:val="24"/>
+        </w:rPr>
+        <w:t>An LLM is a language model that understands and generates text by predicting the next token based on context.</w:t>
+      </w:r>
+    </w:p>
+    <w:p>
+      <w:pPr>
+        <w:rPr>
+          <w:rFonts w:ascii="Aptos" w:hAnsi="Aptos"/>
+          <w:sz w:val="24"/>
+          <w:szCs w:val="24"/>
+        </w:rPr>
+      </w:pPr>
+      <w:r>
+        <w:rPr>
+          <w:rFonts w:ascii="Aptos" w:hAnsi="Aptos"/>
+          <w:sz w:val="24"/>
+          <w:szCs w:val="24"/>
+        </w:rPr>
+        <w:pict w14:anchorId="191034C8">
+          <v:rect id="_x0000_i1087" style="width:0;height:1.5pt" o:hralign="center" o:hrstd="t" o:hr="t" fillcolor="#a0a0a0" stroked="f"/>
+        </w:pict>
+      </w:r>
+    </w:p>
+    <w:p>
+      <w:pPr>
+        <w:rPr>
+          <w:rFonts w:ascii="Aptos" w:hAnsi="Aptos"/>
+          <w:b/>
+          <w:bCs/>
+          <w:sz w:val="24"/>
+          <w:szCs w:val="24"/>
+        </w:rPr>
+      </w:pPr>
+      <w:r>
+        <w:rPr>
+          <w:rFonts w:ascii="Aptos" w:hAnsi="Aptos"/>
+          <w:b/>
+          <w:bCs/>
+          <w:sz w:val="24"/>
+          <w:szCs w:val="24"/>
+        </w:rPr>
+        <w:t>2. Why is an LLM not an AI Agent?</w:t>
+      </w:r>
+    </w:p>
+    <w:p>
+      <w:pPr>
+        <w:rPr>
+          <w:rFonts w:ascii="Aptos" w:hAnsi="Aptos"/>
+          <w:sz w:val="24"/>
+          <w:szCs w:val="24"/>
+        </w:rPr>
+      </w:pPr>
+      <w:r>
+        <w:rPr>
+          <w:rFonts w:ascii="Aptos" w:hAnsi="Aptos"/>
+          <w:sz w:val="24"/>
+          <w:szCs w:val="24"/>
+        </w:rPr>
+        <w:t>An LLM is not an AI Agent because it can only generate text based on the input it receives. It cannot independently take actions such as sending emails, querying databases, reading files, or calling APIs. An AI Agent combines an LLM with reasoning, decision-making, and external tools, allowing it to perform real-world tasks instead of only generating responses.</w:t>
+      </w:r>
+    </w:p>
+    <w:p>
+      <w:pPr>
+        <w:rPr>
+          <w:rFonts w:ascii="Aptos" w:hAnsi="Aptos"/>
+          <w:b/>
+          <w:bCs/>
+          <w:sz w:val="24"/>
+          <w:szCs w:val="24"/>
+        </w:rPr>
+      </w:pPr>
+      <w:r>
+        <w:rPr>
+          <w:rFonts w:ascii="Segoe UI Emoji" w:hAnsi="Segoe UI Emoji" w:cs="Segoe UI Emoji"/>
+          <w:b/>
+          <w:bCs/>
+          <w:sz w:val="24"/>
+          <w:szCs w:val="24"/>
+        </w:rPr>
+        <w:t>⭐</w:t>
+      </w:r>
+      <w:r>
+        <w:rPr>
+          <w:rFonts w:ascii="Aptos" w:hAnsi="Aptos"/>
+          <w:b/>
+          <w:bCs/>
+          <w:sz w:val="24"/>
+          <w:szCs w:val="24"/>
+        </w:rPr>
+        <w:t xml:space="preserve"> One-line Answer</w:t>
+      </w:r>
+    </w:p>
+    <w:p>
+      <w:pPr>
+        <w:rPr>
+          <w:rFonts w:ascii="Aptos" w:hAnsi="Aptos"/>
+          <w:sz w:val="24"/>
+          <w:szCs w:val="24"/>
+        </w:rPr>
+      </w:pPr>
+      <w:r>
+        <w:rPr>
+          <w:rFonts w:ascii="Aptos" w:hAnsi="Aptos"/>
+          <w:sz w:val="24"/>
+          <w:szCs w:val="24"/>
+        </w:rPr>
+        <w:t>An LLM can think in language, but an AI Agent can think, decide, and take actions using tools.</w:t>
+      </w:r>
+    </w:p>
+    <w:p>
+      <w:pPr>
+        <w:rPr>
+          <w:rFonts w:ascii="Aptos" w:hAnsi="Aptos"/>
+          <w:sz w:val="24"/>
+          <w:szCs w:val="24"/>
+        </w:rPr>
+      </w:pPr>
+      <w:r>
+        <w:rPr>
+          <w:rFonts w:ascii="Aptos" w:hAnsi="Aptos"/>
+          <w:sz w:val="24"/>
+          <w:szCs w:val="24"/>
+        </w:rPr>
+        <w:pict w14:anchorId="1DC5AD48">
+          <v:rect id="_x0000_i1088" style="width:0;height:1.5pt" o:hralign="center" o:hrstd="t" o:hr="t" fillcolor="#a0a0a0" stroked="f"/>
+        </w:pict>
+      </w:r>
+    </w:p>
+    <w:p>
+      <w:pPr>
+        <w:rPr>
+          <w:rFonts w:ascii="Aptos" w:hAnsi="Aptos"/>
+          <w:b/>
+          <w:bCs/>
+          <w:sz w:val="24"/>
+          <w:szCs w:val="24"/>
+        </w:rPr>
+      </w:pPr>
+      <w:r>
+        <w:rPr>
+          <w:rFonts w:ascii="Aptos" w:hAnsi="Aptos"/>
+          <w:b/>
+          <w:bCs/>
+          <w:sz w:val="24"/>
+          <w:szCs w:val="24"/>
+        </w:rPr>
+        <w:t>3. What is an AI Agent?</w:t>
+      </w:r>
+    </w:p>
+    <w:p>
+      <w:pPr>
+        <w:rPr>
+          <w:rFonts w:ascii="Aptos" w:hAnsi="Aptos"/>
+          <w:sz w:val="24"/>
+          <w:szCs w:val="24"/>
+        </w:rPr>
+      </w:pPr>
+      <w:r>
+        <w:rPr>
+          <w:rFonts w:ascii="Aptos" w:hAnsi="Aptos"/>
+          <w:sz w:val="24"/>
+          <w:szCs w:val="24"/>
+        </w:rPr>
+        <w:t xml:space="preserve">An AI Agent is a system that uses an LLM together with reasoning, decision-making, memory, and external tools to achieve a goal. Instead of simply answering questions, an </w:t>
+      </w:r>
+      <w:r>
+        <w:rPr>
+          <w:rFonts w:ascii="Aptos" w:hAnsi="Aptos"/>
+          <w:sz w:val="24"/>
+          <w:szCs w:val="24"/>
+        </w:rPr>
+        <w:lastRenderedPageBreak/>
+        <w:t>AI Agent decides what actions are required, selects the appropriate tools, executes them, and then provides the final response to the user.</w:t>
+      </w:r>
+    </w:p>
+    <w:p>
+      <w:pPr>
+        <w:rPr>
+          <w:rFonts w:ascii="Aptos" w:hAnsi="Aptos"/>
+          <w:b/>
+          <w:bCs/>
+          <w:sz w:val="24"/>
+          <w:szCs w:val="24"/>
+        </w:rPr>
+      </w:pPr>
+      <w:r>
+        <w:rPr>
+          <w:rFonts w:ascii="Aptos" w:hAnsi="Aptos"/>
+          <w:b/>
+          <w:bCs/>
+          <w:sz w:val="24"/>
+          <w:szCs w:val="24"/>
+        </w:rPr>
+        <w:t>Example</w:t>
+      </w:r>
+    </w:p>
+    <w:p>
+      <w:pPr>
+        <w:rPr>
+          <w:rFonts w:ascii="Aptos" w:hAnsi="Aptos"/>
+          <w:sz w:val="24"/>
+          <w:szCs w:val="24"/>
+        </w:rPr>
+      </w:pPr>
+      <w:r>
+        <w:rPr>
+          <w:rFonts w:ascii="Aptos" w:hAnsi="Aptos"/>
+          <w:sz w:val="24"/>
+          <w:szCs w:val="24"/>
+        </w:rPr>
+        <w:t>For example, if I ask an AI Agent to summarize a PDF and email the summary, it can read the PDF using a file-reading tool, summarize it using an LLM, and then send the email using an email tool.</w:t>
+      </w:r>
+    </w:p>
+    <w:p>
+      <w:pPr>
+        <w:rPr>
+          <w:rFonts w:ascii="Aptos" w:hAnsi="Aptos"/>
+          <w:b/>
+          <w:bCs/>
+          <w:sz w:val="24"/>
+          <w:szCs w:val="24"/>
+        </w:rPr>
+      </w:pPr>
+      <w:r>
+        <w:rPr>
+          <w:rFonts w:ascii="Segoe UI Emoji" w:hAnsi="Segoe UI Emoji" w:cs="Segoe UI Emoji"/>
+          <w:b/>
+          <w:bCs/>
+          <w:sz w:val="24"/>
+          <w:szCs w:val="24"/>
+        </w:rPr>
+        <w:t>⭐</w:t>
+      </w:r>
+      <w:r>
+        <w:rPr>
+          <w:rFonts w:ascii="Aptos" w:hAnsi="Aptos"/>
+          <w:b/>
+          <w:bCs/>
+          <w:sz w:val="24"/>
+          <w:szCs w:val="24"/>
+        </w:rPr>
+        <w:t xml:space="preserve"> One-line Answer</w:t>
+      </w:r>
+    </w:p>
+    <w:p>
+      <w:pPr>
+        <w:rPr>
+          <w:rFonts w:ascii="Aptos" w:hAnsi="Aptos"/>
+          <w:sz w:val="24"/>
+          <w:szCs w:val="24"/>
+        </w:rPr>
+      </w:pPr>
+      <w:r>
+        <w:rPr>
+          <w:rFonts w:ascii="Aptos" w:hAnsi="Aptos"/>
+          <w:sz w:val="24"/>
+          <w:szCs w:val="24"/>
+        </w:rPr>
+        <w:t>An AI Agent is an intelligent system that uses an LLM and external tools to complete tasks.</w:t>
+      </w:r>
+    </w:p>
+    <w:p>
+      <w:pPr>
+        <w:rPr>
+          <w:rFonts w:ascii="Aptos" w:hAnsi="Aptos"/>
+          <w:sz w:val="24"/>
+          <w:szCs w:val="24"/>
+        </w:rPr>
+      </w:pPr>
+      <w:r>
+        <w:rPr>
+          <w:rFonts w:ascii="Aptos" w:hAnsi="Aptos"/>
+          <w:sz w:val="24"/>
+          <w:szCs w:val="24"/>
+        </w:rPr>
+        <w:pict w14:anchorId="439567B7">
+          <v:rect id="_x0000_i1089" style="width:0;height:1.5pt" o:hralign="center" o:hrstd="t" o:hr="t" fillcolor="#a0a0a0" stroked="f"/>
+        </w:pict>
+      </w:r>
+    </w:p>
+    <w:p>
+      <w:pPr>
+        <w:rPr>
+          <w:rFonts w:ascii="Aptos" w:hAnsi="Aptos"/>
+          <w:b/>
+          <w:bCs/>
+          <w:sz w:val="24"/>
+          <w:szCs w:val="24"/>
+        </w:rPr>
+      </w:pPr>
+      <w:r>
+        <w:rPr>
+          <w:rFonts w:ascii="Aptos" w:hAnsi="Aptos"/>
+          <w:b/>
+          <w:bCs/>
+          <w:sz w:val="24"/>
+          <w:szCs w:val="24"/>
+        </w:rPr>
+        <w:t>4. What is Function Calling?</w:t>
+      </w:r>
+    </w:p>
+    <w:p>
+      <w:pPr>
+        <w:rPr>
+          <w:rFonts w:ascii="Aptos" w:hAnsi="Aptos"/>
+          <w:sz w:val="24"/>
+          <w:szCs w:val="24"/>
+        </w:rPr>
+      </w:pPr>
+      <w:r>
+        <w:rPr>
+          <w:rFonts w:ascii="Aptos" w:hAnsi="Aptos"/>
+          <w:sz w:val="24"/>
+          <w:szCs w:val="24"/>
+        </w:rPr>
+        <w:t>Function Calling is the process where an AI application allows an LLM to use predefined functions or tools to perform specific tasks. The LLM identifies that a tool is needed, the application executes the corresponding function, and the result is returned to the LLM, which then generates the final response. This enables AI applications to perform actions instead of only generating text.</w:t>
+      </w:r>
+    </w:p>
+    <w:p>
+      <w:pPr>
+        <w:rPr>
+          <w:rFonts w:ascii="Aptos" w:hAnsi="Aptos"/>
+          <w:b/>
+          <w:bCs/>
+          <w:sz w:val="24"/>
+          <w:szCs w:val="24"/>
+        </w:rPr>
+      </w:pPr>
+      <w:r>
+        <w:rPr>
+          <w:rFonts w:ascii="Aptos" w:hAnsi="Aptos"/>
+          <w:b/>
+          <w:bCs/>
+          <w:sz w:val="24"/>
+          <w:szCs w:val="24"/>
+        </w:rPr>
+        <w:t>Example</w:t>
+      </w:r>
+    </w:p>
+    <w:p>
+      <w:pPr>
+        <w:rPr>
+          <w:rFonts w:ascii="Aptos" w:hAnsi="Aptos"/>
+          <w:sz w:val="24"/>
+          <w:szCs w:val="24"/>
+        </w:rPr>
+      </w:pPr>
+      <w:r>
+        <w:rPr>
+          <w:rFonts w:ascii="Aptos" w:hAnsi="Aptos"/>
+          <w:sz w:val="24"/>
+          <w:szCs w:val="24"/>
+        </w:rPr>
+        <w:t>If the user asks "Calculate 250 × 80," the application can call a calculator function instead of relying on the LLM to perform the calculation.</w:t>
+      </w:r>
+    </w:p>
+    <w:p>
+      <w:pPr>
+        <w:rPr>
+          <w:rFonts w:ascii="Aptos" w:hAnsi="Aptos"/>
+          <w:b/>
+          <w:bCs/>
+          <w:sz w:val="24"/>
+          <w:szCs w:val="24"/>
+        </w:rPr>
+      </w:pPr>
+      <w:r>
+        <w:rPr>
+          <w:rFonts w:ascii="Segoe UI Emoji" w:hAnsi="Segoe UI Emoji" w:cs="Segoe UI Emoji"/>
+          <w:b/>
+          <w:bCs/>
+          <w:sz w:val="24"/>
+          <w:szCs w:val="24"/>
+        </w:rPr>
+        <w:t>⭐</w:t>
+      </w:r>
+      <w:r>
+        <w:rPr>
+          <w:rFonts w:ascii="Aptos" w:hAnsi="Aptos"/>
+          <w:b/>
+          <w:bCs/>
+          <w:sz w:val="24"/>
+          <w:szCs w:val="24"/>
+        </w:rPr>
+        <w:t xml:space="preserve"> One-line Answer</w:t>
+      </w:r>
+    </w:p>
+    <w:p>
+      <w:pPr>
+        <w:rPr>
+          <w:rFonts w:ascii="Aptos" w:hAnsi="Aptos"/>
+          <w:sz w:val="24"/>
+          <w:szCs w:val="24"/>
+        </w:rPr>
+      </w:pPr>
+      <w:r>
+        <w:rPr>
+          <w:rFonts w:ascii="Aptos" w:hAnsi="Aptos"/>
+          <w:sz w:val="24"/>
+          <w:szCs w:val="24"/>
+        </w:rPr>
+        <w:t>Function Calling allows an AI application to execute predefined functions or tools when the LLM determines they are needed.</w:t>
+      </w:r>
+    </w:p>
+    <w:p>
+      <w:pPr>
+        <w:rPr>
+          <w:rFonts w:ascii="Aptos" w:hAnsi="Aptos"/>
+          <w:sz w:val="24"/>
+          <w:szCs w:val="24"/>
+        </w:rPr>
+      </w:pPr>
+      <w:r>
+        <w:rPr>
+          <w:rFonts w:ascii="Aptos" w:hAnsi="Aptos"/>
+          <w:sz w:val="24"/>
+          <w:szCs w:val="24"/>
+        </w:rPr>
+        <w:pict w14:anchorId="55B8B909">
+          <v:rect id="_x0000_i1090" style="width:0;height:1.5pt" o:hralign="center" o:hrstd="t" o:hr="t" fillcolor="#a0a0a0" stroked="f"/>
+        </w:pict>
+      </w:r>
+    </w:p>
+    <w:p>
+      <w:pPr>
+        <w:rPr>
+          <w:rFonts w:ascii="Aptos" w:hAnsi="Aptos"/>
+          <w:b/>
+          <w:bCs/>
+          <w:sz w:val="24"/>
+          <w:szCs w:val="24"/>
+        </w:rPr>
+      </w:pPr>
+      <w:r>
+        <w:rPr>
+          <w:rFonts w:ascii="Aptos" w:hAnsi="Aptos"/>
+          <w:b/>
+          <w:bCs/>
+          <w:sz w:val="24"/>
+          <w:szCs w:val="24"/>
+        </w:rPr>
+        <w:t>5. What is a Tool?</w:t>
+      </w:r>
+    </w:p>
+    <w:p>
+      <w:pPr>
+        <w:rPr>
+          <w:rFonts w:ascii="Aptos" w:hAnsi="Aptos"/>
+          <w:sz w:val="24"/>
+          <w:szCs w:val="24"/>
+        </w:rPr>
+      </w:pPr>
+      <w:r>
+        <w:rPr>
+          <w:rFonts w:ascii="Aptos" w:hAnsi="Aptos"/>
+          <w:sz w:val="24"/>
+          <w:szCs w:val="24"/>
+        </w:rPr>
+        <w:t>A tool is any external function, API, or service that an AI Agent can use to perform a specific task. Tools allow the agent to interact with the real world instead of only generating text. Examples include calculators, weather APIs, database queries, file readers, search engines, email senders, and Python functions.</w:t>
+      </w:r>
+    </w:p>
+    <w:p>
+      <w:pPr>
+        <w:rPr>
+          <w:rFonts w:ascii="Aptos" w:hAnsi="Aptos"/>
+          <w:b/>
+          <w:bCs/>
+          <w:sz w:val="24"/>
+          <w:szCs w:val="24"/>
+        </w:rPr>
+      </w:pPr>
+      <w:r>
+        <w:rPr>
+          <w:rFonts w:ascii="Segoe UI Emoji" w:hAnsi="Segoe UI Emoji" w:cs="Segoe UI Emoji"/>
+          <w:b/>
+          <w:bCs/>
+          <w:sz w:val="24"/>
+          <w:szCs w:val="24"/>
+        </w:rPr>
+        <w:t>⭐</w:t>
+      </w:r>
+      <w:r>
+        <w:rPr>
+          <w:rFonts w:ascii="Aptos" w:hAnsi="Aptos"/>
+          <w:b/>
+          <w:bCs/>
+          <w:sz w:val="24"/>
+          <w:szCs w:val="24"/>
+        </w:rPr>
+        <w:t xml:space="preserve"> One-line Answer</w:t>
+      </w:r>
+    </w:p>
+    <w:p>
+      <w:pPr>
+        <w:rPr>
+          <w:rFonts w:ascii="Aptos" w:hAnsi="Aptos"/>
+          <w:sz w:val="24"/>
+          <w:szCs w:val="24"/>
+        </w:rPr>
+      </w:pPr>
+      <w:r>
+        <w:rPr>
+          <w:rFonts w:ascii="Aptos" w:hAnsi="Aptos"/>
+          <w:sz w:val="24"/>
+          <w:szCs w:val="24"/>
+        </w:rPr>
+        <w:t>A tool is an external capability that helps an AI Agent perform real-world actions.</w:t>
+      </w:r>
+    </w:p>
+    <w:p>
+      <w:pPr>
+        <w:rPr>
+          <w:rFonts w:ascii="Aptos" w:hAnsi="Aptos"/>
+          <w:sz w:val="24"/>
+          <w:szCs w:val="24"/>
+        </w:rPr>
+      </w:pPr>
+      <w:r>
+        <w:rPr>
+          <w:rFonts w:ascii="Aptos" w:hAnsi="Aptos"/>
+          <w:sz w:val="24"/>
+          <w:szCs w:val="24"/>
+        </w:rPr>
+        <w:pict w14:anchorId="2A9F7B24">
+          <v:rect id="_x0000_i1091" style="width:0;height:1.5pt" o:hralign="center" o:hrstd="t" o:hr="t" fillcolor="#a0a0a0" stroked="f"/>
+        </w:pict>
+      </w:r>
+    </w:p>
+    <w:p>
+      <w:pPr>
+        <w:rPr>
+          <w:rFonts w:ascii="Aptos" w:hAnsi="Aptos"/>
+          <w:b/>
+          <w:bCs/>
+          <w:sz w:val="24"/>
+          <w:szCs w:val="24"/>
+        </w:rPr>
+      </w:pPr>
+      <w:r>
+        <w:rPr>
+          <w:rFonts w:ascii="Aptos" w:hAnsi="Aptos"/>
+          <w:b/>
+          <w:bCs/>
+          <w:sz w:val="24"/>
+          <w:szCs w:val="24"/>
+        </w:rPr>
+        <w:t>6. Why do Agents need Tools?</w:t>
+      </w:r>
+    </w:p>
+    <w:p>
+      <w:pPr>
+        <w:rPr>
+          <w:rFonts w:ascii="Aptos" w:hAnsi="Aptos"/>
+          <w:sz w:val="24"/>
+          <w:szCs w:val="24"/>
+        </w:rPr>
+      </w:pPr>
+      <w:r>
+        <w:rPr>
+          <w:rFonts w:ascii="Aptos" w:hAnsi="Aptos"/>
+          <w:sz w:val="24"/>
+          <w:szCs w:val="24"/>
+        </w:rPr>
+        <w:t xml:space="preserve">Agents need tools because an LLM alone cannot access real-time information or perform external actions. Tools allow agents to calculate accurately, retrieve live data, </w:t>
+      </w:r>
+      <w:r>
+        <w:rPr>
+          <w:rFonts w:ascii="Aptos" w:hAnsi="Aptos"/>
+          <w:sz w:val="24"/>
+          <w:szCs w:val="24"/>
+        </w:rPr>
+        <w:lastRenderedPageBreak/>
+        <w:t>read files, search databases, send emails, and interact with other software systems. By combining reasoning from the LLM with actions performed by tools, AI Agents become much more useful and reliable.</w:t>
+      </w:r>
+    </w:p>
+    <w:p>
+      <w:pPr>
+        <w:rPr>
+          <w:rFonts w:ascii="Aptos" w:hAnsi="Aptos"/>
+          <w:b/>
+          <w:bCs/>
+          <w:sz w:val="24"/>
+          <w:szCs w:val="24"/>
+        </w:rPr>
+      </w:pPr>
+      <w:r>
+        <w:rPr>
+          <w:rFonts w:ascii="Segoe UI Emoji" w:hAnsi="Segoe UI Emoji" w:cs="Segoe UI Emoji"/>
+          <w:b/>
+          <w:bCs/>
+          <w:sz w:val="24"/>
+          <w:szCs w:val="24"/>
+        </w:rPr>
+        <w:t>⭐</w:t>
+      </w:r>
+      <w:r>
+        <w:rPr>
+          <w:rFonts w:ascii="Aptos" w:hAnsi="Aptos"/>
+          <w:b/>
+          <w:bCs/>
+          <w:sz w:val="24"/>
+          <w:szCs w:val="24"/>
+        </w:rPr>
+        <w:t xml:space="preserve"> One-line Answer</w:t>
+      </w:r>
+    </w:p>
+    <w:p>
+      <w:pPr>
+        <w:rPr>
+          <w:rFonts w:ascii="Aptos" w:hAnsi="Aptos"/>
+          <w:sz w:val="24"/>
+          <w:szCs w:val="24"/>
+        </w:rPr>
+      </w:pPr>
+      <w:r>
+        <w:rPr>
+          <w:rFonts w:ascii="Aptos" w:hAnsi="Aptos"/>
+          <w:sz w:val="24"/>
+          <w:szCs w:val="24"/>
+        </w:rPr>
+        <w:t>Agents need tools to perform actions and access information beyond the LLM's built-in capabilities.</w:t>
+      </w:r>
+    </w:p>
+    <w:p>
+      <w:pPr>
+        <w:rPr>
+          <w:rFonts w:ascii="Aptos" w:hAnsi="Aptos"/>
+          <w:sz w:val="24"/>
+          <w:szCs w:val="24"/>
+        </w:rPr>
+      </w:pPr>
+      <w:r>
+        <w:rPr>
+          <w:rFonts w:ascii="Aptos" w:hAnsi="Aptos"/>
+          <w:sz w:val="24"/>
+          <w:szCs w:val="24"/>
+        </w:rPr>
+        <w:pict w14:anchorId="4343EAFF">
+          <v:rect id="_x0000_i1092" style="width:0;height:1.5pt" o:hralign="center" o:hrstd="t" o:hr="t" fillcolor="#a0a0a0" stroked="f"/>
+        </w:pict>
+      </w:r>
+    </w:p>
+    <w:p>
+      <w:pPr>
+        <w:rPr>
+          <w:rFonts w:ascii="Aptos" w:hAnsi="Aptos"/>
+          <w:b/>
+          <w:bCs/>
+          <w:sz w:val="24"/>
+          <w:szCs w:val="24"/>
+        </w:rPr>
+      </w:pPr>
+      <w:r>
+        <w:rPr>
+          <w:rFonts w:ascii="Aptos" w:hAnsi="Aptos"/>
+          <w:b/>
+          <w:bCs/>
+          <w:sz w:val="24"/>
+          <w:szCs w:val="24"/>
+        </w:rPr>
+        <w:t>7. How does an Agent decide which Tool to use?</w:t>
+      </w:r>
+    </w:p>
+    <w:p>
+      <w:pPr>
+        <w:rPr>
+          <w:rFonts w:ascii="Aptos" w:hAnsi="Aptos"/>
+          <w:sz w:val="24"/>
+          <w:szCs w:val="24"/>
+        </w:rPr>
+      </w:pPr>
+      <w:r>
+        <w:rPr>
+          <w:rFonts w:ascii="Aptos" w:hAnsi="Aptos"/>
+          <w:sz w:val="24"/>
+          <w:szCs w:val="24"/>
+        </w:rPr>
+        <w:t xml:space="preserve">An AI Agent first </w:t>
+      </w:r>
+      <w:proofErr w:type="spellStart"/>
+      <w:r>
+        <w:rPr>
+          <w:rFonts w:ascii="Aptos" w:hAnsi="Aptos"/>
+          <w:sz w:val="24"/>
+          <w:szCs w:val="24"/>
+        </w:rPr>
+        <w:t>analyzes</w:t>
+      </w:r>
+      <w:proofErr w:type="spellEnd"/>
+      <w:r>
+        <w:rPr>
+          <w:rFonts w:ascii="Aptos" w:hAnsi="Aptos"/>
+          <w:sz w:val="24"/>
+          <w:szCs w:val="24"/>
+        </w:rPr>
+        <w:t xml:space="preserve"> the user's request to determine whether a tool is required. If the request involves an external action or specialized computation, the agent selects the appropriate tool, executes it, receives the result, and then uses the LLM to generate a natural language response. In my Day 3 project, I implement this using simple keyword-based routing. Later, frameworks like </w:t>
+      </w:r>
+      <w:proofErr w:type="spellStart"/>
+      <w:r>
+        <w:rPr>
+          <w:rFonts w:ascii="Aptos" w:hAnsi="Aptos"/>
+          <w:sz w:val="24"/>
+          <w:szCs w:val="24"/>
+        </w:rPr>
+        <w:t>LangChain</w:t>
+      </w:r>
+      <w:proofErr w:type="spellEnd"/>
+      <w:r>
+        <w:rPr>
+          <w:rFonts w:ascii="Aptos" w:hAnsi="Aptos"/>
+          <w:sz w:val="24"/>
+          <w:szCs w:val="24"/>
+        </w:rPr>
+        <w:t xml:space="preserve"> and </w:t>
+      </w:r>
+      <w:proofErr w:type="spellStart"/>
+      <w:r>
+        <w:rPr>
+          <w:rFonts w:ascii="Aptos" w:hAnsi="Aptos"/>
+          <w:sz w:val="24"/>
+          <w:szCs w:val="24"/>
+        </w:rPr>
+        <w:t>LangGraph</w:t>
+      </w:r>
+      <w:proofErr w:type="spellEnd"/>
+      <w:r>
+        <w:rPr>
+          <w:rFonts w:ascii="Aptos" w:hAnsi="Aptos"/>
+          <w:sz w:val="24"/>
+          <w:szCs w:val="24"/>
+        </w:rPr>
+        <w:t xml:space="preserve"> use more advanced reasoning to select tools automatically.</w:t>
+      </w:r>
+    </w:p>
+    <w:p>
+      <w:pPr>
+        <w:rPr>
+          <w:rFonts w:ascii="Aptos" w:hAnsi="Aptos"/>
+          <w:b/>
+          <w:bCs/>
+          <w:sz w:val="24"/>
+          <w:szCs w:val="24"/>
+        </w:rPr>
+      </w:pPr>
+      <w:r>
+        <w:rPr>
+          <w:rFonts w:ascii="Segoe UI Emoji" w:hAnsi="Segoe UI Emoji" w:cs="Segoe UI Emoji"/>
+          <w:b/>
+          <w:bCs/>
+          <w:sz w:val="24"/>
+          <w:szCs w:val="24"/>
+        </w:rPr>
+        <w:t>⭐</w:t>
+      </w:r>
+      <w:r>
+        <w:rPr>
+          <w:rFonts w:ascii="Aptos" w:hAnsi="Aptos"/>
+          <w:b/>
+          <w:bCs/>
+          <w:sz w:val="24"/>
+          <w:szCs w:val="24"/>
+        </w:rPr>
+        <w:t xml:space="preserve"> One-line Answer</w:t>
+      </w:r>
+    </w:p>
+    <w:p>
+      <w:pPr>
+        <w:rPr>
+          <w:rFonts w:ascii="Aptos" w:hAnsi="Aptos"/>
+          <w:sz w:val="24"/>
+          <w:szCs w:val="24"/>
+        </w:rPr>
+      </w:pPr>
+      <w:r>
+        <w:rPr>
+          <w:rFonts w:ascii="Aptos" w:hAnsi="Aptos"/>
+          <w:sz w:val="24"/>
+          <w:szCs w:val="24"/>
+        </w:rPr>
+        <w:t xml:space="preserve">An agent </w:t>
+      </w:r>
+      <w:proofErr w:type="spellStart"/>
+      <w:r>
+        <w:rPr>
+          <w:rFonts w:ascii="Aptos" w:hAnsi="Aptos"/>
+          <w:sz w:val="24"/>
+          <w:szCs w:val="24"/>
+        </w:rPr>
+        <w:t>analyzes</w:t>
+      </w:r>
+      <w:proofErr w:type="spellEnd"/>
+      <w:r>
+        <w:rPr>
+          <w:rFonts w:ascii="Aptos" w:hAnsi="Aptos"/>
+          <w:sz w:val="24"/>
+          <w:szCs w:val="24"/>
+        </w:rPr>
+        <w:t xml:space="preserve"> the user's request, identifies the required task, selects the appropriate tool, executes it, and then returns the final response.</w:t>
+      </w:r>
+    </w:p>
+    <w:p>
+      <w:pPr>
+        <w:rPr>
+          <w:rFonts w:ascii="Aptos" w:hAnsi="Aptos"/>
+          <w:sz w:val="24"/>
+          <w:szCs w:val="24"/>
+        </w:rPr>
+      </w:pPr>
+      <w:r>
+        <w:rPr>
+          <w:rFonts w:ascii="Aptos" w:hAnsi="Aptos"/>
+          <w:sz w:val="24"/>
+          <w:szCs w:val="24"/>
+        </w:rPr>
+        <w:pict w14:anchorId="1F9B0717">
+          <v:rect id="_x0000_i1093" style="width:0;height:1.5pt" o:hralign="center" o:hrstd="t" o:hr="t" fillcolor="#a0a0a0" stroked="f"/>
+        </w:pict>
+      </w:r>
+    </w:p>
+    <w:p>
+      <w:pPr>
+        <w:rPr>
+          <w:rFonts w:ascii="Aptos" w:hAnsi="Aptos"/>
+          <w:b/>
+          <w:bCs/>
+          <w:sz w:val="24"/>
+          <w:szCs w:val="24"/>
+        </w:rPr>
+      </w:pPr>
+      <w:r>
+        <w:rPr>
+          <w:rFonts w:ascii="Aptos" w:hAnsi="Aptos"/>
+          <w:b/>
+          <w:bCs/>
+          <w:sz w:val="24"/>
+          <w:szCs w:val="24"/>
+        </w:rPr>
+        <w:t>8</w:t>
+      </w:r>
+      <w:r>
+        <w:rPr>
+          <w:rFonts w:ascii="Aptos" w:hAnsi="Aptos"/>
+          <w:b/>
+          <w:bCs/>
+          <w:sz w:val="24"/>
+          <w:szCs w:val="24"/>
+        </w:rPr>
+        <w:t>. Why can't an LLM send an email on its own?</w:t>
+      </w:r>
+    </w:p>
+    <w:p>
+      <w:pPr>
+        <w:rPr>
+          <w:rFonts w:ascii="Aptos" w:hAnsi="Aptos"/>
+          <w:sz w:val="24"/>
+          <w:szCs w:val="24"/>
+        </w:rPr>
+      </w:pPr>
+      <w:r>
+        <w:rPr>
+          <w:rFonts w:ascii="Aptos" w:hAnsi="Aptos"/>
+          <w:sz w:val="24"/>
+          <w:szCs w:val="24"/>
+        </w:rPr>
+        <w:t>An LLM cannot send an email on its own because it only generates text and does not have direct access to external applications or services. It can draft the email content, but sending the email requires an external email tool or API. An AI Agent uses such a tool to perform the actual action.</w:t>
+      </w:r>
+    </w:p>
+    <w:p>
+      <w:pPr>
+        <w:rPr>
+          <w:rFonts w:ascii="Aptos" w:hAnsi="Aptos"/>
+          <w:sz w:val="24"/>
+          <w:szCs w:val="24"/>
+        </w:rPr>
+      </w:pPr>
+      <w:r>
+        <w:rPr>
+          <w:rFonts w:ascii="Aptos" w:hAnsi="Aptos"/>
+          <w:sz w:val="24"/>
+          <w:szCs w:val="24"/>
+        </w:rPr>
+        <w:pict w14:anchorId="54714148">
+          <v:rect id="_x0000_i1094" style="width:0;height:1.5pt" o:hralign="center" o:hrstd="t" o:hr="t" fillcolor="#a0a0a0" stroked="f"/>
+        </w:pict>
+      </w:r>
+    </w:p>
+    <w:p>
+      <w:pPr>
+        <w:rPr>
+          <w:rFonts w:ascii="Aptos" w:hAnsi="Aptos"/>
+          <w:b/>
+          <w:bCs/>
+          <w:sz w:val="24"/>
+          <w:szCs w:val="24"/>
+        </w:rPr>
+      </w:pPr>
+      <w:r>
+        <w:rPr>
+          <w:rFonts w:ascii="Aptos" w:hAnsi="Aptos"/>
+          <w:b/>
+          <w:bCs/>
+          <w:sz w:val="24"/>
+          <w:szCs w:val="24"/>
+        </w:rPr>
+        <w:t>9</w:t>
+      </w:r>
+      <w:r>
+        <w:rPr>
+          <w:rFonts w:ascii="Aptos" w:hAnsi="Aptos"/>
+          <w:b/>
+          <w:bCs/>
+          <w:sz w:val="24"/>
+          <w:szCs w:val="24"/>
+        </w:rPr>
+        <w:t>. Why is a calculator tool more reliable than asking the LLM to multiply very large numbers?</w:t>
+      </w:r>
+    </w:p>
+    <w:p>
+      <w:pPr>
+        <w:rPr>
+          <w:rFonts w:ascii="Aptos" w:hAnsi="Aptos"/>
+          <w:sz w:val="24"/>
+          <w:szCs w:val="24"/>
+        </w:rPr>
+      </w:pPr>
+      <w:r>
+        <w:rPr>
+          <w:rFonts w:ascii="Aptos" w:hAnsi="Aptos"/>
+          <w:sz w:val="24"/>
+          <w:szCs w:val="24"/>
+        </w:rPr>
+        <w:t>An LLM generates responses by predicting the next token based on patterns it learned during training. Although it can often perform simple arithmetic correctly, it is not designed to be a precise calculator and may make mistakes with large or complex calculations. A calculator tool performs exact mathematical operations, making it more reliable for numerical tasks.</w:t>
+      </w:r>
+    </w:p>
+    <w:p>
+      <w:pPr>
+        <w:rPr>
+          <w:rFonts w:ascii="Aptos" w:hAnsi="Aptos"/>
+          <w:sz w:val="24"/>
+          <w:szCs w:val="24"/>
+        </w:rPr>
+      </w:pPr>
+      <w:r>
+        <w:rPr>
+          <w:rFonts w:ascii="Aptos" w:hAnsi="Aptos"/>
+          <w:sz w:val="24"/>
+          <w:szCs w:val="24"/>
+        </w:rPr>
+        <w:pict w14:anchorId="17E2492A">
+          <v:rect id="_x0000_i1095" style="width:0;height:1.5pt" o:hralign="center" o:hrstd="t" o:hr="t" fillcolor="#a0a0a0" stroked="f"/>
+        </w:pict>
+      </w:r>
+    </w:p>
+    <w:p>
+      <w:pPr>
+        <w:rPr>
+          <w:rFonts w:ascii="Aptos" w:hAnsi="Aptos"/>
+          <w:b/>
+          <w:bCs/>
+          <w:sz w:val="24"/>
+          <w:szCs w:val="24"/>
+        </w:rPr>
+      </w:pPr>
+      <w:r>
+        <w:rPr>
+          <w:rFonts w:ascii="Aptos" w:hAnsi="Aptos"/>
+          <w:b/>
+          <w:bCs/>
+          <w:sz w:val="24"/>
+          <w:szCs w:val="24"/>
+        </w:rPr>
+        <w:t>10</w:t>
+      </w:r>
+      <w:r>
+        <w:rPr>
+          <w:rFonts w:ascii="Aptos" w:hAnsi="Aptos"/>
+          <w:b/>
+          <w:bCs/>
+          <w:sz w:val="24"/>
+          <w:szCs w:val="24"/>
+        </w:rPr>
+        <w:t>. If the user asks "What's today's date?", should you use Gemini or a local Date &amp; Time tool? Why?</w:t>
+      </w:r>
+    </w:p>
+    <w:p>
+      <w:pPr>
+        <w:rPr>
+          <w:rFonts w:ascii="Aptos" w:hAnsi="Aptos"/>
+          <w:sz w:val="24"/>
+          <w:szCs w:val="24"/>
+        </w:rPr>
+      </w:pPr>
+      <w:r>
+        <w:rPr>
+          <w:rFonts w:ascii="Aptos" w:hAnsi="Aptos"/>
+          <w:sz w:val="24"/>
+          <w:szCs w:val="24"/>
+        </w:rPr>
+        <w:lastRenderedPageBreak/>
+        <w:t>I would use a local Date &amp; Time tool because today's date is dynamic information that changes every day. A local date and time function can retrieve the current system date accurately, whereas an LLM may not have access to real-time information. Using the appropriate tool ensures the response is always correct.</w:t>
+      </w:r>
+    </w:p>
+    <w:p>
+      <w:pPr>
+        <w:rPr>
+          <w:rFonts w:ascii="Aptos" w:hAnsi="Aptos"/>
+          <w:sz w:val="24"/>
+          <w:szCs w:val="24"/>
+        </w:rPr>
+      </w:pPr>
+      <w:r>
+        <w:rPr>
+          <w:rFonts w:ascii="Aptos" w:hAnsi="Aptos"/>
+          <w:sz w:val="24"/>
+          <w:szCs w:val="24"/>
+        </w:rPr>
+        <w:pict w14:anchorId="5F1D9A36">
+          <v:rect id="_x0000_i1096" style="width:0;height:1.5pt" o:hralign="center" o:hrstd="t" o:hr="t" fillcolor="#a0a0a0" stroked="f"/>
+        </w:pict>
+      </w:r>
+    </w:p>
+    <w:p>
+      <w:pPr>
+        <w:rPr>
+          <w:rFonts w:ascii="Aptos" w:hAnsi="Aptos"/>
+          <w:b/>
+          <w:bCs/>
+          <w:sz w:val="24"/>
+          <w:szCs w:val="24"/>
+        </w:rPr>
+      </w:pPr>
+      <w:r>
+        <w:rPr>
+          <w:rFonts w:ascii="Aptos" w:hAnsi="Aptos"/>
+          <w:b/>
+          <w:bCs/>
+          <w:sz w:val="24"/>
+          <w:szCs w:val="24"/>
+        </w:rPr>
+        <w:t>11</w:t>
+      </w:r>
+      <w:r>
+        <w:rPr>
+          <w:rFonts w:ascii="Aptos" w:hAnsi="Aptos"/>
+          <w:b/>
+          <w:bCs/>
+          <w:sz w:val="24"/>
+          <w:szCs w:val="24"/>
+        </w:rPr>
+        <w:t>. Can one AI Agent use multiple tools for a single request? Give an example.</w:t>
+      </w:r>
+    </w:p>
+    <w:p>
+      <w:pPr>
+        <w:rPr>
+          <w:rFonts w:ascii="Aptos" w:hAnsi="Aptos"/>
+          <w:sz w:val="24"/>
+          <w:szCs w:val="24"/>
+        </w:rPr>
+      </w:pPr>
+      <w:r>
+        <w:rPr>
+          <w:rFonts w:ascii="Aptos" w:hAnsi="Aptos"/>
+          <w:sz w:val="24"/>
+          <w:szCs w:val="24"/>
+        </w:rPr>
+        <w:t>Yes. An AI Agent can use multiple tools within a single workflow. For example, if the user asks, "Read this PDF, summarize it, and email the summary to my manager," the agent would first use a File Reader tool to access the document, then use the LLM to generate the summary, and finally use an Email tool to send the summary. This ability to coordinate multiple tools is one of the key strengths of AI Agents.</w:t>
+      </w:r>
+    </w:p>
+    <w:p>
+      <w:pPr>
+        <w:rPr>
+          <w:rFonts w:ascii="Aptos" w:hAnsi="Aptos"/>
+          <w:sz w:val="24"/>
+          <w:szCs w:val="24"/>
+        </w:rPr>
+      </w:pPr>
+      <w:r>
+        <w:rPr>
+          <w:rFonts w:ascii="Aptos" w:hAnsi="Aptos"/>
+          <w:sz w:val="24"/>
+          <w:szCs w:val="24"/>
+        </w:rPr>
+        <w:pict w14:anchorId="0DB1EE2D">
+          <v:rect id="_x0000_i1097" style="width:0;height:1.5pt" o:hralign="center" o:hrstd="t" o:hr="t" fillcolor="#a0a0a0" stroked="f"/>
+        </w:pict>
+      </w:r>
+    </w:p>
+    <w:p>
+      <w:pPr>
+        <w:rPr>
+          <w:rFonts w:ascii="Aptos" w:hAnsi="Aptos"/>
+          <w:sz w:val="24"/>
+          <w:szCs w:val="24"/>
+        </w:rPr>
+      </w:pPr>
+      <w:r>
+        <w:rPr>
+          <w:rFonts w:ascii="Aptos" w:hAnsi="Aptos"/>
+          <w:b/>
+          <w:bCs/>
+          <w:sz w:val="24"/>
+          <w:szCs w:val="24"/>
+        </w:rPr>
+        <w:t xml:space="preserve">12. </w:t>
+      </w:r>
+      <w:r>
+        <w:rPr>
+          <w:rFonts w:ascii="Aptos" w:hAnsi="Aptos"/>
+          <w:b/>
+          <w:bCs/>
+          <w:sz w:val="24"/>
+          <w:szCs w:val="24"/>
+        </w:rPr>
+        <w:t>"In one sentence, what is the biggest difference between an LLM and an AI Agent?"</w:t>
+      </w:r>
+    </w:p>
+    <w:p>
+      <w:pPr>
+        <w:rPr>
+          <w:rFonts w:ascii="Aptos" w:hAnsi="Aptos"/>
+          <w:sz w:val="24"/>
+          <w:szCs w:val="24"/>
+        </w:rPr>
+      </w:pPr>
+      <w:r>
+        <w:rPr>
+          <w:rFonts w:ascii="Aptos" w:hAnsi="Aptos"/>
+          <w:sz w:val="24"/>
+          <w:szCs w:val="24"/>
+        </w:rPr>
+        <w:t>An LLM generates language, whereas an AI Agent uses an LLM together with reasoning and external tools to perform real-world tasks.</w:t>
+      </w:r>
+    </w:p>
+    <w:p>
+      <w:pPr>
+        <w:rPr>
+          <w:rFonts w:ascii="Aptos" w:hAnsi="Aptos"/>
+          <w:sz w:val="24"/>
+          <w:szCs w:val="24"/>
+        </w:rPr>
+      </w:pPr>
+    </w:p>
+    <w:p>
+      <w:pPr>
+        <w:rPr>
+          <w:rFonts w:ascii="Aptos" w:hAnsi="Aptos"/>
+          <w:b/>
+          <w:bCs/>
+          <w:sz w:val="24"/>
+          <w:szCs w:val="24"/>
+        </w:rPr>
+      </w:pPr>
+      <w:r>
+        <w:rPr>
+          <w:rFonts w:ascii="Aptos" w:hAnsi="Aptos"/>
+          <w:b/>
+          <w:bCs/>
+          <w:sz w:val="24"/>
+          <w:szCs w:val="24"/>
+        </w:rPr>
+        <w:t xml:space="preserve">13. </w:t>
+      </w:r>
+      <w:r>
+        <w:rPr>
+          <w:rFonts w:ascii="Aptos" w:hAnsi="Aptos"/>
+          <w:b/>
+          <w:bCs/>
+          <w:sz w:val="24"/>
+          <w:szCs w:val="24"/>
+        </w:rPr>
+        <w:t xml:space="preserve">what is stateless and stateful </w:t>
+      </w:r>
+      <w:proofErr w:type="spellStart"/>
+      <w:r>
+        <w:rPr>
+          <w:rFonts w:ascii="Aptos" w:hAnsi="Aptos"/>
+          <w:b/>
+          <w:bCs/>
+          <w:sz w:val="24"/>
+          <w:szCs w:val="24"/>
+        </w:rPr>
+        <w:t>api</w:t>
+      </w:r>
+      <w:proofErr w:type="spellEnd"/>
+    </w:p>
+    <w:p>
+      <w:pPr>
+        <w:rPr>
+          <w:rFonts w:ascii="Aptos" w:hAnsi="Aptos"/>
+          <w:sz w:val="24"/>
+          <w:szCs w:val="24"/>
+        </w:rPr>
+      </w:pPr>
+      <w:r>
+        <w:rPr>
+          <w:rFonts w:ascii="Aptos" w:hAnsi="Aptos"/>
+          <w:sz w:val="24"/>
+          <w:szCs w:val="24"/>
+        </w:rPr>
+        <w:t xml:space="preserve">In a </w:t>
+      </w:r>
+      <w:r>
+        <w:rPr>
+          <w:rFonts w:ascii="Aptos" w:hAnsi="Aptos"/>
+          <w:b/>
+          <w:bCs/>
+          <w:sz w:val="24"/>
+          <w:szCs w:val="24"/>
+        </w:rPr>
+        <w:t>stateless API</w:t>
+      </w:r>
+      <w:r>
+        <w:rPr>
+          <w:rFonts w:ascii="Aptos" w:hAnsi="Aptos"/>
+          <w:sz w:val="24"/>
+          <w:szCs w:val="24"/>
+        </w:rPr>
+        <w:t>, the server treats every single request as completely independent and isolated. The server does not store any information about the client's session or history in its active memory</w:t>
+      </w:r>
+      <w:r>
+        <w:rPr>
+          <w:rFonts w:ascii="Aptos" w:hAnsi="Aptos"/>
+          <w:sz w:val="24"/>
+          <w:szCs w:val="24"/>
+        </w:rPr>
+        <w:t>.</w:t>
+      </w:r>
+    </w:p>
+    <w:p>
+      <w:pPr>
+        <w:rPr>
+          <w:rFonts w:ascii="Aptos" w:hAnsi="Aptos"/>
+          <w:sz w:val="24"/>
+          <w:szCs w:val="24"/>
+        </w:rPr>
+      </w:pPr>
+      <w:r>
+        <w:rPr>
+          <w:rFonts w:ascii="Aptos" w:hAnsi="Aptos"/>
+          <w:b/>
+          <w:bCs/>
+          <w:sz w:val="24"/>
+          <w:szCs w:val="24"/>
+        </w:rPr>
+        <w:t>How it works:</w:t>
+      </w:r>
+      <w:r>
+        <w:rPr>
+          <w:rFonts w:ascii="Aptos" w:hAnsi="Aptos"/>
+          <w:sz w:val="24"/>
+          <w:szCs w:val="24"/>
+        </w:rPr>
+        <w:t xml:space="preserve"> The client must send all necessary context, parameters, and authentication data (like a </w:t>
+      </w:r>
+      <w:hyperlink r:id="rId5" w:tgtFrame="_blank" w:history="1">
+        <w:r>
+          <w:rPr>
+            <w:rStyle w:val="Hyperlink"/>
+            <w:rFonts w:ascii="Aptos" w:hAnsi="Aptos"/>
+            <w:sz w:val="24"/>
+            <w:szCs w:val="24"/>
+          </w:rPr>
+          <w:t>JSON Web Token (JWT)</w:t>
+        </w:r>
+      </w:hyperlink>
+      <w:r>
+        <w:rPr>
+          <w:rFonts w:ascii="Aptos" w:hAnsi="Aptos"/>
+          <w:sz w:val="24"/>
+          <w:szCs w:val="24"/>
+        </w:rPr>
+        <w:t>) with every single API call</w:t>
+      </w:r>
+    </w:p>
+    <w:p>
+      <w:pPr>
+        <w:rPr>
+          <w:rFonts w:ascii="Aptos" w:hAnsi="Aptos"/>
+          <w:sz w:val="24"/>
+          <w:szCs w:val="24"/>
+        </w:rPr>
+      </w:pPr>
+      <w:r>
+        <w:rPr>
+          <w:rFonts w:ascii="Aptos" w:hAnsi="Aptos"/>
+          <w:sz w:val="24"/>
+          <w:szCs w:val="24"/>
+        </w:rPr>
+        <w:t xml:space="preserve">In a </w:t>
+      </w:r>
+      <w:r>
+        <w:rPr>
+          <w:rFonts w:ascii="Aptos" w:hAnsi="Aptos"/>
+          <w:b/>
+          <w:bCs/>
+          <w:sz w:val="24"/>
+          <w:szCs w:val="24"/>
+        </w:rPr>
+        <w:t>stateful API</w:t>
+      </w:r>
+      <w:r>
+        <w:rPr>
+          <w:rFonts w:ascii="Aptos" w:hAnsi="Aptos"/>
+          <w:sz w:val="24"/>
+          <w:szCs w:val="24"/>
+        </w:rPr>
+        <w:t>, the server actively maintains a "state" or memory of the client's session across multiple requests. It tracks the history of the current interaction</w:t>
+      </w:r>
+      <w:r>
+        <w:rPr>
+          <w:rFonts w:ascii="Aptos" w:hAnsi="Aptos"/>
+          <w:sz w:val="24"/>
+          <w:szCs w:val="24"/>
+        </w:rPr>
+        <w:t>.</w:t>
+      </w:r>
+    </w:p>
+    <w:p>
+      <w:pPr>
+        <w:rPr>
+          <w:rFonts w:ascii="Aptos" w:hAnsi="Aptos"/>
+          <w:sz w:val="24"/>
+          <w:szCs w:val="24"/>
+        </w:rPr>
+      </w:pPr>
+      <w:r>
+        <w:rPr>
+          <w:rFonts w:ascii="Aptos" w:hAnsi="Aptos"/>
+          <w:b/>
+          <w:bCs/>
+          <w:sz w:val="24"/>
+          <w:szCs w:val="24"/>
+        </w:rPr>
+        <w:t>How it works:</w:t>
+      </w:r>
+      <w:r>
+        <w:rPr>
+          <w:rFonts w:ascii="Aptos" w:hAnsi="Aptos"/>
+          <w:sz w:val="24"/>
+          <w:szCs w:val="24"/>
+        </w:rPr>
+        <w:t xml:space="preserve"> The client typically logs in once, and the server creates a unique session ID stored in its memory or database. The client just passes that session ID on subsequent requests, and the server recalls all relevant details automatically</w:t>
+      </w:r>
+    </w:p>
+    <w:p>
+      <w:pPr>
+        <w:rPr>
+          <w:rFonts w:ascii="Aptos" w:hAnsi="Aptos"/>
+          <w:sz w:val="24"/>
+          <w:szCs w:val="24"/>
+        </w:rPr>
+      </w:pPr>
+    </w:p>
+    <w:p>
+      <w:pPr>
+        <w:rPr>
+          <w:rFonts w:ascii="Aptos" w:hAnsi="Aptos"/>
+          <w:b/>
+          <w:bCs/>
+          <w:sz w:val="24"/>
+          <w:szCs w:val="24"/>
+        </w:rPr>
+      </w:pPr>
+      <w:r>
+        <w:rPr>
+          <w:rFonts w:ascii="Aptos" w:hAnsi="Aptos"/>
+          <w:b/>
+          <w:bCs/>
+          <w:sz w:val="24"/>
+          <w:szCs w:val="24"/>
+        </w:rPr>
+        <w:t xml:space="preserve">14. </w:t>
+      </w:r>
+      <w:r>
+        <w:rPr>
+          <w:rFonts w:ascii="Aptos" w:hAnsi="Aptos"/>
+          <w:b/>
+          <w:bCs/>
+          <w:sz w:val="24"/>
+          <w:szCs w:val="24"/>
+        </w:rPr>
+        <w:t>what is JWT</w:t>
+      </w:r>
+    </w:p>
+    <w:p>
+      <w:pPr>
+        <w:rPr>
+          <w:rFonts w:ascii="Aptos" w:hAnsi="Aptos"/>
+          <w:sz w:val="24"/>
+          <w:szCs w:val="24"/>
+        </w:rPr>
+      </w:pPr>
+      <w:r>
+        <w:rPr>
+          <w:rFonts w:ascii="Aptos" w:hAnsi="Aptos"/>
+          <w:sz w:val="24"/>
+          <w:szCs w:val="24"/>
+        </w:rPr>
+        <w:t xml:space="preserve">JWT stands for </w:t>
+      </w:r>
+      <w:r>
+        <w:rPr>
+          <w:rFonts w:ascii="Aptos" w:hAnsi="Aptos"/>
+          <w:b/>
+          <w:bCs/>
+          <w:sz w:val="24"/>
+          <w:szCs w:val="24"/>
+        </w:rPr>
+        <w:t>JSON Web Token</w:t>
+      </w:r>
+      <w:r>
+        <w:rPr>
+          <w:rFonts w:ascii="Aptos" w:hAnsi="Aptos"/>
+          <w:sz w:val="24"/>
+          <w:szCs w:val="24"/>
+        </w:rPr>
+        <w:t>. In AI, it is a secure, compact method used to verify the identity of an AI agent, chatbot, or user, and to grant them safe access to APIs, databases, or cloud services</w:t>
+      </w:r>
+      <w:r>
+        <w:rPr>
+          <w:rFonts w:ascii="Aptos" w:hAnsi="Aptos"/>
+          <w:sz w:val="24"/>
+          <w:szCs w:val="24"/>
+        </w:rPr>
+        <w:t>.</w:t>
+      </w:r>
+    </w:p>
+    <w:p>
+      <w:pPr>
+        <w:rPr>
+          <w:rFonts w:ascii="Aptos" w:hAnsi="Aptos"/>
+          <w:sz w:val="24"/>
+          <w:szCs w:val="24"/>
+        </w:rPr>
+      </w:pPr>
+      <w:r>
+        <w:rPr>
+          <w:rFonts w:ascii="Aptos" w:hAnsi="Aptos"/>
+          <w:sz w:val="24"/>
+          <w:szCs w:val="24"/>
+        </w:rPr>
+        <w:t>Used in:</w:t>
+      </w:r>
+    </w:p>
+    <w:p>
+      <w:pPr>
+        <w:pStyle w:val="ListParagraph"/>
+        <w:numPr>
+          <w:ilvl w:val="0"/>
+          <w:numId w:val="5"/>
+        </w:numPr>
+        <w:rPr>
+          <w:rFonts w:ascii="Aptos" w:hAnsi="Aptos"/>
+          <w:sz w:val="24"/>
+          <w:szCs w:val="24"/>
+        </w:rPr>
+      </w:pPr>
+      <w:r>
+        <w:rPr>
+          <w:rFonts w:ascii="Aptos" w:hAnsi="Aptos"/>
+          <w:b/>
+          <w:bCs/>
+          <w:sz w:val="24"/>
+          <w:szCs w:val="24"/>
+        </w:rPr>
+        <w:lastRenderedPageBreak/>
+        <w:t>Agent Authentication:</w:t>
+      </w:r>
+      <w:r>
+        <w:rPr>
+          <w:rFonts w:ascii="Aptos" w:hAnsi="Aptos"/>
+          <w:sz w:val="24"/>
+          <w:szCs w:val="24"/>
+        </w:rPr>
+        <w:t xml:space="preserve"> When you authorize an AI agent to perform tasks (like pulling your calendar events or searching an enterprise database), the authorization server issues a JWT. This acts as a digital "ID badge" for the AI</w:t>
+      </w:r>
+    </w:p>
+    <w:p>
+      <w:pPr>
+        <w:pStyle w:val="ListParagraph"/>
+        <w:numPr>
+          <w:ilvl w:val="0"/>
+          <w:numId w:val="5"/>
+        </w:numPr>
+        <w:rPr>
+          <w:rFonts w:ascii="Aptos" w:hAnsi="Aptos"/>
+          <w:sz w:val="24"/>
+          <w:szCs w:val="24"/>
+        </w:rPr>
+      </w:pPr>
+      <w:r>
+        <w:rPr>
+          <w:rFonts w:ascii="Aptos" w:hAnsi="Aptos"/>
+          <w:b/>
+          <w:bCs/>
+          <w:sz w:val="24"/>
+          <w:szCs w:val="24"/>
+        </w:rPr>
+        <w:t>Secure API Communication:</w:t>
+      </w:r>
+      <w:r>
+        <w:rPr>
+          <w:rFonts w:ascii="Aptos" w:hAnsi="Aptos"/>
+          <w:sz w:val="24"/>
+          <w:szCs w:val="24"/>
+        </w:rPr>
+        <w:t xml:space="preserve"> Instead of the AI agent constantly asking you for your password, it simply attaches the signed JWT to its API requests. The receiving server decrypts the token to verify the AI's identity and permissions</w:t>
+      </w:r>
+    </w:p>
+    <w:p>
+      <w:pPr>
+        <w:pStyle w:val="ListParagraph"/>
+        <w:numPr>
+          <w:ilvl w:val="0"/>
+          <w:numId w:val="5"/>
+        </w:numPr>
+        <w:rPr>
+          <w:rFonts w:ascii="Aptos" w:hAnsi="Aptos"/>
+          <w:sz w:val="24"/>
+          <w:szCs w:val="24"/>
+        </w:rPr>
+      </w:pPr>
+      <w:r>
+        <w:rPr>
+          <w:rFonts w:ascii="Aptos" w:hAnsi="Aptos"/>
+          <w:b/>
+          <w:bCs/>
+          <w:sz w:val="24"/>
+          <w:szCs w:val="24"/>
+        </w:rPr>
+        <w:t>Stateless Operation:</w:t>
+      </w:r>
+      <w:r>
+        <w:rPr>
+          <w:rFonts w:ascii="Aptos" w:hAnsi="Aptos"/>
+          <w:sz w:val="24"/>
+          <w:szCs w:val="24"/>
+        </w:rPr>
+        <w:t xml:space="preserve"> Since the token itself holds all the necessary data (like the AI's access scopes and expiry), servers don't need to save session details. This makes communication incredibly fast and scalable for heavy AI operations. </w:t>
+      </w:r>
     </w:p>
     <w:sectPr>
       <w:pgSz w:w="11906" w:h="16838"/>
@@ -5422,6 +8250,119 @@
 <file path=word/numbering.xml><?xml version="1.0" encoding="utf-8"?>
 <w:numbering xmlns:wpc="http://schemas.microsoft.com/office/word/2010/wordprocessingCanvas" xmlns:cx="http://schemas.microsoft.com/office/drawing/2014/chartex" xmlns:cx1="http://schemas.microsoft.com/office/drawing/2015/9/8/chartex" xmlns:cx2="http://schemas.microsoft.com/office/drawing/2015/10/21/chartex" xmlns:cx3="http://schemas.microsoft.com/office/drawing/2016/5/9/chartex" xmlns:cx4="http://schemas.microsoft.com/office/drawing/2016/5/10/chartex" xmlns:cx5="http://schemas.microsoft.com/office/drawing/2016/5/11/chartex" xmlns:cx6="http://schemas.microsoft.com/office/drawing/2016/5/12/chartex" xmlns:cx7="http://schemas.microsoft.com/office/drawing/2016/5/13/chartex" xmlns:cx8="http://schemas.microsoft.com/office/drawing/2016/5/14/chartex" xmlns:mc="http://schemas.openxmlformats.org/markup-compatibility/2006" xmlns:aink="http://schemas.microsoft.com/office/drawing/2016/ink" xmlns:am3d="http://schemas.microsoft.com/office/drawing/2017/model3d" xmlns:o="urn:schemas-microsoft-com:office:office" xmlns:oel="http://schemas.microsoft.com/office/2019/extlst" xmlns:r="http://schemas.openxmlformats.org/officeDocument/2006/relationships" xmlns:m="http://schemas.openxmlformats.org/officeDocument/2006/math" xmlns:v="urn:schemas-microsoft-com:vml" xmlns:wp14="http://schemas.microsoft.com/office/word/2010/wordprocessingDrawing" xmlns:wp="http://schemas.openxmlformats.org/drawingml/2006/wordprocessingDrawing" xmlns:w10="urn:schemas-microsoft-com:office:word" xmlns:w="http://schemas.openxmlformats.org/wordprocessingml/2006/main" xmlns:w14="http://schemas.microsoft.com/office/word/2010/wordml" xmlns:w15="http://schemas.microsoft.com/office/word/2012/wordml" xmlns:w16cex="http://schemas.microsoft.com/office/word/2018/wordml/cex" xmlns:w16cid="http://schemas.microsoft.com/office/word/2016/wordml/cid" xmlns:w16="http://schemas.microsoft.com/office/word/2018/wordml" xmlns:w16du="http://schemas.microsoft.com/office/word/2023/wordml/word16du" xmlns:w16sdtdh="http://schemas.microsoft.com/office/word/2020/wordml/sdtdatahash" xmlns:w16sdtfl="http://schemas.microsoft.com/office/word/2024/wordml/sdtformatlock" xmlns:w16se="http://schemas.microsoft.com/office/word/2015/wordml/symex" xmlns:wpg="http://schemas.microsoft.com/office/word/2010/wordprocessingGroup" xmlns:wpi="http://schemas.microsoft.com/office/word/2010/wordprocessingInk" xmlns:wne="http://schemas.microsoft.com/office/word/2006/wordml" xmlns:wps="http://schemas.microsoft.com/office/word/2010/wordprocessingShape" mc:Ignorable="w14 w15 w16se w16cid w16 w16cex w16sdtdh w16sdtfl w16du wp14">
   <w:abstractNum w:abstractNumId="0" w15:restartNumberingAfterBreak="0">
+    <w:nsid w:val="15D4224B"/>
+    <w:multiLevelType w:val="hybridMultilevel"/>
+    <w:tmpl w:val="47BA2550"/>
+    <w:lvl w:ilvl="0" w:tplc="40090001">
+      <w:start w:val="1"/>
+      <w:numFmt w:val="bullet"/>
+      <w:lvlText w:val=""/>
+      <w:lvlJc w:val="left"/>
+      <w:pPr>
+        <w:ind w:left="786" w:hanging="360"/>
+      </w:pPr>
+      <w:rPr>
+        <w:rFonts w:ascii="Symbol" w:hAnsi="Symbol" w:hint="default"/>
+      </w:rPr>
+    </w:lvl>
+    <w:lvl w:ilvl="1" w:tplc="FFFFFFFF" w:tentative="1">
+      <w:start w:val="1"/>
+      <w:numFmt w:val="bullet"/>
+      <w:lvlText w:val="o"/>
+      <w:lvlJc w:val="left"/>
+      <w:pPr>
+        <w:ind w:left="1506" w:hanging="360"/>
+      </w:pPr>
+      <w:rPr>
+        <w:rFonts w:ascii="Courier New" w:hAnsi="Courier New" w:cs="Courier New" w:hint="default"/>
+      </w:rPr>
+    </w:lvl>
+    <w:lvl w:ilvl="2" w:tplc="FFFFFFFF" w:tentative="1">
+      <w:start w:val="1"/>
+      <w:numFmt w:val="bullet"/>
+      <w:lvlText w:val=""/>
+      <w:lvlJc w:val="left"/>
+      <w:pPr>
+        <w:ind w:left="2226" w:hanging="360"/>
+      </w:pPr>
+      <w:rPr>
+        <w:rFonts w:ascii="Wingdings" w:hAnsi="Wingdings" w:hint="default"/>
+      </w:rPr>
+    </w:lvl>
+    <w:lvl w:ilvl="3" w:tplc="FFFFFFFF" w:tentative="1">
+      <w:start w:val="1"/>
+      <w:numFmt w:val="bullet"/>
+      <w:lvlText w:val=""/>
+      <w:lvlJc w:val="left"/>
+      <w:pPr>
+        <w:ind w:left="2946" w:hanging="360"/>
+      </w:pPr>
+      <w:rPr>
+        <w:rFonts w:ascii="Symbol" w:hAnsi="Symbol" w:hint="default"/>
+      </w:rPr>
+    </w:lvl>
+    <w:lvl w:ilvl="4" w:tplc="FFFFFFFF" w:tentative="1">
+      <w:start w:val="1"/>
+      <w:numFmt w:val="bullet"/>
+      <w:lvlText w:val="o"/>
+      <w:lvlJc w:val="left"/>
+      <w:pPr>
+        <w:ind w:left="3666" w:hanging="360"/>
+      </w:pPr>
+      <w:rPr>
+        <w:rFonts w:ascii="Courier New" w:hAnsi="Courier New" w:cs="Courier New" w:hint="default"/>
+      </w:rPr>
+    </w:lvl>
+    <w:lvl w:ilvl="5" w:tplc="FFFFFFFF" w:tentative="1">
+      <w:start w:val="1"/>
+      <w:numFmt w:val="bullet"/>
+      <w:lvlText w:val=""/>
+      <w:lvlJc w:val="left"/>
+      <w:pPr>
+        <w:ind w:left="4386" w:hanging="360"/>
+      </w:pPr>
+      <w:rPr>
+        <w:rFonts w:ascii="Wingdings" w:hAnsi="Wingdings" w:hint="default"/>
+      </w:rPr>
+    </w:lvl>
+    <w:lvl w:ilvl="6" w:tplc="FFFFFFFF" w:tentative="1">
+      <w:start w:val="1"/>
+      <w:numFmt w:val="bullet"/>
+      <w:lvlText w:val=""/>
+      <w:lvlJc w:val="left"/>
+      <w:pPr>
+        <w:ind w:left="5106" w:hanging="360"/>
+      </w:pPr>
+      <w:rPr>
+        <w:rFonts w:ascii="Symbol" w:hAnsi="Symbol" w:hint="default"/>
+      </w:rPr>
+    </w:lvl>
+    <w:lvl w:ilvl="7" w:tplc="FFFFFFFF" w:tentative="1">
+      <w:start w:val="1"/>
+      <w:numFmt w:val="bullet"/>
+      <w:lvlText w:val="o"/>
+      <w:lvlJc w:val="left"/>
+      <w:pPr>
+        <w:ind w:left="5826" w:hanging="360"/>
+      </w:pPr>
+      <w:rPr>
+        <w:rFonts w:ascii="Courier New" w:hAnsi="Courier New" w:cs="Courier New" w:hint="default"/>
+      </w:rPr>
+    </w:lvl>
+    <w:lvl w:ilvl="8" w:tplc="FFFFFFFF" w:tentative="1">
+      <w:start w:val="1"/>
+      <w:numFmt w:val="bullet"/>
+      <w:lvlText w:val=""/>
+      <w:lvlJc w:val="left"/>
+      <w:pPr>
+        <w:ind w:left="6546" w:hanging="360"/>
+      </w:pPr>
+      <w:rPr>
+        <w:rFonts w:ascii="Wingdings" w:hAnsi="Wingdings" w:hint="default"/>
+      </w:rPr>
+    </w:lvl>
+  </w:abstractNum>
+  <w:abstractNum w:abstractNumId="1" w15:restartNumberingAfterBreak="0">
     <w:nsid w:val="22652D96"/>
     <w:multiLevelType w:val="hybridMultilevel"/>
     <w:tmpl w:val="2FECD802"/>
@@ -5510,7 +8451,356 @@
       </w:pPr>
     </w:lvl>
   </w:abstractNum>
+  <w:abstractNum w:abstractNumId="2" w15:restartNumberingAfterBreak="0">
+    <w:nsid w:val="228A4279"/>
+    <w:multiLevelType w:val="hybridMultilevel"/>
+    <w:tmpl w:val="C30664AA"/>
+    <w:lvl w:ilvl="0" w:tplc="DA50ED8E">
+      <w:numFmt w:val="bullet"/>
+      <w:lvlText w:val=""/>
+      <w:lvlJc w:val="left"/>
+      <w:pPr>
+        <w:ind w:left="1080" w:hanging="360"/>
+      </w:pPr>
+      <w:rPr>
+        <w:rFonts w:ascii="Aptos" w:eastAsiaTheme="minorHAnsi" w:hAnsi="Aptos" w:cstheme="minorBidi" w:hint="default"/>
+      </w:rPr>
+    </w:lvl>
+    <w:lvl w:ilvl="1" w:tplc="40090003" w:tentative="1">
+      <w:start w:val="1"/>
+      <w:numFmt w:val="bullet"/>
+      <w:lvlText w:val="o"/>
+      <w:lvlJc w:val="left"/>
+      <w:pPr>
+        <w:ind w:left="1800" w:hanging="360"/>
+      </w:pPr>
+      <w:rPr>
+        <w:rFonts w:ascii="Courier New" w:hAnsi="Courier New" w:cs="Courier New" w:hint="default"/>
+      </w:rPr>
+    </w:lvl>
+    <w:lvl w:ilvl="2" w:tplc="40090005" w:tentative="1">
+      <w:start w:val="1"/>
+      <w:numFmt w:val="bullet"/>
+      <w:lvlText w:val=""/>
+      <w:lvlJc w:val="left"/>
+      <w:pPr>
+        <w:ind w:left="2520" w:hanging="360"/>
+      </w:pPr>
+      <w:rPr>
+        <w:rFonts w:ascii="Wingdings" w:hAnsi="Wingdings" w:hint="default"/>
+      </w:rPr>
+    </w:lvl>
+    <w:lvl w:ilvl="3" w:tplc="40090001" w:tentative="1">
+      <w:start w:val="1"/>
+      <w:numFmt w:val="bullet"/>
+      <w:lvlText w:val=""/>
+      <w:lvlJc w:val="left"/>
+      <w:pPr>
+        <w:ind w:left="3240" w:hanging="360"/>
+      </w:pPr>
+      <w:rPr>
+        <w:rFonts w:ascii="Symbol" w:hAnsi="Symbol" w:hint="default"/>
+      </w:rPr>
+    </w:lvl>
+    <w:lvl w:ilvl="4" w:tplc="40090003" w:tentative="1">
+      <w:start w:val="1"/>
+      <w:numFmt w:val="bullet"/>
+      <w:lvlText w:val="o"/>
+      <w:lvlJc w:val="left"/>
+      <w:pPr>
+        <w:ind w:left="3960" w:hanging="360"/>
+      </w:pPr>
+      <w:rPr>
+        <w:rFonts w:ascii="Courier New" w:hAnsi="Courier New" w:cs="Courier New" w:hint="default"/>
+      </w:rPr>
+    </w:lvl>
+    <w:lvl w:ilvl="5" w:tplc="40090005" w:tentative="1">
+      <w:start w:val="1"/>
+      <w:numFmt w:val="bullet"/>
+      <w:lvlText w:val=""/>
+      <w:lvlJc w:val="left"/>
+      <w:pPr>
+        <w:ind w:left="4680" w:hanging="360"/>
+      </w:pPr>
+      <w:rPr>
+        <w:rFonts w:ascii="Wingdings" w:hAnsi="Wingdings" w:hint="default"/>
+      </w:rPr>
+    </w:lvl>
+    <w:lvl w:ilvl="6" w:tplc="40090001" w:tentative="1">
+      <w:start w:val="1"/>
+      <w:numFmt w:val="bullet"/>
+      <w:lvlText w:val=""/>
+      <w:lvlJc w:val="left"/>
+      <w:pPr>
+        <w:ind w:left="5400" w:hanging="360"/>
+      </w:pPr>
+      <w:rPr>
+        <w:rFonts w:ascii="Symbol" w:hAnsi="Symbol" w:hint="default"/>
+      </w:rPr>
+    </w:lvl>
+    <w:lvl w:ilvl="7" w:tplc="40090003" w:tentative="1">
+      <w:start w:val="1"/>
+      <w:numFmt w:val="bullet"/>
+      <w:lvlText w:val="o"/>
+      <w:lvlJc w:val="left"/>
+      <w:pPr>
+        <w:ind w:left="6120" w:hanging="360"/>
+      </w:pPr>
+      <w:rPr>
+        <w:rFonts w:ascii="Courier New" w:hAnsi="Courier New" w:cs="Courier New" w:hint="default"/>
+      </w:rPr>
+    </w:lvl>
+    <w:lvl w:ilvl="8" w:tplc="40090005" w:tentative="1">
+      <w:start w:val="1"/>
+      <w:numFmt w:val="bullet"/>
+      <w:lvlText w:val=""/>
+      <w:lvlJc w:val="left"/>
+      <w:pPr>
+        <w:ind w:left="6840" w:hanging="360"/>
+      </w:pPr>
+      <w:rPr>
+        <w:rFonts w:ascii="Wingdings" w:hAnsi="Wingdings" w:hint="default"/>
+      </w:rPr>
+    </w:lvl>
+  </w:abstractNum>
+  <w:abstractNum w:abstractNumId="3" w15:restartNumberingAfterBreak="0">
+    <w:nsid w:val="2AD90947"/>
+    <w:multiLevelType w:val="hybridMultilevel"/>
+    <w:tmpl w:val="386AC54A"/>
+    <w:lvl w:ilvl="0" w:tplc="40090001">
+      <w:start w:val="1"/>
+      <w:numFmt w:val="bullet"/>
+      <w:lvlText w:val=""/>
+      <w:lvlJc w:val="left"/>
+      <w:pPr>
+        <w:ind w:left="720" w:hanging="360"/>
+      </w:pPr>
+      <w:rPr>
+        <w:rFonts w:ascii="Symbol" w:hAnsi="Symbol" w:hint="default"/>
+      </w:rPr>
+    </w:lvl>
+    <w:lvl w:ilvl="1" w:tplc="40090003" w:tentative="1">
+      <w:start w:val="1"/>
+      <w:numFmt w:val="bullet"/>
+      <w:lvlText w:val="o"/>
+      <w:lvlJc w:val="left"/>
+      <w:pPr>
+        <w:ind w:left="1440" w:hanging="360"/>
+      </w:pPr>
+      <w:rPr>
+        <w:rFonts w:ascii="Courier New" w:hAnsi="Courier New" w:cs="Courier New" w:hint="default"/>
+      </w:rPr>
+    </w:lvl>
+    <w:lvl w:ilvl="2" w:tplc="40090005" w:tentative="1">
+      <w:start w:val="1"/>
+      <w:numFmt w:val="bullet"/>
+      <w:lvlText w:val=""/>
+      <w:lvlJc w:val="left"/>
+      <w:pPr>
+        <w:ind w:left="2160" w:hanging="360"/>
+      </w:pPr>
+      <w:rPr>
+        <w:rFonts w:ascii="Wingdings" w:hAnsi="Wingdings" w:hint="default"/>
+      </w:rPr>
+    </w:lvl>
+    <w:lvl w:ilvl="3" w:tplc="40090001" w:tentative="1">
+      <w:start w:val="1"/>
+      <w:numFmt w:val="bullet"/>
+      <w:lvlText w:val=""/>
+      <w:lvlJc w:val="left"/>
+      <w:pPr>
+        <w:ind w:left="2880" w:hanging="360"/>
+      </w:pPr>
+      <w:rPr>
+        <w:rFonts w:ascii="Symbol" w:hAnsi="Symbol" w:hint="default"/>
+      </w:rPr>
+    </w:lvl>
+    <w:lvl w:ilvl="4" w:tplc="40090003" w:tentative="1">
+      <w:start w:val="1"/>
+      <w:numFmt w:val="bullet"/>
+      <w:lvlText w:val="o"/>
+      <w:lvlJc w:val="left"/>
+      <w:pPr>
+        <w:ind w:left="3600" w:hanging="360"/>
+      </w:pPr>
+      <w:rPr>
+        <w:rFonts w:ascii="Courier New" w:hAnsi="Courier New" w:cs="Courier New" w:hint="default"/>
+      </w:rPr>
+    </w:lvl>
+    <w:lvl w:ilvl="5" w:tplc="40090005" w:tentative="1">
+      <w:start w:val="1"/>
+      <w:numFmt w:val="bullet"/>
+      <w:lvlText w:val=""/>
+      <w:lvlJc w:val="left"/>
+      <w:pPr>
+        <w:ind w:left="4320" w:hanging="360"/>
+      </w:pPr>
+      <w:rPr>
+        <w:rFonts w:ascii="Wingdings" w:hAnsi="Wingdings" w:hint="default"/>
+      </w:rPr>
+    </w:lvl>
+    <w:lvl w:ilvl="6" w:tplc="40090001" w:tentative="1">
+      <w:start w:val="1"/>
+      <w:numFmt w:val="bullet"/>
+      <w:lvlText w:val=""/>
+      <w:lvlJc w:val="left"/>
+      <w:pPr>
+        <w:ind w:left="5040" w:hanging="360"/>
+      </w:pPr>
+      <w:rPr>
+        <w:rFonts w:ascii="Symbol" w:hAnsi="Symbol" w:hint="default"/>
+      </w:rPr>
+    </w:lvl>
+    <w:lvl w:ilvl="7" w:tplc="40090003" w:tentative="1">
+      <w:start w:val="1"/>
+      <w:numFmt w:val="bullet"/>
+      <w:lvlText w:val="o"/>
+      <w:lvlJc w:val="left"/>
+      <w:pPr>
+        <w:ind w:left="5760" w:hanging="360"/>
+      </w:pPr>
+      <w:rPr>
+        <w:rFonts w:ascii="Courier New" w:hAnsi="Courier New" w:cs="Courier New" w:hint="default"/>
+      </w:rPr>
+    </w:lvl>
+    <w:lvl w:ilvl="8" w:tplc="40090005" w:tentative="1">
+      <w:start w:val="1"/>
+      <w:numFmt w:val="bullet"/>
+      <w:lvlText w:val=""/>
+      <w:lvlJc w:val="left"/>
+      <w:pPr>
+        <w:ind w:left="6480" w:hanging="360"/>
+      </w:pPr>
+      <w:rPr>
+        <w:rFonts w:ascii="Wingdings" w:hAnsi="Wingdings" w:hint="default"/>
+      </w:rPr>
+    </w:lvl>
+  </w:abstractNum>
+  <w:abstractNum w:abstractNumId="4" w15:restartNumberingAfterBreak="0">
+    <w:nsid w:val="58207E50"/>
+    <w:multiLevelType w:val="hybridMultilevel"/>
+    <w:tmpl w:val="E312D04C"/>
+    <w:lvl w:ilvl="0" w:tplc="DA50ED8E">
+      <w:numFmt w:val="bullet"/>
+      <w:lvlText w:val=""/>
+      <w:lvlJc w:val="left"/>
+      <w:pPr>
+        <w:ind w:left="720" w:hanging="360"/>
+      </w:pPr>
+      <w:rPr>
+        <w:rFonts w:ascii="Aptos" w:eastAsiaTheme="minorHAnsi" w:hAnsi="Aptos" w:cstheme="minorBidi" w:hint="default"/>
+      </w:rPr>
+    </w:lvl>
+    <w:lvl w:ilvl="1" w:tplc="40090003" w:tentative="1">
+      <w:start w:val="1"/>
+      <w:numFmt w:val="bullet"/>
+      <w:lvlText w:val="o"/>
+      <w:lvlJc w:val="left"/>
+      <w:pPr>
+        <w:ind w:left="1440" w:hanging="360"/>
+      </w:pPr>
+      <w:rPr>
+        <w:rFonts w:ascii="Courier New" w:hAnsi="Courier New" w:cs="Courier New" w:hint="default"/>
+      </w:rPr>
+    </w:lvl>
+    <w:lvl w:ilvl="2" w:tplc="40090005" w:tentative="1">
+      <w:start w:val="1"/>
+      <w:numFmt w:val="bullet"/>
+      <w:lvlText w:val=""/>
+      <w:lvlJc w:val="left"/>
+      <w:pPr>
+        <w:ind w:left="2160" w:hanging="360"/>
+      </w:pPr>
+      <w:rPr>
+        <w:rFonts w:ascii="Wingdings" w:hAnsi="Wingdings" w:hint="default"/>
+      </w:rPr>
+    </w:lvl>
+    <w:lvl w:ilvl="3" w:tplc="40090001" w:tentative="1">
+      <w:start w:val="1"/>
+      <w:numFmt w:val="bullet"/>
+      <w:lvlText w:val=""/>
+      <w:lvlJc w:val="left"/>
+      <w:pPr>
+        <w:ind w:left="2880" w:hanging="360"/>
+      </w:pPr>
+      <w:rPr>
+        <w:rFonts w:ascii="Symbol" w:hAnsi="Symbol" w:hint="default"/>
+      </w:rPr>
+    </w:lvl>
+    <w:lvl w:ilvl="4" w:tplc="40090003" w:tentative="1">
+      <w:start w:val="1"/>
+      <w:numFmt w:val="bullet"/>
+      <w:lvlText w:val="o"/>
+      <w:lvlJc w:val="left"/>
+      <w:pPr>
+        <w:ind w:left="3600" w:hanging="360"/>
+      </w:pPr>
+      <w:rPr>
+        <w:rFonts w:ascii="Courier New" w:hAnsi="Courier New" w:cs="Courier New" w:hint="default"/>
+      </w:rPr>
+    </w:lvl>
+    <w:lvl w:ilvl="5" w:tplc="40090005" w:tentative="1">
+      <w:start w:val="1"/>
+      <w:numFmt w:val="bullet"/>
+      <w:lvlText w:val=""/>
+      <w:lvlJc w:val="left"/>
+      <w:pPr>
+        <w:ind w:left="4320" w:hanging="360"/>
+      </w:pPr>
+      <w:rPr>
+        <w:rFonts w:ascii="Wingdings" w:hAnsi="Wingdings" w:hint="default"/>
+      </w:rPr>
+    </w:lvl>
+    <w:lvl w:ilvl="6" w:tplc="40090001" w:tentative="1">
+      <w:start w:val="1"/>
+      <w:numFmt w:val="bullet"/>
+      <w:lvlText w:val=""/>
+      <w:lvlJc w:val="left"/>
+      <w:pPr>
+        <w:ind w:left="5040" w:hanging="360"/>
+      </w:pPr>
+      <w:rPr>
+        <w:rFonts w:ascii="Symbol" w:hAnsi="Symbol" w:hint="default"/>
+      </w:rPr>
+    </w:lvl>
+    <w:lvl w:ilvl="7" w:tplc="40090003" w:tentative="1">
+      <w:start w:val="1"/>
+      <w:numFmt w:val="bullet"/>
+      <w:lvlText w:val="o"/>
+      <w:lvlJc w:val="left"/>
+      <w:pPr>
+        <w:ind w:left="5760" w:hanging="360"/>
+      </w:pPr>
+      <w:rPr>
+        <w:rFonts w:ascii="Courier New" w:hAnsi="Courier New" w:cs="Courier New" w:hint="default"/>
+      </w:rPr>
+    </w:lvl>
+    <w:lvl w:ilvl="8" w:tplc="40090005" w:tentative="1">
+      <w:start w:val="1"/>
+      <w:numFmt w:val="bullet"/>
+      <w:lvlText w:val=""/>
+      <w:lvlJc w:val="left"/>
+      <w:pPr>
+        <w:ind w:left="6480" w:hanging="360"/>
+      </w:pPr>
+      <w:rPr>
+        <w:rFonts w:ascii="Wingdings" w:hAnsi="Wingdings" w:hint="default"/>
+      </w:rPr>
+    </w:lvl>
+  </w:abstractNum>
   <w:num w:numId="1" w16cid:durableId="1636251925">
+    <w:abstractNumId w:val="1"/>
+  </w:num>
+  <w:num w:numId="2" w16cid:durableId="1438334540">
+    <w:abstractNumId w:val="3"/>
+  </w:num>
+  <w:num w:numId="3" w16cid:durableId="1644390232">
+    <w:abstractNumId w:val="4"/>
+  </w:num>
+  <w:num w:numId="4" w16cid:durableId="1011569676">
+    <w:abstractNumId w:val="2"/>
+  </w:num>
+  <w:num w:numId="5" w16cid:durableId="1107576093">
     <w:abstractNumId w:val="0"/>
   </w:num>
 </w:numbering>
@@ -6432,6 +9722,29 @@
       <w:spacing w:val="5"/>
     </w:rPr>
   </w:style>
+  <w:style w:type="character" w:styleId="Hyperlink">
+    <w:name w:val="Hyperlink"/>
+    <w:basedOn w:val="DefaultParagraphFont"/>
+    <w:uiPriority w:val="99"/>
+    <w:unhideWhenUsed/>
+    <w:rsid w:val="004D44D3"/>
+    <w:rPr>
+      <w:color w:val="0563C1" w:themeColor="hyperlink"/>
+      <w:u w:val="single"/>
+    </w:rPr>
+  </w:style>
+  <w:style w:type="character" w:styleId="UnresolvedMention">
+    <w:name w:val="Unresolved Mention"/>
+    <w:basedOn w:val="DefaultParagraphFont"/>
+    <w:uiPriority w:val="99"/>
+    <w:semiHidden/>
+    <w:unhideWhenUsed/>
+    <w:rsid w:val="004D44D3"/>
+    <w:rPr>
+      <w:color w:val="605E5C"/>
+      <w:shd w:val="clear" w:color="auto" w:fill="E1DFDD"/>
+    </w:rPr>
+  </w:style>
 </w:styles>
 </file>
 

--- a/notes/Interview Questions.docx
+++ b/notes/Interview Questions.docx
@@ -7856,17 +7856,7 @@
           <w:sz w:val="24"/>
           <w:szCs w:val="24"/>
         </w:rPr>
-        <w:t xml:space="preserve">13. </w:t>
-      </w:r>
-      <w:r>
-        <w:rPr>
-          <w:rFonts w:ascii="Aptos" w:hAnsi="Aptos"/>
-          <w:b/>
-          <w:bCs/>
-          <w:sz w:val="24"/>
-          <w:szCs w:val="24"/>
-        </w:rPr>
-        <w:t xml:space="preserve">what is stateless and stateful </w:t>
+        <w:t xml:space="preserve">13. what is stateless and stateful </w:t>
       </w:r>
       <w:proofErr w:type="spellStart"/>
       <w:r>
@@ -8067,17 +8057,7 @@
           <w:sz w:val="24"/>
           <w:szCs w:val="24"/>
         </w:rPr>
-        <w:t xml:space="preserve">14. </w:t>
-      </w:r>
-      <w:r>
-        <w:rPr>
-          <w:rFonts w:ascii="Aptos" w:hAnsi="Aptos"/>
-          <w:b/>
-          <w:bCs/>
-          <w:sz w:val="24"/>
-          <w:szCs w:val="24"/>
-        </w:rPr>
-        <w:t>what is JWT</w:t>
+        <w:t>14. what is JWT</w:t>
       </w:r>
     </w:p>
     <w:p>
@@ -8236,6 +8216,1192 @@
         </w:rPr>
         <w:t xml:space="preserve"> Since the token itself holds all the necessary data (like the AI's access scopes and expiry), servers don't need to save session details. This makes communication incredibly fast and scalable for heavy AI operations. </w:t>
       </w:r>
+    </w:p>
+    <w:p>
+      <w:pPr>
+        <w:rPr>
+          <w:rFonts w:ascii="Aptos" w:hAnsi="Aptos"/>
+          <w:sz w:val="24"/>
+          <w:szCs w:val="24"/>
+        </w:rPr>
+      </w:pPr>
+    </w:p>
+    <w:p>
+      <w:pPr>
+        <w:rPr>
+          <w:rFonts w:ascii="Aptos" w:hAnsi="Aptos"/>
+          <w:b/>
+          <w:bCs/>
+          <w:sz w:val="24"/>
+          <w:szCs w:val="24"/>
+        </w:rPr>
+      </w:pPr>
+      <w:r>
+        <w:rPr>
+          <w:rFonts w:ascii="Aptos" w:hAnsi="Aptos"/>
+          <w:b/>
+          <w:bCs/>
+          <w:sz w:val="24"/>
+          <w:szCs w:val="24"/>
+        </w:rPr>
+        <w:t>1. What is an Instance Method?</w:t>
+      </w:r>
+    </w:p>
+    <w:p>
+      <w:pPr>
+        <w:rPr>
+          <w:rFonts w:ascii="Aptos" w:hAnsi="Aptos"/>
+          <w:sz w:val="24"/>
+          <w:szCs w:val="24"/>
+        </w:rPr>
+      </w:pPr>
+      <w:r>
+        <w:rPr>
+          <w:rFonts w:ascii="Aptos" w:hAnsi="Aptos"/>
+          <w:sz w:val="24"/>
+          <w:szCs w:val="24"/>
+        </w:rPr>
+        <w:t xml:space="preserve">An instance method is a method that works with a specific object of a class. It always takes self as its first parameter, which refers to the current object. Instance methods can access and modify the object's attributes. </w:t>
+      </w:r>
+    </w:p>
+    <w:p>
+      <w:pPr>
+        <w:rPr>
+          <w:rFonts w:ascii="Aptos" w:hAnsi="Aptos"/>
+          <w:b/>
+          <w:bCs/>
+          <w:sz w:val="24"/>
+          <w:szCs w:val="24"/>
+        </w:rPr>
+      </w:pPr>
+      <w:r>
+        <w:rPr>
+          <w:rFonts w:ascii="Segoe UI Emoji" w:hAnsi="Segoe UI Emoji" w:cs="Segoe UI Emoji"/>
+          <w:b/>
+          <w:bCs/>
+          <w:sz w:val="24"/>
+          <w:szCs w:val="24"/>
+        </w:rPr>
+        <w:t>⭐</w:t>
+      </w:r>
+      <w:r>
+        <w:rPr>
+          <w:rFonts w:ascii="Aptos" w:hAnsi="Aptos"/>
+          <w:b/>
+          <w:bCs/>
+          <w:sz w:val="24"/>
+          <w:szCs w:val="24"/>
+        </w:rPr>
+        <w:t xml:space="preserve"> One-line Answer</w:t>
+      </w:r>
+    </w:p>
+    <w:p>
+      <w:pPr>
+        <w:rPr>
+          <w:rFonts w:ascii="Aptos" w:hAnsi="Aptos"/>
+          <w:sz w:val="24"/>
+          <w:szCs w:val="24"/>
+        </w:rPr>
+      </w:pPr>
+      <w:r>
+        <w:rPr>
+          <w:rFonts w:ascii="Aptos" w:hAnsi="Aptos"/>
+          <w:sz w:val="24"/>
+          <w:szCs w:val="24"/>
+        </w:rPr>
+        <w:t>An instance method operates on a specific object and uses self to access that object's data.</w:t>
+      </w:r>
+    </w:p>
+    <w:p>
+      <w:pPr>
+        <w:rPr>
+          <w:rFonts w:ascii="Aptos" w:hAnsi="Aptos"/>
+          <w:sz w:val="24"/>
+          <w:szCs w:val="24"/>
+        </w:rPr>
+      </w:pPr>
+      <w:r>
+        <w:rPr>
+          <w:rFonts w:ascii="Aptos" w:hAnsi="Aptos"/>
+          <w:sz w:val="24"/>
+          <w:szCs w:val="24"/>
+        </w:rPr>
+        <w:pict w14:anchorId="120C9BD8">
+          <v:rect id="_x0000_i1194" style="width:0;height:1.5pt" o:hralign="center" o:hrstd="t" o:hr="t" fillcolor="#a0a0a0" stroked="f"/>
+        </w:pict>
+      </w:r>
+    </w:p>
+    <w:p>
+      <w:pPr>
+        <w:rPr>
+          <w:rFonts w:ascii="Aptos" w:hAnsi="Aptos"/>
+          <w:b/>
+          <w:bCs/>
+          <w:sz w:val="24"/>
+          <w:szCs w:val="24"/>
+        </w:rPr>
+      </w:pPr>
+      <w:r>
+        <w:rPr>
+          <w:rFonts w:ascii="Aptos" w:hAnsi="Aptos"/>
+          <w:b/>
+          <w:bCs/>
+          <w:sz w:val="24"/>
+          <w:szCs w:val="24"/>
+        </w:rPr>
+        <w:t>2. What is a Static Method?</w:t>
+      </w:r>
+    </w:p>
+    <w:p>
+      <w:pPr>
+        <w:rPr>
+          <w:rFonts w:ascii="Aptos" w:hAnsi="Aptos"/>
+          <w:sz w:val="24"/>
+          <w:szCs w:val="24"/>
+        </w:rPr>
+      </w:pPr>
+      <w:r>
+        <w:rPr>
+          <w:rFonts w:ascii="Aptos" w:hAnsi="Aptos"/>
+          <w:sz w:val="24"/>
+          <w:szCs w:val="24"/>
+        </w:rPr>
+        <w:t>A static method is a method that belongs to a class but does not use the object's data. It is defined using the @staticmethod decorator and does not require self. Static methods are generally used for utility functions that are related to the class but don't depend on any particular object.</w:t>
+      </w:r>
+    </w:p>
+    <w:p>
+      <w:pPr>
+        <w:rPr>
+          <w:rFonts w:ascii="Aptos" w:hAnsi="Aptos"/>
+          <w:b/>
+          <w:bCs/>
+          <w:sz w:val="24"/>
+          <w:szCs w:val="24"/>
+        </w:rPr>
+      </w:pPr>
+      <w:r>
+        <w:rPr>
+          <w:rFonts w:ascii="Segoe UI Emoji" w:hAnsi="Segoe UI Emoji" w:cs="Segoe UI Emoji"/>
+          <w:b/>
+          <w:bCs/>
+          <w:sz w:val="24"/>
+          <w:szCs w:val="24"/>
+        </w:rPr>
+        <w:t>⭐</w:t>
+      </w:r>
+      <w:r>
+        <w:rPr>
+          <w:rFonts w:ascii="Aptos" w:hAnsi="Aptos"/>
+          <w:b/>
+          <w:bCs/>
+          <w:sz w:val="24"/>
+          <w:szCs w:val="24"/>
+        </w:rPr>
+        <w:t xml:space="preserve"> One-line Answer</w:t>
+      </w:r>
+    </w:p>
+    <w:p>
+      <w:pPr>
+        <w:rPr>
+          <w:rFonts w:ascii="Aptos" w:hAnsi="Aptos"/>
+          <w:sz w:val="24"/>
+          <w:szCs w:val="24"/>
+        </w:rPr>
+      </w:pPr>
+      <w:r>
+        <w:rPr>
+          <w:rFonts w:ascii="Aptos" w:hAnsi="Aptos"/>
+          <w:sz w:val="24"/>
+          <w:szCs w:val="24"/>
+        </w:rPr>
+        <w:t>A static method belongs to the class and performs a task without needing any object-specific data.</w:t>
+      </w:r>
+    </w:p>
+    <w:p>
+      <w:pPr>
+        <w:rPr>
+          <w:rFonts w:ascii="Aptos" w:hAnsi="Aptos"/>
+          <w:sz w:val="24"/>
+          <w:szCs w:val="24"/>
+        </w:rPr>
+      </w:pPr>
+      <w:r>
+        <w:rPr>
+          <w:rFonts w:ascii="Aptos" w:hAnsi="Aptos"/>
+          <w:sz w:val="24"/>
+          <w:szCs w:val="24"/>
+        </w:rPr>
+        <w:pict w14:anchorId="08C3709C">
+          <v:rect id="_x0000_i1195" style="width:0;height:1.5pt" o:hralign="center" o:hrstd="t" o:hr="t" fillcolor="#a0a0a0" stroked="f"/>
+        </w:pict>
+      </w:r>
+    </w:p>
+    <w:p>
+      <w:pPr>
+        <w:rPr>
+          <w:rFonts w:ascii="Aptos" w:hAnsi="Aptos"/>
+          <w:b/>
+          <w:bCs/>
+          <w:sz w:val="24"/>
+          <w:szCs w:val="24"/>
+        </w:rPr>
+      </w:pPr>
+      <w:r>
+        <w:rPr>
+          <w:rFonts w:ascii="Aptos" w:hAnsi="Aptos"/>
+          <w:b/>
+          <w:bCs/>
+          <w:sz w:val="24"/>
+          <w:szCs w:val="24"/>
+        </w:rPr>
+        <w:t>3. What is the difference between an Instance Method and a Static Method?</w:t>
+      </w:r>
+    </w:p>
+    <w:p>
+      <w:pPr>
+        <w:rPr>
+          <w:rFonts w:ascii="Aptos" w:hAnsi="Aptos"/>
+          <w:sz w:val="24"/>
+          <w:szCs w:val="24"/>
+        </w:rPr>
+      </w:pPr>
+      <w:r>
+        <w:rPr>
+          <w:rFonts w:ascii="Aptos" w:hAnsi="Aptos"/>
+          <w:sz w:val="24"/>
+          <w:szCs w:val="24"/>
+        </w:rPr>
+        <w:t xml:space="preserve">The main difference is that an instance method works with a specific object and can access its attributes using self, while a static method does not depend on any object and cannot access instance variables. Instance methods are used when the </w:t>
+      </w:r>
+      <w:proofErr w:type="spellStart"/>
+      <w:r>
+        <w:rPr>
+          <w:rFonts w:ascii="Aptos" w:hAnsi="Aptos"/>
+          <w:sz w:val="24"/>
+          <w:szCs w:val="24"/>
+        </w:rPr>
+        <w:t>behavior</w:t>
+      </w:r>
+      <w:proofErr w:type="spellEnd"/>
+      <w:r>
+        <w:rPr>
+          <w:rFonts w:ascii="Aptos" w:hAnsi="Aptos"/>
+          <w:sz w:val="24"/>
+          <w:szCs w:val="24"/>
+        </w:rPr>
+        <w:t xml:space="preserve"> depends on the object's state, whereas static methods are used for general utility operations.</w:t>
+      </w:r>
+    </w:p>
+    <w:tbl>
+      <w:tblPr>
+        <w:tblW w:w="0" w:type="auto"/>
+        <w:tblCellSpacing w:w="15" w:type="dxa"/>
+        <w:tblCellMar>
+          <w:top w:w="15" w:type="dxa"/>
+          <w:left w:w="15" w:type="dxa"/>
+          <w:bottom w:w="15" w:type="dxa"/>
+          <w:right w:w="15" w:type="dxa"/>
+        </w:tblCellMar>
+        <w:tblLook w:val="04A0" w:firstRow="1" w:lastRow="0" w:firstColumn="1" w:lastColumn="0" w:noHBand="0" w:noVBand="1"/>
+      </w:tblPr>
+      <w:tblGrid>
+        <w:gridCol w:w="2280"/>
+        <w:gridCol w:w="2875"/>
+      </w:tblGrid>
+      <w:tr>
+        <w:trPr>
+          <w:tblHeader/>
+          <w:tblCellSpacing w:w="15" w:type="dxa"/>
+        </w:trPr>
+        <w:tc>
+          <w:tcPr>
+            <w:tcW w:w="0" w:type="auto"/>
+            <w:vAlign w:val="center"/>
+            <w:hideMark/>
+          </w:tcPr>
+          <w:p>
+            <w:pPr>
+              <w:rPr>
+                <w:rFonts w:ascii="Aptos" w:hAnsi="Aptos"/>
+                <w:b/>
+                <w:bCs/>
+                <w:sz w:val="24"/>
+                <w:szCs w:val="24"/>
+              </w:rPr>
+            </w:pPr>
+            <w:r>
+              <w:rPr>
+                <w:rFonts w:ascii="Aptos" w:hAnsi="Aptos"/>
+                <w:b/>
+                <w:bCs/>
+                <w:sz w:val="24"/>
+                <w:szCs w:val="24"/>
+              </w:rPr>
+              <w:t>Instance Method</w:t>
+            </w:r>
+          </w:p>
+        </w:tc>
+        <w:tc>
+          <w:tcPr>
+            <w:tcW w:w="0" w:type="auto"/>
+            <w:vAlign w:val="center"/>
+            <w:hideMark/>
+          </w:tcPr>
+          <w:p>
+            <w:pPr>
+              <w:rPr>
+                <w:rFonts w:ascii="Aptos" w:hAnsi="Aptos"/>
+                <w:b/>
+                <w:bCs/>
+                <w:sz w:val="24"/>
+                <w:szCs w:val="24"/>
+              </w:rPr>
+            </w:pPr>
+            <w:r>
+              <w:rPr>
+                <w:rFonts w:ascii="Aptos" w:hAnsi="Aptos"/>
+                <w:b/>
+                <w:bCs/>
+                <w:sz w:val="24"/>
+                <w:szCs w:val="24"/>
+              </w:rPr>
+              <w:t>Static Method</w:t>
+            </w:r>
+          </w:p>
+        </w:tc>
+      </w:tr>
+      <w:tr>
+        <w:trPr>
+          <w:tblCellSpacing w:w="15" w:type="dxa"/>
+        </w:trPr>
+        <w:tc>
+          <w:tcPr>
+            <w:tcW w:w="0" w:type="auto"/>
+            <w:vAlign w:val="center"/>
+            <w:hideMark/>
+          </w:tcPr>
+          <w:p>
+            <w:pPr>
+              <w:rPr>
+                <w:rFonts w:ascii="Aptos" w:hAnsi="Aptos"/>
+                <w:sz w:val="24"/>
+                <w:szCs w:val="24"/>
+              </w:rPr>
+            </w:pPr>
+            <w:r>
+              <w:rPr>
+                <w:rFonts w:ascii="Aptos" w:hAnsi="Aptos"/>
+                <w:sz w:val="24"/>
+                <w:szCs w:val="24"/>
+              </w:rPr>
+              <w:t>Uses self</w:t>
+            </w:r>
+          </w:p>
+        </w:tc>
+        <w:tc>
+          <w:tcPr>
+            <w:tcW w:w="0" w:type="auto"/>
+            <w:vAlign w:val="center"/>
+            <w:hideMark/>
+          </w:tcPr>
+          <w:p>
+            <w:pPr>
+              <w:rPr>
+                <w:rFonts w:ascii="Aptos" w:hAnsi="Aptos"/>
+                <w:sz w:val="24"/>
+                <w:szCs w:val="24"/>
+              </w:rPr>
+            </w:pPr>
+            <w:r>
+              <w:rPr>
+                <w:rFonts w:ascii="Aptos" w:hAnsi="Aptos"/>
+                <w:sz w:val="24"/>
+                <w:szCs w:val="24"/>
+              </w:rPr>
+              <w:t>Doesn't use self</w:t>
+            </w:r>
+          </w:p>
+        </w:tc>
+      </w:tr>
+      <w:tr>
+        <w:trPr>
+          <w:tblCellSpacing w:w="15" w:type="dxa"/>
+        </w:trPr>
+        <w:tc>
+          <w:tcPr>
+            <w:tcW w:w="0" w:type="auto"/>
+            <w:vAlign w:val="center"/>
+            <w:hideMark/>
+          </w:tcPr>
+          <w:p>
+            <w:pPr>
+              <w:rPr>
+                <w:rFonts w:ascii="Aptos" w:hAnsi="Aptos"/>
+                <w:sz w:val="24"/>
+                <w:szCs w:val="24"/>
+              </w:rPr>
+            </w:pPr>
+            <w:r>
+              <w:rPr>
+                <w:rFonts w:ascii="Aptos" w:hAnsi="Aptos"/>
+                <w:sz w:val="24"/>
+                <w:szCs w:val="24"/>
+              </w:rPr>
+              <w:lastRenderedPageBreak/>
+              <w:t>Needs an object</w:t>
+            </w:r>
+          </w:p>
+        </w:tc>
+        <w:tc>
+          <w:tcPr>
+            <w:tcW w:w="0" w:type="auto"/>
+            <w:vAlign w:val="center"/>
+            <w:hideMark/>
+          </w:tcPr>
+          <w:p>
+            <w:pPr>
+              <w:rPr>
+                <w:rFonts w:ascii="Aptos" w:hAnsi="Aptos"/>
+                <w:sz w:val="24"/>
+                <w:szCs w:val="24"/>
+              </w:rPr>
+            </w:pPr>
+            <w:r>
+              <w:rPr>
+                <w:rFonts w:ascii="Aptos" w:hAnsi="Aptos"/>
+                <w:sz w:val="24"/>
+                <w:szCs w:val="24"/>
+              </w:rPr>
+              <w:t>Doesn't need an object</w:t>
+            </w:r>
+          </w:p>
+        </w:tc>
+      </w:tr>
+      <w:tr>
+        <w:trPr>
+          <w:tblCellSpacing w:w="15" w:type="dxa"/>
+        </w:trPr>
+        <w:tc>
+          <w:tcPr>
+            <w:tcW w:w="0" w:type="auto"/>
+            <w:vAlign w:val="center"/>
+            <w:hideMark/>
+          </w:tcPr>
+          <w:p>
+            <w:pPr>
+              <w:rPr>
+                <w:rFonts w:ascii="Aptos" w:hAnsi="Aptos"/>
+                <w:sz w:val="24"/>
+                <w:szCs w:val="24"/>
+              </w:rPr>
+            </w:pPr>
+            <w:r>
+              <w:rPr>
+                <w:rFonts w:ascii="Aptos" w:hAnsi="Aptos"/>
+                <w:sz w:val="24"/>
+                <w:szCs w:val="24"/>
+              </w:rPr>
+              <w:t>Accesses object data</w:t>
+            </w:r>
+          </w:p>
+        </w:tc>
+        <w:tc>
+          <w:tcPr>
+            <w:tcW w:w="0" w:type="auto"/>
+            <w:vAlign w:val="center"/>
+            <w:hideMark/>
+          </w:tcPr>
+          <w:p>
+            <w:pPr>
+              <w:rPr>
+                <w:rFonts w:ascii="Aptos" w:hAnsi="Aptos"/>
+                <w:sz w:val="24"/>
+                <w:szCs w:val="24"/>
+              </w:rPr>
+            </w:pPr>
+            <w:r>
+              <w:rPr>
+                <w:rFonts w:ascii="Aptos" w:hAnsi="Aptos"/>
+                <w:sz w:val="24"/>
+                <w:szCs w:val="24"/>
+              </w:rPr>
+              <w:t>Doesn't access object data</w:t>
+            </w:r>
+          </w:p>
+        </w:tc>
+      </w:tr>
+      <w:tr>
+        <w:trPr>
+          <w:tblCellSpacing w:w="15" w:type="dxa"/>
+        </w:trPr>
+        <w:tc>
+          <w:tcPr>
+            <w:tcW w:w="0" w:type="auto"/>
+            <w:vAlign w:val="center"/>
+            <w:hideMark/>
+          </w:tcPr>
+          <w:p>
+            <w:pPr>
+              <w:rPr>
+                <w:rFonts w:ascii="Aptos" w:hAnsi="Aptos"/>
+                <w:sz w:val="24"/>
+                <w:szCs w:val="24"/>
+              </w:rPr>
+            </w:pPr>
+            <w:r>
+              <w:rPr>
+                <w:rFonts w:ascii="Aptos" w:hAnsi="Aptos"/>
+                <w:sz w:val="24"/>
+                <w:szCs w:val="24"/>
+              </w:rPr>
+              <w:t xml:space="preserve">Example: </w:t>
+            </w:r>
+            <w:proofErr w:type="gramStart"/>
+            <w:r>
+              <w:rPr>
+                <w:rFonts w:ascii="Aptos" w:hAnsi="Aptos"/>
+                <w:sz w:val="24"/>
+                <w:szCs w:val="24"/>
+              </w:rPr>
+              <w:t>respond(</w:t>
+            </w:r>
+            <w:proofErr w:type="gramEnd"/>
+            <w:r>
+              <w:rPr>
+                <w:rFonts w:ascii="Aptos" w:hAnsi="Aptos"/>
+                <w:sz w:val="24"/>
+                <w:szCs w:val="24"/>
+              </w:rPr>
+              <w:t>)</w:t>
+            </w:r>
+          </w:p>
+        </w:tc>
+        <w:tc>
+          <w:tcPr>
+            <w:tcW w:w="0" w:type="auto"/>
+            <w:vAlign w:val="center"/>
+            <w:hideMark/>
+          </w:tcPr>
+          <w:p>
+            <w:pPr>
+              <w:rPr>
+                <w:rFonts w:ascii="Aptos" w:hAnsi="Aptos"/>
+                <w:sz w:val="24"/>
+                <w:szCs w:val="24"/>
+              </w:rPr>
+            </w:pPr>
+            <w:r>
+              <w:rPr>
+                <w:rFonts w:ascii="Aptos" w:hAnsi="Aptos"/>
+                <w:sz w:val="24"/>
+                <w:szCs w:val="24"/>
+              </w:rPr>
+              <w:t xml:space="preserve">Example: </w:t>
+            </w:r>
+            <w:proofErr w:type="gramStart"/>
+            <w:r>
+              <w:rPr>
+                <w:rFonts w:ascii="Aptos" w:hAnsi="Aptos"/>
+                <w:sz w:val="24"/>
+                <w:szCs w:val="24"/>
+              </w:rPr>
+              <w:t>add(</w:t>
+            </w:r>
+            <w:proofErr w:type="gramEnd"/>
+            <w:r>
+              <w:rPr>
+                <w:rFonts w:ascii="Aptos" w:hAnsi="Aptos"/>
+                <w:sz w:val="24"/>
+                <w:szCs w:val="24"/>
+              </w:rPr>
+              <w:t>)</w:t>
+            </w:r>
+          </w:p>
+        </w:tc>
+      </w:tr>
+    </w:tbl>
+    <w:p>
+      <w:pPr>
+        <w:rPr>
+          <w:rFonts w:ascii="Aptos" w:hAnsi="Aptos"/>
+          <w:sz w:val="24"/>
+          <w:szCs w:val="24"/>
+        </w:rPr>
+      </w:pPr>
+      <w:r>
+        <w:rPr>
+          <w:rFonts w:ascii="Aptos" w:hAnsi="Aptos"/>
+          <w:sz w:val="24"/>
+          <w:szCs w:val="24"/>
+        </w:rPr>
+        <w:pict w14:anchorId="4CC3BA8E">
+          <v:rect id="_x0000_i1196" style="width:0;height:1.5pt" o:hralign="center" o:hrstd="t" o:hr="t" fillcolor="#a0a0a0" stroked="f"/>
+        </w:pict>
+      </w:r>
+    </w:p>
+    <w:p>
+      <w:pPr>
+        <w:rPr>
+          <w:rFonts w:ascii="Aptos" w:hAnsi="Aptos"/>
+          <w:b/>
+          <w:bCs/>
+          <w:sz w:val="24"/>
+          <w:szCs w:val="24"/>
+        </w:rPr>
+      </w:pPr>
+      <w:r>
+        <w:rPr>
+          <w:rFonts w:ascii="Aptos" w:hAnsi="Aptos"/>
+          <w:b/>
+          <w:bCs/>
+          <w:sz w:val="24"/>
+          <w:szCs w:val="24"/>
+        </w:rPr>
+        <w:t>4. When would you use a Static Method in an AI application?</w:t>
+      </w:r>
+    </w:p>
+    <w:p>
+      <w:pPr>
+        <w:rPr>
+          <w:rFonts w:ascii="Aptos" w:hAnsi="Aptos"/>
+          <w:sz w:val="24"/>
+          <w:szCs w:val="24"/>
+        </w:rPr>
+      </w:pPr>
+      <w:r>
+        <w:rPr>
+          <w:rFonts w:ascii="Aptos" w:hAnsi="Aptos"/>
+          <w:sz w:val="24"/>
+          <w:szCs w:val="24"/>
+        </w:rPr>
+        <w:t>I would use a static method when the functionality is related to the application but doesn't depend on any specific AI agent. For example, formatting prompts, validating input, counting words, cleaning text, or performing simple calculations are all good candidates for static methods because they don't require access to an object's attributes.</w:t>
+      </w:r>
+    </w:p>
+    <w:p>
+      <w:pPr>
+        <w:rPr>
+          <w:rFonts w:ascii="Aptos" w:hAnsi="Aptos"/>
+          <w:sz w:val="24"/>
+          <w:szCs w:val="24"/>
+        </w:rPr>
+      </w:pPr>
+      <w:r>
+        <w:rPr>
+          <w:rFonts w:ascii="Aptos" w:hAnsi="Aptos"/>
+          <w:sz w:val="24"/>
+          <w:szCs w:val="24"/>
+        </w:rPr>
+        <w:pict w14:anchorId="0BD8C809">
+          <v:rect id="_x0000_i1197" style="width:0;height:1.5pt" o:hralign="center" o:hrstd="t" o:hr="t" fillcolor="#a0a0a0" stroked="f"/>
+        </w:pict>
+      </w:r>
+    </w:p>
+    <w:p>
+      <w:pPr>
+        <w:rPr>
+          <w:rFonts w:ascii="Aptos" w:hAnsi="Aptos"/>
+          <w:b/>
+          <w:bCs/>
+          <w:sz w:val="24"/>
+          <w:szCs w:val="24"/>
+        </w:rPr>
+      </w:pPr>
+      <w:r>
+        <w:rPr>
+          <w:rFonts w:ascii="Aptos" w:hAnsi="Aptos"/>
+          <w:b/>
+          <w:bCs/>
+          <w:sz w:val="24"/>
+          <w:szCs w:val="24"/>
+        </w:rPr>
+        <w:t>5. Why are Type Hints useful in Python?</w:t>
+      </w:r>
+    </w:p>
+    <w:p>
+      <w:pPr>
+        <w:rPr>
+          <w:rFonts w:ascii="Aptos" w:hAnsi="Aptos"/>
+          <w:sz w:val="24"/>
+          <w:szCs w:val="24"/>
+        </w:rPr>
+      </w:pPr>
+      <w:r>
+        <w:rPr>
+          <w:rFonts w:ascii="Aptos" w:hAnsi="Aptos"/>
+          <w:sz w:val="24"/>
+          <w:szCs w:val="24"/>
+        </w:rPr>
+        <w:t>Type hints improve code readability and make it easier for developers to understand what type of data a function expects and returns. They also help IDEs provide better auto-completion and allow static analysis tools to detect potential issues before runtime. Although Python does not enforce type hints, they are considered a good practice in professional projects.</w:t>
+      </w:r>
+    </w:p>
+    <w:p>
+      <w:pPr>
+        <w:rPr>
+          <w:rFonts w:ascii="Aptos" w:hAnsi="Aptos"/>
+          <w:sz w:val="24"/>
+          <w:szCs w:val="24"/>
+        </w:rPr>
+      </w:pPr>
+      <w:r>
+        <w:rPr>
+          <w:rFonts w:ascii="Aptos" w:hAnsi="Aptos"/>
+          <w:sz w:val="24"/>
+          <w:szCs w:val="24"/>
+        </w:rPr>
+        <w:pict w14:anchorId="167EAAB5">
+          <v:rect id="_x0000_i1198" style="width:0;height:1.5pt" o:hralign="center" o:hrstd="t" o:hr="t" fillcolor="#a0a0a0" stroked="f"/>
+        </w:pict>
+      </w:r>
+    </w:p>
+    <w:p>
+      <w:pPr>
+        <w:rPr>
+          <w:rFonts w:ascii="Aptos" w:hAnsi="Aptos"/>
+          <w:b/>
+          <w:bCs/>
+          <w:sz w:val="24"/>
+          <w:szCs w:val="24"/>
+        </w:rPr>
+      </w:pPr>
+      <w:r>
+        <w:rPr>
+          <w:rFonts w:ascii="Aptos" w:hAnsi="Aptos"/>
+          <w:b/>
+          <w:bCs/>
+          <w:sz w:val="24"/>
+          <w:szCs w:val="24"/>
+        </w:rPr>
+        <w:t>6. Why should AI applications be divided into modules?</w:t>
+      </w:r>
+    </w:p>
+    <w:p>
+      <w:pPr>
+        <w:rPr>
+          <w:rFonts w:ascii="Aptos" w:hAnsi="Aptos"/>
+          <w:sz w:val="24"/>
+          <w:szCs w:val="24"/>
+        </w:rPr>
+      </w:pPr>
+      <w:r>
+        <w:rPr>
+          <w:rFonts w:ascii="Aptos" w:hAnsi="Aptos"/>
+          <w:sz w:val="24"/>
+          <w:szCs w:val="24"/>
+        </w:rPr>
+        <w:t>Dividing an AI application into modules improves organization, maintainability, and scalability. Instead of writing everything in one file, we separate different responsibilities into dedicated files. For example, chatbot logic can be placed in chatbot.py, utility functions in utils.py, tools in tools.py, and configuration in config.py. This makes the code easier to understand, test, and extend.</w:t>
+      </w:r>
+    </w:p>
+    <w:p>
+      <w:pPr>
+        <w:rPr>
+          <w:rFonts w:ascii="Aptos" w:hAnsi="Aptos"/>
+          <w:sz w:val="24"/>
+          <w:szCs w:val="24"/>
+        </w:rPr>
+      </w:pPr>
+      <w:r>
+        <w:rPr>
+          <w:rFonts w:ascii="Aptos" w:hAnsi="Aptos"/>
+          <w:sz w:val="24"/>
+          <w:szCs w:val="24"/>
+        </w:rPr>
+        <w:pict w14:anchorId="1467A664">
+          <v:rect id="_x0000_i1199" style="width:0;height:1.5pt" o:hralign="center" o:hrstd="t" o:hr="t" fillcolor="#a0a0a0" stroked="f"/>
+        </w:pict>
+      </w:r>
+    </w:p>
+    <w:p>
+      <w:pPr>
+        <w:rPr>
+          <w:rFonts w:ascii="Aptos" w:hAnsi="Aptos"/>
+          <w:b/>
+          <w:bCs/>
+          <w:sz w:val="24"/>
+          <w:szCs w:val="24"/>
+        </w:rPr>
+      </w:pPr>
+      <w:r>
+        <w:rPr>
+          <w:rFonts w:ascii="Aptos" w:hAnsi="Aptos"/>
+          <w:b/>
+          <w:bCs/>
+          <w:sz w:val="24"/>
+          <w:szCs w:val="24"/>
+        </w:rPr>
+        <w:t>7. What is the principle of "Separation of Concerns"?</w:t>
+      </w:r>
+    </w:p>
+    <w:p>
+      <w:pPr>
+        <w:rPr>
+          <w:rFonts w:ascii="Aptos" w:hAnsi="Aptos"/>
+          <w:sz w:val="24"/>
+          <w:szCs w:val="24"/>
+        </w:rPr>
+      </w:pPr>
+      <w:r>
+        <w:rPr>
+          <w:rFonts w:ascii="Aptos" w:hAnsi="Aptos"/>
+          <w:sz w:val="24"/>
+          <w:szCs w:val="24"/>
+        </w:rPr>
+        <w:t>Separation of Concerns is a software engineering principle where each module or file is responsible for only one specific task. This reduces complexity, improves code readability, and makes applications easier to maintain. For example, in an AI application, the chatbot communicates with the LLM, the tools module contains reusable functions, the prompts module stores prompt templates, and the configuration module manages API keys and settings.</w:t>
+      </w:r>
+    </w:p>
+    <w:p>
+      <w:pPr>
+        <w:rPr>
+          <w:rFonts w:ascii="Aptos" w:hAnsi="Aptos"/>
+          <w:b/>
+          <w:bCs/>
+          <w:sz w:val="24"/>
+          <w:szCs w:val="24"/>
+        </w:rPr>
+      </w:pPr>
+      <w:r>
+        <w:rPr>
+          <w:rFonts w:ascii="Segoe UI Emoji" w:hAnsi="Segoe UI Emoji" w:cs="Segoe UI Emoji"/>
+          <w:b/>
+          <w:bCs/>
+          <w:sz w:val="24"/>
+          <w:szCs w:val="24"/>
+        </w:rPr>
+        <w:t>⭐</w:t>
+      </w:r>
+      <w:r>
+        <w:rPr>
+          <w:rFonts w:ascii="Aptos" w:hAnsi="Aptos"/>
+          <w:b/>
+          <w:bCs/>
+          <w:sz w:val="24"/>
+          <w:szCs w:val="24"/>
+        </w:rPr>
+        <w:t xml:space="preserve"> One-line Answer</w:t>
+      </w:r>
+    </w:p>
+    <w:p>
+      <w:pPr>
+        <w:rPr>
+          <w:rFonts w:ascii="Aptos" w:hAnsi="Aptos"/>
+          <w:sz w:val="24"/>
+          <w:szCs w:val="24"/>
+        </w:rPr>
+      </w:pPr>
+      <w:r>
+        <w:rPr>
+          <w:rFonts w:ascii="Aptos" w:hAnsi="Aptos"/>
+          <w:sz w:val="24"/>
+          <w:szCs w:val="24"/>
+        </w:rPr>
+        <w:lastRenderedPageBreak/>
+        <w:t>Separation of Concerns means giving each part of the application a single, well-defined responsibility.</w:t>
+      </w:r>
+    </w:p>
+    <w:p>
+      <w:pPr>
+        <w:rPr>
+          <w:rFonts w:ascii="Aptos" w:hAnsi="Aptos"/>
+          <w:sz w:val="24"/>
+          <w:szCs w:val="24"/>
+        </w:rPr>
+      </w:pPr>
+      <w:r>
+        <w:rPr>
+          <w:rFonts w:ascii="Aptos" w:hAnsi="Aptos"/>
+          <w:sz w:val="24"/>
+          <w:szCs w:val="24"/>
+        </w:rPr>
+        <w:pict w14:anchorId="67670C7D">
+          <v:rect id="_x0000_i1200" style="width:0;height:1.5pt" o:hralign="center" o:hrstd="t" o:hr="t" fillcolor="#a0a0a0" stroked="f"/>
+        </w:pict>
+      </w:r>
+    </w:p>
+    <w:p>
+      <w:pPr>
+        <w:rPr>
+          <w:rFonts w:ascii="Aptos" w:hAnsi="Aptos"/>
+          <w:b/>
+          <w:bCs/>
+          <w:sz w:val="24"/>
+          <w:szCs w:val="24"/>
+        </w:rPr>
+      </w:pPr>
+      <w:r>
+        <w:rPr>
+          <w:rFonts w:ascii="Aptos" w:hAnsi="Aptos"/>
+          <w:b/>
+          <w:bCs/>
+          <w:sz w:val="24"/>
+          <w:szCs w:val="24"/>
+        </w:rPr>
+        <w:t>8. Why is organizing code important as AI projects grow?</w:t>
+      </w:r>
+    </w:p>
+    <w:p>
+      <w:pPr>
+        <w:rPr>
+          <w:rFonts w:ascii="Aptos" w:hAnsi="Aptos"/>
+          <w:sz w:val="24"/>
+          <w:szCs w:val="24"/>
+        </w:rPr>
+      </w:pPr>
+      <w:r>
+        <w:rPr>
+          <w:rFonts w:ascii="Aptos" w:hAnsi="Aptos"/>
+          <w:sz w:val="24"/>
+          <w:szCs w:val="24"/>
+        </w:rPr>
+        <w:t>As AI projects become larger, keeping all the code in one file makes it difficult to understand, debug, and maintain. Organizing code into modules allows developers to work on different parts independently, reuse components, and add new features without affecting existing functionality. This approach also makes collaboration easier when working in a team.</w:t>
+      </w:r>
+    </w:p>
+    <w:p>
+      <w:pPr>
+        <w:rPr>
+          <w:rFonts w:ascii="Aptos" w:hAnsi="Aptos"/>
+          <w:sz w:val="24"/>
+          <w:szCs w:val="24"/>
+        </w:rPr>
+      </w:pPr>
+      <w:r>
+        <w:rPr>
+          <w:rFonts w:ascii="Aptos" w:hAnsi="Aptos"/>
+          <w:sz w:val="24"/>
+          <w:szCs w:val="24"/>
+        </w:rPr>
+        <w:pict w14:anchorId="5FADFC2F">
+          <v:rect id="_x0000_i1202" style="width:0;height:1.5pt" o:hralign="center" o:hrstd="t" o:hr="t" fillcolor="#a0a0a0" stroked="f"/>
+        </w:pict>
+      </w:r>
+    </w:p>
+    <w:p>
+      <w:pPr>
+        <w:rPr>
+          <w:rFonts w:ascii="Aptos" w:hAnsi="Aptos"/>
+          <w:b/>
+          <w:bCs/>
+          <w:sz w:val="24"/>
+          <w:szCs w:val="24"/>
+        </w:rPr>
+      </w:pPr>
+      <w:r>
+        <w:rPr>
+          <w:rFonts w:ascii="Aptos" w:hAnsi="Aptos"/>
+          <w:b/>
+          <w:bCs/>
+          <w:sz w:val="24"/>
+          <w:szCs w:val="24"/>
+        </w:rPr>
+        <w:t>9</w:t>
+      </w:r>
+      <w:r>
+        <w:rPr>
+          <w:rFonts w:ascii="Aptos" w:hAnsi="Aptos"/>
+          <w:b/>
+          <w:bCs/>
+          <w:sz w:val="24"/>
+          <w:szCs w:val="24"/>
+        </w:rPr>
+        <w:t xml:space="preserve">. How does this relate to </w:t>
+      </w:r>
+      <w:proofErr w:type="spellStart"/>
+      <w:r>
+        <w:rPr>
+          <w:rFonts w:ascii="Aptos" w:hAnsi="Aptos"/>
+          <w:b/>
+          <w:bCs/>
+          <w:sz w:val="24"/>
+          <w:szCs w:val="24"/>
+        </w:rPr>
+        <w:t>LangChain</w:t>
+      </w:r>
+      <w:proofErr w:type="spellEnd"/>
+      <w:r>
+        <w:rPr>
+          <w:rFonts w:ascii="Aptos" w:hAnsi="Aptos"/>
+          <w:b/>
+          <w:bCs/>
+          <w:sz w:val="24"/>
+          <w:szCs w:val="24"/>
+        </w:rPr>
+        <w:t xml:space="preserve"> or </w:t>
+      </w:r>
+      <w:proofErr w:type="spellStart"/>
+      <w:r>
+        <w:rPr>
+          <w:rFonts w:ascii="Aptos" w:hAnsi="Aptos"/>
+          <w:b/>
+          <w:bCs/>
+          <w:sz w:val="24"/>
+          <w:szCs w:val="24"/>
+        </w:rPr>
+        <w:t>LangGraph</w:t>
+      </w:r>
+      <w:proofErr w:type="spellEnd"/>
+      <w:r>
+        <w:rPr>
+          <w:rFonts w:ascii="Aptos" w:hAnsi="Aptos"/>
+          <w:b/>
+          <w:bCs/>
+          <w:sz w:val="24"/>
+          <w:szCs w:val="24"/>
+        </w:rPr>
+        <w:t>?</w:t>
+      </w:r>
+    </w:p>
+    <w:p>
+      <w:pPr>
+        <w:rPr>
+          <w:rFonts w:ascii="Aptos" w:hAnsi="Aptos"/>
+          <w:sz w:val="24"/>
+          <w:szCs w:val="24"/>
+        </w:rPr>
+      </w:pPr>
+      <w:proofErr w:type="spellStart"/>
+      <w:r>
+        <w:rPr>
+          <w:rFonts w:ascii="Aptos" w:hAnsi="Aptos"/>
+          <w:sz w:val="24"/>
+          <w:szCs w:val="24"/>
+        </w:rPr>
+        <w:t>LangChain</w:t>
+      </w:r>
+      <w:proofErr w:type="spellEnd"/>
+      <w:r>
+        <w:rPr>
+          <w:rFonts w:ascii="Aptos" w:hAnsi="Aptos"/>
+          <w:sz w:val="24"/>
+          <w:szCs w:val="24"/>
+        </w:rPr>
+        <w:t xml:space="preserve"> and </w:t>
+      </w:r>
+      <w:proofErr w:type="spellStart"/>
+      <w:r>
+        <w:rPr>
+          <w:rFonts w:ascii="Aptos" w:hAnsi="Aptos"/>
+          <w:sz w:val="24"/>
+          <w:szCs w:val="24"/>
+        </w:rPr>
+        <w:t>LangGraph</w:t>
+      </w:r>
+      <w:proofErr w:type="spellEnd"/>
+      <w:r>
+        <w:rPr>
+          <w:rFonts w:ascii="Aptos" w:hAnsi="Aptos"/>
+          <w:sz w:val="24"/>
+          <w:szCs w:val="24"/>
+        </w:rPr>
+        <w:t xml:space="preserve"> are built using object-oriented programming principles. They represent agents, tools, prompts, and workflows as classes and objects. Learning about classes, instance methods, static methods, and modular project organization helps me understand the design of these frameworks before I start using them.</w:t>
+      </w:r>
+    </w:p>
+    <w:p>
+      <w:pPr>
+        <w:rPr>
+          <w:rFonts w:ascii="Aptos" w:hAnsi="Aptos"/>
+          <w:sz w:val="24"/>
+          <w:szCs w:val="24"/>
+        </w:rPr>
+      </w:pPr>
+      <w:r>
+        <w:rPr>
+          <w:rFonts w:ascii="Aptos" w:hAnsi="Aptos"/>
+          <w:sz w:val="24"/>
+          <w:szCs w:val="24"/>
+        </w:rPr>
+        <w:pict w14:anchorId="364E9FEA">
+          <v:rect id="_x0000_i1206" style="width:0;height:1.5pt" o:hralign="center" o:hrstd="t" o:hr="t" fillcolor="#a0a0a0" stroked="f"/>
+        </w:pict>
+      </w:r>
+    </w:p>
+    <w:p>
+      <w:pPr>
+        <w:rPr>
+          <w:rFonts w:ascii="Aptos" w:hAnsi="Aptos"/>
+          <w:sz w:val="24"/>
+          <w:szCs w:val="24"/>
+        </w:rPr>
+      </w:pPr>
+      <w:r>
+        <w:rPr>
+          <w:rFonts w:ascii="Aptos" w:hAnsi="Aptos"/>
+          <w:b/>
+          <w:bCs/>
+          <w:sz w:val="24"/>
+          <w:szCs w:val="24"/>
+        </w:rPr>
+        <w:t xml:space="preserve">10. </w:t>
+      </w:r>
+      <w:r>
+        <w:rPr>
+          <w:rFonts w:ascii="Aptos" w:hAnsi="Aptos"/>
+          <w:b/>
+          <w:bCs/>
+          <w:sz w:val="24"/>
+          <w:szCs w:val="24"/>
+        </w:rPr>
+        <w:t>"Why are software engineering principles important in AI development?"</w:t>
+      </w:r>
+    </w:p>
+    <w:p>
+      <w:pPr>
+        <w:rPr>
+          <w:rFonts w:ascii="Aptos" w:hAnsi="Aptos"/>
+          <w:sz w:val="24"/>
+          <w:szCs w:val="24"/>
+        </w:rPr>
+      </w:pPr>
+      <w:r>
+        <w:rPr>
+          <w:rFonts w:ascii="Aptos" w:hAnsi="Aptos"/>
+          <w:sz w:val="24"/>
+          <w:szCs w:val="24"/>
+        </w:rPr>
+        <w:t xml:space="preserve">Building AI applications involves much more than interacting with an LLM. As projects grow, clean architecture becomes essential. Principles like object-oriented programming, modular design, type hints, and Separation of Concerns make AI applications easier to understand, maintain, test, and extend. They also allow teams to collaborate effectively. That's why modern AI frameworks such as </w:t>
+      </w:r>
+      <w:proofErr w:type="spellStart"/>
+      <w:r>
+        <w:rPr>
+          <w:rFonts w:ascii="Aptos" w:hAnsi="Aptos"/>
+          <w:sz w:val="24"/>
+          <w:szCs w:val="24"/>
+        </w:rPr>
+        <w:t>LangChain</w:t>
+      </w:r>
+      <w:proofErr w:type="spellEnd"/>
+      <w:r>
+        <w:rPr>
+          <w:rFonts w:ascii="Aptos" w:hAnsi="Aptos"/>
+          <w:sz w:val="24"/>
+          <w:szCs w:val="24"/>
+        </w:rPr>
+        <w:t xml:space="preserve"> and </w:t>
+      </w:r>
+      <w:proofErr w:type="spellStart"/>
+      <w:r>
+        <w:rPr>
+          <w:rFonts w:ascii="Aptos" w:hAnsi="Aptos"/>
+          <w:sz w:val="24"/>
+          <w:szCs w:val="24"/>
+        </w:rPr>
+        <w:t>LangGraph</w:t>
+      </w:r>
+      <w:proofErr w:type="spellEnd"/>
+      <w:r>
+        <w:rPr>
+          <w:rFonts w:ascii="Aptos" w:hAnsi="Aptos"/>
+          <w:sz w:val="24"/>
+          <w:szCs w:val="24"/>
+        </w:rPr>
+        <w:t xml:space="preserve"> follow these software engineering practices.</w:t>
+      </w:r>
+    </w:p>
+    <w:p>
+      <w:pPr>
+        <w:rPr>
+          <w:rFonts w:ascii="Aptos" w:hAnsi="Aptos"/>
+          <w:sz w:val="24"/>
+          <w:szCs w:val="24"/>
+        </w:rPr>
+      </w:pPr>
     </w:p>
     <w:sectPr>
       <w:pgSz w:w="11906" w:h="16838"/>

--- a/notes/Interview Questions.docx
+++ b/notes/Interview Questions.docx
@@ -9403,6 +9403,1234 @@
         </w:rPr>
       </w:pPr>
     </w:p>
+    <w:p>
+      <w:pPr>
+        <w:rPr>
+          <w:rFonts w:ascii="Aptos" w:hAnsi="Aptos"/>
+          <w:b/>
+          <w:bCs/>
+          <w:sz w:val="24"/>
+          <w:szCs w:val="24"/>
+        </w:rPr>
+      </w:pPr>
+      <w:r>
+        <w:rPr>
+          <w:rFonts w:ascii="Aptos" w:hAnsi="Aptos"/>
+          <w:b/>
+          <w:bCs/>
+          <w:sz w:val="24"/>
+          <w:szCs w:val="24"/>
+        </w:rPr>
+        <w:t>Q1. Tell me about your Smart AI Assistant project.</w:t>
+      </w:r>
+    </w:p>
+    <w:p>
+      <w:pPr>
+        <w:rPr>
+          <w:rFonts w:ascii="Aptos" w:hAnsi="Aptos"/>
+          <w:sz w:val="24"/>
+          <w:szCs w:val="24"/>
+        </w:rPr>
+      </w:pPr>
+      <w:r>
+        <w:rPr>
+          <w:rFonts w:ascii="Aptos" w:hAnsi="Aptos"/>
+          <w:sz w:val="24"/>
+          <w:szCs w:val="24"/>
+        </w:rPr>
+        <w:t xml:space="preserve">I built a rule-based Smart AI Assistant using Python and the Gemini API. The application first </w:t>
+      </w:r>
+      <w:proofErr w:type="spellStart"/>
+      <w:r>
+        <w:rPr>
+          <w:rFonts w:ascii="Aptos" w:hAnsi="Aptos"/>
+          <w:sz w:val="24"/>
+          <w:szCs w:val="24"/>
+        </w:rPr>
+        <w:t>analyzes</w:t>
+      </w:r>
+      <w:proofErr w:type="spellEnd"/>
+      <w:r>
+        <w:rPr>
+          <w:rFonts w:ascii="Aptos" w:hAnsi="Aptos"/>
+          <w:sz w:val="24"/>
+          <w:szCs w:val="24"/>
+        </w:rPr>
+        <w:t xml:space="preserve"> the user's request and decides whether to use a local Python tool or send the request to Gemini. I implemented reusable tools such as a Calculator, Word Counter, Text Statistics, and Current Date &amp; Time. If the request matches one of these tools, the application executes the corresponding function locally; otherwise, it forwards the request to Gemini. This project helped me understand the fundamentals of AI Agents, tool routing, modular programming, and separation of concerns.</w:t>
+      </w:r>
+    </w:p>
+    <w:p>
+      <w:pPr>
+        <w:rPr>
+          <w:rFonts w:ascii="Aptos" w:hAnsi="Aptos"/>
+          <w:sz w:val="24"/>
+          <w:szCs w:val="24"/>
+        </w:rPr>
+      </w:pPr>
+      <w:r>
+        <w:rPr>
+          <w:rFonts w:ascii="Aptos" w:hAnsi="Aptos"/>
+          <w:sz w:val="24"/>
+          <w:szCs w:val="24"/>
+        </w:rPr>
+        <w:pict w14:anchorId="5308296A">
+          <v:rect id="_x0000_i1421" style="width:0;height:1.5pt" o:hralign="center" o:hrstd="t" o:hr="t" fillcolor="#a0a0a0" stroked="f"/>
+        </w:pict>
+      </w:r>
+    </w:p>
+    <w:p>
+      <w:pPr>
+        <w:rPr>
+          <w:rFonts w:ascii="Aptos" w:hAnsi="Aptos"/>
+          <w:b/>
+          <w:bCs/>
+          <w:sz w:val="24"/>
+          <w:szCs w:val="24"/>
+        </w:rPr>
+      </w:pPr>
+      <w:r>
+        <w:rPr>
+          <w:rFonts w:ascii="Aptos" w:hAnsi="Aptos"/>
+          <w:b/>
+          <w:bCs/>
+          <w:sz w:val="24"/>
+          <w:szCs w:val="24"/>
+        </w:rPr>
+        <w:t>Q2. What was the objective of this project?</w:t>
+      </w:r>
+    </w:p>
+    <w:p>
+      <w:pPr>
+        <w:rPr>
+          <w:rFonts w:ascii="Aptos" w:hAnsi="Aptos"/>
+          <w:sz w:val="24"/>
+          <w:szCs w:val="24"/>
+        </w:rPr>
+      </w:pPr>
+      <w:r>
+        <w:rPr>
+          <w:rFonts w:ascii="Aptos" w:hAnsi="Aptos"/>
+          <w:sz w:val="24"/>
+          <w:szCs w:val="24"/>
+        </w:rPr>
+        <w:t xml:space="preserve">The objective was to understand how AI Agents work by introducing tool usage into an AI application. Instead of sending every request to an LLM, I wanted the application to </w:t>
+      </w:r>
+      <w:r>
+        <w:rPr>
+          <w:rFonts w:ascii="Aptos" w:hAnsi="Aptos"/>
+          <w:sz w:val="24"/>
+          <w:szCs w:val="24"/>
+        </w:rPr>
+        <w:lastRenderedPageBreak/>
+        <w:t>decide whether a local tool or the LLM was the better choice for solving the user's request.</w:t>
+      </w:r>
+    </w:p>
+    <w:p>
+      <w:pPr>
+        <w:rPr>
+          <w:rFonts w:ascii="Aptos" w:hAnsi="Aptos"/>
+          <w:sz w:val="24"/>
+          <w:szCs w:val="24"/>
+        </w:rPr>
+      </w:pPr>
+      <w:r>
+        <w:rPr>
+          <w:rFonts w:ascii="Aptos" w:hAnsi="Aptos"/>
+          <w:sz w:val="24"/>
+          <w:szCs w:val="24"/>
+        </w:rPr>
+        <w:pict w14:anchorId="7B299907">
+          <v:rect id="_x0000_i1422" style="width:0;height:1.5pt" o:hralign="center" o:hrstd="t" o:hr="t" fillcolor="#a0a0a0" stroked="f"/>
+        </w:pict>
+      </w:r>
+    </w:p>
+    <w:p>
+      <w:pPr>
+        <w:rPr>
+          <w:rFonts w:ascii="Aptos" w:hAnsi="Aptos"/>
+          <w:b/>
+          <w:bCs/>
+          <w:sz w:val="24"/>
+          <w:szCs w:val="24"/>
+        </w:rPr>
+      </w:pPr>
+      <w:r>
+        <w:rPr>
+          <w:rFonts w:ascii="Aptos" w:hAnsi="Aptos"/>
+          <w:b/>
+          <w:bCs/>
+          <w:sz w:val="24"/>
+          <w:szCs w:val="24"/>
+        </w:rPr>
+        <w:t>Q3. What technologies did you use?</w:t>
+      </w:r>
+    </w:p>
+    <w:p>
+      <w:pPr>
+        <w:rPr>
+          <w:rFonts w:ascii="Aptos" w:hAnsi="Aptos"/>
+          <w:sz w:val="24"/>
+          <w:szCs w:val="24"/>
+        </w:rPr>
+      </w:pPr>
+      <w:r>
+        <w:rPr>
+          <w:rFonts w:ascii="Aptos" w:hAnsi="Aptos"/>
+          <w:sz w:val="24"/>
+          <w:szCs w:val="24"/>
+        </w:rPr>
+        <w:t>I used Python as the programming language, the Google Gemini API as the Large Language Model, python-</w:t>
+      </w:r>
+      <w:proofErr w:type="spellStart"/>
+      <w:r>
+        <w:rPr>
+          <w:rFonts w:ascii="Aptos" w:hAnsi="Aptos"/>
+          <w:sz w:val="24"/>
+          <w:szCs w:val="24"/>
+        </w:rPr>
+        <w:t>dotenv</w:t>
+      </w:r>
+      <w:proofErr w:type="spellEnd"/>
+      <w:r>
+        <w:rPr>
+          <w:rFonts w:ascii="Aptos" w:hAnsi="Aptos"/>
+          <w:sz w:val="24"/>
+          <w:szCs w:val="24"/>
+        </w:rPr>
+        <w:t xml:space="preserve"> for securely loading the API key from a .env file, and Python's built-in datetime module for retrieving the current system date and time.</w:t>
+      </w:r>
+    </w:p>
+    <w:p>
+      <w:pPr>
+        <w:rPr>
+          <w:rFonts w:ascii="Aptos" w:hAnsi="Aptos"/>
+          <w:sz w:val="24"/>
+          <w:szCs w:val="24"/>
+        </w:rPr>
+      </w:pPr>
+      <w:r>
+        <w:rPr>
+          <w:rFonts w:ascii="Aptos" w:hAnsi="Aptos"/>
+          <w:sz w:val="24"/>
+          <w:szCs w:val="24"/>
+        </w:rPr>
+        <w:pict w14:anchorId="138206F8">
+          <v:rect id="_x0000_i1424" style="width:0;height:1.5pt" o:hralign="center" o:hrstd="t" o:hr="t" fillcolor="#a0a0a0" stroked="f"/>
+        </w:pict>
+      </w:r>
+    </w:p>
+    <w:p>
+      <w:pPr>
+        <w:rPr>
+          <w:rFonts w:ascii="Aptos" w:hAnsi="Aptos"/>
+          <w:b/>
+          <w:bCs/>
+          <w:sz w:val="24"/>
+          <w:szCs w:val="24"/>
+        </w:rPr>
+      </w:pPr>
+      <w:r>
+        <w:rPr>
+          <w:rFonts w:ascii="Aptos" w:hAnsi="Aptos"/>
+          <w:b/>
+          <w:bCs/>
+          <w:sz w:val="24"/>
+          <w:szCs w:val="24"/>
+        </w:rPr>
+        <w:t>Q4. How does your Smart AI Assistant work?</w:t>
+      </w:r>
+    </w:p>
+    <w:p>
+      <w:pPr>
+        <w:rPr>
+          <w:rFonts w:ascii="Aptos" w:hAnsi="Aptos"/>
+          <w:sz w:val="24"/>
+          <w:szCs w:val="24"/>
+        </w:rPr>
+      </w:pPr>
+      <w:r>
+        <w:rPr>
+          <w:rFonts w:ascii="Aptos" w:hAnsi="Aptos"/>
+          <w:sz w:val="24"/>
+          <w:szCs w:val="24"/>
+        </w:rPr>
+        <w:t>The application starts by accepting user input. It then checks whether the request matches any predefined tool using simple keyword-based routing. If a tool is required, it executes the corresponding Python function. Otherwise, it sends the request to Gemini through the chatbot module and displays the response to the user.</w:t>
+      </w:r>
+    </w:p>
+    <w:p>
+      <w:pPr>
+        <w:rPr>
+          <w:rFonts w:ascii="Aptos" w:hAnsi="Aptos"/>
+          <w:sz w:val="24"/>
+          <w:szCs w:val="24"/>
+        </w:rPr>
+      </w:pPr>
+      <w:r>
+        <w:rPr>
+          <w:rFonts w:ascii="Aptos" w:hAnsi="Aptos"/>
+          <w:sz w:val="24"/>
+          <w:szCs w:val="24"/>
+        </w:rPr>
+        <w:pict w14:anchorId="7E5203B3">
+          <v:rect id="_x0000_i1425" style="width:0;height:1.5pt" o:hralign="center" o:hrstd="t" o:hr="t" fillcolor="#a0a0a0" stroked="f"/>
+        </w:pict>
+      </w:r>
+    </w:p>
+    <w:p>
+      <w:pPr>
+        <w:rPr>
+          <w:rFonts w:ascii="Aptos" w:hAnsi="Aptos"/>
+          <w:b/>
+          <w:bCs/>
+          <w:sz w:val="24"/>
+          <w:szCs w:val="24"/>
+        </w:rPr>
+      </w:pPr>
+      <w:r>
+        <w:rPr>
+          <w:rFonts w:ascii="Aptos" w:hAnsi="Aptos"/>
+          <w:b/>
+          <w:bCs/>
+          <w:sz w:val="24"/>
+          <w:szCs w:val="24"/>
+        </w:rPr>
+        <w:t>Q5. What is routing in your application?</w:t>
+      </w:r>
+    </w:p>
+    <w:p>
+      <w:pPr>
+        <w:rPr>
+          <w:rFonts w:ascii="Aptos" w:hAnsi="Aptos"/>
+          <w:sz w:val="24"/>
+          <w:szCs w:val="24"/>
+        </w:rPr>
+      </w:pPr>
+      <w:r>
+        <w:rPr>
+          <w:rFonts w:ascii="Aptos" w:hAnsi="Aptos"/>
+          <w:sz w:val="24"/>
+          <w:szCs w:val="24"/>
+        </w:rPr>
+        <w:t>Routing is the process of deciding how to handle the user's request. In my project, I implemented keyword-based routing. The application checks whether the user's input starts with commands like "calculate", "count words", or "statistics". If a matching condition is found, it calls the appropriate local tool; otherwise, it sends the request to Gemini.</w:t>
+      </w:r>
+    </w:p>
+    <w:p>
+      <w:pPr>
+        <w:rPr>
+          <w:rFonts w:ascii="Aptos" w:hAnsi="Aptos"/>
+          <w:sz w:val="24"/>
+          <w:szCs w:val="24"/>
+        </w:rPr>
+      </w:pPr>
+      <w:r>
+        <w:rPr>
+          <w:rFonts w:ascii="Aptos" w:hAnsi="Aptos"/>
+          <w:sz w:val="24"/>
+          <w:szCs w:val="24"/>
+        </w:rPr>
+        <w:pict w14:anchorId="2B64DF4B">
+          <v:rect id="_x0000_i1426" style="width:0;height:1.5pt" o:hralign="center" o:hrstd="t" o:hr="t" fillcolor="#a0a0a0" stroked="f"/>
+        </w:pict>
+      </w:r>
+    </w:p>
+    <w:p>
+      <w:pPr>
+        <w:rPr>
+          <w:rFonts w:ascii="Aptos" w:hAnsi="Aptos"/>
+          <w:b/>
+          <w:bCs/>
+          <w:sz w:val="24"/>
+          <w:szCs w:val="24"/>
+        </w:rPr>
+      </w:pPr>
+      <w:r>
+        <w:rPr>
+          <w:rFonts w:ascii="Aptos" w:hAnsi="Aptos"/>
+          <w:b/>
+          <w:bCs/>
+          <w:sz w:val="24"/>
+          <w:szCs w:val="24"/>
+        </w:rPr>
+        <w:t>Q6. Why didn't you send every request to Gemini?</w:t>
+      </w:r>
+    </w:p>
+    <w:p>
+      <w:pPr>
+        <w:rPr>
+          <w:rFonts w:ascii="Aptos" w:hAnsi="Aptos"/>
+          <w:sz w:val="24"/>
+          <w:szCs w:val="24"/>
+        </w:rPr>
+      </w:pPr>
+      <w:r>
+        <w:rPr>
+          <w:rFonts w:ascii="Aptos" w:hAnsi="Aptos"/>
+          <w:sz w:val="24"/>
+          <w:szCs w:val="24"/>
+        </w:rPr>
+        <w:t>Some tasks can be handled more efficiently and accurately by local Python functions. For example, arithmetic calculations, word counting, and retrieving the current date and time do not require an LLM. Using local tools improves performance, reduces API usage, and provides deterministic results.</w:t>
+      </w:r>
+    </w:p>
+    <w:p>
+      <w:pPr>
+        <w:rPr>
+          <w:rFonts w:ascii="Aptos" w:hAnsi="Aptos"/>
+          <w:sz w:val="24"/>
+          <w:szCs w:val="24"/>
+        </w:rPr>
+      </w:pPr>
+      <w:r>
+        <w:rPr>
+          <w:rFonts w:ascii="Aptos" w:hAnsi="Aptos"/>
+          <w:sz w:val="24"/>
+          <w:szCs w:val="24"/>
+        </w:rPr>
+        <w:pict w14:anchorId="57D6FE10">
+          <v:rect id="_x0000_i1427" style="width:0;height:1.5pt" o:hralign="center" o:hrstd="t" o:hr="t" fillcolor="#a0a0a0" stroked="f"/>
+        </w:pict>
+      </w:r>
+    </w:p>
+    <w:p>
+      <w:pPr>
+        <w:rPr>
+          <w:rFonts w:ascii="Aptos" w:hAnsi="Aptos"/>
+          <w:b/>
+          <w:bCs/>
+          <w:sz w:val="24"/>
+          <w:szCs w:val="24"/>
+        </w:rPr>
+      </w:pPr>
+      <w:r>
+        <w:rPr>
+          <w:rFonts w:ascii="Aptos" w:hAnsi="Aptos"/>
+          <w:b/>
+          <w:bCs/>
+          <w:sz w:val="24"/>
+          <w:szCs w:val="24"/>
+        </w:rPr>
+        <w:t>Q7. Why is the calculator implemented as a local tool?</w:t>
+      </w:r>
+    </w:p>
+    <w:p>
+      <w:pPr>
+        <w:rPr>
+          <w:rFonts w:ascii="Aptos" w:hAnsi="Aptos"/>
+          <w:sz w:val="24"/>
+          <w:szCs w:val="24"/>
+        </w:rPr>
+      </w:pPr>
+      <w:r>
+        <w:rPr>
+          <w:rFonts w:ascii="Aptos" w:hAnsi="Aptos"/>
+          <w:sz w:val="24"/>
+          <w:szCs w:val="24"/>
+        </w:rPr>
+        <w:t>A calculator performs exact mathematical operations, while an LLM generates responses by predicting text. Although an LLM can often solve arithmetic problems, a dedicated calculator tool is more accurate and reliable for mathematical computations.</w:t>
+      </w:r>
+    </w:p>
+    <w:p>
+      <w:pPr>
+        <w:rPr>
+          <w:rFonts w:ascii="Aptos" w:hAnsi="Aptos"/>
+          <w:sz w:val="24"/>
+          <w:szCs w:val="24"/>
+        </w:rPr>
+      </w:pPr>
+      <w:r>
+        <w:rPr>
+          <w:rFonts w:ascii="Aptos" w:hAnsi="Aptos"/>
+          <w:sz w:val="24"/>
+          <w:szCs w:val="24"/>
+        </w:rPr>
+        <w:pict w14:anchorId="6DDD8008">
+          <v:rect id="_x0000_i1428" style="width:0;height:1.5pt" o:hralign="center" o:hrstd="t" o:hr="t" fillcolor="#a0a0a0" stroked="f"/>
+        </w:pict>
+      </w:r>
+    </w:p>
+    <w:p>
+      <w:pPr>
+        <w:rPr>
+          <w:rFonts w:ascii="Aptos" w:hAnsi="Aptos"/>
+          <w:b/>
+          <w:bCs/>
+          <w:sz w:val="24"/>
+          <w:szCs w:val="24"/>
+        </w:rPr>
+      </w:pPr>
+      <w:r>
+        <w:rPr>
+          <w:rFonts w:ascii="Aptos" w:hAnsi="Aptos"/>
+          <w:b/>
+          <w:bCs/>
+          <w:sz w:val="24"/>
+          <w:szCs w:val="24"/>
+        </w:rPr>
+        <w:t>Q8. Why did you separate chatbot.py and tools.py?</w:t>
+      </w:r>
+    </w:p>
+    <w:p>
+      <w:pPr>
+        <w:rPr>
+          <w:rFonts w:ascii="Aptos" w:hAnsi="Aptos"/>
+          <w:sz w:val="24"/>
+          <w:szCs w:val="24"/>
+        </w:rPr>
+      </w:pPr>
+      <w:r>
+        <w:rPr>
+          <w:rFonts w:ascii="Aptos" w:hAnsi="Aptos"/>
+          <w:sz w:val="24"/>
+          <w:szCs w:val="24"/>
+        </w:rPr>
+        <w:lastRenderedPageBreak/>
+        <w:t>I separated them to follow the Separation of Concerns principle. chatbot.py is responsible only for communicating with Gemini, while tools.py contains reusable Python functions. This makes the code easier to maintain, test, and extend.</w:t>
+      </w:r>
+    </w:p>
+    <w:p>
+      <w:pPr>
+        <w:rPr>
+          <w:rFonts w:ascii="Aptos" w:hAnsi="Aptos"/>
+          <w:sz w:val="24"/>
+          <w:szCs w:val="24"/>
+        </w:rPr>
+      </w:pPr>
+      <w:r>
+        <w:rPr>
+          <w:rFonts w:ascii="Aptos" w:hAnsi="Aptos"/>
+          <w:sz w:val="24"/>
+          <w:szCs w:val="24"/>
+        </w:rPr>
+        <w:pict w14:anchorId="6585930A">
+          <v:rect id="_x0000_i1429" style="width:0;height:1.5pt" o:hralign="center" o:hrstd="t" o:hr="t" fillcolor="#a0a0a0" stroked="f"/>
+        </w:pict>
+      </w:r>
+    </w:p>
+    <w:p>
+      <w:pPr>
+        <w:rPr>
+          <w:rFonts w:ascii="Aptos" w:hAnsi="Aptos"/>
+          <w:b/>
+          <w:bCs/>
+          <w:sz w:val="24"/>
+          <w:szCs w:val="24"/>
+        </w:rPr>
+      </w:pPr>
+      <w:r>
+        <w:rPr>
+          <w:rFonts w:ascii="Aptos" w:hAnsi="Aptos"/>
+          <w:b/>
+          <w:bCs/>
+          <w:sz w:val="24"/>
+          <w:szCs w:val="24"/>
+        </w:rPr>
+        <w:t>Q11. Why didn't you write everything inside app.py?</w:t>
+      </w:r>
+    </w:p>
+    <w:p>
+      <w:pPr>
+        <w:rPr>
+          <w:rFonts w:ascii="Aptos" w:hAnsi="Aptos"/>
+          <w:sz w:val="24"/>
+          <w:szCs w:val="24"/>
+        </w:rPr>
+      </w:pPr>
+      <w:r>
+        <w:rPr>
+          <w:rFonts w:ascii="Aptos" w:hAnsi="Aptos"/>
+          <w:sz w:val="24"/>
+          <w:szCs w:val="24"/>
+        </w:rPr>
+        <w:t>Writing everything in one file would make the application difficult to maintain as it grows. By separating responsibilities into different modules, the project becomes cleaner, more modular, and easier to debug.</w:t>
+      </w:r>
+    </w:p>
+    <w:p>
+      <w:pPr>
+        <w:rPr>
+          <w:rFonts w:ascii="Aptos" w:hAnsi="Aptos"/>
+          <w:sz w:val="24"/>
+          <w:szCs w:val="24"/>
+        </w:rPr>
+      </w:pPr>
+      <w:r>
+        <w:rPr>
+          <w:rFonts w:ascii="Aptos" w:hAnsi="Aptos"/>
+          <w:sz w:val="24"/>
+          <w:szCs w:val="24"/>
+        </w:rPr>
+        <w:pict w14:anchorId="770D27C4">
+          <v:rect id="_x0000_i1436" style="width:0;height:1.5pt" o:hralign="center" o:hrstd="t" o:hr="t" fillcolor="#a0a0a0" stroked="f"/>
+        </w:pict>
+      </w:r>
+    </w:p>
+    <w:p>
+      <w:pPr>
+        <w:rPr>
+          <w:rFonts w:ascii="Aptos" w:hAnsi="Aptos"/>
+          <w:b/>
+          <w:bCs/>
+          <w:sz w:val="24"/>
+          <w:szCs w:val="24"/>
+        </w:rPr>
+      </w:pPr>
+      <w:r>
+        <w:rPr>
+          <w:rFonts w:ascii="Aptos" w:hAnsi="Aptos"/>
+          <w:b/>
+          <w:bCs/>
+          <w:sz w:val="24"/>
+          <w:szCs w:val="24"/>
+        </w:rPr>
+        <w:t>Q14. Is your Smart AI Assistant an AI Agent?</w:t>
+      </w:r>
+    </w:p>
+    <w:p>
+      <w:pPr>
+        <w:rPr>
+          <w:rFonts w:ascii="Aptos" w:hAnsi="Aptos"/>
+          <w:sz w:val="24"/>
+          <w:szCs w:val="24"/>
+        </w:rPr>
+      </w:pPr>
+      <w:r>
+        <w:rPr>
+          <w:rFonts w:ascii="Aptos" w:hAnsi="Aptos"/>
+          <w:sz w:val="24"/>
+          <w:szCs w:val="24"/>
+        </w:rPr>
+        <w:t>It is a basic rule-based AI Agent. It demonstrates the core idea of an agent by making decisions about whether to use a local tool or the LLM. However, it is not a fully autonomous AI Agent because it uses predefined keyword rules instead of reasoning, planning, or automatic tool selection.</w:t>
+      </w:r>
+    </w:p>
+    <w:p>
+      <w:pPr>
+        <w:rPr>
+          <w:rFonts w:ascii="Aptos" w:hAnsi="Aptos"/>
+          <w:sz w:val="24"/>
+          <w:szCs w:val="24"/>
+        </w:rPr>
+      </w:pPr>
+      <w:r>
+        <w:rPr>
+          <w:rFonts w:ascii="Aptos" w:hAnsi="Aptos"/>
+          <w:sz w:val="24"/>
+          <w:szCs w:val="24"/>
+        </w:rPr>
+        <w:pict w14:anchorId="4EBB847C">
+          <v:rect id="_x0000_i1437" style="width:0;height:1.5pt" o:hralign="center" o:hrstd="t" o:hr="t" fillcolor="#a0a0a0" stroked="f"/>
+        </w:pict>
+      </w:r>
+    </w:p>
+    <w:p>
+      <w:pPr>
+        <w:rPr>
+          <w:rFonts w:ascii="Aptos" w:hAnsi="Aptos"/>
+          <w:b/>
+          <w:bCs/>
+          <w:sz w:val="24"/>
+          <w:szCs w:val="24"/>
+        </w:rPr>
+      </w:pPr>
+      <w:r>
+        <w:rPr>
+          <w:rFonts w:ascii="Aptos" w:hAnsi="Aptos"/>
+          <w:b/>
+          <w:bCs/>
+          <w:sz w:val="24"/>
+          <w:szCs w:val="24"/>
+        </w:rPr>
+        <w:t>Q15. What makes it different from your Day 2 Prompt Playground?</w:t>
+      </w:r>
+    </w:p>
+    <w:p>
+      <w:pPr>
+        <w:rPr>
+          <w:rFonts w:ascii="Aptos" w:hAnsi="Aptos"/>
+          <w:sz w:val="24"/>
+          <w:szCs w:val="24"/>
+        </w:rPr>
+      </w:pPr>
+      <w:r>
+        <w:rPr>
+          <w:rFonts w:ascii="Aptos" w:hAnsi="Aptos"/>
+          <w:sz w:val="24"/>
+          <w:szCs w:val="24"/>
+        </w:rPr>
+        <w:t xml:space="preserve">The Day 2 Prompt Playground changed the </w:t>
+      </w:r>
+      <w:proofErr w:type="spellStart"/>
+      <w:r>
+        <w:rPr>
+          <w:rFonts w:ascii="Aptos" w:hAnsi="Aptos"/>
+          <w:sz w:val="24"/>
+          <w:szCs w:val="24"/>
+        </w:rPr>
+        <w:t>behavior</w:t>
+      </w:r>
+      <w:proofErr w:type="spellEnd"/>
+      <w:r>
+        <w:rPr>
+          <w:rFonts w:ascii="Aptos" w:hAnsi="Aptos"/>
+          <w:sz w:val="24"/>
+          <w:szCs w:val="24"/>
+        </w:rPr>
+        <w:t xml:space="preserve"> of the LLM by selecting different system prompts, but every request was still sent to Gemini. In the Smart AI Assistant, the application first decides whether the task should be handled by a local tool or by Gemini. This introduces decision-making and tool usage, which are key characteristics of AI Agents.</w:t>
+      </w:r>
+    </w:p>
+    <w:p>
+      <w:pPr>
+        <w:rPr>
+          <w:rFonts w:ascii="Aptos" w:hAnsi="Aptos"/>
+          <w:sz w:val="24"/>
+          <w:szCs w:val="24"/>
+        </w:rPr>
+      </w:pPr>
+      <w:r>
+        <w:rPr>
+          <w:rFonts w:ascii="Aptos" w:hAnsi="Aptos"/>
+          <w:sz w:val="24"/>
+          <w:szCs w:val="24"/>
+        </w:rPr>
+        <w:pict w14:anchorId="0AD673AC">
+          <v:rect id="_x0000_i1438" style="width:0;height:1.5pt" o:hralign="center" o:hrstd="t" o:hr="t" fillcolor="#a0a0a0" stroked="f"/>
+        </w:pict>
+      </w:r>
+    </w:p>
+    <w:p>
+      <w:pPr>
+        <w:rPr>
+          <w:rFonts w:ascii="Aptos" w:hAnsi="Aptos"/>
+          <w:b/>
+          <w:bCs/>
+          <w:sz w:val="24"/>
+          <w:szCs w:val="24"/>
+        </w:rPr>
+      </w:pPr>
+      <w:r>
+        <w:rPr>
+          <w:rFonts w:ascii="Aptos" w:hAnsi="Aptos"/>
+          <w:b/>
+          <w:bCs/>
+          <w:sz w:val="24"/>
+          <w:szCs w:val="24"/>
+        </w:rPr>
+        <w:t>Q16. Why is this called a Tool-Aware Assistant?</w:t>
+      </w:r>
+    </w:p>
+    <w:p>
+      <w:pPr>
+        <w:rPr>
+          <w:rFonts w:ascii="Aptos" w:hAnsi="Aptos"/>
+          <w:sz w:val="24"/>
+          <w:szCs w:val="24"/>
+        </w:rPr>
+      </w:pPr>
+      <w:r>
+        <w:rPr>
+          <w:rFonts w:ascii="Aptos" w:hAnsi="Aptos"/>
+          <w:sz w:val="24"/>
+          <w:szCs w:val="24"/>
+        </w:rPr>
+        <w:t>It is called Tool-Aware because the application knows about multiple local tools and can decide when to use them instead of always relying on the LLM. This awareness of available tools is one of the first steps toward building AI Agents.</w:t>
+      </w:r>
+    </w:p>
+    <w:p>
+      <w:pPr>
+        <w:rPr>
+          <w:rFonts w:ascii="Aptos" w:hAnsi="Aptos"/>
+          <w:sz w:val="24"/>
+          <w:szCs w:val="24"/>
+        </w:rPr>
+      </w:pPr>
+      <w:r>
+        <w:rPr>
+          <w:rFonts w:ascii="Aptos" w:hAnsi="Aptos"/>
+          <w:sz w:val="24"/>
+          <w:szCs w:val="24"/>
+        </w:rPr>
+        <w:pict w14:anchorId="6020532B">
+          <v:rect id="_x0000_i1439" style="width:0;height:1.5pt" o:hralign="center" o:hrstd="t" o:hr="t" fillcolor="#a0a0a0" stroked="f"/>
+        </w:pict>
+      </w:r>
+    </w:p>
+    <w:p>
+      <w:pPr>
+        <w:rPr>
+          <w:rFonts w:ascii="Aptos" w:hAnsi="Aptos"/>
+          <w:b/>
+          <w:bCs/>
+          <w:sz w:val="24"/>
+          <w:szCs w:val="24"/>
+        </w:rPr>
+      </w:pPr>
+      <w:r>
+        <w:rPr>
+          <w:rFonts w:ascii="Aptos" w:hAnsi="Aptos"/>
+          <w:b/>
+          <w:bCs/>
+          <w:sz w:val="24"/>
+          <w:szCs w:val="24"/>
+        </w:rPr>
+        <w:t>Q17. Why is this not a fully autonomous AI Agent?</w:t>
+      </w:r>
+    </w:p>
+    <w:p>
+      <w:pPr>
+        <w:rPr>
+          <w:rFonts w:ascii="Aptos" w:hAnsi="Aptos"/>
+          <w:sz w:val="24"/>
+          <w:szCs w:val="24"/>
+        </w:rPr>
+      </w:pPr>
+      <w:r>
+        <w:rPr>
+          <w:rFonts w:ascii="Aptos" w:hAnsi="Aptos"/>
+          <w:sz w:val="24"/>
+          <w:szCs w:val="24"/>
+        </w:rPr>
+        <w:t xml:space="preserve">The application uses simple keyword-based rules to select tools. A fully autonomous AI Agent would </w:t>
+      </w:r>
+      <w:proofErr w:type="spellStart"/>
+      <w:r>
+        <w:rPr>
+          <w:rFonts w:ascii="Aptos" w:hAnsi="Aptos"/>
+          <w:sz w:val="24"/>
+          <w:szCs w:val="24"/>
+        </w:rPr>
+        <w:t>analyze</w:t>
+      </w:r>
+      <w:proofErr w:type="spellEnd"/>
+      <w:r>
+        <w:rPr>
+          <w:rFonts w:ascii="Aptos" w:hAnsi="Aptos"/>
+          <w:sz w:val="24"/>
+          <w:szCs w:val="24"/>
+        </w:rPr>
+        <w:t xml:space="preserve"> the user's request, reason about which tool is most appropriate, possibly use multiple tools, maintain memory, and make decisions dynamically rather than relying on predefined conditions.</w:t>
+      </w:r>
+    </w:p>
+    <w:p>
+      <w:pPr>
+        <w:rPr>
+          <w:rFonts w:ascii="Aptos" w:hAnsi="Aptos"/>
+          <w:sz w:val="24"/>
+          <w:szCs w:val="24"/>
+        </w:rPr>
+      </w:pPr>
+      <w:r>
+        <w:rPr>
+          <w:rFonts w:ascii="Aptos" w:hAnsi="Aptos"/>
+          <w:sz w:val="24"/>
+          <w:szCs w:val="24"/>
+        </w:rPr>
+        <w:pict w14:anchorId="53236F9D">
+          <v:rect id="_x0000_i1440" style="width:0;height:1.5pt" o:hralign="center" o:hrstd="t" o:hr="t" fillcolor="#a0a0a0" stroked="f"/>
+        </w:pict>
+      </w:r>
+    </w:p>
+    <w:p>
+      <w:pPr>
+        <w:rPr>
+          <w:rFonts w:ascii="Aptos" w:hAnsi="Aptos"/>
+          <w:b/>
+          <w:bCs/>
+          <w:sz w:val="24"/>
+          <w:szCs w:val="24"/>
+        </w:rPr>
+      </w:pPr>
+      <w:r>
+        <w:rPr>
+          <w:rFonts w:ascii="Aptos" w:hAnsi="Aptos"/>
+          <w:b/>
+          <w:bCs/>
+          <w:sz w:val="24"/>
+          <w:szCs w:val="24"/>
+        </w:rPr>
+        <w:t>Q18. How will you improve this project in the future?</w:t>
+      </w:r>
+    </w:p>
+    <w:p>
+      <w:pPr>
+        <w:rPr>
+          <w:rFonts w:ascii="Aptos" w:hAnsi="Aptos"/>
+          <w:sz w:val="24"/>
+          <w:szCs w:val="24"/>
+        </w:rPr>
+      </w:pPr>
+      <w:r>
+        <w:rPr>
+          <w:rFonts w:ascii="Aptos" w:hAnsi="Aptos"/>
+          <w:sz w:val="24"/>
+          <w:szCs w:val="24"/>
+        </w:rPr>
+        <w:lastRenderedPageBreak/>
+        <w:t xml:space="preserve">I plan to replace the keyword-based routing with LLM Function Calling or </w:t>
+      </w:r>
+      <w:proofErr w:type="spellStart"/>
+      <w:r>
+        <w:rPr>
+          <w:rFonts w:ascii="Aptos" w:hAnsi="Aptos"/>
+          <w:sz w:val="24"/>
+          <w:szCs w:val="24"/>
+        </w:rPr>
+        <w:t>LangChain</w:t>
+      </w:r>
+      <w:proofErr w:type="spellEnd"/>
+      <w:r>
+        <w:rPr>
+          <w:rFonts w:ascii="Aptos" w:hAnsi="Aptos"/>
+          <w:sz w:val="24"/>
+          <w:szCs w:val="24"/>
+        </w:rPr>
+        <w:t xml:space="preserve"> tools so that the model itself can determine which tool to use. I also want to add conversation memory, support multiple tools in a single request, and build multi-step workflows using </w:t>
+      </w:r>
+      <w:proofErr w:type="spellStart"/>
+      <w:r>
+        <w:rPr>
+          <w:rFonts w:ascii="Aptos" w:hAnsi="Aptos"/>
+          <w:sz w:val="24"/>
+          <w:szCs w:val="24"/>
+        </w:rPr>
+        <w:t>LangGraph</w:t>
+      </w:r>
+      <w:proofErr w:type="spellEnd"/>
+      <w:r>
+        <w:rPr>
+          <w:rFonts w:ascii="Aptos" w:hAnsi="Aptos"/>
+          <w:sz w:val="24"/>
+          <w:szCs w:val="24"/>
+        </w:rPr>
+        <w:t>.</w:t>
+      </w:r>
+    </w:p>
+    <w:p>
+      <w:pPr>
+        <w:rPr>
+          <w:rFonts w:ascii="Aptos" w:hAnsi="Aptos"/>
+          <w:sz w:val="24"/>
+          <w:szCs w:val="24"/>
+        </w:rPr>
+      </w:pPr>
+      <w:r>
+        <w:rPr>
+          <w:rFonts w:ascii="Aptos" w:hAnsi="Aptos"/>
+          <w:sz w:val="24"/>
+          <w:szCs w:val="24"/>
+        </w:rPr>
+        <w:pict w14:anchorId="1DC0D1AE">
+          <v:rect id="_x0000_i1442" style="width:0;height:1.5pt" o:hralign="center" o:hrstd="t" o:hr="t" fillcolor="#a0a0a0" stroked="f"/>
+        </w:pict>
+      </w:r>
+    </w:p>
+    <w:p>
+      <w:pPr>
+        <w:rPr>
+          <w:rFonts w:ascii="Aptos" w:hAnsi="Aptos"/>
+          <w:b/>
+          <w:bCs/>
+          <w:sz w:val="24"/>
+          <w:szCs w:val="24"/>
+        </w:rPr>
+      </w:pPr>
+      <w:r>
+        <w:rPr>
+          <w:rFonts w:ascii="Aptos" w:hAnsi="Aptos"/>
+          <w:b/>
+          <w:bCs/>
+          <w:sz w:val="24"/>
+          <w:szCs w:val="24"/>
+        </w:rPr>
+        <w:t>Q19. What challenges did you face while building this project?</w:t>
+      </w:r>
+    </w:p>
+    <w:p>
+      <w:pPr>
+        <w:rPr>
+          <w:rFonts w:ascii="Aptos" w:hAnsi="Aptos"/>
+          <w:sz w:val="24"/>
+          <w:szCs w:val="24"/>
+        </w:rPr>
+      </w:pPr>
+      <w:r>
+        <w:rPr>
+          <w:rFonts w:ascii="Aptos" w:hAnsi="Aptos"/>
+          <w:sz w:val="24"/>
+          <w:szCs w:val="24"/>
+        </w:rPr>
+        <w:t xml:space="preserve">One challenge was that the calculator initially received the entire user input, such as "Calculate 2 + 3", instead of just the mathematical expression. This caused a syntax error because Python's </w:t>
+      </w:r>
+      <w:proofErr w:type="gramStart"/>
+      <w:r>
+        <w:rPr>
+          <w:rFonts w:ascii="Aptos" w:hAnsi="Aptos"/>
+          <w:sz w:val="24"/>
+          <w:szCs w:val="24"/>
+        </w:rPr>
+        <w:t>eval(</w:t>
+      </w:r>
+      <w:proofErr w:type="gramEnd"/>
+      <w:r>
+        <w:rPr>
+          <w:rFonts w:ascii="Aptos" w:hAnsi="Aptos"/>
+          <w:sz w:val="24"/>
+          <w:szCs w:val="24"/>
+        </w:rPr>
+        <w:t>) function could not process the word "Calculate". I solved this by extracting only the expression before passing it to the calculator function.</w:t>
+      </w:r>
+    </w:p>
+    <w:p>
+      <w:pPr>
+        <w:rPr>
+          <w:rFonts w:ascii="Aptos" w:hAnsi="Aptos"/>
+          <w:sz w:val="24"/>
+          <w:szCs w:val="24"/>
+        </w:rPr>
+      </w:pPr>
+      <w:r>
+        <w:rPr>
+          <w:rFonts w:ascii="Aptos" w:hAnsi="Aptos"/>
+          <w:sz w:val="24"/>
+          <w:szCs w:val="24"/>
+        </w:rPr>
+        <w:pict w14:anchorId="0938C034">
+          <v:rect id="_x0000_i1443" style="width:0;height:1.5pt" o:hralign="center" o:hrstd="t" o:hr="t" fillcolor="#a0a0a0" stroked="f"/>
+        </w:pict>
+      </w:r>
+    </w:p>
+    <w:p>
+      <w:pPr>
+        <w:rPr>
+          <w:rFonts w:ascii="Aptos" w:hAnsi="Aptos"/>
+          <w:b/>
+          <w:bCs/>
+          <w:sz w:val="24"/>
+          <w:szCs w:val="24"/>
+        </w:rPr>
+      </w:pPr>
+      <w:r>
+        <w:rPr>
+          <w:rFonts w:ascii="Aptos" w:hAnsi="Aptos"/>
+          <w:b/>
+          <w:bCs/>
+          <w:sz w:val="24"/>
+          <w:szCs w:val="24"/>
+        </w:rPr>
+        <w:t>Q20. What did you learn from debugging the calculator?</w:t>
+      </w:r>
+    </w:p>
+    <w:p>
+      <w:pPr>
+        <w:rPr>
+          <w:rFonts w:ascii="Aptos" w:hAnsi="Aptos"/>
+          <w:sz w:val="24"/>
+          <w:szCs w:val="24"/>
+        </w:rPr>
+      </w:pPr>
+      <w:r>
+        <w:rPr>
+          <w:rFonts w:ascii="Aptos" w:hAnsi="Aptos"/>
+          <w:sz w:val="24"/>
+          <w:szCs w:val="24"/>
+        </w:rPr>
+        <w:t>I learned that user input and tool input are not always the same. Before calling a tool, the application often needs to preprocess the user's request and extract only the information required by that tool. This concept of input preprocessing is widely used in AI applications.</w:t>
+      </w:r>
+    </w:p>
+    <w:p>
+      <w:pPr>
+        <w:rPr>
+          <w:rFonts w:ascii="Aptos" w:hAnsi="Aptos"/>
+          <w:sz w:val="24"/>
+          <w:szCs w:val="24"/>
+        </w:rPr>
+      </w:pPr>
+      <w:r>
+        <w:rPr>
+          <w:rFonts w:ascii="Aptos" w:hAnsi="Aptos"/>
+          <w:sz w:val="24"/>
+          <w:szCs w:val="24"/>
+        </w:rPr>
+        <w:pict w14:anchorId="61324303">
+          <v:rect id="_x0000_i1444" style="width:0;height:1.5pt" o:hralign="center" o:hrstd="t" o:hr="t" fillcolor="#a0a0a0" stroked="f"/>
+        </w:pict>
+      </w:r>
+    </w:p>
+    <w:p>
+      <w:pPr>
+        <w:rPr>
+          <w:rFonts w:ascii="Aptos" w:hAnsi="Aptos"/>
+          <w:b/>
+          <w:bCs/>
+          <w:sz w:val="24"/>
+          <w:szCs w:val="24"/>
+        </w:rPr>
+      </w:pPr>
+      <w:r>
+        <w:rPr>
+          <w:rFonts w:ascii="Aptos" w:hAnsi="Aptos"/>
+          <w:b/>
+          <w:bCs/>
+          <w:sz w:val="24"/>
+          <w:szCs w:val="24"/>
+        </w:rPr>
+        <w:t>Q21. Why did you use keyword-based routing?</w:t>
+      </w:r>
+    </w:p>
+    <w:p>
+      <w:pPr>
+        <w:rPr>
+          <w:rFonts w:ascii="Aptos" w:hAnsi="Aptos"/>
+          <w:sz w:val="24"/>
+          <w:szCs w:val="24"/>
+        </w:rPr>
+      </w:pPr>
+      <w:r>
+        <w:rPr>
+          <w:rFonts w:ascii="Aptos" w:hAnsi="Aptos"/>
+          <w:sz w:val="24"/>
+          <w:szCs w:val="24"/>
+        </w:rPr>
+        <w:t xml:space="preserve">Keyword-based routing is simple, easy to understand, and sufficient for learning the concept of tool selection. My goal was to understand the architecture of AI Agents before moving to more advanced approaches like Function Calling and </w:t>
+      </w:r>
+      <w:proofErr w:type="spellStart"/>
+      <w:r>
+        <w:rPr>
+          <w:rFonts w:ascii="Aptos" w:hAnsi="Aptos"/>
+          <w:sz w:val="24"/>
+          <w:szCs w:val="24"/>
+        </w:rPr>
+        <w:t>LangChain</w:t>
+      </w:r>
+      <w:proofErr w:type="spellEnd"/>
+      <w:r>
+        <w:rPr>
+          <w:rFonts w:ascii="Aptos" w:hAnsi="Aptos"/>
+          <w:sz w:val="24"/>
+          <w:szCs w:val="24"/>
+        </w:rPr>
+        <w:t>, which automate this process.</w:t>
+      </w:r>
+    </w:p>
+    <w:p>
+      <w:pPr>
+        <w:rPr>
+          <w:rFonts w:ascii="Aptos" w:hAnsi="Aptos"/>
+          <w:sz w:val="24"/>
+          <w:szCs w:val="24"/>
+        </w:rPr>
+      </w:pPr>
+      <w:r>
+        <w:rPr>
+          <w:rFonts w:ascii="Aptos" w:hAnsi="Aptos"/>
+          <w:sz w:val="24"/>
+          <w:szCs w:val="24"/>
+        </w:rPr>
+        <w:pict w14:anchorId="51828FE6">
+          <v:rect id="_x0000_i1446" style="width:0;height:1.5pt" o:hralign="center" o:hrstd="t" o:hr="t" fillcolor="#a0a0a0" stroked="f"/>
+        </w:pict>
+      </w:r>
+    </w:p>
+    <w:p>
+      <w:pPr>
+        <w:rPr>
+          <w:rFonts w:ascii="Aptos" w:hAnsi="Aptos"/>
+          <w:b/>
+          <w:bCs/>
+          <w:sz w:val="24"/>
+          <w:szCs w:val="24"/>
+        </w:rPr>
+      </w:pPr>
+      <w:r>
+        <w:rPr>
+          <w:rFonts w:ascii="Aptos" w:hAnsi="Aptos"/>
+          <w:b/>
+          <w:bCs/>
+          <w:sz w:val="24"/>
+          <w:szCs w:val="24"/>
+        </w:rPr>
+        <w:t>Q22. What are the limitations of keyword-based routing?</w:t>
+      </w:r>
+    </w:p>
+    <w:p>
+      <w:pPr>
+        <w:rPr>
+          <w:rFonts w:ascii="Aptos" w:hAnsi="Aptos"/>
+          <w:sz w:val="24"/>
+          <w:szCs w:val="24"/>
+        </w:rPr>
+      </w:pPr>
+      <w:r>
+        <w:rPr>
+          <w:rFonts w:ascii="Aptos" w:hAnsi="Aptos"/>
+          <w:sz w:val="24"/>
+          <w:szCs w:val="24"/>
+        </w:rPr>
+        <w:t>Keyword-based routing only works when the user's input matches predefined conditions. It cannot understand intent or handle many variations of the same request. As the number of tools grows, maintaining these rules also becomes difficult. That's why more advanced AI systems use LLM-based tool selection.</w:t>
+      </w:r>
+    </w:p>
+    <w:p>
+      <w:pPr>
+        <w:rPr>
+          <w:rFonts w:ascii="Aptos" w:hAnsi="Aptos"/>
+          <w:sz w:val="24"/>
+          <w:szCs w:val="24"/>
+        </w:rPr>
+      </w:pPr>
+      <w:r>
+        <w:rPr>
+          <w:rFonts w:ascii="Aptos" w:hAnsi="Aptos"/>
+          <w:sz w:val="24"/>
+          <w:szCs w:val="24"/>
+        </w:rPr>
+        <w:pict w14:anchorId="18D75003">
+          <v:rect id="_x0000_i1447" style="width:0;height:1.5pt" o:hralign="center" o:hrstd="t" o:hr="t" fillcolor="#a0a0a0" stroked="f"/>
+        </w:pict>
+      </w:r>
+    </w:p>
+    <w:p>
+      <w:pPr>
+        <w:rPr>
+          <w:rFonts w:ascii="Aptos" w:hAnsi="Aptos"/>
+          <w:b/>
+          <w:bCs/>
+          <w:sz w:val="24"/>
+          <w:szCs w:val="24"/>
+        </w:rPr>
+      </w:pPr>
+      <w:r>
+        <w:rPr>
+          <w:rFonts w:ascii="Aptos" w:hAnsi="Aptos"/>
+          <w:b/>
+          <w:bCs/>
+          <w:sz w:val="24"/>
+          <w:szCs w:val="24"/>
+        </w:rPr>
+        <w:t>Q23. What is the biggest learning from this project?</w:t>
+      </w:r>
+    </w:p>
+    <w:p>
+      <w:pPr>
+        <w:rPr>
+          <w:rFonts w:ascii="Aptos" w:hAnsi="Aptos"/>
+          <w:sz w:val="24"/>
+          <w:szCs w:val="24"/>
+        </w:rPr>
+      </w:pPr>
+      <w:r>
+        <w:rPr>
+          <w:rFonts w:ascii="Aptos" w:hAnsi="Aptos"/>
+          <w:sz w:val="24"/>
+          <w:szCs w:val="24"/>
+        </w:rPr>
+        <w:t>The biggest learning was understanding that an LLM alone is not enough to build an AI Agent. An intelligent system must first decide how to solve a problem, use the appropriate tools when necessary, and rely on the LLM only for tasks that require language understanding. This project helped me move from building chatbots to understanding the architecture of Agentic AI systems.</w:t>
+      </w:r>
+    </w:p>
+    <w:p>
+      <w:pPr>
+        <w:rPr>
+          <w:rFonts w:ascii="Aptos" w:hAnsi="Aptos"/>
+          <w:sz w:val="24"/>
+          <w:szCs w:val="24"/>
+        </w:rPr>
+      </w:pPr>
+    </w:p>
     <w:sectPr>
       <w:pgSz w:w="11906" w:h="16838"/>
       <w:pgMar w:top="1440" w:right="1440" w:bottom="1440" w:left="1440" w:header="708" w:footer="708" w:gutter="0"/>
@@ -9730,6 +10958,155 @@
     </w:lvl>
   </w:abstractNum>
   <w:abstractNum w:abstractNumId="3" w15:restartNumberingAfterBreak="0">
+    <w:nsid w:val="246744F6"/>
+    <w:multiLevelType w:val="multilevel"/>
+    <w:tmpl w:val="883CC90E"/>
+    <w:lvl w:ilvl="0">
+      <w:start w:val="1"/>
+      <w:numFmt w:val="bullet"/>
+      <w:lvlText w:val=""/>
+      <w:lvlJc w:val="left"/>
+      <w:pPr>
+        <w:tabs>
+          <w:tab w:val="num" w:pos="720"/>
+        </w:tabs>
+        <w:ind w:left="720" w:hanging="360"/>
+      </w:pPr>
+      <w:rPr>
+        <w:rFonts w:ascii="Symbol" w:hAnsi="Symbol" w:hint="default"/>
+        <w:sz w:val="20"/>
+      </w:rPr>
+    </w:lvl>
+    <w:lvl w:ilvl="1" w:tentative="1">
+      <w:start w:val="1"/>
+      <w:numFmt w:val="bullet"/>
+      <w:lvlText w:val="o"/>
+      <w:lvlJc w:val="left"/>
+      <w:pPr>
+        <w:tabs>
+          <w:tab w:val="num" w:pos="1440"/>
+        </w:tabs>
+        <w:ind w:left="1440" w:hanging="360"/>
+      </w:pPr>
+      <w:rPr>
+        <w:rFonts w:ascii="Courier New" w:hAnsi="Courier New" w:hint="default"/>
+        <w:sz w:val="20"/>
+      </w:rPr>
+    </w:lvl>
+    <w:lvl w:ilvl="2" w:tentative="1">
+      <w:start w:val="1"/>
+      <w:numFmt w:val="bullet"/>
+      <w:lvlText w:val=""/>
+      <w:lvlJc w:val="left"/>
+      <w:pPr>
+        <w:tabs>
+          <w:tab w:val="num" w:pos="2160"/>
+        </w:tabs>
+        <w:ind w:left="2160" w:hanging="360"/>
+      </w:pPr>
+      <w:rPr>
+        <w:rFonts w:ascii="Wingdings" w:hAnsi="Wingdings" w:hint="default"/>
+        <w:sz w:val="20"/>
+      </w:rPr>
+    </w:lvl>
+    <w:lvl w:ilvl="3" w:tentative="1">
+      <w:start w:val="1"/>
+      <w:numFmt w:val="bullet"/>
+      <w:lvlText w:val=""/>
+      <w:lvlJc w:val="left"/>
+      <w:pPr>
+        <w:tabs>
+          <w:tab w:val="num" w:pos="2880"/>
+        </w:tabs>
+        <w:ind w:left="2880" w:hanging="360"/>
+      </w:pPr>
+      <w:rPr>
+        <w:rFonts w:ascii="Wingdings" w:hAnsi="Wingdings" w:hint="default"/>
+        <w:sz w:val="20"/>
+      </w:rPr>
+    </w:lvl>
+    <w:lvl w:ilvl="4" w:tentative="1">
+      <w:start w:val="1"/>
+      <w:numFmt w:val="bullet"/>
+      <w:lvlText w:val=""/>
+      <w:lvlJc w:val="left"/>
+      <w:pPr>
+        <w:tabs>
+          <w:tab w:val="num" w:pos="3600"/>
+        </w:tabs>
+        <w:ind w:left="3600" w:hanging="360"/>
+      </w:pPr>
+      <w:rPr>
+        <w:rFonts w:ascii="Wingdings" w:hAnsi="Wingdings" w:hint="default"/>
+        <w:sz w:val="20"/>
+      </w:rPr>
+    </w:lvl>
+    <w:lvl w:ilvl="5" w:tentative="1">
+      <w:start w:val="1"/>
+      <w:numFmt w:val="bullet"/>
+      <w:lvlText w:val=""/>
+      <w:lvlJc w:val="left"/>
+      <w:pPr>
+        <w:tabs>
+          <w:tab w:val="num" w:pos="4320"/>
+        </w:tabs>
+        <w:ind w:left="4320" w:hanging="360"/>
+      </w:pPr>
+      <w:rPr>
+        <w:rFonts w:ascii="Wingdings" w:hAnsi="Wingdings" w:hint="default"/>
+        <w:sz w:val="20"/>
+      </w:rPr>
+    </w:lvl>
+    <w:lvl w:ilvl="6" w:tentative="1">
+      <w:start w:val="1"/>
+      <w:numFmt w:val="bullet"/>
+      <w:lvlText w:val=""/>
+      <w:lvlJc w:val="left"/>
+      <w:pPr>
+        <w:tabs>
+          <w:tab w:val="num" w:pos="5040"/>
+        </w:tabs>
+        <w:ind w:left="5040" w:hanging="360"/>
+      </w:pPr>
+      <w:rPr>
+        <w:rFonts w:ascii="Wingdings" w:hAnsi="Wingdings" w:hint="default"/>
+        <w:sz w:val="20"/>
+      </w:rPr>
+    </w:lvl>
+    <w:lvl w:ilvl="7" w:tentative="1">
+      <w:start w:val="1"/>
+      <w:numFmt w:val="bullet"/>
+      <w:lvlText w:val=""/>
+      <w:lvlJc w:val="left"/>
+      <w:pPr>
+        <w:tabs>
+          <w:tab w:val="num" w:pos="5760"/>
+        </w:tabs>
+        <w:ind w:left="5760" w:hanging="360"/>
+      </w:pPr>
+      <w:rPr>
+        <w:rFonts w:ascii="Wingdings" w:hAnsi="Wingdings" w:hint="default"/>
+        <w:sz w:val="20"/>
+      </w:rPr>
+    </w:lvl>
+    <w:lvl w:ilvl="8" w:tentative="1">
+      <w:start w:val="1"/>
+      <w:numFmt w:val="bullet"/>
+      <w:lvlText w:val=""/>
+      <w:lvlJc w:val="left"/>
+      <w:pPr>
+        <w:tabs>
+          <w:tab w:val="num" w:pos="6480"/>
+        </w:tabs>
+        <w:ind w:left="6480" w:hanging="360"/>
+      </w:pPr>
+      <w:rPr>
+        <w:rFonts w:ascii="Wingdings" w:hAnsi="Wingdings" w:hint="default"/>
+        <w:sz w:val="20"/>
+      </w:rPr>
+    </w:lvl>
+  </w:abstractNum>
+  <w:abstractNum w:abstractNumId="4" w15:restartNumberingAfterBreak="0">
     <w:nsid w:val="2AD90947"/>
     <w:multiLevelType w:val="hybridMultilevel"/>
     <w:tmpl w:val="386AC54A"/>
@@ -9842,7 +11219,120 @@
       </w:rPr>
     </w:lvl>
   </w:abstractNum>
-  <w:abstractNum w:abstractNumId="4" w15:restartNumberingAfterBreak="0">
+  <w:abstractNum w:abstractNumId="5" w15:restartNumberingAfterBreak="0">
+    <w:nsid w:val="2B7F73EC"/>
+    <w:multiLevelType w:val="multilevel"/>
+    <w:tmpl w:val="C9C2BC8C"/>
+    <w:lvl w:ilvl="0">
+      <w:start w:val="1"/>
+      <w:numFmt w:val="decimal"/>
+      <w:lvlText w:val="%1."/>
+      <w:lvlJc w:val="left"/>
+      <w:pPr>
+        <w:tabs>
+          <w:tab w:val="num" w:pos="720"/>
+        </w:tabs>
+        <w:ind w:left="720" w:hanging="360"/>
+      </w:pPr>
+    </w:lvl>
+    <w:lvl w:ilvl="1" w:tentative="1">
+      <w:start w:val="1"/>
+      <w:numFmt w:val="decimal"/>
+      <w:lvlText w:val="%2."/>
+      <w:lvlJc w:val="left"/>
+      <w:pPr>
+        <w:tabs>
+          <w:tab w:val="num" w:pos="1440"/>
+        </w:tabs>
+        <w:ind w:left="1440" w:hanging="360"/>
+      </w:pPr>
+    </w:lvl>
+    <w:lvl w:ilvl="2" w:tentative="1">
+      <w:start w:val="1"/>
+      <w:numFmt w:val="decimal"/>
+      <w:lvlText w:val="%3."/>
+      <w:lvlJc w:val="left"/>
+      <w:pPr>
+        <w:tabs>
+          <w:tab w:val="num" w:pos="2160"/>
+        </w:tabs>
+        <w:ind w:left="2160" w:hanging="360"/>
+      </w:pPr>
+    </w:lvl>
+    <w:lvl w:ilvl="3" w:tentative="1">
+      <w:start w:val="1"/>
+      <w:numFmt w:val="decimal"/>
+      <w:lvlText w:val="%4."/>
+      <w:lvlJc w:val="left"/>
+      <w:pPr>
+        <w:tabs>
+          <w:tab w:val="num" w:pos="2880"/>
+        </w:tabs>
+        <w:ind w:left="2880" w:hanging="360"/>
+      </w:pPr>
+    </w:lvl>
+    <w:lvl w:ilvl="4" w:tentative="1">
+      <w:start w:val="1"/>
+      <w:numFmt w:val="decimal"/>
+      <w:lvlText w:val="%5."/>
+      <w:lvlJc w:val="left"/>
+      <w:pPr>
+        <w:tabs>
+          <w:tab w:val="num" w:pos="3600"/>
+        </w:tabs>
+        <w:ind w:left="3600" w:hanging="360"/>
+      </w:pPr>
+    </w:lvl>
+    <w:lvl w:ilvl="5" w:tentative="1">
+      <w:start w:val="1"/>
+      <w:numFmt w:val="decimal"/>
+      <w:lvlText w:val="%6."/>
+      <w:lvlJc w:val="left"/>
+      <w:pPr>
+        <w:tabs>
+          <w:tab w:val="num" w:pos="4320"/>
+        </w:tabs>
+        <w:ind w:left="4320" w:hanging="360"/>
+      </w:pPr>
+    </w:lvl>
+    <w:lvl w:ilvl="6" w:tentative="1">
+      <w:start w:val="1"/>
+      <w:numFmt w:val="decimal"/>
+      <w:lvlText w:val="%7."/>
+      <w:lvlJc w:val="left"/>
+      <w:pPr>
+        <w:tabs>
+          <w:tab w:val="num" w:pos="5040"/>
+        </w:tabs>
+        <w:ind w:left="5040" w:hanging="360"/>
+      </w:pPr>
+    </w:lvl>
+    <w:lvl w:ilvl="7" w:tentative="1">
+      <w:start w:val="1"/>
+      <w:numFmt w:val="decimal"/>
+      <w:lvlText w:val="%8."/>
+      <w:lvlJc w:val="left"/>
+      <w:pPr>
+        <w:tabs>
+          <w:tab w:val="num" w:pos="5760"/>
+        </w:tabs>
+        <w:ind w:left="5760" w:hanging="360"/>
+      </w:pPr>
+    </w:lvl>
+    <w:lvl w:ilvl="8" w:tentative="1">
+      <w:start w:val="1"/>
+      <w:numFmt w:val="decimal"/>
+      <w:lvlText w:val="%9."/>
+      <w:lvlJc w:val="left"/>
+      <w:pPr>
+        <w:tabs>
+          <w:tab w:val="num" w:pos="6480"/>
+        </w:tabs>
+        <w:ind w:left="6480" w:hanging="360"/>
+      </w:pPr>
+    </w:lvl>
+  </w:abstractNum>
+  <w:abstractNum w:abstractNumId="6" w15:restartNumberingAfterBreak="0">
     <w:nsid w:val="58207E50"/>
     <w:multiLevelType w:val="hybridMultilevel"/>
     <w:tmpl w:val="E312D04C"/>
@@ -9958,16 +11448,22 @@
     <w:abstractNumId w:val="1"/>
   </w:num>
   <w:num w:numId="2" w16cid:durableId="1438334540">
-    <w:abstractNumId w:val="3"/>
+    <w:abstractNumId w:val="4"/>
   </w:num>
   <w:num w:numId="3" w16cid:durableId="1644390232">
-    <w:abstractNumId w:val="4"/>
+    <w:abstractNumId w:val="6"/>
   </w:num>
   <w:num w:numId="4" w16cid:durableId="1011569676">
     <w:abstractNumId w:val="2"/>
   </w:num>
   <w:num w:numId="5" w16cid:durableId="1107576093">
     <w:abstractNumId w:val="0"/>
+  </w:num>
+  <w:num w:numId="6" w16cid:durableId="1733771035">
+    <w:abstractNumId w:val="5"/>
+  </w:num>
+  <w:num w:numId="7" w16cid:durableId="1741248576">
+    <w:abstractNumId w:val="3"/>
   </w:num>
 </w:numbering>
 </file>
